--- a/docs/BaoCao_CoTuongAI_Negamax.docx
+++ b/docs/BaoCao_CoTuongAI_Negamax.docx
@@ -60,7 +60,7 @@
           <w:sz w:val="30"/>
           <w:szCs w:val="30"/>
         </w:rPr>
-        <w:t xml:space="preserve">Đề tài: CỜ TƯỚNG AI — NEGAMAX, ALPHA-BETA VÀ ALPHA-BETA CẢI TIẾN</w:t>
+        <w:t xml:space="preserve">Đề tài: CỜ TƯỚNG AI — MINIMAX, NEGAMAX, ALPHA-BETA VÀ ALPHA-BETA CẢI TIẾN</w:t>
       </w:r>
     </w:p>
     <w:p>
@@ -556,7 +556,7 @@
           <w:b/>
           <w:bCs/>
         </w:rPr>
-        <w:t xml:space="preserve">ba thuật toán</w:t>
+        <w:t xml:space="preserve">bốn thuật toán</w:t>
       </w:r>
       <w:r>
         <w:t xml:space="preserve"> trên </w:t>
@@ -587,10 +587,10 @@
           <w:b/>
           <w:bCs/>
         </w:rPr>
-        <w:t xml:space="preserve">Negamax</w:t>
-      </w:r>
-      <w:r>
-        <w:t xml:space="preserve"> — duyệt toàn bộ cây trò chơi tới độ sâu cho trước; là "chuẩn đối chiếu" về tính đúng.</w:t>
+        <w:t xml:space="preserve">Minimax</w:t>
+      </w:r>
+      <w:r>
+        <w:t xml:space="preserve"> — thuật toán gốc của giáo trình với hai hàm MAX/MIN, duyệt toàn bộ cây trò chơi tới độ sâu cho trước.</w:t>
       </w:r>
     </w:p>
     <w:p>
@@ -608,20 +608,10 @@
           <w:b/>
           <w:bCs/>
         </w:rPr>
-        <w:t xml:space="preserve">Alpha-Beta</w:t>
-      </w:r>
-      <w:r>
-        <w:t xml:space="preserve"> (dạng Negamax) — cùng vòng lặp với Negamax, chỉ khác ở </w:t>
-      </w:r>
-      <w:r>
-        <w:rPr>
-          <w:b/>
-          <w:bCs/>
-        </w:rPr>
-        <w:t xml:space="preserve">hàm cắt tỉa</w:t>
-      </w:r>
-      <w:r>
-        <w:t xml:space="preserve">; cho kết quả giống hệt nhưng duyệt ít nút hơn hàng trăm lần.</w:t>
+        <w:t xml:space="preserve">Negamax</w:t>
+      </w:r>
+      <w:r>
+        <w:t xml:space="preserve"> — cách viết gọn của Minimax bằng một hàm duy nhất; cho kết quả giống hệt Minimax và là "chuẩn đối chiếu" về tính đúng cho các thuật toán sau.</w:t>
       </w:r>
     </w:p>
     <w:p>
@@ -639,6 +629,37 @@
           <w:b/>
           <w:bCs/>
         </w:rPr>
+        <w:t xml:space="preserve">Alpha-Beta</w:t>
+      </w:r>
+      <w:r>
+        <w:t xml:space="preserve"> (dạng Negamax) — cùng vòng lặp với Negamax, chỉ khác ở </w:t>
+      </w:r>
+      <w:r>
+        <w:rPr>
+          <w:b/>
+          <w:bCs/>
+        </w:rPr>
+        <w:t xml:space="preserve">hàm cắt tỉa</w:t>
+      </w:r>
+      <w:r>
+        <w:t xml:space="preserve">; cho kết quả giống hệt nhưng duyệt ít nút hơn hàng trăm lần.</w:t>
+      </w:r>
+    </w:p>
+    <w:p>
+      <w:pPr>
+        <w:pStyle w:val="ListParagraph"/>
+        <w:numPr>
+          <w:ilvl w:val="0"/>
+          <w:numId w:val="2"/>
+        </w:numPr>
+        <w:spacing w:after="60" w:line="300"/>
+        <w:jc w:val="both"/>
+      </w:pPr>
+      <w:r>
+        <w:rPr>
+          <w:b/>
+          <w:bCs/>
+        </w:rPr>
         <w:t xml:space="preserve">Alpha-Beta cải tiến</w:t>
       </w:r>
       <w:r>
@@ -743,7 +764,7 @@
         <w:t xml:space="preserve">Chương 3 — Thiết kế và cài đặt:</w:t>
       </w:r>
       <w:r>
-        <w:t xml:space="preserve"> kiến trúc, luật chơi, hàm đánh giá, khung tìm kiếm dùng chung và cài đặt chi tiết ba thuật toán.</w:t>
+        <w:t xml:space="preserve"> kiến trúc, luật chơi, hàm đánh giá, khung tìm kiếm dùng chung và cài đặt chi tiết bốn thuật toán.</w:t>
       </w:r>
     </w:p>
     <w:p>
@@ -2949,10 +2970,10 @@
           <w:b/>
           <w:bCs/>
         </w:rPr>
-        <w:t xml:space="preserve">ba thuật toán</w:t>
-      </w:r>
-      <w:r>
-        <w:t xml:space="preserve"> — Negamax, Alpha-Beta, Alpha-Beta cải tiến — trên </w:t>
+        <w:t xml:space="preserve">bốn thuật toán</w:t>
+      </w:r>
+      <w:r>
+        <w:t xml:space="preserve"> — Minimax, Negamax, Alpha-Beta, Alpha-Beta cải tiến — trên </w:t>
       </w:r>
       <w:r>
         <w:rPr>
@@ -2990,7 +3011,7 @@
         <w:jc w:val="both"/>
       </w:pPr>
       <w:r>
-        <w:t xml:space="preserve">Đo đạc, so sánh ba thuật toán.</w:t>
+        <w:t xml:space="preserve">Đo đạc, so sánh bốn thuật toán.</w:t>
       </w:r>
     </w:p>
     <w:p>
@@ -4670,7 +4691,7 @@
         <w:jc w:val="both"/>
       </w:pPr>
       <w:r>
-        <w:t xml:space="preserve">Với b ≈ 40 và d = 8: 40^8 ≈ 6,5 × 10^12 nút — không thể thực hiện trên điện thoại. Minimax thuần chỉ khả thi tới độ sâu 3–4.</w:t>
+        <w:t xml:space="preserve">Với b ≈ 40 và d = 8: 40^8 ≈ 6,5 × 10^12 nút — không thể thực hiện trên điện thoại. Minimax thuần chỉ khả thi tới độ sâu 3–4. Đề tài cài đặt Minimax đúng theo giả mã trên (mục 3.6) để làm mốc so sánh.</w:t>
       </w:r>
     </w:p>
     <w:p>
@@ -7307,7 +7328,7 @@
         <w:jc w:val="both"/>
       </w:pPr>
       <w:r>
-        <w:t xml:space="preserve">Kết quả giống hệt Minimax nhưng chỉ duyệt 7/9 lá (11 thay vì 13 nút, kể cả gốc và nút trong — đúng như số đo trên chương trình ở mục 3.7.3). Nếu thứ tự các con của D là (2, 14, 5), nhánh D cũng bị cắt ngay sau lá đầu tiên — minh hoạ </w:t>
+        <w:t xml:space="preserve">Kết quả giống hệt Minimax nhưng chỉ duyệt 7/9 lá (11 thay vì 13 nút, kể cả gốc và nút trong — đúng như số đo trên chương trình ở mục 3.8.3). Nếu thứ tự các con của D là (2, 14, 5), nhánh D cũng bị cắt ngay sau lá đầu tiên — minh hoạ </w:t>
       </w:r>
       <w:r>
         <w:rPr>
@@ -7633,7 +7654,7 @@
         <w:t xml:space="preserve">Alpha-Beta cải tiến</w:t>
       </w:r>
       <w:r>
-        <w:t xml:space="preserve"> của đề tài (cài đặt ở mục 3.8).</w:t>
+        <w:t xml:space="preserve"> của đề tài (cài đặt ở mục 3.9).</w:t>
       </w:r>
     </w:p>
     <w:p>
@@ -8501,7 +8522,7 @@
         <w:jc w:val="both"/>
       </w:pPr>
       <w:r>
-        <w:t xml:space="preserve">Riêng MVV-LVA (ưu tiên 2) là đủ đơn giản để dùng cả cho Alpha-Beta thuần: trong đề tài, Alpha-Beta thuần nhận các nước đã được sắp ăn quân lên trước ngay từ khi sinh (mục 3.7.2).</w:t>
+        <w:t xml:space="preserve">Riêng MVV-LVA (ưu tiên 2) là đủ đơn giản để dùng cả cho Alpha-Beta thuần: trong đề tài, Alpha-Beta thuần nhận các nước đã được sắp ăn quân lên trước ngay từ khi sinh (mục 3.8.2).</w:t>
       </w:r>
     </w:p>
     <w:p>
@@ -9839,7 +9860,7 @@
                 <w:sz w:val="18"/>
                 <w:szCs w:val="18"/>
               </w:rPr>
-              <w:t xml:space="preserve">Negamax</w:t>
+              <w:t xml:space="preserve">Minimax</w:t>
             </w:r>
             <w:r>
               <w:rPr>
@@ -9858,6 +9879,25 @@
                 <w:sz w:val="18"/>
                 <w:szCs w:val="18"/>
               </w:rPr>
+              <w:t xml:space="preserve">Negamax</w:t>
+            </w:r>
+            <w:r>
+              <w:rPr>
+                <w:b w:val="false"/>
+                <w:bCs w:val="false"/>
+                <w:sz w:val="21"/>
+                <w:szCs w:val="21"/>
+              </w:rPr>
+              <w:t xml:space="preserve">, </w:t>
+            </w:r>
+            <w:r>
+              <w:rPr>
+                <w:rFonts w:ascii="Consolas" w:cs="Consolas" w:eastAsia="Consolas" w:hAnsi="Consolas"/>
+                <w:b w:val="false"/>
+                <w:bCs w:val="false"/>
+                <w:sz w:val="18"/>
+                <w:szCs w:val="18"/>
+              </w:rPr>
               <w:t xml:space="preserve">AlphaBeta</w:t>
             </w:r>
           </w:p>
@@ -9898,7 +9938,7 @@
                 <w:sz w:val="21"/>
                 <w:szCs w:val="21"/>
               </w:rPr>
-              <w:t xml:space="preserve"> và hai thuật toán thuần — không biết gì về cờ tướng</w:t>
+              <w:t xml:space="preserve"> và ba thuật toán thuần — không biết gì về cờ tướng</w:t>
             </w:r>
           </w:p>
         </w:tc>
@@ -10295,7 +10335,7 @@
           <w:sz w:val="17"/>
           <w:szCs w:val="17"/>
         </w:rPr>
-        <w:t xml:space="preserve">ai          (GameState, GameSearch, Negamax, AlphaBeta)       → (không phụ thuộc gói nào)</w:t>
+        <w:t xml:space="preserve">ai          (GameState, GameSearch, Minimax, Negamax, AlphaBeta) → (không phụ thuộc gói nào)</w:t>
       </w:r>
     </w:p>
     <w:p>
@@ -10374,7 +10414,7 @@
         <w:t xml:space="preserve">javac</w:t>
       </w:r>
       <w:r>
-        <w:t xml:space="preserve"> thông thường, không có thư viện Android. Nhờ đó luật cờ và thuật toán kiểm thử được hoàn toàn trên máy tính (mục 3.10). Trong </w:t>
+        <w:t xml:space="preserve"> thông thường, không có thư viện Android. Nhờ đó luật cờ và thuật toán kiểm thử được hoàn toàn trên máy tính (mục 3.11). Trong </w:t>
       </w:r>
       <w:r>
         <w:rPr>
@@ -10440,7 +10480,7 @@
         <w:t xml:space="preserve">thuật toán</w:t>
       </w:r>
       <w:r>
-        <w:t xml:space="preserve"> (Alpha-Beta cải tiến / Negamax / Alpha-Beta) và </w:t>
+        <w:t xml:space="preserve"> (Alpha-Beta cải tiến / Minimax / Negamax / Alpha-Beta) và </w:t>
       </w:r>
       <w:r>
         <w:rPr>
@@ -10621,7 +10661,7 @@
         <w:jc w:val="both"/>
       </w:pPr>
       <w:r>
-        <w:t xml:space="preserve">Hình ảnh các bước này trên ứng dụng được trình bày ở mục 3.11.</w:t>
+        <w:t xml:space="preserve">Hình ảnh các bước này trên ứng dụng được trình bày ở mục 3.12.</w:t>
       </w:r>
     </w:p>
     <w:p>
@@ -12396,7 +12436,7 @@
         <w:t xml:space="preserve">bản chụp 90 ô</w:t>
       </w:r>
       <w:r>
-        <w:t xml:space="preserve"> sau nước đi, bên vừa đi, nước đó có chiếu hay có đuổi bắt không. Biên bản dùng cho luật lặp thế cờ (mục 3.3) và cho thuật toán cải tiến nhận ra các thế đã có trong ván (mục 3.8.5). Hai thế được coi là giống nhau khi cùng bên đi và cùng từng ô (</w:t>
+        <w:t xml:space="preserve"> sau nước đi, bên vừa đi, nước đó có chiếu hay có đuổi bắt không. Biên bản dùng cho luật lặp thế cờ (mục 3.3) và cho thuật toán cải tiến nhận ra các thế đã có trong ván (mục 3.9.5). Hai thế được coi là giống nhau khi cùng bên đi và cùng từng ô (</w:t>
       </w:r>
       <w:r>
         <w:rPr>
@@ -13491,7 +13531,7 @@
         <w:t xml:space="preserve">giả hợp lệ (pseudo-legal)</w:t>
       </w:r>
       <w:r>
-        <w:t xml:space="preserve"> và người gọi phải tự kiểm tra từng nước khi thực sự đi (mục 3.8.7).</w:t>
+        <w:t xml:space="preserve"> và người gọi phải tự kiểm tra từng nước khi thực sự đi (mục 3.9.7).</w:t>
       </w:r>
     </w:p>
     <w:p>
@@ -13604,7 +13644,7 @@
         <w:t xml:space="preserve">side</w:t>
       </w:r>
       <w:r>
-        <w:t xml:space="preserve"> — đúng yêu cầu của Negamax. Cả ba thuật toán dùng chung hàm này. Điểm gồm ba thành phần.</w:t>
+        <w:t xml:space="preserve"> — đúng yêu cầu của Negamax (Minimax tự đổi dấu ở nút MIN, mục 3.6.2). Cả bốn thuật toán dùng chung hàm này. Điểm gồm ba thành phần.</w:t>
       </w:r>
     </w:p>
     <w:p>
@@ -14028,7 +14068,7 @@
         <w:jc w:val="both"/>
       </w:pPr>
       <w:r>
-        <w:t xml:space="preserve">Ba thuật toán của đề tài có chung phần lớn nội dung: đều là Negamax, chỉ khác ở việc có cắt tỉa hay không và có các kỹ thuật bổ trợ hay không. Để thể hiện đúng điều đó trong mã nguồn, đề tài tổ chức phần AI theo </w:t>
+        <w:t xml:space="preserve">Bốn thuật toán của đề tài có chung phần lớn nội dung: Minimax và Negamax là hai cách viết của cùng một phép duyệt cây; Negamax, Alpha-Beta và Alpha-Beta cải tiến lại chỉ khác nhau ở việc có cắt tỉa hay không và có các kỹ thuật bổ trợ hay không. Để thể hiện đúng điều đó trong mã nguồn, đề tài tổ chức phần AI theo </w:t>
       </w:r>
       <w:r>
         <w:rPr>
@@ -14684,7 +14724,40 @@
         <w:t xml:space="preserve">một dòng</w:t>
       </w:r>
       <w:r>
-        <w:t xml:space="preserve"> — hàm cắt tỉa.</w:t>
+        <w:t xml:space="preserve"> — hàm cắt tỉa. Minimax dùng lại </w:t>
+      </w:r>
+      <w:r>
+        <w:rPr>
+          <w:rFonts w:ascii="Consolas" w:cs="Consolas" w:eastAsia="Consolas" w:hAnsi="Consolas"/>
+          <w:sz w:val="22"/>
+          <w:szCs w:val="22"/>
+        </w:rPr>
+        <w:t xml:space="preserve">Problem</w:t>
+      </w:r>
+      <w:r>
+        <w:t xml:space="preserve"> và </w:t>
+      </w:r>
+      <w:r>
+        <w:rPr>
+          <w:rFonts w:ascii="Consolas" w:cs="Consolas" w:eastAsia="Consolas" w:hAnsi="Consolas"/>
+          <w:sz w:val="22"/>
+          <w:szCs w:val="22"/>
+        </w:rPr>
+        <w:t xml:space="preserve">Node</w:t>
+      </w:r>
+      <w:r>
+        <w:t xml:space="preserve"> nhưng có hàm </w:t>
+      </w:r>
+      <w:r>
+        <w:rPr>
+          <w:rFonts w:ascii="Consolas" w:cs="Consolas" w:eastAsia="Consolas" w:hAnsi="Consolas"/>
+          <w:sz w:val="22"/>
+          <w:szCs w:val="22"/>
+        </w:rPr>
+        <w:t xml:space="preserve">search()</w:t>
+      </w:r>
+      <w:r>
+        <w:t xml:space="preserve"> riêng với hai hàm MAX/MIN (mục 3.6), vì khác biệt của nó với Negamax nằm ở chính vòng lặp.</w:t>
       </w:r>
     </w:p>
     <w:p>
@@ -14906,7 +14979,7 @@
         <w:t xml:space="preserve">ChessState</w:t>
       </w:r>
       <w:r>
-        <w:t xml:space="preserve"> (mục 3.6.2) là cài đặt cho cờ tướng.</w:t>
+        <w:t xml:space="preserve"> (mục 3.7.2) là cài đặt cho cờ tướng.</w:t>
       </w:r>
     </w:p>
     <w:p>
@@ -15267,7 +15340,7 @@
           <w:sz w:val="17"/>
           <w:szCs w:val="17"/>
         </w:rPr>
-        <w:t xml:space="preserve">        public int value;               // gia tri negamax, theo goc nhin ben dang di tai nut</w:t>
+        <w:t xml:space="preserve">        public int value;               // Negamax: theo goc nhin ben dang di tai nut; Minimax: theo goc nhin MAX</w:t>
       </w:r>
     </w:p>
     <w:p>
@@ -16019,7 +16092,7 @@
         <w:keepNext/>
       </w:pPr>
       <w:r>
-        <w:t xml:space="preserve">3.6. Thuật toán Negamax</w:t>
+        <w:t xml:space="preserve">3.6. Thuật toán Minimax</w:t>
       </w:r>
     </w:p>
     <w:p>
@@ -16037,7 +16110,17 @@
         <w:jc w:val="both"/>
       </w:pPr>
       <w:r>
-        <w:t xml:space="preserve">Với khung dùng chung, Negamax chỉ là một </w:t>
+        <w:t xml:space="preserve">Minimax được cài đặt </w:t>
+      </w:r>
+      <w:r>
+        <w:rPr>
+          <w:b/>
+          <w:bCs/>
+        </w:rPr>
+        <w:t xml:space="preserve">đúng như giả mã giáo trình</w:t>
+      </w:r>
+      <w:r>
+        <w:t xml:space="preserve"> (mục 2.2.2): hai hàm </w:t>
       </w:r>
       <w:r>
         <w:rPr>
@@ -16045,20 +16128,31 @@
           <w:sz w:val="22"/>
           <w:szCs w:val="22"/>
         </w:rPr>
-        <w:t xml:space="preserve">Problem</w:t>
-      </w:r>
-      <w:r>
-        <w:t xml:space="preserve"> có hàm cắt tỉa </w:t>
+        <w:t xml:space="preserve">maxValue</w:t>
+      </w:r>
+      <w:r>
+        <w:t xml:space="preserve"> và </w:t>
+      </w:r>
+      <w:r>
+        <w:rPr>
+          <w:rFonts w:ascii="Consolas" w:cs="Consolas" w:eastAsia="Consolas" w:hAnsi="Consolas"/>
+          <w:sz w:val="22"/>
+          <w:szCs w:val="22"/>
+        </w:rPr>
+        <w:t xml:space="preserve">minValue</w:t>
+      </w:r>
+      <w:r>
+        <w:t xml:space="preserve"> gọi xen kẽ nhau, mọi giá trị đều tính theo góc nhìn của </w:t>
       </w:r>
       <w:r>
         <w:rPr>
           <w:b/>
           <w:bCs/>
         </w:rPr>
-        <w:t xml:space="preserve">không bao giờ cắt</w:t>
-      </w:r>
-      <w:r>
-        <w:t xml:space="preserve">:</w:t>
+        <w:t xml:space="preserve">MAX</w:t>
+      </w:r>
+      <w:r>
+        <w:t xml:space="preserve"> — bên có lượt đi ở gốc, tức là máy:</w:t>
       </w:r>
     </w:p>
     <w:p>
@@ -16074,7 +16168,7 @@
           <w:sz w:val="17"/>
           <w:szCs w:val="17"/>
         </w:rPr>
-        <w:t xml:space="preserve">public final class Negamax {</w:t>
+        <w:t xml:space="preserve">public final class Minimax {</w:t>
       </w:r>
     </w:p>
     <w:p>
@@ -16090,7 +16184,7 @@
           <w:sz w:val="17"/>
           <w:szCs w:val="17"/>
         </w:rPr>
-        <w:t xml:space="preserve">    // ===== Negamax: duyet het cay, khong cat tia =====</w:t>
+        <w:t xml:space="preserve">    // Duyet het cay nhu Negamax: khong bao gio cat</w:t>
       </w:r>
     </w:p>
     <w:p>
@@ -16106,7 +16200,7 @@
           <w:sz w:val="17"/>
           <w:szCs w:val="17"/>
         </w:rPr>
-        <w:t xml:space="preserve">    //   negamax(n) = evaluate(n)                       neu n la nut la</w:t>
+        <w:t xml:space="preserve">    public static &lt;M&gt; GameSearch.Problem&lt;M&gt; problem(GameState&lt;M&gt; state, int depth) {</w:t>
       </w:r>
     </w:p>
     <w:p>
@@ -16122,7 +16216,7 @@
           <w:sz w:val="17"/>
           <w:szCs w:val="17"/>
         </w:rPr>
-        <w:t xml:space="preserve">    //   negamax(n) = max tren cac con c: -negamax(c)   neu khong</w:t>
+        <w:t xml:space="preserve">        return new GameSearch.Problem&lt;&gt;(state, depth, Negamax.CUTOFF);</w:t>
       </w:r>
     </w:p>
     <w:p>
@@ -16138,7 +16232,7 @@
           <w:sz w:val="17"/>
           <w:szCs w:val="17"/>
         </w:rPr>
-        <w:t xml:space="preserve">    // cut = false: khong bao gio cat, duyet du b^d nut</w:t>
+        <w:t xml:space="preserve">    }</w:t>
       </w:r>
     </w:p>
     <w:p>
@@ -16154,7 +16248,7 @@
           <w:sz w:val="17"/>
           <w:szCs w:val="17"/>
         </w:rPr>
-        <w:t xml:space="preserve">    public static final GameSearch.Cutoff CUTOFF = (alpha, beta) -&gt; false;</w:t>
+        <w:t xml:space="preserve"> </w:t>
       </w:r>
     </w:p>
     <w:p>
@@ -16170,7 +16264,7 @@
           <w:sz w:val="17"/>
           <w:szCs w:val="17"/>
         </w:rPr>
-        <w:t xml:space="preserve"> </w:t>
+        <w:t xml:space="preserve">    public static &lt;M&gt; GameSearch.Node&lt;M&gt; search(GameSearch.Problem&lt;M&gt; problem) {</w:t>
       </w:r>
     </w:p>
     <w:p>
@@ -16186,7 +16280,7 @@
           <w:sz w:val="17"/>
           <w:szCs w:val="17"/>
         </w:rPr>
-        <w:t xml:space="preserve">    public static &lt;M&gt; GameSearch.Problem&lt;M&gt; problem(GameState&lt;M&gt; state, int depth) {</w:t>
+        <w:t xml:space="preserve">        problem.visited = 0;</w:t>
       </w:r>
     </w:p>
     <w:p>
@@ -16202,7 +16296,7 @@
           <w:sz w:val="17"/>
           <w:szCs w:val="17"/>
         </w:rPr>
-        <w:t xml:space="preserve">        return new GameSearch.Problem&lt;&gt;(state, depth, CUTOFF);</w:t>
+        <w:t xml:space="preserve">        GameSearch.Node&lt;M&gt; root = new GameSearch.Node&lt;&gt;(null, 0);</w:t>
       </w:r>
     </w:p>
     <w:p>
@@ -16218,6 +16312,566 @@
           <w:sz w:val="17"/>
           <w:szCs w:val="17"/>
         </w:rPr>
+        <w:t xml:space="preserve">        maxValue(problem, root);</w:t>
+      </w:r>
+    </w:p>
+    <w:p>
+      <w:pPr>
+        <w:keepLines/>
+        <w:shd w:fill="F3F3F3" w:color="auto" w:val="clear"/>
+        <w:spacing w:after="0" w:before="0" w:line="240"/>
+        <w:ind w:left="170" w:right="170"/>
+      </w:pPr>
+      <w:r>
+        <w:rPr>
+          <w:rFonts w:ascii="Consolas" w:cs="Consolas" w:eastAsia="Consolas" w:hAnsi="Consolas"/>
+          <w:sz w:val="17"/>
+          <w:szCs w:val="17"/>
+        </w:rPr>
+        <w:t xml:space="preserve">        return root;</w:t>
+      </w:r>
+    </w:p>
+    <w:p>
+      <w:pPr>
+        <w:keepLines/>
+        <w:shd w:fill="F3F3F3" w:color="auto" w:val="clear"/>
+        <w:spacing w:after="0" w:before="0" w:line="240"/>
+        <w:ind w:left="170" w:right="170"/>
+      </w:pPr>
+      <w:r>
+        <w:rPr>
+          <w:rFonts w:ascii="Consolas" w:cs="Consolas" w:eastAsia="Consolas" w:hAnsi="Consolas"/>
+          <w:sz w:val="17"/>
+          <w:szCs w:val="17"/>
+        </w:rPr>
+        <w:t xml:space="preserve">    }</w:t>
+      </w:r>
+    </w:p>
+    <w:p>
+      <w:pPr>
+        <w:keepLines/>
+        <w:shd w:fill="F3F3F3" w:color="auto" w:val="clear"/>
+        <w:spacing w:after="0" w:before="0" w:line="240"/>
+        <w:ind w:left="170" w:right="170"/>
+      </w:pPr>
+      <w:r>
+        <w:rPr>
+          <w:rFonts w:ascii="Consolas" w:cs="Consolas" w:eastAsia="Consolas" w:hAnsi="Consolas"/>
+          <w:sz w:val="17"/>
+          <w:szCs w:val="17"/>
+        </w:rPr>
+        <w:t xml:space="preserve"> </w:t>
+      </w:r>
+    </w:p>
+    <w:p>
+      <w:pPr>
+        <w:keepLines/>
+        <w:shd w:fill="F3F3F3" w:color="auto" w:val="clear"/>
+        <w:spacing w:after="0" w:before="0" w:line="240"/>
+        <w:ind w:left="170" w:right="170"/>
+      </w:pPr>
+      <w:r>
+        <w:rPr>
+          <w:rFonts w:ascii="Consolas" w:cs="Consolas" w:eastAsia="Consolas" w:hAnsi="Consolas"/>
+          <w:sz w:val="17"/>
+          <w:szCs w:val="17"/>
+        </w:rPr>
+        <w:t xml:space="preserve">    // Nut MAX: chon con co gia tri lon nhat</w:t>
+      </w:r>
+    </w:p>
+    <w:p>
+      <w:pPr>
+        <w:keepLines/>
+        <w:shd w:fill="F3F3F3" w:color="auto" w:val="clear"/>
+        <w:spacing w:after="0" w:before="0" w:line="240"/>
+        <w:ind w:left="170" w:right="170"/>
+      </w:pPr>
+      <w:r>
+        <w:rPr>
+          <w:rFonts w:ascii="Consolas" w:cs="Consolas" w:eastAsia="Consolas" w:hAnsi="Consolas"/>
+          <w:sz w:val="17"/>
+          <w:szCs w:val="17"/>
+        </w:rPr>
+        <w:t xml:space="preserve">    private static &lt;M&gt; int maxValue(GameSearch.Problem&lt;M&gt; problem, GameSearch.Node&lt;M&gt; node) {</w:t>
+      </w:r>
+    </w:p>
+    <w:p>
+      <w:pPr>
+        <w:keepLines/>
+        <w:shd w:fill="F3F3F3" w:color="auto" w:val="clear"/>
+        <w:spacing w:after="0" w:before="0" w:line="240"/>
+        <w:ind w:left="170" w:right="170"/>
+      </w:pPr>
+      <w:r>
+        <w:rPr>
+          <w:rFonts w:ascii="Consolas" w:cs="Consolas" w:eastAsia="Consolas" w:hAnsi="Consolas"/>
+          <w:sz w:val="17"/>
+          <w:szCs w:val="17"/>
+        </w:rPr>
+        <w:t xml:space="preserve">        problem.visited++;</w:t>
+      </w:r>
+    </w:p>
+    <w:p>
+      <w:pPr>
+        <w:keepLines/>
+        <w:shd w:fill="F3F3F3" w:color="auto" w:val="clear"/>
+        <w:spacing w:after="0" w:before="0" w:line="240"/>
+        <w:ind w:left="170" w:right="170"/>
+      </w:pPr>
+      <w:r>
+        <w:rPr>
+          <w:rFonts w:ascii="Consolas" w:cs="Consolas" w:eastAsia="Consolas" w:hAnsi="Consolas"/>
+          <w:sz w:val="17"/>
+          <w:szCs w:val="17"/>
+        </w:rPr>
+        <w:t xml:space="preserve">        if (problem.isLeaf(node)) {</w:t>
+      </w:r>
+    </w:p>
+    <w:p>
+      <w:pPr>
+        <w:keepLines/>
+        <w:shd w:fill="F3F3F3" w:color="auto" w:val="clear"/>
+        <w:spacing w:after="0" w:before="0" w:line="240"/>
+        <w:ind w:left="170" w:right="170"/>
+      </w:pPr>
+      <w:r>
+        <w:rPr>
+          <w:rFonts w:ascii="Consolas" w:cs="Consolas" w:eastAsia="Consolas" w:hAnsi="Consolas"/>
+          <w:sz w:val="17"/>
+          <w:szCs w:val="17"/>
+        </w:rPr>
+        <w:t xml:space="preserve">            node.value = problem.eval();        // MAX dang di: dung goc nhin</w:t>
+      </w:r>
+    </w:p>
+    <w:p>
+      <w:pPr>
+        <w:keepLines/>
+        <w:shd w:fill="F3F3F3" w:color="auto" w:val="clear"/>
+        <w:spacing w:after="0" w:before="0" w:line="240"/>
+        <w:ind w:left="170" w:right="170"/>
+      </w:pPr>
+      <w:r>
+        <w:rPr>
+          <w:rFonts w:ascii="Consolas" w:cs="Consolas" w:eastAsia="Consolas" w:hAnsi="Consolas"/>
+          <w:sz w:val="17"/>
+          <w:szCs w:val="17"/>
+        </w:rPr>
+        <w:t xml:space="preserve">            return node.value;</w:t>
+      </w:r>
+    </w:p>
+    <w:p>
+      <w:pPr>
+        <w:keepLines/>
+        <w:shd w:fill="F3F3F3" w:color="auto" w:val="clear"/>
+        <w:spacing w:after="0" w:before="0" w:line="240"/>
+        <w:ind w:left="170" w:right="170"/>
+      </w:pPr>
+      <w:r>
+        <w:rPr>
+          <w:rFonts w:ascii="Consolas" w:cs="Consolas" w:eastAsia="Consolas" w:hAnsi="Consolas"/>
+          <w:sz w:val="17"/>
+          <w:szCs w:val="17"/>
+        </w:rPr>
+        <w:t xml:space="preserve">        }</w:t>
+      </w:r>
+    </w:p>
+    <w:p>
+      <w:pPr>
+        <w:keepLines/>
+        <w:shd w:fill="F3F3F3" w:color="auto" w:val="clear"/>
+        <w:spacing w:after="0" w:before="0" w:line="240"/>
+        <w:ind w:left="170" w:right="170"/>
+      </w:pPr>
+      <w:r>
+        <w:rPr>
+          <w:rFonts w:ascii="Consolas" w:cs="Consolas" w:eastAsia="Consolas" w:hAnsi="Consolas"/>
+          <w:sz w:val="17"/>
+          <w:szCs w:val="17"/>
+        </w:rPr>
+        <w:t xml:space="preserve">        GameState&lt;M&gt; state = problem.initial;</w:t>
+      </w:r>
+    </w:p>
+    <w:p>
+      <w:pPr>
+        <w:keepLines/>
+        <w:shd w:fill="F3F3F3" w:color="auto" w:val="clear"/>
+        <w:spacing w:after="0" w:before="0" w:line="240"/>
+        <w:ind w:left="170" w:right="170"/>
+      </w:pPr>
+      <w:r>
+        <w:rPr>
+          <w:rFonts w:ascii="Consolas" w:cs="Consolas" w:eastAsia="Consolas" w:hAnsi="Consolas"/>
+          <w:sz w:val="17"/>
+          <w:szCs w:val="17"/>
+        </w:rPr>
+        <w:t xml:space="preserve">        int best = -GameSearch.INF;</w:t>
+      </w:r>
+    </w:p>
+    <w:p>
+      <w:pPr>
+        <w:keepLines/>
+        <w:shd w:fill="F3F3F3" w:color="auto" w:val="clear"/>
+        <w:spacing w:after="0" w:before="0" w:line="240"/>
+        <w:ind w:left="170" w:right="170"/>
+      </w:pPr>
+      <w:r>
+        <w:rPr>
+          <w:rFonts w:ascii="Consolas" w:cs="Consolas" w:eastAsia="Consolas" w:hAnsi="Consolas"/>
+          <w:sz w:val="17"/>
+          <w:szCs w:val="17"/>
+        </w:rPr>
+        <w:t xml:space="preserve">        for (M a : problem.actions()) {</w:t>
+      </w:r>
+    </w:p>
+    <w:p>
+      <w:pPr>
+        <w:keepLines/>
+        <w:shd w:fill="F3F3F3" w:color="auto" w:val="clear"/>
+        <w:spacing w:after="0" w:before="0" w:line="240"/>
+        <w:ind w:left="170" w:right="170"/>
+      </w:pPr>
+      <w:r>
+        <w:rPr>
+          <w:rFonts w:ascii="Consolas" w:cs="Consolas" w:eastAsia="Consolas" w:hAnsi="Consolas"/>
+          <w:sz w:val="17"/>
+          <w:szCs w:val="17"/>
+        </w:rPr>
+        <w:t xml:space="preserve">            GameSearch.Node&lt;M&gt; child = new GameSearch.Node&lt;&gt;(a, node.depth + 1);</w:t>
+      </w:r>
+    </w:p>
+    <w:p>
+      <w:pPr>
+        <w:keepLines/>
+        <w:shd w:fill="F3F3F3" w:color="auto" w:val="clear"/>
+        <w:spacing w:after="0" w:before="0" w:line="240"/>
+        <w:ind w:left="170" w:right="170"/>
+      </w:pPr>
+      <w:r>
+        <w:rPr>
+          <w:rFonts w:ascii="Consolas" w:cs="Consolas" w:eastAsia="Consolas" w:hAnsi="Consolas"/>
+          <w:sz w:val="17"/>
+          <w:szCs w:val="17"/>
+        </w:rPr>
+        <w:t xml:space="preserve">            state.play(a);</w:t>
+      </w:r>
+    </w:p>
+    <w:p>
+      <w:pPr>
+        <w:keepLines/>
+        <w:shd w:fill="F3F3F3" w:color="auto" w:val="clear"/>
+        <w:spacing w:after="0" w:before="0" w:line="240"/>
+        <w:ind w:left="170" w:right="170"/>
+      </w:pPr>
+      <w:r>
+        <w:rPr>
+          <w:rFonts w:ascii="Consolas" w:cs="Consolas" w:eastAsia="Consolas" w:hAnsi="Consolas"/>
+          <w:sz w:val="17"/>
+          <w:szCs w:val="17"/>
+        </w:rPr>
+        <w:t xml:space="preserve">            int value = minValue(problem, child);</w:t>
+      </w:r>
+    </w:p>
+    <w:p>
+      <w:pPr>
+        <w:keepLines/>
+        <w:shd w:fill="F3F3F3" w:color="auto" w:val="clear"/>
+        <w:spacing w:after="0" w:before="0" w:line="240"/>
+        <w:ind w:left="170" w:right="170"/>
+      </w:pPr>
+      <w:r>
+        <w:rPr>
+          <w:rFonts w:ascii="Consolas" w:cs="Consolas" w:eastAsia="Consolas" w:hAnsi="Consolas"/>
+          <w:sz w:val="17"/>
+          <w:szCs w:val="17"/>
+        </w:rPr>
+        <w:t xml:space="preserve">            state.undo(a);</w:t>
+      </w:r>
+    </w:p>
+    <w:p>
+      <w:pPr>
+        <w:keepLines/>
+        <w:shd w:fill="F3F3F3" w:color="auto" w:val="clear"/>
+        <w:spacing w:after="0" w:before="0" w:line="240"/>
+        <w:ind w:left="170" w:right="170"/>
+      </w:pPr>
+      <w:r>
+        <w:rPr>
+          <w:rFonts w:ascii="Consolas" w:cs="Consolas" w:eastAsia="Consolas" w:hAnsi="Consolas"/>
+          <w:sz w:val="17"/>
+          <w:szCs w:val="17"/>
+        </w:rPr>
+        <w:t xml:space="preserve">            if (value &gt; best) {                 // cung gia tri: giu nuoc gap truoc</w:t>
+      </w:r>
+    </w:p>
+    <w:p>
+      <w:pPr>
+        <w:keepLines/>
+        <w:shd w:fill="F3F3F3" w:color="auto" w:val="clear"/>
+        <w:spacing w:after="0" w:before="0" w:line="240"/>
+        <w:ind w:left="170" w:right="170"/>
+      </w:pPr>
+      <w:r>
+        <w:rPr>
+          <w:rFonts w:ascii="Consolas" w:cs="Consolas" w:eastAsia="Consolas" w:hAnsi="Consolas"/>
+          <w:sz w:val="17"/>
+          <w:szCs w:val="17"/>
+        </w:rPr>
+        <w:t xml:space="preserve">                best = value;</w:t>
+      </w:r>
+    </w:p>
+    <w:p>
+      <w:pPr>
+        <w:keepLines/>
+        <w:shd w:fill="F3F3F3" w:color="auto" w:val="clear"/>
+        <w:spacing w:after="0" w:before="0" w:line="240"/>
+        <w:ind w:left="170" w:right="170"/>
+      </w:pPr>
+      <w:r>
+        <w:rPr>
+          <w:rFonts w:ascii="Consolas" w:cs="Consolas" w:eastAsia="Consolas" w:hAnsi="Consolas"/>
+          <w:sz w:val="17"/>
+          <w:szCs w:val="17"/>
+        </w:rPr>
+        <w:t xml:space="preserve">                node.best = child;</w:t>
+      </w:r>
+    </w:p>
+    <w:p>
+      <w:pPr>
+        <w:keepLines/>
+        <w:shd w:fill="F3F3F3" w:color="auto" w:val="clear"/>
+        <w:spacing w:after="0" w:before="0" w:line="240"/>
+        <w:ind w:left="170" w:right="170"/>
+      </w:pPr>
+      <w:r>
+        <w:rPr>
+          <w:rFonts w:ascii="Consolas" w:cs="Consolas" w:eastAsia="Consolas" w:hAnsi="Consolas"/>
+          <w:sz w:val="17"/>
+          <w:szCs w:val="17"/>
+        </w:rPr>
+        <w:t xml:space="preserve">            }</w:t>
+      </w:r>
+    </w:p>
+    <w:p>
+      <w:pPr>
+        <w:keepLines/>
+        <w:shd w:fill="F3F3F3" w:color="auto" w:val="clear"/>
+        <w:spacing w:after="0" w:before="0" w:line="240"/>
+        <w:ind w:left="170" w:right="170"/>
+      </w:pPr>
+      <w:r>
+        <w:rPr>
+          <w:rFonts w:ascii="Consolas" w:cs="Consolas" w:eastAsia="Consolas" w:hAnsi="Consolas"/>
+          <w:sz w:val="17"/>
+          <w:szCs w:val="17"/>
+        </w:rPr>
+        <w:t xml:space="preserve">        }</w:t>
+      </w:r>
+    </w:p>
+    <w:p>
+      <w:pPr>
+        <w:keepLines/>
+        <w:shd w:fill="F3F3F3" w:color="auto" w:val="clear"/>
+        <w:spacing w:after="0" w:before="0" w:line="240"/>
+        <w:ind w:left="170" w:right="170"/>
+      </w:pPr>
+      <w:r>
+        <w:rPr>
+          <w:rFonts w:ascii="Consolas" w:cs="Consolas" w:eastAsia="Consolas" w:hAnsi="Consolas"/>
+          <w:sz w:val="17"/>
+          <w:szCs w:val="17"/>
+        </w:rPr>
+        <w:t xml:space="preserve">        node.value = best;</w:t>
+      </w:r>
+    </w:p>
+    <w:p>
+      <w:pPr>
+        <w:keepLines/>
+        <w:shd w:fill="F3F3F3" w:color="auto" w:val="clear"/>
+        <w:spacing w:after="0" w:before="0" w:line="240"/>
+        <w:ind w:left="170" w:right="170"/>
+      </w:pPr>
+      <w:r>
+        <w:rPr>
+          <w:rFonts w:ascii="Consolas" w:cs="Consolas" w:eastAsia="Consolas" w:hAnsi="Consolas"/>
+          <w:sz w:val="17"/>
+          <w:szCs w:val="17"/>
+        </w:rPr>
+        <w:t xml:space="preserve">        return best;</w:t>
+      </w:r>
+    </w:p>
+    <w:p>
+      <w:pPr>
+        <w:keepLines/>
+        <w:shd w:fill="F3F3F3" w:color="auto" w:val="clear"/>
+        <w:spacing w:after="0" w:before="0" w:line="240"/>
+        <w:ind w:left="170" w:right="170"/>
+      </w:pPr>
+      <w:r>
+        <w:rPr>
+          <w:rFonts w:ascii="Consolas" w:cs="Consolas" w:eastAsia="Consolas" w:hAnsi="Consolas"/>
+          <w:sz w:val="17"/>
+          <w:szCs w:val="17"/>
+        </w:rPr>
+        <w:t xml:space="preserve">    }</w:t>
+      </w:r>
+    </w:p>
+    <w:p>
+      <w:pPr>
+        <w:keepLines/>
+        <w:shd w:fill="F3F3F3" w:color="auto" w:val="clear"/>
+        <w:spacing w:after="0" w:before="0" w:line="240"/>
+        <w:ind w:left="170" w:right="170"/>
+      </w:pPr>
+      <w:r>
+        <w:rPr>
+          <w:rFonts w:ascii="Consolas" w:cs="Consolas" w:eastAsia="Consolas" w:hAnsi="Consolas"/>
+          <w:sz w:val="17"/>
+          <w:szCs w:val="17"/>
+        </w:rPr>
+        <w:t xml:space="preserve"> </w:t>
+      </w:r>
+    </w:p>
+    <w:p>
+      <w:pPr>
+        <w:keepLines/>
+        <w:shd w:fill="F3F3F3" w:color="auto" w:val="clear"/>
+        <w:spacing w:after="0" w:before="0" w:line="240"/>
+        <w:ind w:left="170" w:right="170"/>
+      </w:pPr>
+      <w:r>
+        <w:rPr>
+          <w:rFonts w:ascii="Consolas" w:cs="Consolas" w:eastAsia="Consolas" w:hAnsi="Consolas"/>
+          <w:sz w:val="17"/>
+          <w:szCs w:val="17"/>
+        </w:rPr>
+        <w:t xml:space="preserve">    // Nut MIN: chon con co gia tri nho nhat</w:t>
+      </w:r>
+    </w:p>
+    <w:p>
+      <w:pPr>
+        <w:keepLines/>
+        <w:shd w:fill="F3F3F3" w:color="auto" w:val="clear"/>
+        <w:spacing w:after="0" w:before="0" w:line="240"/>
+        <w:ind w:left="170" w:right="170"/>
+      </w:pPr>
+      <w:r>
+        <w:rPr>
+          <w:rFonts w:ascii="Consolas" w:cs="Consolas" w:eastAsia="Consolas" w:hAnsi="Consolas"/>
+          <w:sz w:val="17"/>
+          <w:szCs w:val="17"/>
+        </w:rPr>
+        <w:t xml:space="preserve">    private static &lt;M&gt; int minValue(GameSearch.Problem&lt;M&gt; problem, GameSearch.Node&lt;M&gt; node) {</w:t>
+      </w:r>
+    </w:p>
+    <w:p>
+      <w:pPr>
+        <w:keepLines/>
+        <w:shd w:fill="F3F3F3" w:color="auto" w:val="clear"/>
+        <w:spacing w:after="0" w:before="0" w:line="240"/>
+        <w:ind w:left="170" w:right="170"/>
+      </w:pPr>
+      <w:r>
+        <w:rPr>
+          <w:rFonts w:ascii="Consolas" w:cs="Consolas" w:eastAsia="Consolas" w:hAnsi="Consolas"/>
+          <w:sz w:val="17"/>
+          <w:szCs w:val="17"/>
+        </w:rPr>
+        <w:t xml:space="preserve">        problem.visited++;</w:t>
+      </w:r>
+    </w:p>
+    <w:p>
+      <w:pPr>
+        <w:keepLines/>
+        <w:shd w:fill="F3F3F3" w:color="auto" w:val="clear"/>
+        <w:spacing w:after="0" w:before="0" w:line="240"/>
+        <w:ind w:left="170" w:right="170"/>
+      </w:pPr>
+      <w:r>
+        <w:rPr>
+          <w:rFonts w:ascii="Consolas" w:cs="Consolas" w:eastAsia="Consolas" w:hAnsi="Consolas"/>
+          <w:sz w:val="17"/>
+          <w:szCs w:val="17"/>
+        </w:rPr>
+        <w:t xml:space="preserve">        if (problem.isLeaf(node)) {</w:t>
+      </w:r>
+    </w:p>
+    <w:p>
+      <w:pPr>
+        <w:keepLines/>
+        <w:shd w:fill="F3F3F3" w:color="auto" w:val="clear"/>
+        <w:spacing w:after="0" w:before="0" w:line="240"/>
+        <w:ind w:left="170" w:right="170"/>
+      </w:pPr>
+      <w:r>
+        <w:rPr>
+          <w:rFonts w:ascii="Consolas" w:cs="Consolas" w:eastAsia="Consolas" w:hAnsi="Consolas"/>
+          <w:sz w:val="17"/>
+          <w:szCs w:val="17"/>
+        </w:rPr>
+        <w:t xml:space="preserve">            node.value = -problem.eval();       // MIN dang di: doi dau ve goc nhin MAX</w:t>
+      </w:r>
+    </w:p>
+    <w:p>
+      <w:pPr>
+        <w:keepLines/>
+        <w:shd w:fill="F3F3F3" w:color="auto" w:val="clear"/>
+        <w:spacing w:after="0" w:before="0" w:line="240"/>
+        <w:ind w:left="170" w:right="170"/>
+      </w:pPr>
+      <w:r>
+        <w:rPr>
+          <w:rFonts w:ascii="Consolas" w:cs="Consolas" w:eastAsia="Consolas" w:hAnsi="Consolas"/>
+          <w:sz w:val="17"/>
+          <w:szCs w:val="17"/>
+        </w:rPr>
+        <w:t xml:space="preserve">            return node.value;</w:t>
+      </w:r>
+    </w:p>
+    <w:p>
+      <w:pPr>
+        <w:keepLines/>
+        <w:shd w:fill="F3F3F3" w:color="auto" w:val="clear"/>
+        <w:spacing w:after="0" w:before="0" w:line="240"/>
+        <w:ind w:left="170" w:right="170"/>
+      </w:pPr>
+      <w:r>
+        <w:rPr>
+          <w:rFonts w:ascii="Consolas" w:cs="Consolas" w:eastAsia="Consolas" w:hAnsi="Consolas"/>
+          <w:sz w:val="17"/>
+          <w:szCs w:val="17"/>
+        </w:rPr>
+        <w:t xml:space="preserve">        }</w:t>
+      </w:r>
+    </w:p>
+    <w:p>
+      <w:pPr>
+        <w:keepLines/>
+        <w:shd w:fill="F3F3F3" w:color="auto" w:val="clear"/>
+        <w:spacing w:after="0" w:before="0" w:line="240"/>
+        <w:ind w:left="170" w:right="170"/>
+      </w:pPr>
+      <w:r>
+        <w:rPr>
+          <w:rFonts w:ascii="Consolas" w:cs="Consolas" w:eastAsia="Consolas" w:hAnsi="Consolas"/>
+          <w:sz w:val="17"/>
+          <w:szCs w:val="17"/>
+        </w:rPr>
+        <w:t xml:space="preserve">        ...                                     // doi xung voi maxValue: INF, maxValue(child), value &lt; best</w:t>
+      </w:r>
+    </w:p>
+    <w:p>
+      <w:pPr>
+        <w:keepLines/>
+        <w:shd w:fill="F3F3F3" w:color="auto" w:val="clear"/>
+        <w:spacing w:after="0" w:before="0" w:line="240"/>
+        <w:ind w:left="170" w:right="170"/>
+      </w:pPr>
+      <w:r>
+        <w:rPr>
+          <w:rFonts w:ascii="Consolas" w:cs="Consolas" w:eastAsia="Consolas" w:hAnsi="Consolas"/>
+          <w:sz w:val="17"/>
+          <w:szCs w:val="17"/>
+        </w:rPr>
         <w:t xml:space="preserve">    }</w:t>
       </w:r>
     </w:p>
@@ -16243,7 +16897,7 @@
         <w:jc w:val="both"/>
       </w:pPr>
       <w:r>
-        <w:t xml:space="preserve">Lời gọi theo đúng kiểu của giáo trình: </w:t>
+        <w:t xml:space="preserve">Lời gọi theo kiểu giáo trình: </w:t>
       </w:r>
       <w:r>
         <w:rPr>
@@ -16251,20 +16905,10 @@
           <w:sz w:val="22"/>
           <w:szCs w:val="22"/>
         </w:rPr>
-        <w:t xml:space="preserve">GameSearch.search(Negamax.problem(state, depth))</w:t>
-      </w:r>
-      <w:r>
-        <w:t xml:space="preserve">. Vì cửa sổ (α, β) vẫn được truyền nhưng không bao giờ dẫn tới cắt, vòng lặp duyệt </w:t>
-      </w:r>
-      <w:r>
-        <w:rPr>
-          <w:b/>
-          <w:bCs/>
-        </w:rPr>
-        <w:t xml:space="preserve">đủ mọi nước</w:t>
-      </w:r>
-      <w:r>
-        <w:t xml:space="preserve"> ở mọi nút và giá trị trả về luôn là giá trị Negamax chính xác.</w:t>
+        <w:t xml:space="preserve">Minimax.search(Minimax.problem(state, depth))</w:t>
+      </w:r>
+      <w:r>
+        <w:t xml:space="preserve">.</w:t>
       </w:r>
     </w:p>
     <w:p>
@@ -16273,349 +16917,7 @@
         <w:keepNext/>
       </w:pPr>
       <w:r>
-        <w:t xml:space="preserve">3.6.2. Trạng thái cờ tướng cho thuật toán thuần: ChessState</w:t>
-      </w:r>
-    </w:p>
-    <w:p>
-      <w:pPr>
-        <w:spacing w:after="120" w:line="312"/>
-        <w:jc w:val="both"/>
-      </w:pPr>
-      <w:r>
-        <w:rPr>
-          <w:rFonts w:ascii="Consolas" w:cs="Consolas" w:eastAsia="Consolas" w:hAnsi="Consolas"/>
-          <w:sz w:val="22"/>
-          <w:szCs w:val="22"/>
-        </w:rPr>
-        <w:t xml:space="preserve">ChessState</w:t>
-      </w:r>
-      <w:r>
-        <w:t xml:space="preserve"> cài đặt </w:t>
-      </w:r>
-      <w:r>
-        <w:rPr>
-          <w:rFonts w:ascii="Consolas" w:cs="Consolas" w:eastAsia="Consolas" w:hAnsi="Consolas"/>
-          <w:sz w:val="22"/>
-          <w:szCs w:val="22"/>
-        </w:rPr>
-        <w:t xml:space="preserve">GameState&lt;Move&gt;</w:t>
-      </w:r>
-      <w:r>
-        <w:t xml:space="preserve"> cho cờ tướng, dùng chung cho Negamax và Alpha-Beta. Nó làm việc trên </w:t>
-      </w:r>
-      <w:r>
-        <w:rPr>
-          <w:b/>
-          <w:bCs/>
-        </w:rPr>
-        <w:t xml:space="preserve">bản sao</w:t>
-      </w:r>
-      <w:r>
-        <w:t xml:space="preserve"> bàn cờ, nên bàn cờ đang hiển thị không bao giờ bị động tới:</w:t>
-      </w:r>
-    </w:p>
-    <w:p>
-      <w:pPr>
-        <w:keepLines/>
-        <w:shd w:fill="F3F3F3" w:color="auto" w:val="clear"/>
-        <w:spacing w:after="0" w:before="80" w:line="240"/>
-        <w:ind w:left="170" w:right="170"/>
-      </w:pPr>
-      <w:r>
-        <w:rPr>
-          <w:rFonts w:ascii="Consolas" w:cs="Consolas" w:eastAsia="Consolas" w:hAnsi="Consolas"/>
-          <w:sz w:val="17"/>
-          <w:szCs w:val="17"/>
-        </w:rPr>
-        <w:t xml:space="preserve">public List&lt;Move&gt; moves() {</w:t>
-      </w:r>
-    </w:p>
-    <w:p>
-      <w:pPr>
-        <w:keepLines/>
-        <w:shd w:fill="F3F3F3" w:color="auto" w:val="clear"/>
-        <w:spacing w:after="0" w:before="0" w:line="240"/>
-        <w:ind w:left="170" w:right="170"/>
-      </w:pPr>
-      <w:r>
-        <w:rPr>
-          <w:rFonts w:ascii="Consolas" w:cs="Consolas" w:eastAsia="Consolas" w:hAnsi="Consolas"/>
-          <w:sz w:val="17"/>
-          <w:szCs w:val="17"/>
-        </w:rPr>
-        <w:t xml:space="preserve">    ArrayList&lt;Move&gt; moves = new ArrayList&lt;&gt;(48);</w:t>
-      </w:r>
-    </w:p>
-    <w:p>
-      <w:pPr>
-        <w:keepLines/>
-        <w:shd w:fill="F3F3F3" w:color="auto" w:val="clear"/>
-        <w:spacing w:after="0" w:before="0" w:line="240"/>
-        <w:ind w:left="170" w:right="170"/>
-      </w:pPr>
-      <w:r>
-        <w:rPr>
-          <w:rFonts w:ascii="Consolas" w:cs="Consolas" w:eastAsia="Consolas" w:hAnsi="Consolas"/>
-          <w:sz w:val="17"/>
-          <w:szCs w:val="17"/>
-        </w:rPr>
-        <w:t xml:space="preserve">    Rules.collect(board, side, false, true, moves);     // nước hợp lệ</w:t>
-      </w:r>
-    </w:p>
-    <w:p>
-      <w:pPr>
-        <w:keepLines/>
-        <w:shd w:fill="F3F3F3" w:color="auto" w:val="clear"/>
-        <w:spacing w:after="0" w:before="0" w:line="240"/>
-        <w:ind w:left="170" w:right="170"/>
-      </w:pPr>
-      <w:r>
-        <w:rPr>
-          <w:rFonts w:ascii="Consolas" w:cs="Consolas" w:eastAsia="Consolas" w:hAnsi="Consolas"/>
-          <w:sz w:val="17"/>
-          <w:szCs w:val="17"/>
-        </w:rPr>
-        <w:t xml:space="preserve">    moves.sort(Evaluation.BY_CAPTURE);                  // ăn quân trước (MVV-LVA), sắp ổn định</w:t>
-      </w:r>
-    </w:p>
-    <w:p>
-      <w:pPr>
-        <w:keepLines/>
-        <w:shd w:fill="F3F3F3" w:color="auto" w:val="clear"/>
-        <w:spacing w:after="0" w:before="0" w:line="240"/>
-        <w:ind w:left="170" w:right="170"/>
-      </w:pPr>
-      <w:r>
-        <w:rPr>
-          <w:rFonts w:ascii="Consolas" w:cs="Consolas" w:eastAsia="Consolas" w:hAnsi="Consolas"/>
-          <w:sz w:val="17"/>
-          <w:szCs w:val="17"/>
-        </w:rPr>
-        <w:t xml:space="preserve">    return moves;</w:t>
-      </w:r>
-    </w:p>
-    <w:p>
-      <w:pPr>
-        <w:keepLines/>
-        <w:shd w:fill="F3F3F3" w:color="auto" w:val="clear"/>
-        <w:spacing w:after="0" w:before="0" w:line="240"/>
-        <w:ind w:left="170" w:right="170"/>
-      </w:pPr>
-      <w:r>
-        <w:rPr>
-          <w:rFonts w:ascii="Consolas" w:cs="Consolas" w:eastAsia="Consolas" w:hAnsi="Consolas"/>
-          <w:sz w:val="17"/>
-          <w:szCs w:val="17"/>
-        </w:rPr>
-        <w:t xml:space="preserve">}</w:t>
-      </w:r>
-    </w:p>
-    <w:p>
-      <w:pPr>
-        <w:keepLines/>
-        <w:shd w:fill="F3F3F3" w:color="auto" w:val="clear"/>
-        <w:spacing w:after="0" w:before="0" w:line="240"/>
-        <w:ind w:left="170" w:right="170"/>
-      </w:pPr>
-      <w:r>
-        <w:rPr>
-          <w:rFonts w:ascii="Consolas" w:cs="Consolas" w:eastAsia="Consolas" w:hAnsi="Consolas"/>
-          <w:sz w:val="17"/>
-          <w:szCs w:val="17"/>
-        </w:rPr>
-        <w:t xml:space="preserve"> </w:t>
-      </w:r>
-    </w:p>
-    <w:p>
-      <w:pPr>
-        <w:keepLines/>
-        <w:shd w:fill="F3F3F3" w:color="auto" w:val="clear"/>
-        <w:spacing w:after="0" w:before="0" w:line="240"/>
-        <w:ind w:left="170" w:right="170"/>
-      </w:pPr>
-      <w:r>
-        <w:rPr>
-          <w:rFonts w:ascii="Consolas" w:cs="Consolas" w:eastAsia="Consolas" w:hAnsi="Consolas"/>
-          <w:sz w:val="17"/>
-          <w:szCs w:val="17"/>
-        </w:rPr>
-        <w:t xml:space="preserve">public boolean isTerminal() {                            // hết nước hợp lệ = kết thúc</w:t>
-      </w:r>
-    </w:p>
-    <w:p>
-      <w:pPr>
-        <w:keepLines/>
-        <w:shd w:fill="F3F3F3" w:color="auto" w:val="clear"/>
-        <w:spacing w:after="0" w:before="0" w:line="240"/>
-        <w:ind w:left="170" w:right="170"/>
-      </w:pPr>
-      <w:r>
-        <w:rPr>
-          <w:rFonts w:ascii="Consolas" w:cs="Consolas" w:eastAsia="Consolas" w:hAnsi="Consolas"/>
-          <w:sz w:val="17"/>
-          <w:szCs w:val="17"/>
-        </w:rPr>
-        <w:t xml:space="preserve">    if (terminalVersion != version) {</w:t>
-      </w:r>
-    </w:p>
-    <w:p>
-      <w:pPr>
-        <w:keepLines/>
-        <w:shd w:fill="F3F3F3" w:color="auto" w:val="clear"/>
-        <w:spacing w:after="0" w:before="0" w:line="240"/>
-        <w:ind w:left="170" w:right="170"/>
-      </w:pPr>
-      <w:r>
-        <w:rPr>
-          <w:rFonts w:ascii="Consolas" w:cs="Consolas" w:eastAsia="Consolas" w:hAnsi="Consolas"/>
-          <w:sz w:val="17"/>
-          <w:szCs w:val="17"/>
-        </w:rPr>
-        <w:t xml:space="preserve">        terminal = !Rules.hasLegalMove(board, side);</w:t>
-      </w:r>
-    </w:p>
-    <w:p>
-      <w:pPr>
-        <w:keepLines/>
-        <w:shd w:fill="F3F3F3" w:color="auto" w:val="clear"/>
-        <w:spacing w:after="0" w:before="0" w:line="240"/>
-        <w:ind w:left="170" w:right="170"/>
-      </w:pPr>
-      <w:r>
-        <w:rPr>
-          <w:rFonts w:ascii="Consolas" w:cs="Consolas" w:eastAsia="Consolas" w:hAnsi="Consolas"/>
-          <w:sz w:val="17"/>
-          <w:szCs w:val="17"/>
-        </w:rPr>
-        <w:t xml:space="preserve">        terminalVersion = version;</w:t>
-      </w:r>
-    </w:p>
-    <w:p>
-      <w:pPr>
-        <w:keepLines/>
-        <w:shd w:fill="F3F3F3" w:color="auto" w:val="clear"/>
-        <w:spacing w:after="0" w:before="0" w:line="240"/>
-        <w:ind w:left="170" w:right="170"/>
-      </w:pPr>
-      <w:r>
-        <w:rPr>
-          <w:rFonts w:ascii="Consolas" w:cs="Consolas" w:eastAsia="Consolas" w:hAnsi="Consolas"/>
-          <w:sz w:val="17"/>
-          <w:szCs w:val="17"/>
-        </w:rPr>
-        <w:t xml:space="preserve">    }</w:t>
-      </w:r>
-    </w:p>
-    <w:p>
-      <w:pPr>
-        <w:keepLines/>
-        <w:shd w:fill="F3F3F3" w:color="auto" w:val="clear"/>
-        <w:spacing w:after="0" w:before="0" w:line="240"/>
-        <w:ind w:left="170" w:right="170"/>
-      </w:pPr>
-      <w:r>
-        <w:rPr>
-          <w:rFonts w:ascii="Consolas" w:cs="Consolas" w:eastAsia="Consolas" w:hAnsi="Consolas"/>
-          <w:sz w:val="17"/>
-          <w:szCs w:val="17"/>
-        </w:rPr>
-        <w:t xml:space="preserve">    return terminal;</w:t>
-      </w:r>
-    </w:p>
-    <w:p>
-      <w:pPr>
-        <w:keepLines/>
-        <w:shd w:fill="F3F3F3" w:color="auto" w:val="clear"/>
-        <w:spacing w:after="0" w:before="0" w:line="240"/>
-        <w:ind w:left="170" w:right="170"/>
-      </w:pPr>
-      <w:r>
-        <w:rPr>
-          <w:rFonts w:ascii="Consolas" w:cs="Consolas" w:eastAsia="Consolas" w:hAnsi="Consolas"/>
-          <w:sz w:val="17"/>
-          <w:szCs w:val="17"/>
-        </w:rPr>
-        <w:t xml:space="preserve">}</w:t>
-      </w:r>
-    </w:p>
-    <w:p>
-      <w:pPr>
-        <w:keepLines/>
-        <w:shd w:fill="F3F3F3" w:color="auto" w:val="clear"/>
-        <w:spacing w:after="0" w:before="0" w:line="240"/>
-        <w:ind w:left="170" w:right="170"/>
-      </w:pPr>
-      <w:r>
-        <w:rPr>
-          <w:rFonts w:ascii="Consolas" w:cs="Consolas" w:eastAsia="Consolas" w:hAnsi="Consolas"/>
-          <w:sz w:val="17"/>
-          <w:szCs w:val="17"/>
-        </w:rPr>
-        <w:t xml:space="preserve"> </w:t>
-      </w:r>
-    </w:p>
-    <w:p>
-      <w:pPr>
-        <w:keepLines/>
-        <w:shd w:fill="F3F3F3" w:color="auto" w:val="clear"/>
-        <w:spacing w:after="0" w:before="0" w:line="240"/>
-        <w:ind w:left="170" w:right="170"/>
-      </w:pPr>
-      <w:r>
-        <w:rPr>
-          <w:rFonts w:ascii="Consolas" w:cs="Consolas" w:eastAsia="Consolas" w:hAnsi="Consolas"/>
-          <w:sz w:val="17"/>
-          <w:szCs w:val="17"/>
-        </w:rPr>
-        <w:t xml:space="preserve">public int evaluate() {</w:t>
-      </w:r>
-    </w:p>
-    <w:p>
-      <w:pPr>
-        <w:keepLines/>
-        <w:shd w:fill="F3F3F3" w:color="auto" w:val="clear"/>
-        <w:spacing w:after="0" w:before="0" w:line="240"/>
-        <w:ind w:left="170" w:right="170"/>
-      </w:pPr>
-      <w:r>
-        <w:rPr>
-          <w:rFonts w:ascii="Consolas" w:cs="Consolas" w:eastAsia="Consolas" w:hAnsi="Consolas"/>
-          <w:sz w:val="17"/>
-          <w:szCs w:val="17"/>
-        </w:rPr>
-        <w:t xml:space="preserve">    if (isTerminal()) return -(MATE - ply);              // thua: càng sớm càng tệ (2.6.6)</w:t>
-      </w:r>
-    </w:p>
-    <w:p>
-      <w:pPr>
-        <w:keepLines/>
-        <w:shd w:fill="F3F3F3" w:color="auto" w:val="clear"/>
-        <w:spacing w:after="0" w:before="0" w:line="240"/>
-        <w:ind w:left="170" w:right="170"/>
-      </w:pPr>
-      <w:r>
-        <w:rPr>
-          <w:rFonts w:ascii="Consolas" w:cs="Consolas" w:eastAsia="Consolas" w:hAnsi="Consolas"/>
-          <w:sz w:val="17"/>
-          <w:szCs w:val="17"/>
-        </w:rPr>
-        <w:t xml:space="preserve">    return evaluation.score(board, side);                // theo góc nhìn bên đang đi</w:t>
-      </w:r>
-    </w:p>
-    <w:p>
-      <w:pPr>
-        <w:keepLines/>
-        <w:shd w:fill="F3F3F3" w:color="auto" w:val="clear"/>
-        <w:spacing w:after="160" w:before="0" w:line="240"/>
-        <w:ind w:left="170" w:right="170"/>
-      </w:pPr>
-      <w:r>
-        <w:rPr>
-          <w:rFonts w:ascii="Consolas" w:cs="Consolas" w:eastAsia="Consolas" w:hAnsi="Consolas"/>
-          <w:sz w:val="17"/>
-          <w:szCs w:val="17"/>
-        </w:rPr>
-        <w:t xml:space="preserve">}</w:t>
+        <w:t xml:space="preserve">3.6.2. Quan hệ với khung dùng chung</w:t>
       </w:r>
     </w:p>
     <w:p>
@@ -16633,42 +16935,44 @@
           <w:b/>
           <w:bCs/>
         </w:rPr>
-        <w:t xml:space="preserve">Kết thúc ván:</w:t>
-      </w:r>
-      <w:r>
-        <w:t xml:space="preserve"> </w:t>
-      </w:r>
-      <w:r>
-        <w:rPr>
-          <w:rFonts w:ascii="Consolas" w:cs="Consolas" w:eastAsia="Consolas" w:hAnsi="Consolas"/>
+        <w:t xml:space="preserve">Dùng lại </w:t>
+      </w:r>
+      <w:r>
+        <w:rPr>
+          <w:rFonts w:ascii="Consolas" w:cs="Consolas" w:eastAsia="Consolas" w:hAnsi="Consolas"/>
+          <w:b/>
+          <w:bCs/>
           <w:sz w:val="22"/>
           <w:szCs w:val="22"/>
         </w:rPr>
-        <w:t xml:space="preserve">isTerminal()</w:t>
-      </w:r>
-      <w:r>
-        <w:t xml:space="preserve"> hỏi "bên đang đi còn nước hợp lệ không" — trả lời cả hai trường hợp chiếu bí và hết nước, cờ tướng đều xử thua. Kết quả được </w:t>
+        <w:t xml:space="preserve">Problem</w:t>
       </w:r>
       <w:r>
         <w:rPr>
           <w:b/>
           <w:bCs/>
         </w:rPr>
-        <w:t xml:space="preserve">nhớ tạm</w:t>
-      </w:r>
-      <w:r>
-        <w:t xml:space="preserve"> theo </w:t>
-      </w:r>
-      <w:r>
-        <w:rPr>
-          <w:rFonts w:ascii="Consolas" w:cs="Consolas" w:eastAsia="Consolas" w:hAnsi="Consolas"/>
+        <w:t xml:space="preserve"> và </w:t>
+      </w:r>
+      <w:r>
+        <w:rPr>
+          <w:rFonts w:ascii="Consolas" w:cs="Consolas" w:eastAsia="Consolas" w:hAnsi="Consolas"/>
+          <w:b/>
+          <w:bCs/>
           <w:sz w:val="22"/>
           <w:szCs w:val="22"/>
         </w:rPr>
-        <w:t xml:space="preserve">version</w:t>
-      </w:r>
-      <w:r>
-        <w:t xml:space="preserve"> (tăng mỗi lần </w:t>
+        <w:t xml:space="preserve">Node</w:t>
+      </w:r>
+      <w:r>
+        <w:rPr>
+          <w:b/>
+          <w:bCs/>
+        </w:rPr>
+        <w:t xml:space="preserve">.</w:t>
+      </w:r>
+      <w:r>
+        <w:t xml:space="preserve"> Minimax dùng nguyên </w:t>
       </w:r>
       <w:r>
         <w:rPr>
@@ -16676,10 +16980,10 @@
           <w:sz w:val="22"/>
           <w:szCs w:val="22"/>
         </w:rPr>
-        <w:t xml:space="preserve">play</w:t>
-      </w:r>
-      <w:r>
-        <w:t xml:space="preserve">/</w:t>
+        <w:t xml:space="preserve">GameSearch.Problem</w:t>
+      </w:r>
+      <w:r>
+        <w:t xml:space="preserve"> (trạng thái gốc, độ sâu, </w:t>
       </w:r>
       <w:r>
         <w:rPr>
@@ -16687,10 +16991,10 @@
           <w:sz w:val="22"/>
           <w:szCs w:val="22"/>
         </w:rPr>
-        <w:t xml:space="preserve">undo</w:t>
-      </w:r>
-      <w:r>
-        <w:t xml:space="preserve">), vì ở nút lá thuật toán hỏi </w:t>
+        <w:t xml:space="preserve">isLeaf</w:t>
+      </w:r>
+      <w:r>
+        <w:t xml:space="preserve">, </w:t>
       </w:r>
       <w:r>
         <w:rPr>
@@ -16698,10 +17002,10 @@
           <w:sz w:val="22"/>
           <w:szCs w:val="22"/>
         </w:rPr>
-        <w:t xml:space="preserve">isTerminal()</w:t>
-      </w:r>
-      <w:r>
-        <w:t xml:space="preserve"> rồi </w:t>
+        <w:t xml:space="preserve">actions</w:t>
+      </w:r>
+      <w:r>
+        <w:t xml:space="preserve">, </w:t>
       </w:r>
       <w:r>
         <w:rPr>
@@ -16709,10 +17013,43 @@
           <w:sz w:val="22"/>
           <w:szCs w:val="22"/>
         </w:rPr>
-        <w:t xml:space="preserve">evaluate()</w:t>
-      </w:r>
-      <w:r>
-        <w:t xml:space="preserve"> lại hỏi thêm lần nữa.</w:t>
+        <w:t xml:space="preserve">eval</w:t>
+      </w:r>
+      <w:r>
+        <w:t xml:space="preserve">, bộ đếm </w:t>
+      </w:r>
+      <w:r>
+        <w:rPr>
+          <w:rFonts w:ascii="Consolas" w:cs="Consolas" w:eastAsia="Consolas" w:hAnsi="Consolas"/>
+          <w:sz w:val="22"/>
+          <w:szCs w:val="22"/>
+        </w:rPr>
+        <w:t xml:space="preserve">visited</w:t>
+      </w:r>
+      <w:r>
+        <w:t xml:space="preserve">) và </w:t>
+      </w:r>
+      <w:r>
+        <w:rPr>
+          <w:rFonts w:ascii="Consolas" w:cs="Consolas" w:eastAsia="Consolas" w:hAnsi="Consolas"/>
+          <w:sz w:val="22"/>
+          <w:szCs w:val="22"/>
+        </w:rPr>
+        <w:t xml:space="preserve">GameSearch.Node</w:t>
+      </w:r>
+      <w:r>
+        <w:t xml:space="preserve"> (nước đi, độ sâu, giá trị, con tốt nhất). Vì Minimax không cắt tỉa, hàm cắt truyền vào là </w:t>
+      </w:r>
+      <w:r>
+        <w:rPr>
+          <w:rFonts w:ascii="Consolas" w:cs="Consolas" w:eastAsia="Consolas" w:hAnsi="Consolas"/>
+          <w:sz w:val="22"/>
+          <w:szCs w:val="22"/>
+        </w:rPr>
+        <w:t xml:space="preserve">Negamax.CUTOFF</w:t>
+      </w:r>
+      <w:r>
+        <w:t xml:space="preserve"> (không bao giờ cắt) và thực ra không được dùng tới.</w:t>
       </w:r>
     </w:p>
     <w:p>
@@ -16730,21 +17067,59 @@
           <w:b/>
           <w:bCs/>
         </w:rPr>
-        <w:t xml:space="preserve">Điểm thua theo khoảng cách:</w:t>
-      </w:r>
-      <w:r>
-        <w:t xml:space="preserve"> </w:t>
-      </w:r>
-      <w:r>
-        <w:rPr>
-          <w:rFonts w:ascii="Consolas" w:cs="Consolas" w:eastAsia="Consolas" w:hAnsi="Consolas"/>
+        <w:t xml:space="preserve">Có hàm </w:t>
+      </w:r>
+      <w:r>
+        <w:rPr>
+          <w:rFonts w:ascii="Consolas" w:cs="Consolas" w:eastAsia="Consolas" w:hAnsi="Consolas"/>
+          <w:b/>
+          <w:bCs/>
           <w:sz w:val="22"/>
           <w:szCs w:val="22"/>
         </w:rPr>
-        <w:t xml:space="preserve">ply</w:t>
-      </w:r>
-      <w:r>
-        <w:t xml:space="preserve"> đếm số nước từ gốc, nên thế bị chiếu bí ở ply 1 được chấm −899.999 (với bên thua), ở ply 3 là −899.997. Nhìn từ gốc, bên thắng thấy +899.999 và +899.997, nên tự động chọn đường chiếu bí ngắn nhất.</w:t>
+        <w:t xml:space="preserve">search()</w:t>
+      </w:r>
+      <w:r>
+        <w:rPr>
+          <w:b/>
+          <w:bCs/>
+        </w:rPr>
+        <w:t xml:space="preserve"> riêng.</w:t>
+      </w:r>
+      <w:r>
+        <w:t xml:space="preserve"> Vòng lặp </w:t>
+      </w:r>
+      <w:r>
+        <w:rPr>
+          <w:rFonts w:ascii="Consolas" w:cs="Consolas" w:eastAsia="Consolas" w:hAnsi="Consolas"/>
+          <w:sz w:val="22"/>
+          <w:szCs w:val="22"/>
+        </w:rPr>
+        <w:t xml:space="preserve">GameSearch.negamax</w:t>
+      </w:r>
+      <w:r>
+        <w:t xml:space="preserve"> (mục 3.5.3) là dạng Negamax — một hàm duy nhất với phép đổi dấu. Minimax cần </w:t>
+      </w:r>
+      <w:r>
+        <w:rPr>
+          <w:b/>
+          <w:bCs/>
+        </w:rPr>
+        <w:t xml:space="preserve">hai</w:t>
+      </w:r>
+      <w:r>
+        <w:t xml:space="preserve"> hàm cho hai loại nút, nên có </w:t>
+      </w:r>
+      <w:r>
+        <w:rPr>
+          <w:rFonts w:ascii="Consolas" w:cs="Consolas" w:eastAsia="Consolas" w:hAnsi="Consolas"/>
+          <w:sz w:val="22"/>
+          <w:szCs w:val="22"/>
+        </w:rPr>
+        <w:t xml:space="preserve">search()</w:t>
+      </w:r>
+      <w:r>
+        <w:t xml:space="preserve"> riêng; đây đúng là khác biệt giữa hai thuật toán trong lý thuyết (mục 2.3.1).</w:t>
       </w:r>
     </w:p>
     <w:p>
@@ -16762,7 +17137,7 @@
           <w:b/>
           <w:bCs/>
         </w:rPr>
-        <w:t xml:space="preserve">Thứ tự nước:</w:t>
+        <w:t xml:space="preserve">Đổi dấu ở nút lá MIN.</w:t>
       </w:r>
       <w:r>
         <w:t xml:space="preserve"> </w:t>
@@ -16773,20 +17148,134 @@
           <w:sz w:val="22"/>
           <w:szCs w:val="22"/>
         </w:rPr>
-        <w:t xml:space="preserve">moves()</w:t>
-      </w:r>
-      <w:r>
-        <w:t xml:space="preserve"> sắp nước ăn quân lên trước. Với Negamax điều này không đổi kết quả (mọi nước đều được duyệt), nhưng nó đảm bảo Negamax và Alpha-Beta xét nước theo </w:t>
+        <w:t xml:space="preserve">GameState.evaluate()</w:t>
+      </w:r>
+      <w:r>
+        <w:t xml:space="preserve"> luôn chấm điểm theo góc nhìn </w:t>
       </w:r>
       <w:r>
         <w:rPr>
           <w:b/>
           <w:bCs/>
         </w:rPr>
-        <w:t xml:space="preserve">cùng một thứ tự</w:t>
-      </w:r>
-      <w:r>
-        <w:t xml:space="preserve">, nên hai thuật toán chọn cùng một nước đi — thuận tiện cho việc đối chiếu.</w:t>
+        <w:t xml:space="preserve">bên đang đi</w:t>
+      </w:r>
+      <w:r>
+        <w:t xml:space="preserve"> (yêu cầu của Negamax). Giả mã Minimax lại cần EVAL theo góc nhìn của MAX. Ở nút lá mà MIN có lượt, </w:t>
+      </w:r>
+      <w:r>
+        <w:rPr>
+          <w:rFonts w:ascii="Consolas" w:cs="Consolas" w:eastAsia="Consolas" w:hAnsi="Consolas"/>
+          <w:sz w:val="22"/>
+          <w:szCs w:val="22"/>
+        </w:rPr>
+        <w:t xml:space="preserve">minValue</w:t>
+      </w:r>
+      <w:r>
+        <w:t xml:space="preserve"> đổi dấu điểm đánh giá: </w:t>
+      </w:r>
+      <w:r>
+        <w:rPr>
+          <w:rFonts w:ascii="Consolas" w:cs="Consolas" w:eastAsia="Consolas" w:hAnsi="Consolas"/>
+          <w:sz w:val="22"/>
+          <w:szCs w:val="22"/>
+        </w:rPr>
+        <w:t xml:space="preserve">-problem.eval()</w:t>
+      </w:r>
+      <w:r>
+        <w:t xml:space="preserve">. Đây là chỗ duy nhất Minimax phải "biết" về quy ước của </w:t>
+      </w:r>
+      <w:r>
+        <w:rPr>
+          <w:rFonts w:ascii="Consolas" w:cs="Consolas" w:eastAsia="Consolas" w:hAnsi="Consolas"/>
+          <w:sz w:val="22"/>
+          <w:szCs w:val="22"/>
+        </w:rPr>
+        <w:t xml:space="preserve">GameState</w:t>
+      </w:r>
+      <w:r>
+        <w:t xml:space="preserve">.</w:t>
+      </w:r>
+    </w:p>
+    <w:p>
+      <w:pPr>
+        <w:pStyle w:val="ListParagraph"/>
+        <w:numPr>
+          <w:ilvl w:val="0"/>
+          <w:numId w:val="3"/>
+        </w:numPr>
+        <w:spacing w:after="60" w:line="300"/>
+        <w:jc w:val="both"/>
+      </w:pPr>
+      <w:r>
+        <w:rPr>
+          <w:b/>
+          <w:bCs/>
+        </w:rPr>
+        <w:t xml:space="preserve">Ý nghĩa của </w:t>
+      </w:r>
+      <w:r>
+        <w:rPr>
+          <w:rFonts w:ascii="Consolas" w:cs="Consolas" w:eastAsia="Consolas" w:hAnsi="Consolas"/>
+          <w:b/>
+          <w:bCs/>
+          <w:sz w:val="22"/>
+          <w:szCs w:val="22"/>
+        </w:rPr>
+        <w:t xml:space="preserve">Node.value</w:t>
+      </w:r>
+      <w:r>
+        <w:rPr>
+          <w:b/>
+          <w:bCs/>
+        </w:rPr>
+        <w:t xml:space="preserve">.</w:t>
+      </w:r>
+      <w:r>
+        <w:t xml:space="preserve"> Với Negamax, giá trị một nút tính theo bên đang đi tại nút đó; với Minimax, mọi nút đều tính theo MAX. Tại gốc hai cách hiểu trùng nhau (bên đi ở gốc chính là MAX), nên </w:t>
+      </w:r>
+      <w:r>
+        <w:rPr>
+          <w:rFonts w:ascii="Consolas" w:cs="Consolas" w:eastAsia="Consolas" w:hAnsi="Consolas"/>
+          <w:sz w:val="22"/>
+          <w:szCs w:val="22"/>
+        </w:rPr>
+        <w:t xml:space="preserve">Engine</w:t>
+      </w:r>
+      <w:r>
+        <w:t xml:space="preserve"> đọc kết quả của cả hai thuật toán theo cùng một cách.</w:t>
+      </w:r>
+    </w:p>
+    <w:p>
+      <w:pPr>
+        <w:pStyle w:val="ListParagraph"/>
+        <w:numPr>
+          <w:ilvl w:val="0"/>
+          <w:numId w:val="3"/>
+        </w:numPr>
+        <w:spacing w:after="60" w:line="300"/>
+        <w:jc w:val="both"/>
+      </w:pPr>
+      <w:r>
+        <w:rPr>
+          <w:b/>
+          <w:bCs/>
+        </w:rPr>
+        <w:t xml:space="preserve">Trạng thái cờ tướng:</w:t>
+      </w:r>
+      <w:r>
+        <w:t xml:space="preserve"> dùng chung </w:t>
+      </w:r>
+      <w:r>
+        <w:rPr>
+          <w:rFonts w:ascii="Consolas" w:cs="Consolas" w:eastAsia="Consolas" w:hAnsi="Consolas"/>
+          <w:sz w:val="22"/>
+          <w:szCs w:val="22"/>
+        </w:rPr>
+        <w:t xml:space="preserve">ChessState</w:t>
+      </w:r>
+      <w:r>
+        <w:t xml:space="preserve"> (mục 3.7.2) với Negamax và Alpha-Beta, nên cả ba thuật toán thuần duyệt nước theo cùng một thứ tự.</w:t>
       </w:r>
     </w:p>
     <w:p>
@@ -16795,7 +17284,7 @@
         <w:keepNext/>
       </w:pPr>
       <w:r>
-        <w:t xml:space="preserve">3.6.3. Ví dụ và đặc điểm</w:t>
+        <w:t xml:space="preserve">3.6.3. Ví dụ và kiểm chứng tương đương với Negamax</w:t>
       </w:r>
     </w:p>
     <w:p>
@@ -16812,10 +17301,10 @@
           <w:sz w:val="22"/>
           <w:szCs w:val="22"/>
         </w:rPr>
-        <w:t xml:space="preserve">GameSearch.search(Negamax.problem(...))</w:t>
-      </w:r>
-      <w:r>
-        <w:t xml:space="preserve"> trả về giá trị 3, nước B, sau khi duyệt đủ </w:t>
+        <w:t xml:space="preserve">Minimax.search(...)</w:t>
+      </w:r>
+      <w:r>
+        <w:t xml:space="preserve"> trả về giá trị 3 và nước B sau </w:t>
       </w:r>
       <w:r>
         <w:rPr>
@@ -16825,7 +17314,27 @@
         <w:t xml:space="preserve">13 nút</w:t>
       </w:r>
       <w:r>
-        <w:t xml:space="preserve"> (gốc, 3 nút MIN, 9 lá). Trên cờ tướng, số nút tăng đúng theo b^d: ở thế khai cuộc (b = 44) là 45, 1.965, 81.631, 3.371.871 nút với d = 1..4 (Chương 4).</w:t>
+        <w:t xml:space="preserve"> — giống hệt Negamax. Khác biệt chỉ ở giá trị lưu tại nút con: Minimax lưu B = </w:t>
+      </w:r>
+      <w:r>
+        <w:rPr>
+          <w:b/>
+          <w:bCs/>
+        </w:rPr>
+        <w:t xml:space="preserve">3</w:t>
+      </w:r>
+      <w:r>
+        <w:t xml:space="preserve"> (theo góc nhìn MAX), còn Negamax lưu B = </w:t>
+      </w:r>
+      <w:r>
+        <w:rPr>
+          <w:b/>
+          <w:bCs/>
+        </w:rPr>
+        <w:t xml:space="preserve">−3</w:t>
+      </w:r>
+      <w:r>
+        <w:t xml:space="preserve"> (theo góc nhìn MIN, bên đang đi tại B).</w:t>
       </w:r>
     </w:p>
     <w:p>
@@ -16834,85 +17343,84 @@
         <w:jc w:val="both"/>
       </w:pPr>
       <w:r>
-        <w:t xml:space="preserve">Negamax thuần </w:t>
+        <w:t xml:space="preserve">Trên cờ tướng, Minimax và Negamax cho </w:t>
       </w:r>
       <w:r>
         <w:rPr>
           <w:b/>
           <w:bCs/>
         </w:rPr>
-        <w:t xml:space="preserve">không</w:t>
-      </w:r>
-      <w:r>
-        <w:t xml:space="preserve"> phát hiện lặp thế cờ và </w:t>
+        <w:t xml:space="preserve">cùng nước đi, cùng giá trị gốc và cùng số nút</w:t>
+      </w:r>
+      <w:r>
+        <w:t xml:space="preserve"> ở mọi độ sâu 1–4, trên cả thế khai cuộc và trung cuộc (mục 4.2). Đó là bằng chứng thực nghiệm cho kết luận ở mục 2.3.2: Negamax chỉ là cách viết gọn của Minimax. Thời gian chạy của hai thuật toán cũng gần như bằng nhau: phép đổi dấu của Negamax và việc chọn giữa hai hàm của Minimax đều không đáng kể so với chi phí sinh nước và đánh giá.</w:t>
+      </w:r>
+    </w:p>
+    <w:p>
+      <w:pPr>
+        <w:spacing w:after="120" w:line="312"/>
+        <w:jc w:val="both"/>
+      </w:pPr>
+      <w:r>
+        <w:t xml:space="preserve">Vì chi phí O(b^d) như Negamax, trong ứng dụng Minimax dùng cùng độ sâu </w:t>
       </w:r>
       <w:r>
         <w:rPr>
           <w:b/>
           <w:bCs/>
         </w:rPr>
-        <w:t xml:space="preserve">không</w:t>
-      </w:r>
-      <w:r>
-        <w:t xml:space="preserve"> có tìm kiếm tĩnh — đúng như giả mã giáo trình. Vì chi phí O(b^d), trong ứng dụng Negamax được giới hạn ở độ sâu </w:t>
+        <w:t xml:space="preserve">2 / 3 / 4</w:t>
+      </w:r>
+      <w:r>
+        <w:t xml:space="preserve"> cho ba cấp độ, và cũng không có tìm kiếm tĩnh hay phát hiện lặp thế cờ.</w:t>
+      </w:r>
+    </w:p>
+    <w:p>
+      <w:pPr>
+        <w:pStyle w:val="Heading2"/>
+        <w:keepNext/>
+      </w:pPr>
+      <w:r>
+        <w:t xml:space="preserve">3.7. Thuật toán Negamax</w:t>
+      </w:r>
+    </w:p>
+    <w:p>
+      <w:pPr>
+        <w:pStyle w:val="Heading3"/>
+        <w:keepNext/>
+      </w:pPr>
+      <w:r>
+        <w:t xml:space="preserve">3.7.1. Cài đặt</w:t>
+      </w:r>
+    </w:p>
+    <w:p>
+      <w:pPr>
+        <w:spacing w:after="120" w:line="312"/>
+        <w:jc w:val="both"/>
+      </w:pPr>
+      <w:r>
+        <w:t xml:space="preserve">Với khung dùng chung, Negamax chỉ là một </w:t>
+      </w:r>
+      <w:r>
+        <w:rPr>
+          <w:rFonts w:ascii="Consolas" w:cs="Consolas" w:eastAsia="Consolas" w:hAnsi="Consolas"/>
+          <w:sz w:val="22"/>
+          <w:szCs w:val="22"/>
+        </w:rPr>
+        <w:t xml:space="preserve">Problem</w:t>
+      </w:r>
+      <w:r>
+        <w:t xml:space="preserve"> có hàm cắt tỉa </w:t>
       </w:r>
       <w:r>
         <w:rPr>
           <w:b/>
           <w:bCs/>
         </w:rPr>
-        <w:t xml:space="preserve">2 / 3 / 4</w:t>
-      </w:r>
-      <w:r>
-        <w:t xml:space="preserve"> cho ba cấp độ; độ sâu 5 đã cần khoảng 44 lần độ sâu 4, tức cỡ nửa phút mỗi nước trên máy tính.</w:t>
-      </w:r>
-    </w:p>
-    <w:p>
-      <w:pPr>
-        <w:pStyle w:val="Heading2"/>
-        <w:keepNext/>
-      </w:pPr>
-      <w:r>
-        <w:t xml:space="preserve">3.7. Thuật toán Alpha-Beta</w:t>
-      </w:r>
-    </w:p>
-    <w:p>
-      <w:pPr>
-        <w:pStyle w:val="Heading3"/>
-        <w:keepNext/>
-      </w:pPr>
-      <w:r>
-        <w:t xml:space="preserve">3.7.1. Cài đặt</w:t>
-      </w:r>
-    </w:p>
-    <w:p>
-      <w:pPr>
-        <w:spacing w:after="120" w:line="312"/>
-        <w:jc w:val="both"/>
-      </w:pPr>
-      <w:r>
-        <w:t xml:space="preserve">Alpha-Beta dùng </w:t>
-      </w:r>
-      <w:r>
-        <w:rPr>
-          <w:b/>
-          <w:bCs/>
-        </w:rPr>
-        <w:t xml:space="preserve">đúng</w:t>
-      </w:r>
-      <w:r>
-        <w:t xml:space="preserve"> vòng lặp </w:t>
-      </w:r>
-      <w:r>
-        <w:rPr>
-          <w:rFonts w:ascii="Consolas" w:cs="Consolas" w:eastAsia="Consolas" w:hAnsi="Consolas"/>
-          <w:sz w:val="22"/>
-          <w:szCs w:val="22"/>
-        </w:rPr>
-        <w:t xml:space="preserve">GameSearch.negamax</w:t>
-      </w:r>
-      <w:r>
-        <w:t xml:space="preserve"> ở mục 3.5.3; khác biệt duy nhất so với Negamax là hàm cắt tỉa:</w:t>
+        <w:t xml:space="preserve">không bao giờ cắt</w:t>
+      </w:r>
+      <w:r>
+        <w:t xml:space="preserve">:</w:t>
       </w:r>
     </w:p>
     <w:p>
@@ -16928,7 +17436,7 @@
           <w:sz w:val="17"/>
           <w:szCs w:val="17"/>
         </w:rPr>
-        <w:t xml:space="preserve">public final class AlphaBeta {</w:t>
+        <w:t xml:space="preserve">public final class Negamax {</w:t>
       </w:r>
     </w:p>
     <w:p>
@@ -16944,7 +17452,7 @@
           <w:sz w:val="17"/>
           <w:szCs w:val="17"/>
         </w:rPr>
-        <w:t xml:space="preserve">    // ===== Alpha-Beta (dang Negamax): cat tia khi alpha &gt;= beta =====</w:t>
+        <w:t xml:space="preserve">    // ===== Negamax: duyet het cay, khong cat tia =====</w:t>
       </w:r>
     </w:p>
     <w:p>
@@ -16960,7 +17468,7 @@
           <w:sz w:val="17"/>
           <w:szCs w:val="17"/>
         </w:rPr>
-        <w:t xml:space="preserve">    //   alpha: gia tri ben dang di chac chan dat duoc (tu cac nuoc da xet)</w:t>
+        <w:t xml:space="preserve">    //   negamax(n) = evaluate(n)                       neu n la nut la</w:t>
       </w:r>
     </w:p>
     <w:p>
@@ -16976,7 +17484,7 @@
           <w:sz w:val="17"/>
           <w:szCs w:val="17"/>
         </w:rPr>
-        <w:t xml:space="preserve">    //   beta : gia tri doi thu chac chan dat duoc o nhanh khac cua cay</w:t>
+        <w:t xml:space="preserve">    //   negamax(n) = max tren cac con c: -negamax(c)   neu khong</w:t>
       </w:r>
     </w:p>
     <w:p>
@@ -16992,7 +17500,7 @@
           <w:sz w:val="17"/>
           <w:szCs w:val="17"/>
         </w:rPr>
-        <w:t xml:space="preserve">    //   Khi alpha &gt;= beta doi thu se khong bao gio cho di vao nut nay -&gt; bo cac nuoc con lai.</w:t>
+        <w:t xml:space="preserve">    // cut = false: khong bao gio cat, duyet du b^d nut</w:t>
       </w:r>
     </w:p>
     <w:p>
@@ -17008,7 +17516,7 @@
           <w:sz w:val="17"/>
           <w:szCs w:val="17"/>
         </w:rPr>
-        <w:t xml:space="preserve">    // cut = alpha &gt;= beta</w:t>
+        <w:t xml:space="preserve">    public static final GameSearch.Cutoff CUTOFF = (alpha, beta) -&gt; false;</w:t>
       </w:r>
     </w:p>
     <w:p>
@@ -17024,7 +17532,7 @@
           <w:sz w:val="17"/>
           <w:szCs w:val="17"/>
         </w:rPr>
-        <w:t xml:space="preserve">    public static final GameSearch.Cutoff CUTOFF = (alpha, beta) -&gt; alpha &gt;= beta;</w:t>
+        <w:t xml:space="preserve"> </w:t>
       </w:r>
     </w:p>
     <w:p>
@@ -17040,7 +17548,7 @@
           <w:sz w:val="17"/>
           <w:szCs w:val="17"/>
         </w:rPr>
-        <w:t xml:space="preserve"> </w:t>
+        <w:t xml:space="preserve">    public static &lt;M&gt; GameSearch.Problem&lt;M&gt; problem(GameState&lt;M&gt; state, int depth) {</w:t>
       </w:r>
     </w:p>
     <w:p>
@@ -17056,7 +17564,7 @@
           <w:sz w:val="17"/>
           <w:szCs w:val="17"/>
         </w:rPr>
-        <w:t xml:space="preserve">    public static &lt;M&gt; GameSearch.Problem&lt;M&gt; problem(GameState&lt;M&gt; state, int depth) {</w:t>
+        <w:t xml:space="preserve">        return new GameSearch.Problem&lt;&gt;(state, depth, CUTOFF);</w:t>
       </w:r>
     </w:p>
     <w:p>
@@ -17072,7 +17580,116 @@
           <w:sz w:val="17"/>
           <w:szCs w:val="17"/>
         </w:rPr>
-        <w:t xml:space="preserve">        return new GameSearch.Problem&lt;&gt;(state, depth, CUTOFF);</w:t>
+        <w:t xml:space="preserve">    }</w:t>
+      </w:r>
+    </w:p>
+    <w:p>
+      <w:pPr>
+        <w:keepLines/>
+        <w:shd w:fill="F3F3F3" w:color="auto" w:val="clear"/>
+        <w:spacing w:after="160" w:before="0" w:line="240"/>
+        <w:ind w:left="170" w:right="170"/>
+      </w:pPr>
+      <w:r>
+        <w:rPr>
+          <w:rFonts w:ascii="Consolas" w:cs="Consolas" w:eastAsia="Consolas" w:hAnsi="Consolas"/>
+          <w:sz w:val="17"/>
+          <w:szCs w:val="17"/>
+        </w:rPr>
+        <w:t xml:space="preserve">}</w:t>
+      </w:r>
+    </w:p>
+    <w:p>
+      <w:pPr>
+        <w:spacing w:after="120" w:line="312"/>
+        <w:jc w:val="both"/>
+      </w:pPr>
+      <w:r>
+        <w:t xml:space="preserve">Lời gọi theo đúng kiểu của giáo trình: </w:t>
+      </w:r>
+      <w:r>
+        <w:rPr>
+          <w:rFonts w:ascii="Consolas" w:cs="Consolas" w:eastAsia="Consolas" w:hAnsi="Consolas"/>
+          <w:sz w:val="22"/>
+          <w:szCs w:val="22"/>
+        </w:rPr>
+        <w:t xml:space="preserve">GameSearch.search(Negamax.problem(state, depth))</w:t>
+      </w:r>
+      <w:r>
+        <w:t xml:space="preserve">. Vì cửa sổ (α, β) vẫn được truyền nhưng không bao giờ dẫn tới cắt, vòng lặp duyệt </w:t>
+      </w:r>
+      <w:r>
+        <w:rPr>
+          <w:b/>
+          <w:bCs/>
+        </w:rPr>
+        <w:t xml:space="preserve">đủ mọi nước</w:t>
+      </w:r>
+      <w:r>
+        <w:t xml:space="preserve"> ở mọi nút và giá trị trả về luôn là giá trị Negamax chính xác.</w:t>
+      </w:r>
+    </w:p>
+    <w:p>
+      <w:pPr>
+        <w:pStyle w:val="Heading3"/>
+        <w:keepNext/>
+      </w:pPr>
+      <w:r>
+        <w:t xml:space="preserve">3.7.2. Trạng thái cờ tướng cho thuật toán thuần: ChessState</w:t>
+      </w:r>
+    </w:p>
+    <w:p>
+      <w:pPr>
+        <w:spacing w:after="120" w:line="312"/>
+        <w:jc w:val="both"/>
+      </w:pPr>
+      <w:r>
+        <w:rPr>
+          <w:rFonts w:ascii="Consolas" w:cs="Consolas" w:eastAsia="Consolas" w:hAnsi="Consolas"/>
+          <w:sz w:val="22"/>
+          <w:szCs w:val="22"/>
+        </w:rPr>
+        <w:t xml:space="preserve">ChessState</w:t>
+      </w:r>
+      <w:r>
+        <w:t xml:space="preserve"> cài đặt </w:t>
+      </w:r>
+      <w:r>
+        <w:rPr>
+          <w:rFonts w:ascii="Consolas" w:cs="Consolas" w:eastAsia="Consolas" w:hAnsi="Consolas"/>
+          <w:sz w:val="22"/>
+          <w:szCs w:val="22"/>
+        </w:rPr>
+        <w:t xml:space="preserve">GameState&lt;Move&gt;</w:t>
+      </w:r>
+      <w:r>
+        <w:t xml:space="preserve"> cho cờ tướng, dùng chung cho Minimax, Negamax và Alpha-Beta. Nó làm việc trên </w:t>
+      </w:r>
+      <w:r>
+        <w:rPr>
+          <w:b/>
+          <w:bCs/>
+        </w:rPr>
+        <w:t xml:space="preserve">bản sao</w:t>
+      </w:r>
+      <w:r>
+        <w:t xml:space="preserve"> bàn cờ, nên bàn cờ đang hiển thị không bao giờ bị động tới:</w:t>
+      </w:r>
+    </w:p>
+    <w:p>
+      <w:pPr>
+        <w:keepLines/>
+        <w:shd w:fill="F3F3F3" w:color="auto" w:val="clear"/>
+        <w:spacing w:after="0" w:before="80" w:line="240"/>
+        <w:ind w:left="170" w:right="170"/>
+      </w:pPr>
+      <w:r>
+        <w:rPr>
+          <w:rFonts w:ascii="Consolas" w:cs="Consolas" w:eastAsia="Consolas" w:hAnsi="Consolas"/>
+          <w:sz w:val="17"/>
+          <w:szCs w:val="17"/>
+        </w:rPr>
+        <w:t xml:space="preserve">public List&lt;Move&gt; moves() {</w:t>
       </w:r>
     </w:p>
     <w:p>
@@ -17088,7 +17705,263 @@
           <w:sz w:val="17"/>
           <w:szCs w:val="17"/>
         </w:rPr>
+        <w:t xml:space="preserve">    ArrayList&lt;Move&gt; moves = new ArrayList&lt;&gt;(48);</w:t>
+      </w:r>
+    </w:p>
+    <w:p>
+      <w:pPr>
+        <w:keepLines/>
+        <w:shd w:fill="F3F3F3" w:color="auto" w:val="clear"/>
+        <w:spacing w:after="0" w:before="0" w:line="240"/>
+        <w:ind w:left="170" w:right="170"/>
+      </w:pPr>
+      <w:r>
+        <w:rPr>
+          <w:rFonts w:ascii="Consolas" w:cs="Consolas" w:eastAsia="Consolas" w:hAnsi="Consolas"/>
+          <w:sz w:val="17"/>
+          <w:szCs w:val="17"/>
+        </w:rPr>
+        <w:t xml:space="preserve">    Rules.collect(board, side, false, true, moves);     // nước hợp lệ</w:t>
+      </w:r>
+    </w:p>
+    <w:p>
+      <w:pPr>
+        <w:keepLines/>
+        <w:shd w:fill="F3F3F3" w:color="auto" w:val="clear"/>
+        <w:spacing w:after="0" w:before="0" w:line="240"/>
+        <w:ind w:left="170" w:right="170"/>
+      </w:pPr>
+      <w:r>
+        <w:rPr>
+          <w:rFonts w:ascii="Consolas" w:cs="Consolas" w:eastAsia="Consolas" w:hAnsi="Consolas"/>
+          <w:sz w:val="17"/>
+          <w:szCs w:val="17"/>
+        </w:rPr>
+        <w:t xml:space="preserve">    moves.sort(Evaluation.BY_CAPTURE);                  // ăn quân trước (MVV-LVA), sắp ổn định</w:t>
+      </w:r>
+    </w:p>
+    <w:p>
+      <w:pPr>
+        <w:keepLines/>
+        <w:shd w:fill="F3F3F3" w:color="auto" w:val="clear"/>
+        <w:spacing w:after="0" w:before="0" w:line="240"/>
+        <w:ind w:left="170" w:right="170"/>
+      </w:pPr>
+      <w:r>
+        <w:rPr>
+          <w:rFonts w:ascii="Consolas" w:cs="Consolas" w:eastAsia="Consolas" w:hAnsi="Consolas"/>
+          <w:sz w:val="17"/>
+          <w:szCs w:val="17"/>
+        </w:rPr>
+        <w:t xml:space="preserve">    return moves;</w:t>
+      </w:r>
+    </w:p>
+    <w:p>
+      <w:pPr>
+        <w:keepLines/>
+        <w:shd w:fill="F3F3F3" w:color="auto" w:val="clear"/>
+        <w:spacing w:after="0" w:before="0" w:line="240"/>
+        <w:ind w:left="170" w:right="170"/>
+      </w:pPr>
+      <w:r>
+        <w:rPr>
+          <w:rFonts w:ascii="Consolas" w:cs="Consolas" w:eastAsia="Consolas" w:hAnsi="Consolas"/>
+          <w:sz w:val="17"/>
+          <w:szCs w:val="17"/>
+        </w:rPr>
+        <w:t xml:space="preserve">}</w:t>
+      </w:r>
+    </w:p>
+    <w:p>
+      <w:pPr>
+        <w:keepLines/>
+        <w:shd w:fill="F3F3F3" w:color="auto" w:val="clear"/>
+        <w:spacing w:after="0" w:before="0" w:line="240"/>
+        <w:ind w:left="170" w:right="170"/>
+      </w:pPr>
+      <w:r>
+        <w:rPr>
+          <w:rFonts w:ascii="Consolas" w:cs="Consolas" w:eastAsia="Consolas" w:hAnsi="Consolas"/>
+          <w:sz w:val="17"/>
+          <w:szCs w:val="17"/>
+        </w:rPr>
+        <w:t xml:space="preserve"> </w:t>
+      </w:r>
+    </w:p>
+    <w:p>
+      <w:pPr>
+        <w:keepLines/>
+        <w:shd w:fill="F3F3F3" w:color="auto" w:val="clear"/>
+        <w:spacing w:after="0" w:before="0" w:line="240"/>
+        <w:ind w:left="170" w:right="170"/>
+      </w:pPr>
+      <w:r>
+        <w:rPr>
+          <w:rFonts w:ascii="Consolas" w:cs="Consolas" w:eastAsia="Consolas" w:hAnsi="Consolas"/>
+          <w:sz w:val="17"/>
+          <w:szCs w:val="17"/>
+        </w:rPr>
+        <w:t xml:space="preserve">public boolean isTerminal() {                            // hết nước hợp lệ = kết thúc</w:t>
+      </w:r>
+    </w:p>
+    <w:p>
+      <w:pPr>
+        <w:keepLines/>
+        <w:shd w:fill="F3F3F3" w:color="auto" w:val="clear"/>
+        <w:spacing w:after="0" w:before="0" w:line="240"/>
+        <w:ind w:left="170" w:right="170"/>
+      </w:pPr>
+      <w:r>
+        <w:rPr>
+          <w:rFonts w:ascii="Consolas" w:cs="Consolas" w:eastAsia="Consolas" w:hAnsi="Consolas"/>
+          <w:sz w:val="17"/>
+          <w:szCs w:val="17"/>
+        </w:rPr>
+        <w:t xml:space="preserve">    if (terminalVersion != version) {</w:t>
+      </w:r>
+    </w:p>
+    <w:p>
+      <w:pPr>
+        <w:keepLines/>
+        <w:shd w:fill="F3F3F3" w:color="auto" w:val="clear"/>
+        <w:spacing w:after="0" w:before="0" w:line="240"/>
+        <w:ind w:left="170" w:right="170"/>
+      </w:pPr>
+      <w:r>
+        <w:rPr>
+          <w:rFonts w:ascii="Consolas" w:cs="Consolas" w:eastAsia="Consolas" w:hAnsi="Consolas"/>
+          <w:sz w:val="17"/>
+          <w:szCs w:val="17"/>
+        </w:rPr>
+        <w:t xml:space="preserve">        terminal = !Rules.hasLegalMove(board, side);</w:t>
+      </w:r>
+    </w:p>
+    <w:p>
+      <w:pPr>
+        <w:keepLines/>
+        <w:shd w:fill="F3F3F3" w:color="auto" w:val="clear"/>
+        <w:spacing w:after="0" w:before="0" w:line="240"/>
+        <w:ind w:left="170" w:right="170"/>
+      </w:pPr>
+      <w:r>
+        <w:rPr>
+          <w:rFonts w:ascii="Consolas" w:cs="Consolas" w:eastAsia="Consolas" w:hAnsi="Consolas"/>
+          <w:sz w:val="17"/>
+          <w:szCs w:val="17"/>
+        </w:rPr>
+        <w:t xml:space="preserve">        terminalVersion = version;</w:t>
+      </w:r>
+    </w:p>
+    <w:p>
+      <w:pPr>
+        <w:keepLines/>
+        <w:shd w:fill="F3F3F3" w:color="auto" w:val="clear"/>
+        <w:spacing w:after="0" w:before="0" w:line="240"/>
+        <w:ind w:left="170" w:right="170"/>
+      </w:pPr>
+      <w:r>
+        <w:rPr>
+          <w:rFonts w:ascii="Consolas" w:cs="Consolas" w:eastAsia="Consolas" w:hAnsi="Consolas"/>
+          <w:sz w:val="17"/>
+          <w:szCs w:val="17"/>
+        </w:rPr>
         <w:t xml:space="preserve">    }</w:t>
+      </w:r>
+    </w:p>
+    <w:p>
+      <w:pPr>
+        <w:keepLines/>
+        <w:shd w:fill="F3F3F3" w:color="auto" w:val="clear"/>
+        <w:spacing w:after="0" w:before="0" w:line="240"/>
+        <w:ind w:left="170" w:right="170"/>
+      </w:pPr>
+      <w:r>
+        <w:rPr>
+          <w:rFonts w:ascii="Consolas" w:cs="Consolas" w:eastAsia="Consolas" w:hAnsi="Consolas"/>
+          <w:sz w:val="17"/>
+          <w:szCs w:val="17"/>
+        </w:rPr>
+        <w:t xml:space="preserve">    return terminal;</w:t>
+      </w:r>
+    </w:p>
+    <w:p>
+      <w:pPr>
+        <w:keepLines/>
+        <w:shd w:fill="F3F3F3" w:color="auto" w:val="clear"/>
+        <w:spacing w:after="0" w:before="0" w:line="240"/>
+        <w:ind w:left="170" w:right="170"/>
+      </w:pPr>
+      <w:r>
+        <w:rPr>
+          <w:rFonts w:ascii="Consolas" w:cs="Consolas" w:eastAsia="Consolas" w:hAnsi="Consolas"/>
+          <w:sz w:val="17"/>
+          <w:szCs w:val="17"/>
+        </w:rPr>
+        <w:t xml:space="preserve">}</w:t>
+      </w:r>
+    </w:p>
+    <w:p>
+      <w:pPr>
+        <w:keepLines/>
+        <w:shd w:fill="F3F3F3" w:color="auto" w:val="clear"/>
+        <w:spacing w:after="0" w:before="0" w:line="240"/>
+        <w:ind w:left="170" w:right="170"/>
+      </w:pPr>
+      <w:r>
+        <w:rPr>
+          <w:rFonts w:ascii="Consolas" w:cs="Consolas" w:eastAsia="Consolas" w:hAnsi="Consolas"/>
+          <w:sz w:val="17"/>
+          <w:szCs w:val="17"/>
+        </w:rPr>
+        <w:t xml:space="preserve"> </w:t>
+      </w:r>
+    </w:p>
+    <w:p>
+      <w:pPr>
+        <w:keepLines/>
+        <w:shd w:fill="F3F3F3" w:color="auto" w:val="clear"/>
+        <w:spacing w:after="0" w:before="0" w:line="240"/>
+        <w:ind w:left="170" w:right="170"/>
+      </w:pPr>
+      <w:r>
+        <w:rPr>
+          <w:rFonts w:ascii="Consolas" w:cs="Consolas" w:eastAsia="Consolas" w:hAnsi="Consolas"/>
+          <w:sz w:val="17"/>
+          <w:szCs w:val="17"/>
+        </w:rPr>
+        <w:t xml:space="preserve">public int evaluate() {</w:t>
+      </w:r>
+    </w:p>
+    <w:p>
+      <w:pPr>
+        <w:keepLines/>
+        <w:shd w:fill="F3F3F3" w:color="auto" w:val="clear"/>
+        <w:spacing w:after="0" w:before="0" w:line="240"/>
+        <w:ind w:left="170" w:right="170"/>
+      </w:pPr>
+      <w:r>
+        <w:rPr>
+          <w:rFonts w:ascii="Consolas" w:cs="Consolas" w:eastAsia="Consolas" w:hAnsi="Consolas"/>
+          <w:sz w:val="17"/>
+          <w:szCs w:val="17"/>
+        </w:rPr>
+        <w:t xml:space="preserve">    if (isTerminal()) return -(MATE - ply);              // thua: càng sớm càng tệ (2.6.6)</w:t>
+      </w:r>
+    </w:p>
+    <w:p>
+      <w:pPr>
+        <w:keepLines/>
+        <w:shd w:fill="F3F3F3" w:color="auto" w:val="clear"/>
+        <w:spacing w:after="0" w:before="0" w:line="240"/>
+        <w:ind w:left="170" w:right="170"/>
+      </w:pPr>
+      <w:r>
+        <w:rPr>
+          <w:rFonts w:ascii="Consolas" w:cs="Consolas" w:eastAsia="Consolas" w:hAnsi="Consolas"/>
+          <w:sz w:val="17"/>
+          <w:szCs w:val="17"/>
+        </w:rPr>
+        <w:t xml:space="preserve">    return evaluation.score(board, side);                // theo góc nhìn bên đang đi</w:t>
       </w:r>
     </w:p>
     <w:p>
@@ -17109,11 +17982,191 @@
     </w:p>
     <w:p>
       <w:pPr>
+        <w:pStyle w:val="ListParagraph"/>
+        <w:numPr>
+          <w:ilvl w:val="0"/>
+          <w:numId w:val="3"/>
+        </w:numPr>
+        <w:spacing w:after="60" w:line="300"/>
+        <w:jc w:val="both"/>
+      </w:pPr>
+      <w:r>
+        <w:rPr>
+          <w:b/>
+          <w:bCs/>
+        </w:rPr>
+        <w:t xml:space="preserve">Kết thúc ván:</w:t>
+      </w:r>
+      <w:r>
+        <w:t xml:space="preserve"> </w:t>
+      </w:r>
+      <w:r>
+        <w:rPr>
+          <w:rFonts w:ascii="Consolas" w:cs="Consolas" w:eastAsia="Consolas" w:hAnsi="Consolas"/>
+          <w:sz w:val="22"/>
+          <w:szCs w:val="22"/>
+        </w:rPr>
+        <w:t xml:space="preserve">isTerminal()</w:t>
+      </w:r>
+      <w:r>
+        <w:t xml:space="preserve"> hỏi "bên đang đi còn nước hợp lệ không" — trả lời cả hai trường hợp chiếu bí và hết nước, cờ tướng đều xử thua. Kết quả được </w:t>
+      </w:r>
+      <w:r>
+        <w:rPr>
+          <w:b/>
+          <w:bCs/>
+        </w:rPr>
+        <w:t xml:space="preserve">nhớ tạm</w:t>
+      </w:r>
+      <w:r>
+        <w:t xml:space="preserve"> theo </w:t>
+      </w:r>
+      <w:r>
+        <w:rPr>
+          <w:rFonts w:ascii="Consolas" w:cs="Consolas" w:eastAsia="Consolas" w:hAnsi="Consolas"/>
+          <w:sz w:val="22"/>
+          <w:szCs w:val="22"/>
+        </w:rPr>
+        <w:t xml:space="preserve">version</w:t>
+      </w:r>
+      <w:r>
+        <w:t xml:space="preserve"> (tăng mỗi lần </w:t>
+      </w:r>
+      <w:r>
+        <w:rPr>
+          <w:rFonts w:ascii="Consolas" w:cs="Consolas" w:eastAsia="Consolas" w:hAnsi="Consolas"/>
+          <w:sz w:val="22"/>
+          <w:szCs w:val="22"/>
+        </w:rPr>
+        <w:t xml:space="preserve">play</w:t>
+      </w:r>
+      <w:r>
+        <w:t xml:space="preserve">/</w:t>
+      </w:r>
+      <w:r>
+        <w:rPr>
+          <w:rFonts w:ascii="Consolas" w:cs="Consolas" w:eastAsia="Consolas" w:hAnsi="Consolas"/>
+          <w:sz w:val="22"/>
+          <w:szCs w:val="22"/>
+        </w:rPr>
+        <w:t xml:space="preserve">undo</w:t>
+      </w:r>
+      <w:r>
+        <w:t xml:space="preserve">), vì ở nút lá thuật toán hỏi </w:t>
+      </w:r>
+      <w:r>
+        <w:rPr>
+          <w:rFonts w:ascii="Consolas" w:cs="Consolas" w:eastAsia="Consolas" w:hAnsi="Consolas"/>
+          <w:sz w:val="22"/>
+          <w:szCs w:val="22"/>
+        </w:rPr>
+        <w:t xml:space="preserve">isTerminal()</w:t>
+      </w:r>
+      <w:r>
+        <w:t xml:space="preserve"> rồi </w:t>
+      </w:r>
+      <w:r>
+        <w:rPr>
+          <w:rFonts w:ascii="Consolas" w:cs="Consolas" w:eastAsia="Consolas" w:hAnsi="Consolas"/>
+          <w:sz w:val="22"/>
+          <w:szCs w:val="22"/>
+        </w:rPr>
+        <w:t xml:space="preserve">evaluate()</w:t>
+      </w:r>
+      <w:r>
+        <w:t xml:space="preserve"> lại hỏi thêm lần nữa.</w:t>
+      </w:r>
+    </w:p>
+    <w:p>
+      <w:pPr>
+        <w:pStyle w:val="ListParagraph"/>
+        <w:numPr>
+          <w:ilvl w:val="0"/>
+          <w:numId w:val="3"/>
+        </w:numPr>
+        <w:spacing w:after="60" w:line="300"/>
+        <w:jc w:val="both"/>
+      </w:pPr>
+      <w:r>
+        <w:rPr>
+          <w:b/>
+          <w:bCs/>
+        </w:rPr>
+        <w:t xml:space="preserve">Điểm thua theo khoảng cách:</w:t>
+      </w:r>
+      <w:r>
+        <w:t xml:space="preserve"> </w:t>
+      </w:r>
+      <w:r>
+        <w:rPr>
+          <w:rFonts w:ascii="Consolas" w:cs="Consolas" w:eastAsia="Consolas" w:hAnsi="Consolas"/>
+          <w:sz w:val="22"/>
+          <w:szCs w:val="22"/>
+        </w:rPr>
+        <w:t xml:space="preserve">ply</w:t>
+      </w:r>
+      <w:r>
+        <w:t xml:space="preserve"> đếm số nước từ gốc, nên thế bị chiếu bí ở ply 1 được chấm −899.999 (với bên thua), ở ply 3 là −899.997. Nhìn từ gốc, bên thắng thấy +899.999 và +899.997, nên tự động chọn đường chiếu bí ngắn nhất.</w:t>
+      </w:r>
+    </w:p>
+    <w:p>
+      <w:pPr>
+        <w:pStyle w:val="ListParagraph"/>
+        <w:numPr>
+          <w:ilvl w:val="0"/>
+          <w:numId w:val="3"/>
+        </w:numPr>
+        <w:spacing w:after="60" w:line="300"/>
+        <w:jc w:val="both"/>
+      </w:pPr>
+      <w:r>
+        <w:rPr>
+          <w:b/>
+          <w:bCs/>
+        </w:rPr>
+        <w:t xml:space="preserve">Thứ tự nước:</w:t>
+      </w:r>
+      <w:r>
+        <w:t xml:space="preserve"> </w:t>
+      </w:r>
+      <w:r>
+        <w:rPr>
+          <w:rFonts w:ascii="Consolas" w:cs="Consolas" w:eastAsia="Consolas" w:hAnsi="Consolas"/>
+          <w:sz w:val="22"/>
+          <w:szCs w:val="22"/>
+        </w:rPr>
+        <w:t xml:space="preserve">moves()</w:t>
+      </w:r>
+      <w:r>
+        <w:t xml:space="preserve"> sắp nước ăn quân lên trước. Với Negamax điều này không đổi kết quả (mọi nước đều được duyệt), nhưng nó đảm bảo Minimax, Negamax và Alpha-Beta xét nước theo </w:t>
+      </w:r>
+      <w:r>
+        <w:rPr>
+          <w:b/>
+          <w:bCs/>
+        </w:rPr>
+        <w:t xml:space="preserve">cùng một thứ tự</w:t>
+      </w:r>
+      <w:r>
+        <w:t xml:space="preserve">, nên ba thuật toán chọn cùng một nước đi — thuận tiện cho việc đối chiếu.</w:t>
+      </w:r>
+    </w:p>
+    <w:p>
+      <w:pPr>
+        <w:pStyle w:val="Heading3"/>
+        <w:keepNext/>
+      </w:pPr>
+      <w:r>
+        <w:t xml:space="preserve">3.7.3. Ví dụ và đặc điểm</w:t>
+      </w:r>
+    </w:p>
+    <w:p>
+      <w:pPr>
         <w:spacing w:after="120" w:line="312"/>
         <w:jc w:val="both"/>
       </w:pPr>
       <w:r>
-        <w:t xml:space="preserve">Trong vòng lặp, sau mỗi nước con: </w:t>
+        <w:t xml:space="preserve">Trên cây ở mục 2.2.3, </w:t>
       </w:r>
       <w:r>
         <w:rPr>
@@ -17121,10 +18174,96 @@
           <w:sz w:val="22"/>
           <w:szCs w:val="22"/>
         </w:rPr>
-        <w:t xml:space="preserve">best</w:t>
-      </w:r>
-      <w:r>
-        <w:t xml:space="preserve"> là giá trị tốt nhất đã thấy, </w:t>
+        <w:t xml:space="preserve">GameSearch.search(Negamax.problem(...))</w:t>
+      </w:r>
+      <w:r>
+        <w:t xml:space="preserve"> trả về giá trị 3, nước B, sau khi duyệt đủ </w:t>
+      </w:r>
+      <w:r>
+        <w:rPr>
+          <w:b/>
+          <w:bCs/>
+        </w:rPr>
+        <w:t xml:space="preserve">13 nút</w:t>
+      </w:r>
+      <w:r>
+        <w:t xml:space="preserve"> (gốc, 3 nút MIN, 9 lá). Trên cờ tướng, số nút tăng đúng theo b^d: ở thế khai cuộc (b = 44) là 45, 1.965, 81.631, 3.371.871 nút với d = 1..4 (Chương 4).</w:t>
+      </w:r>
+    </w:p>
+    <w:p>
+      <w:pPr>
+        <w:spacing w:after="120" w:line="312"/>
+        <w:jc w:val="both"/>
+      </w:pPr>
+      <w:r>
+        <w:t xml:space="preserve">Negamax thuần </w:t>
+      </w:r>
+      <w:r>
+        <w:rPr>
+          <w:b/>
+          <w:bCs/>
+        </w:rPr>
+        <w:t xml:space="preserve">không</w:t>
+      </w:r>
+      <w:r>
+        <w:t xml:space="preserve"> phát hiện lặp thế cờ và </w:t>
+      </w:r>
+      <w:r>
+        <w:rPr>
+          <w:b/>
+          <w:bCs/>
+        </w:rPr>
+        <w:t xml:space="preserve">không</w:t>
+      </w:r>
+      <w:r>
+        <w:t xml:space="preserve"> có tìm kiếm tĩnh — đúng như giả mã giáo trình. Vì chi phí O(b^d), trong ứng dụng Negamax được giới hạn ở độ sâu </w:t>
+      </w:r>
+      <w:r>
+        <w:rPr>
+          <w:b/>
+          <w:bCs/>
+        </w:rPr>
+        <w:t xml:space="preserve">2 / 3 / 4</w:t>
+      </w:r>
+      <w:r>
+        <w:t xml:space="preserve"> cho ba cấp độ; độ sâu 5 đã cần khoảng 44 lần độ sâu 4, tức cỡ nửa phút mỗi nước trên máy tính.</w:t>
+      </w:r>
+    </w:p>
+    <w:p>
+      <w:pPr>
+        <w:pStyle w:val="Heading2"/>
+        <w:keepNext/>
+      </w:pPr>
+      <w:r>
+        <w:t xml:space="preserve">3.8. Thuật toán Alpha-Beta</w:t>
+      </w:r>
+    </w:p>
+    <w:p>
+      <w:pPr>
+        <w:pStyle w:val="Heading3"/>
+        <w:keepNext/>
+      </w:pPr>
+      <w:r>
+        <w:t xml:space="preserve">3.8.1. Cài đặt</w:t>
+      </w:r>
+    </w:p>
+    <w:p>
+      <w:pPr>
+        <w:spacing w:after="120" w:line="312"/>
+        <w:jc w:val="both"/>
+      </w:pPr>
+      <w:r>
+        <w:t xml:space="preserve">Alpha-Beta dùng </w:t>
+      </w:r>
+      <w:r>
+        <w:rPr>
+          <w:b/>
+          <w:bCs/>
+        </w:rPr>
+        <w:t xml:space="preserve">đúng</w:t>
+      </w:r>
+      <w:r>
+        <w:t xml:space="preserve"> vòng lặp </w:t>
       </w:r>
       <w:r>
         <w:rPr>
@@ -17132,10 +18271,211 @@
           <w:sz w:val="22"/>
           <w:szCs w:val="22"/>
         </w:rPr>
-        <w:t xml:space="preserve">alpha</w:t>
-      </w:r>
-      <w:r>
-        <w:t xml:space="preserve"> được nâng lên </w:t>
+        <w:t xml:space="preserve">GameSearch.negamax</w:t>
+      </w:r>
+      <w:r>
+        <w:t xml:space="preserve"> ở mục 3.5.3; khác biệt duy nhất so với Negamax là hàm cắt tỉa:</w:t>
+      </w:r>
+    </w:p>
+    <w:p>
+      <w:pPr>
+        <w:keepLines/>
+        <w:shd w:fill="F3F3F3" w:color="auto" w:val="clear"/>
+        <w:spacing w:after="0" w:before="80" w:line="240"/>
+        <w:ind w:left="170" w:right="170"/>
+      </w:pPr>
+      <w:r>
+        <w:rPr>
+          <w:rFonts w:ascii="Consolas" w:cs="Consolas" w:eastAsia="Consolas" w:hAnsi="Consolas"/>
+          <w:sz w:val="17"/>
+          <w:szCs w:val="17"/>
+        </w:rPr>
+        <w:t xml:space="preserve">public final class AlphaBeta {</w:t>
+      </w:r>
+    </w:p>
+    <w:p>
+      <w:pPr>
+        <w:keepLines/>
+        <w:shd w:fill="F3F3F3" w:color="auto" w:val="clear"/>
+        <w:spacing w:after="0" w:before="0" w:line="240"/>
+        <w:ind w:left="170" w:right="170"/>
+      </w:pPr>
+      <w:r>
+        <w:rPr>
+          <w:rFonts w:ascii="Consolas" w:cs="Consolas" w:eastAsia="Consolas" w:hAnsi="Consolas"/>
+          <w:sz w:val="17"/>
+          <w:szCs w:val="17"/>
+        </w:rPr>
+        <w:t xml:space="preserve">    // ===== Alpha-Beta (dang Negamax): cat tia khi alpha &gt;= beta =====</w:t>
+      </w:r>
+    </w:p>
+    <w:p>
+      <w:pPr>
+        <w:keepLines/>
+        <w:shd w:fill="F3F3F3" w:color="auto" w:val="clear"/>
+        <w:spacing w:after="0" w:before="0" w:line="240"/>
+        <w:ind w:left="170" w:right="170"/>
+      </w:pPr>
+      <w:r>
+        <w:rPr>
+          <w:rFonts w:ascii="Consolas" w:cs="Consolas" w:eastAsia="Consolas" w:hAnsi="Consolas"/>
+          <w:sz w:val="17"/>
+          <w:szCs w:val="17"/>
+        </w:rPr>
+        <w:t xml:space="preserve">    //   alpha: gia tri ben dang di chac chan dat duoc (tu cac nuoc da xet)</w:t>
+      </w:r>
+    </w:p>
+    <w:p>
+      <w:pPr>
+        <w:keepLines/>
+        <w:shd w:fill="F3F3F3" w:color="auto" w:val="clear"/>
+        <w:spacing w:after="0" w:before="0" w:line="240"/>
+        <w:ind w:left="170" w:right="170"/>
+      </w:pPr>
+      <w:r>
+        <w:rPr>
+          <w:rFonts w:ascii="Consolas" w:cs="Consolas" w:eastAsia="Consolas" w:hAnsi="Consolas"/>
+          <w:sz w:val="17"/>
+          <w:szCs w:val="17"/>
+        </w:rPr>
+        <w:t xml:space="preserve">    //   beta : gia tri doi thu chac chan dat duoc o nhanh khac cua cay</w:t>
+      </w:r>
+    </w:p>
+    <w:p>
+      <w:pPr>
+        <w:keepLines/>
+        <w:shd w:fill="F3F3F3" w:color="auto" w:val="clear"/>
+        <w:spacing w:after="0" w:before="0" w:line="240"/>
+        <w:ind w:left="170" w:right="170"/>
+      </w:pPr>
+      <w:r>
+        <w:rPr>
+          <w:rFonts w:ascii="Consolas" w:cs="Consolas" w:eastAsia="Consolas" w:hAnsi="Consolas"/>
+          <w:sz w:val="17"/>
+          <w:szCs w:val="17"/>
+        </w:rPr>
+        <w:t xml:space="preserve">    //   Khi alpha &gt;= beta doi thu se khong bao gio cho di vao nut nay -&gt; bo cac nuoc con lai.</w:t>
+      </w:r>
+    </w:p>
+    <w:p>
+      <w:pPr>
+        <w:keepLines/>
+        <w:shd w:fill="F3F3F3" w:color="auto" w:val="clear"/>
+        <w:spacing w:after="0" w:before="0" w:line="240"/>
+        <w:ind w:left="170" w:right="170"/>
+      </w:pPr>
+      <w:r>
+        <w:rPr>
+          <w:rFonts w:ascii="Consolas" w:cs="Consolas" w:eastAsia="Consolas" w:hAnsi="Consolas"/>
+          <w:sz w:val="17"/>
+          <w:szCs w:val="17"/>
+        </w:rPr>
+        <w:t xml:space="preserve">    // cut = alpha &gt;= beta</w:t>
+      </w:r>
+    </w:p>
+    <w:p>
+      <w:pPr>
+        <w:keepLines/>
+        <w:shd w:fill="F3F3F3" w:color="auto" w:val="clear"/>
+        <w:spacing w:after="0" w:before="0" w:line="240"/>
+        <w:ind w:left="170" w:right="170"/>
+      </w:pPr>
+      <w:r>
+        <w:rPr>
+          <w:rFonts w:ascii="Consolas" w:cs="Consolas" w:eastAsia="Consolas" w:hAnsi="Consolas"/>
+          <w:sz w:val="17"/>
+          <w:szCs w:val="17"/>
+        </w:rPr>
+        <w:t xml:space="preserve">    public static final GameSearch.Cutoff CUTOFF = (alpha, beta) -&gt; alpha &gt;= beta;</w:t>
+      </w:r>
+    </w:p>
+    <w:p>
+      <w:pPr>
+        <w:keepLines/>
+        <w:shd w:fill="F3F3F3" w:color="auto" w:val="clear"/>
+        <w:spacing w:after="0" w:before="0" w:line="240"/>
+        <w:ind w:left="170" w:right="170"/>
+      </w:pPr>
+      <w:r>
+        <w:rPr>
+          <w:rFonts w:ascii="Consolas" w:cs="Consolas" w:eastAsia="Consolas" w:hAnsi="Consolas"/>
+          <w:sz w:val="17"/>
+          <w:szCs w:val="17"/>
+        </w:rPr>
+        <w:t xml:space="preserve"> </w:t>
+      </w:r>
+    </w:p>
+    <w:p>
+      <w:pPr>
+        <w:keepLines/>
+        <w:shd w:fill="F3F3F3" w:color="auto" w:val="clear"/>
+        <w:spacing w:after="0" w:before="0" w:line="240"/>
+        <w:ind w:left="170" w:right="170"/>
+      </w:pPr>
+      <w:r>
+        <w:rPr>
+          <w:rFonts w:ascii="Consolas" w:cs="Consolas" w:eastAsia="Consolas" w:hAnsi="Consolas"/>
+          <w:sz w:val="17"/>
+          <w:szCs w:val="17"/>
+        </w:rPr>
+        <w:t xml:space="preserve">    public static &lt;M&gt; GameSearch.Problem&lt;M&gt; problem(GameState&lt;M&gt; state, int depth) {</w:t>
+      </w:r>
+    </w:p>
+    <w:p>
+      <w:pPr>
+        <w:keepLines/>
+        <w:shd w:fill="F3F3F3" w:color="auto" w:val="clear"/>
+        <w:spacing w:after="0" w:before="0" w:line="240"/>
+        <w:ind w:left="170" w:right="170"/>
+      </w:pPr>
+      <w:r>
+        <w:rPr>
+          <w:rFonts w:ascii="Consolas" w:cs="Consolas" w:eastAsia="Consolas" w:hAnsi="Consolas"/>
+          <w:sz w:val="17"/>
+          <w:szCs w:val="17"/>
+        </w:rPr>
+        <w:t xml:space="preserve">        return new GameSearch.Problem&lt;&gt;(state, depth, CUTOFF);</w:t>
+      </w:r>
+    </w:p>
+    <w:p>
+      <w:pPr>
+        <w:keepLines/>
+        <w:shd w:fill="F3F3F3" w:color="auto" w:val="clear"/>
+        <w:spacing w:after="0" w:before="0" w:line="240"/>
+        <w:ind w:left="170" w:right="170"/>
+      </w:pPr>
+      <w:r>
+        <w:rPr>
+          <w:rFonts w:ascii="Consolas" w:cs="Consolas" w:eastAsia="Consolas" w:hAnsi="Consolas"/>
+          <w:sz w:val="17"/>
+          <w:szCs w:val="17"/>
+        </w:rPr>
+        <w:t xml:space="preserve">    }</w:t>
+      </w:r>
+    </w:p>
+    <w:p>
+      <w:pPr>
+        <w:keepLines/>
+        <w:shd w:fill="F3F3F3" w:color="auto" w:val="clear"/>
+        <w:spacing w:after="160" w:before="0" w:line="240"/>
+        <w:ind w:left="170" w:right="170"/>
+      </w:pPr>
+      <w:r>
+        <w:rPr>
+          <w:rFonts w:ascii="Consolas" w:cs="Consolas" w:eastAsia="Consolas" w:hAnsi="Consolas"/>
+          <w:sz w:val="17"/>
+          <w:szCs w:val="17"/>
+        </w:rPr>
+        <w:t xml:space="preserve">}</w:t>
+      </w:r>
+    </w:p>
+    <w:p>
+      <w:pPr>
+        <w:spacing w:after="120" w:line="312"/>
+        <w:jc w:val="both"/>
+      </w:pPr>
+      <w:r>
+        <w:t xml:space="preserve">Trong vòng lặp, sau mỗi nước con: </w:t>
       </w:r>
       <w:r>
         <w:rPr>
@@ -17146,7 +18486,7 @@
         <w:t xml:space="preserve">best</w:t>
       </w:r>
       <w:r>
-        <w:t xml:space="preserve">, và khi </w:t>
+        <w:t xml:space="preserve"> là giá trị tốt nhất đã thấy, </w:t>
       </w:r>
       <w:r>
         <w:rPr>
@@ -17154,10 +18494,10 @@
           <w:sz w:val="22"/>
           <w:szCs w:val="22"/>
         </w:rPr>
-        <w:t xml:space="preserve">alpha &gt;= beta</w:t>
-      </w:r>
-      <w:r>
-        <w:t xml:space="preserve"> vòng lặp dừng — các nước còn lại của nút bị bỏ qua. Ở gốc, cửa sổ ban đầu là (−INF, +INF) nên gốc không bao giờ bị cắt và luôn có nước tốt nhất. Hàm trả về </w:t>
+        <w:t xml:space="preserve">alpha</w:t>
+      </w:r>
+      <w:r>
+        <w:t xml:space="preserve"> được nâng lên </w:t>
       </w:r>
       <w:r>
         <w:rPr>
@@ -17168,6 +18508,28 @@
         <w:t xml:space="preserve">best</w:t>
       </w:r>
       <w:r>
+        <w:t xml:space="preserve">, và khi </w:t>
+      </w:r>
+      <w:r>
+        <w:rPr>
+          <w:rFonts w:ascii="Consolas" w:cs="Consolas" w:eastAsia="Consolas" w:hAnsi="Consolas"/>
+          <w:sz w:val="22"/>
+          <w:szCs w:val="22"/>
+        </w:rPr>
+        <w:t xml:space="preserve">alpha &gt;= beta</w:t>
+      </w:r>
+      <w:r>
+        <w:t xml:space="preserve"> vòng lặp dừng — các nước còn lại của nút bị bỏ qua. Ở gốc, cửa sổ ban đầu là (−INF, +INF) nên gốc không bao giờ bị cắt và luôn có nước tốt nhất. Hàm trả về </w:t>
+      </w:r>
+      <w:r>
+        <w:rPr>
+          <w:rFonts w:ascii="Consolas" w:cs="Consolas" w:eastAsia="Consolas" w:hAnsi="Consolas"/>
+          <w:sz w:val="22"/>
+          <w:szCs w:val="22"/>
+        </w:rPr>
+        <w:t xml:space="preserve">best</w:t>
+      </w:r>
+      <w:r>
         <w:t xml:space="preserve"> (không kẹp vào cửa sổ), tức là phiên bản </w:t>
       </w:r>
       <w:r>
@@ -17187,7 +18549,7 @@
         <w:keepNext/>
       </w:pPr>
       <w:r>
-        <w:t xml:space="preserve">3.7.2. Thứ tự nước đi trong Alpha-Beta thuần</w:t>
+        <w:t xml:space="preserve">3.8.2. Thứ tự nước đi trong Alpha-Beta thuần</w:t>
       </w:r>
     </w:p>
     <w:p>
@@ -17237,7 +18599,7 @@
         <w:keepNext/>
       </w:pPr>
       <w:r>
-        <w:t xml:space="preserve">3.7.3. Ví dụ: vết chạy trên cây giáo trình</w:t>
+        <w:t xml:space="preserve">3.8.3. Ví dụ: vết chạy trên cây giáo trình</w:t>
       </w:r>
     </w:p>
     <w:p>
@@ -19185,7 +20547,7 @@
         <w:keepNext/>
       </w:pPr>
       <w:r>
-        <w:t xml:space="preserve">3.7.4. Đặc điểm trong ứng dụng</w:t>
+        <w:t xml:space="preserve">3.8.4. Đặc điểm trong ứng dụng</w:t>
       </w:r>
     </w:p>
     <w:p>
@@ -19213,7 +20575,7 @@
         <w:keepNext/>
       </w:pPr>
       <w:r>
-        <w:t xml:space="preserve">3.8. Thuật toán Alpha-Beta cải tiến</w:t>
+        <w:t xml:space="preserve">3.9. Thuật toán Alpha-Beta cải tiến</w:t>
       </w:r>
     </w:p>
     <w:p>
@@ -19222,7 +20584,7 @@
         <w:keepNext/>
       </w:pPr>
       <w:r>
-        <w:t xml:space="preserve">3.8.1. Tổng quan và cấu trúc lớp</w:t>
+        <w:t xml:space="preserve">3.9.1. Tổng quan và cấu trúc lớp</w:t>
       </w:r>
     </w:p>
     <w:p>
@@ -20224,7 +21586,7 @@
         <w:keepNext/>
       </w:pPr>
       <w:r>
-        <w:t xml:space="preserve">3.8.2. Vòng lặp chính và các điểm can thiệp</w:t>
+        <w:t xml:space="preserve">3.9.2. Vòng lặp chính và các điểm can thiệp</w:t>
       </w:r>
     </w:p>
     <w:p>
@@ -21448,7 +22810,7 @@
         <w:keepNext/>
       </w:pPr>
       <w:r>
-        <w:t xml:space="preserve">3.8.3. Tìm kiếm sâu dần và quản lý thời gian</w:t>
+        <w:t xml:space="preserve">3.9.3. Tìm kiếm sâu dần và quản lý thời gian</w:t>
       </w:r>
     </w:p>
     <w:p>
@@ -22002,7 +23364,7 @@
         <w:keepNext/>
       </w:pPr>
       <w:r>
-        <w:t xml:space="preserve">3.8.4. Trước khi duyệt một nút: known</w:t>
+        <w:t xml:space="preserve">3.9.4. Trước khi duyệt một nút: known</w:t>
       </w:r>
     </w:p>
     <w:p>
@@ -22664,7 +24026,7 @@
         <w:keepNext/>
       </w:pPr>
       <w:r>
-        <w:t xml:space="preserve">3.8.5. Bảng chuyển vị và khoá Zobrist</w:t>
+        <w:t xml:space="preserve">3.9.5. Bảng chuyển vị và khoá Zobrist</w:t>
       </w:r>
     </w:p>
     <w:p>
@@ -22983,7 +24345,7 @@
         <w:keepNext/>
       </w:pPr>
       <w:r>
-        <w:t xml:space="preserve">3.8.6. Sắp xếp nước đi: actions</w:t>
+        <w:t xml:space="preserve">3.9.6. Sắp xếp nước đi: actions</w:t>
       </w:r>
     </w:p>
     <w:p>
@@ -23219,7 +24581,7 @@
         <w:keepNext/>
       </w:pPr>
       <w:r>
-        <w:t xml:space="preserve">3.8.7. Sinh nước giả hợp lệ: legal</w:t>
+        <w:t xml:space="preserve">3.9.7. Sinh nước giả hợp lệ: legal</w:t>
       </w:r>
     </w:p>
     <w:p>
@@ -23367,7 +24729,7 @@
         <w:keepNext/>
       </w:pPr>
       <w:r>
-        <w:t xml:space="preserve">3.8.8. Nút lá: tìm kiếm tĩnh</w:t>
+        <w:t xml:space="preserve">3.9.8. Nút lá: tìm kiếm tĩnh</w:t>
       </w:r>
     </w:p>
     <w:p>
@@ -23871,7 +25233,7 @@
         <w:keepNext/>
       </w:pPr>
       <w:r>
-        <w:t xml:space="preserve">3.8.9. Khi quay lui: cutoffBy và searched</w:t>
+        <w:t xml:space="preserve">3.9.9. Khi quay lui: cutoffBy và searched</w:t>
       </w:r>
     </w:p>
     <w:p>
@@ -23960,7 +25322,7 @@
         <w:keepNext/>
       </w:pPr>
       <w:r>
-        <w:t xml:space="preserve">3.8.10. So sánh ba thuật toán trong mã nguồn</w:t>
+        <w:t xml:space="preserve">3.9.10. So sánh bốn thuật toán trong mã nguồn</w:t>
       </w:r>
     </w:p>
     <w:tbl>
@@ -23976,10 +25338,11 @@
         </w:tblBorders>
       </w:tblPr>
       <w:tblGrid>
-        <w:gridCol w:w="2648"/>
-        <w:gridCol w:w="2427"/>
-        <w:gridCol w:w="1618"/>
-        <w:gridCol w:w="2945"/>
+        <w:gridCol w:w="2115"/>
+        <w:gridCol w:w="1939"/>
+        <w:gridCol w:w="1939"/>
+        <w:gridCol w:w="1292"/>
+        <w:gridCol w:w="2353"/>
       </w:tblGrid>
       <w:tr>
         <w:trPr>
@@ -23988,7 +25351,7 @@
         </w:trPr>
         <w:tc>
           <w:tcPr>
-            <w:tcW w:type="dxa" w:w="2648"/>
+            <w:tcW w:type="dxa" w:w="2115"/>
             <w:tcBorders>
               <w:top w:val="single" w:color="999999" w:sz="4"/>
               <w:left w:val="single" w:color="999999" w:sz="4"/>
@@ -24020,7 +25383,7 @@
         </w:tc>
         <w:tc>
           <w:tcPr>
-            <w:tcW w:type="dxa" w:w="2427"/>
+            <w:tcW w:type="dxa" w:w="1939"/>
             <w:tcBorders>
               <w:top w:val="single" w:color="999999" w:sz="4"/>
               <w:left w:val="single" w:color="999999" w:sz="4"/>
@@ -24046,13 +25409,13 @@
                 <w:sz w:val="21"/>
                 <w:szCs w:val="21"/>
               </w:rPr>
-              <w:t xml:space="preserve">Negamax</w:t>
-            </w:r>
-          </w:p>
-        </w:tc>
-        <w:tc>
-          <w:tcPr>
-            <w:tcW w:type="dxa" w:w="1618"/>
+              <w:t xml:space="preserve">Minimax</w:t>
+            </w:r>
+          </w:p>
+        </w:tc>
+        <w:tc>
+          <w:tcPr>
+            <w:tcW w:type="dxa" w:w="1939"/>
             <w:tcBorders>
               <w:top w:val="single" w:color="999999" w:sz="4"/>
               <w:left w:val="single" w:color="999999" w:sz="4"/>
@@ -24078,13 +25441,45 @@
                 <w:sz w:val="21"/>
                 <w:szCs w:val="21"/>
               </w:rPr>
+              <w:t xml:space="preserve">Negamax</w:t>
+            </w:r>
+          </w:p>
+        </w:tc>
+        <w:tc>
+          <w:tcPr>
+            <w:tcW w:type="dxa" w:w="1292"/>
+            <w:tcBorders>
+              <w:top w:val="single" w:color="999999" w:sz="4"/>
+              <w:left w:val="single" w:color="999999" w:sz="4"/>
+              <w:bottom w:val="single" w:color="999999" w:sz="4"/>
+              <w:right w:val="single" w:color="999999" w:sz="4"/>
+            </w:tcBorders>
+            <w:shd w:fill="D9E2F3" w:color="auto" w:val="clear"/>
+            <w:tcMar>
+              <w:top w:type="dxa" w:w="40"/>
+              <w:left w:type="dxa" w:w="80"/>
+              <w:bottom w:type="dxa" w:w="40"/>
+              <w:right w:type="dxa" w:w="80"/>
+            </w:tcMar>
+          </w:tcPr>
+          <w:p>
+            <w:pPr>
+              <w:spacing w:after="0" w:line="264"/>
+            </w:pPr>
+            <w:r>
+              <w:rPr>
+                <w:b/>
+                <w:bCs/>
+                <w:sz w:val="21"/>
+                <w:szCs w:val="21"/>
+              </w:rPr>
               <w:t xml:space="preserve">Alpha-Beta</w:t>
             </w:r>
           </w:p>
         </w:tc>
         <w:tc>
           <w:tcPr>
-            <w:tcW w:type="dxa" w:w="2945"/>
+            <w:tcW w:type="dxa" w:w="2353"/>
             <w:tcBorders>
               <w:top w:val="single" w:color="999999" w:sz="4"/>
               <w:left w:val="single" w:color="999999" w:sz="4"/>
@@ -24122,7 +25517,7 @@
         </w:trPr>
         <w:tc>
           <w:tcPr>
-            <w:tcW w:type="dxa" w:w="2648"/>
+            <w:tcW w:type="dxa" w:w="2115"/>
             <w:tcBorders>
               <w:top w:val="single" w:color="999999" w:sz="4"/>
               <w:left w:val="single" w:color="999999" w:sz="4"/>
@@ -24153,7 +25548,7 @@
         </w:tc>
         <w:tc>
           <w:tcPr>
-            <w:tcW w:type="dxa" w:w="2427"/>
+            <w:tcW w:type="dxa" w:w="1939"/>
             <w:tcBorders>
               <w:top w:val="single" w:color="999999" w:sz="4"/>
               <w:left w:val="single" w:color="999999" w:sz="4"/>
@@ -24179,30 +25574,17 @@
                 <w:sz w:val="18"/>
                 <w:szCs w:val="18"/>
               </w:rPr>
-              <w:t xml:space="preserve">GameSearch.negamax</w:t>
-            </w:r>
-          </w:p>
-        </w:tc>
-        <w:tc>
-          <w:tcPr>
-            <w:tcW w:type="dxa" w:w="1618"/>
-            <w:tcBorders>
-              <w:top w:val="single" w:color="999999" w:sz="4"/>
-              <w:left w:val="single" w:color="999999" w:sz="4"/>
-              <w:bottom w:val="single" w:color="999999" w:sz="4"/>
-              <w:right w:val="single" w:color="999999" w:sz="4"/>
-            </w:tcBorders>
-            <w:tcMar>
-              <w:top w:type="dxa" w:w="40"/>
-              <w:left w:type="dxa" w:w="80"/>
-              <w:bottom w:type="dxa" w:w="40"/>
-              <w:right w:type="dxa" w:w="80"/>
-            </w:tcMar>
-          </w:tcPr>
-          <w:p>
-            <w:pPr>
-              <w:spacing w:after="0" w:line="264"/>
-            </w:pPr>
+              <w:t xml:space="preserve">Minimax.maxValue</w:t>
+            </w:r>
+            <w:r>
+              <w:rPr>
+                <w:b w:val="false"/>
+                <w:bCs w:val="false"/>
+                <w:sz w:val="21"/>
+                <w:szCs w:val="21"/>
+              </w:rPr>
+              <w:t xml:space="preserve"> / </w:t>
+            </w:r>
             <w:r>
               <w:rPr>
                 <w:rFonts w:ascii="Consolas" w:cs="Consolas" w:eastAsia="Consolas" w:hAnsi="Consolas"/>
@@ -24211,13 +25593,77 @@
                 <w:sz w:val="18"/>
                 <w:szCs w:val="18"/>
               </w:rPr>
+              <w:t xml:space="preserve">minValue</w:t>
+            </w:r>
+          </w:p>
+        </w:tc>
+        <w:tc>
+          <w:tcPr>
+            <w:tcW w:type="dxa" w:w="1939"/>
+            <w:tcBorders>
+              <w:top w:val="single" w:color="999999" w:sz="4"/>
+              <w:left w:val="single" w:color="999999" w:sz="4"/>
+              <w:bottom w:val="single" w:color="999999" w:sz="4"/>
+              <w:right w:val="single" w:color="999999" w:sz="4"/>
+            </w:tcBorders>
+            <w:tcMar>
+              <w:top w:type="dxa" w:w="40"/>
+              <w:left w:type="dxa" w:w="80"/>
+              <w:bottom w:type="dxa" w:w="40"/>
+              <w:right w:type="dxa" w:w="80"/>
+            </w:tcMar>
+          </w:tcPr>
+          <w:p>
+            <w:pPr>
+              <w:spacing w:after="0" w:line="264"/>
+            </w:pPr>
+            <w:r>
+              <w:rPr>
+                <w:rFonts w:ascii="Consolas" w:cs="Consolas" w:eastAsia="Consolas" w:hAnsi="Consolas"/>
+                <w:b w:val="false"/>
+                <w:bCs w:val="false"/>
+                <w:sz w:val="18"/>
+                <w:szCs w:val="18"/>
+              </w:rPr>
               <w:t xml:space="preserve">GameSearch.negamax</w:t>
             </w:r>
           </w:p>
         </w:tc>
         <w:tc>
           <w:tcPr>
-            <w:tcW w:type="dxa" w:w="2945"/>
+            <w:tcW w:type="dxa" w:w="1292"/>
+            <w:tcBorders>
+              <w:top w:val="single" w:color="999999" w:sz="4"/>
+              <w:left w:val="single" w:color="999999" w:sz="4"/>
+              <w:bottom w:val="single" w:color="999999" w:sz="4"/>
+              <w:right w:val="single" w:color="999999" w:sz="4"/>
+            </w:tcBorders>
+            <w:tcMar>
+              <w:top w:type="dxa" w:w="40"/>
+              <w:left w:type="dxa" w:w="80"/>
+              <w:bottom w:type="dxa" w:w="40"/>
+              <w:right w:type="dxa" w:w="80"/>
+            </w:tcMar>
+          </w:tcPr>
+          <w:p>
+            <w:pPr>
+              <w:spacing w:after="0" w:line="264"/>
+            </w:pPr>
+            <w:r>
+              <w:rPr>
+                <w:rFonts w:ascii="Consolas" w:cs="Consolas" w:eastAsia="Consolas" w:hAnsi="Consolas"/>
+                <w:b w:val="false"/>
+                <w:bCs w:val="false"/>
+                <w:sz w:val="18"/>
+                <w:szCs w:val="18"/>
+              </w:rPr>
+              <w:t xml:space="preserve">GameSearch.negamax</w:t>
+            </w:r>
+          </w:p>
+        </w:tc>
+        <w:tc>
+          <w:tcPr>
+            <w:tcW w:type="dxa" w:w="2353"/>
             <w:tcBorders>
               <w:top w:val="single" w:color="999999" w:sz="4"/>
               <w:left w:val="single" w:color="999999" w:sz="4"/>
@@ -24254,128 +25700,156 @@
         </w:trPr>
         <w:tc>
           <w:tcPr>
-            <w:tcW w:type="dxa" w:w="2648"/>
-            <w:tcBorders>
-              <w:top w:val="single" w:color="999999" w:sz="4"/>
-              <w:left w:val="single" w:color="999999" w:sz="4"/>
-              <w:bottom w:val="single" w:color="999999" w:sz="4"/>
-              <w:right w:val="single" w:color="999999" w:sz="4"/>
-            </w:tcBorders>
-            <w:tcMar>
-              <w:top w:type="dxa" w:w="40"/>
-              <w:left w:type="dxa" w:w="80"/>
-              <w:bottom w:type="dxa" w:w="40"/>
-              <w:right w:type="dxa" w:w="80"/>
-            </w:tcMar>
-          </w:tcPr>
-          <w:p>
-            <w:pPr>
-              <w:spacing w:after="0" w:line="264"/>
-            </w:pPr>
-            <w:r>
-              <w:rPr>
-                <w:b w:val="false"/>
-                <w:bCs w:val="false"/>
-                <w:sz w:val="21"/>
-                <w:szCs w:val="21"/>
-              </w:rPr>
-              <w:t xml:space="preserve">Hàm cắt tỉa</w:t>
-            </w:r>
-          </w:p>
-        </w:tc>
-        <w:tc>
-          <w:tcPr>
-            <w:tcW w:type="dxa" w:w="2427"/>
-            <w:tcBorders>
-              <w:top w:val="single" w:color="999999" w:sz="4"/>
-              <w:left w:val="single" w:color="999999" w:sz="4"/>
-              <w:bottom w:val="single" w:color="999999" w:sz="4"/>
-              <w:right w:val="single" w:color="999999" w:sz="4"/>
-            </w:tcBorders>
-            <w:tcMar>
-              <w:top w:type="dxa" w:w="40"/>
-              <w:left w:type="dxa" w:w="80"/>
-              <w:bottom w:type="dxa" w:w="40"/>
-              <w:right w:type="dxa" w:w="80"/>
-            </w:tcMar>
-          </w:tcPr>
-          <w:p>
-            <w:pPr>
-              <w:spacing w:after="0" w:line="264"/>
-            </w:pPr>
-            <w:r>
-              <w:rPr>
-                <w:rFonts w:ascii="Consolas" w:cs="Consolas" w:eastAsia="Consolas" w:hAnsi="Consolas"/>
-                <w:b w:val="false"/>
-                <w:bCs w:val="false"/>
-                <w:sz w:val="18"/>
-                <w:szCs w:val="18"/>
-              </w:rPr>
-              <w:t xml:space="preserve">(α, β) -&gt; false</w:t>
-            </w:r>
-          </w:p>
-        </w:tc>
-        <w:tc>
-          <w:tcPr>
-            <w:tcW w:type="dxa" w:w="1618"/>
-            <w:tcBorders>
-              <w:top w:val="single" w:color="999999" w:sz="4"/>
-              <w:left w:val="single" w:color="999999" w:sz="4"/>
-              <w:bottom w:val="single" w:color="999999" w:sz="4"/>
-              <w:right w:val="single" w:color="999999" w:sz="4"/>
-            </w:tcBorders>
-            <w:tcMar>
-              <w:top w:type="dxa" w:w="40"/>
-              <w:left w:type="dxa" w:w="80"/>
-              <w:bottom w:type="dxa" w:w="40"/>
-              <w:right w:type="dxa" w:w="80"/>
-            </w:tcMar>
-          </w:tcPr>
-          <w:p>
-            <w:pPr>
-              <w:spacing w:after="0" w:line="264"/>
-            </w:pPr>
-            <w:r>
-              <w:rPr>
-                <w:rFonts w:ascii="Consolas" w:cs="Consolas" w:eastAsia="Consolas" w:hAnsi="Consolas"/>
-                <w:b w:val="false"/>
-                <w:bCs w:val="false"/>
-                <w:sz w:val="18"/>
-                <w:szCs w:val="18"/>
-              </w:rPr>
-              <w:t xml:space="preserve">(α, β) -&gt; α &gt;= β</w:t>
-            </w:r>
-          </w:p>
-        </w:tc>
-        <w:tc>
-          <w:tcPr>
-            <w:tcW w:type="dxa" w:w="2945"/>
-            <w:tcBorders>
-              <w:top w:val="single" w:color="999999" w:sz="4"/>
-              <w:left w:val="single" w:color="999999" w:sz="4"/>
-              <w:bottom w:val="single" w:color="999999" w:sz="4"/>
-              <w:right w:val="single" w:color="999999" w:sz="4"/>
-            </w:tcBorders>
-            <w:tcMar>
-              <w:top w:type="dxa" w:w="40"/>
-              <w:left w:type="dxa" w:w="80"/>
-              <w:bottom w:type="dxa" w:w="40"/>
-              <w:right w:type="dxa" w:w="80"/>
-            </w:tcMar>
-          </w:tcPr>
-          <w:p>
-            <w:pPr>
-              <w:spacing w:after="0" w:line="264"/>
-            </w:pPr>
-            <w:r>
-              <w:rPr>
-                <w:rFonts w:ascii="Consolas" w:cs="Consolas" w:eastAsia="Consolas" w:hAnsi="Consolas"/>
-                <w:b w:val="false"/>
-                <w:bCs w:val="false"/>
-                <w:sz w:val="18"/>
-                <w:szCs w:val="18"/>
-              </w:rPr>
-              <w:t xml:space="preserve">AlphaBeta.CUTOFF</w:t>
+            <w:tcW w:type="dxa" w:w="2115"/>
+            <w:tcBorders>
+              <w:top w:val="single" w:color="999999" w:sz="4"/>
+              <w:left w:val="single" w:color="999999" w:sz="4"/>
+              <w:bottom w:val="single" w:color="999999" w:sz="4"/>
+              <w:right w:val="single" w:color="999999" w:sz="4"/>
+            </w:tcBorders>
+            <w:tcMar>
+              <w:top w:type="dxa" w:w="40"/>
+              <w:left w:type="dxa" w:w="80"/>
+              <w:bottom w:type="dxa" w:w="40"/>
+              <w:right w:type="dxa" w:w="80"/>
+            </w:tcMar>
+          </w:tcPr>
+          <w:p>
+            <w:pPr>
+              <w:spacing w:after="0" w:line="264"/>
+            </w:pPr>
+            <w:r>
+              <w:rPr>
+                <w:b w:val="false"/>
+                <w:bCs w:val="false"/>
+                <w:sz w:val="21"/>
+                <w:szCs w:val="21"/>
+              </w:rPr>
+              <w:t xml:space="preserve">Góc nhìn của giá trị</w:t>
+            </w:r>
+          </w:p>
+        </w:tc>
+        <w:tc>
+          <w:tcPr>
+            <w:tcW w:type="dxa" w:w="1939"/>
+            <w:tcBorders>
+              <w:top w:val="single" w:color="999999" w:sz="4"/>
+              <w:left w:val="single" w:color="999999" w:sz="4"/>
+              <w:bottom w:val="single" w:color="999999" w:sz="4"/>
+              <w:right w:val="single" w:color="999999" w:sz="4"/>
+            </w:tcBorders>
+            <w:tcMar>
+              <w:top w:type="dxa" w:w="40"/>
+              <w:left w:type="dxa" w:w="80"/>
+              <w:bottom w:type="dxa" w:w="40"/>
+              <w:right w:type="dxa" w:w="80"/>
+            </w:tcMar>
+          </w:tcPr>
+          <w:p>
+            <w:pPr>
+              <w:spacing w:after="0" w:line="264"/>
+            </w:pPr>
+            <w:r>
+              <w:rPr>
+                <w:b w:val="false"/>
+                <w:bCs w:val="false"/>
+                <w:sz w:val="21"/>
+                <w:szCs w:val="21"/>
+              </w:rPr>
+              <w:t xml:space="preserve">Luôn theo MAX</w:t>
+            </w:r>
+          </w:p>
+        </w:tc>
+        <w:tc>
+          <w:tcPr>
+            <w:tcW w:type="dxa" w:w="1939"/>
+            <w:tcBorders>
+              <w:top w:val="single" w:color="999999" w:sz="4"/>
+              <w:left w:val="single" w:color="999999" w:sz="4"/>
+              <w:bottom w:val="single" w:color="999999" w:sz="4"/>
+              <w:right w:val="single" w:color="999999" w:sz="4"/>
+            </w:tcBorders>
+            <w:tcMar>
+              <w:top w:type="dxa" w:w="40"/>
+              <w:left w:type="dxa" w:w="80"/>
+              <w:bottom w:type="dxa" w:w="40"/>
+              <w:right w:type="dxa" w:w="80"/>
+            </w:tcMar>
+          </w:tcPr>
+          <w:p>
+            <w:pPr>
+              <w:spacing w:after="0" w:line="264"/>
+            </w:pPr>
+            <w:r>
+              <w:rPr>
+                <w:b w:val="false"/>
+                <w:bCs w:val="false"/>
+                <w:sz w:val="21"/>
+                <w:szCs w:val="21"/>
+              </w:rPr>
+              <w:t xml:space="preserve">Bên đang đi tại nút</w:t>
+            </w:r>
+          </w:p>
+        </w:tc>
+        <w:tc>
+          <w:tcPr>
+            <w:tcW w:type="dxa" w:w="1292"/>
+            <w:tcBorders>
+              <w:top w:val="single" w:color="999999" w:sz="4"/>
+              <w:left w:val="single" w:color="999999" w:sz="4"/>
+              <w:bottom w:val="single" w:color="999999" w:sz="4"/>
+              <w:right w:val="single" w:color="999999" w:sz="4"/>
+            </w:tcBorders>
+            <w:tcMar>
+              <w:top w:type="dxa" w:w="40"/>
+              <w:left w:type="dxa" w:w="80"/>
+              <w:bottom w:type="dxa" w:w="40"/>
+              <w:right w:type="dxa" w:w="80"/>
+            </w:tcMar>
+          </w:tcPr>
+          <w:p>
+            <w:pPr>
+              <w:spacing w:after="0" w:line="264"/>
+            </w:pPr>
+            <w:r>
+              <w:rPr>
+                <w:b w:val="false"/>
+                <w:bCs w:val="false"/>
+                <w:sz w:val="21"/>
+                <w:szCs w:val="21"/>
+              </w:rPr>
+              <w:t xml:space="preserve">Bên đang đi tại nút</w:t>
+            </w:r>
+          </w:p>
+        </w:tc>
+        <w:tc>
+          <w:tcPr>
+            <w:tcW w:type="dxa" w:w="2353"/>
+            <w:tcBorders>
+              <w:top w:val="single" w:color="999999" w:sz="4"/>
+              <w:left w:val="single" w:color="999999" w:sz="4"/>
+              <w:bottom w:val="single" w:color="999999" w:sz="4"/>
+              <w:right w:val="single" w:color="999999" w:sz="4"/>
+            </w:tcBorders>
+            <w:tcMar>
+              <w:top w:type="dxa" w:w="40"/>
+              <w:left w:type="dxa" w:w="80"/>
+              <w:bottom w:type="dxa" w:w="40"/>
+              <w:right w:type="dxa" w:w="80"/>
+            </w:tcMar>
+          </w:tcPr>
+          <w:p>
+            <w:pPr>
+              <w:spacing w:after="0" w:line="264"/>
+            </w:pPr>
+            <w:r>
+              <w:rPr>
+                <w:b w:val="false"/>
+                <w:bCs w:val="false"/>
+                <w:sz w:val="21"/>
+                <w:szCs w:val="21"/>
+              </w:rPr>
+              <w:t xml:space="preserve">Bên đang đi tại nút</w:t>
             </w:r>
           </w:p>
         </w:tc>
@@ -24387,38 +25861,69 @@
         </w:trPr>
         <w:tc>
           <w:tcPr>
-            <w:tcW w:type="dxa" w:w="2648"/>
-            <w:tcBorders>
-              <w:top w:val="single" w:color="999999" w:sz="4"/>
-              <w:left w:val="single" w:color="999999" w:sz="4"/>
-              <w:bottom w:val="single" w:color="999999" w:sz="4"/>
-              <w:right w:val="single" w:color="999999" w:sz="4"/>
-            </w:tcBorders>
-            <w:tcMar>
-              <w:top w:type="dxa" w:w="40"/>
-              <w:left w:type="dxa" w:w="80"/>
-              <w:bottom w:type="dxa" w:w="40"/>
-              <w:right w:type="dxa" w:w="80"/>
-            </w:tcMar>
-          </w:tcPr>
-          <w:p>
-            <w:pPr>
-              <w:spacing w:after="0" w:line="264"/>
-            </w:pPr>
-            <w:r>
-              <w:rPr>
-                <w:b w:val="false"/>
-                <w:bCs w:val="false"/>
-                <w:sz w:val="21"/>
-                <w:szCs w:val="21"/>
-              </w:rPr>
-              <w:t xml:space="preserve">Trạng thái</w:t>
-            </w:r>
-          </w:p>
-        </w:tc>
-        <w:tc>
-          <w:tcPr>
-            <w:tcW w:type="dxa" w:w="2427"/>
+            <w:tcW w:type="dxa" w:w="2115"/>
+            <w:tcBorders>
+              <w:top w:val="single" w:color="999999" w:sz="4"/>
+              <w:left w:val="single" w:color="999999" w:sz="4"/>
+              <w:bottom w:val="single" w:color="999999" w:sz="4"/>
+              <w:right w:val="single" w:color="999999" w:sz="4"/>
+            </w:tcBorders>
+            <w:tcMar>
+              <w:top w:type="dxa" w:w="40"/>
+              <w:left w:type="dxa" w:w="80"/>
+              <w:bottom w:type="dxa" w:w="40"/>
+              <w:right w:type="dxa" w:w="80"/>
+            </w:tcMar>
+          </w:tcPr>
+          <w:p>
+            <w:pPr>
+              <w:spacing w:after="0" w:line="264"/>
+            </w:pPr>
+            <w:r>
+              <w:rPr>
+                <w:b w:val="false"/>
+                <w:bCs w:val="false"/>
+                <w:sz w:val="21"/>
+                <w:szCs w:val="21"/>
+              </w:rPr>
+              <w:t xml:space="preserve">Hàm cắt tỉa</w:t>
+            </w:r>
+          </w:p>
+        </w:tc>
+        <w:tc>
+          <w:tcPr>
+            <w:tcW w:type="dxa" w:w="1939"/>
+            <w:tcBorders>
+              <w:top w:val="single" w:color="999999" w:sz="4"/>
+              <w:left w:val="single" w:color="999999" w:sz="4"/>
+              <w:bottom w:val="single" w:color="999999" w:sz="4"/>
+              <w:right w:val="single" w:color="999999" w:sz="4"/>
+            </w:tcBorders>
+            <w:tcMar>
+              <w:top w:type="dxa" w:w="40"/>
+              <w:left w:type="dxa" w:w="80"/>
+              <w:bottom w:type="dxa" w:w="40"/>
+              <w:right w:type="dxa" w:w="80"/>
+            </w:tcMar>
+          </w:tcPr>
+          <w:p>
+            <w:pPr>
+              <w:spacing w:after="0" w:line="264"/>
+            </w:pPr>
+            <w:r>
+              <w:rPr>
+                <w:b w:val="false"/>
+                <w:bCs w:val="false"/>
+                <w:sz w:val="21"/>
+                <w:szCs w:val="21"/>
+              </w:rPr>
+              <w:t xml:space="preserve">Không dùng</w:t>
+            </w:r>
+          </w:p>
+        </w:tc>
+        <w:tc>
+          <w:tcPr>
+            <w:tcW w:type="dxa" w:w="1939"/>
             <w:tcBorders>
               <w:top w:val="single" w:color="999999" w:sz="4"/>
               <w:left w:val="single" w:color="999999" w:sz="4"/>
@@ -24444,13 +25949,13 @@
                 <w:sz w:val="18"/>
                 <w:szCs w:val="18"/>
               </w:rPr>
-              <w:t xml:space="preserve">ChessState</w:t>
-            </w:r>
-          </w:p>
-        </w:tc>
-        <w:tc>
-          <w:tcPr>
-            <w:tcW w:type="dxa" w:w="1618"/>
+              <w:t xml:space="preserve">(α, β) -&gt; false</w:t>
+            </w:r>
+          </w:p>
+        </w:tc>
+        <w:tc>
+          <w:tcPr>
+            <w:tcW w:type="dxa" w:w="1292"/>
             <w:tcBorders>
               <w:top w:val="single" w:color="999999" w:sz="4"/>
               <w:left w:val="single" w:color="999999" w:sz="4"/>
@@ -24476,13 +25981,13 @@
                 <w:sz w:val="18"/>
                 <w:szCs w:val="18"/>
               </w:rPr>
-              <w:t xml:space="preserve">ChessState</w:t>
-            </w:r>
-          </w:p>
-        </w:tc>
-        <w:tc>
-          <w:tcPr>
-            <w:tcW w:type="dxa" w:w="2945"/>
+              <w:t xml:space="preserve">(α, β) -&gt; α &gt;= β</w:t>
+            </w:r>
+          </w:p>
+        </w:tc>
+        <w:tc>
+          <w:tcPr>
+            <w:tcW w:type="dxa" w:w="2353"/>
             <w:tcBorders>
               <w:top w:val="single" w:color="999999" w:sz="4"/>
               <w:left w:val="single" w:color="999999" w:sz="4"/>
@@ -24508,26 +26013,7 @@
                 <w:sz w:val="18"/>
                 <w:szCs w:val="18"/>
               </w:rPr>
-              <w:t xml:space="preserve">OptimizedChessState</w:t>
-            </w:r>
-            <w:r>
-              <w:rPr>
-                <w:b w:val="false"/>
-                <w:bCs w:val="false"/>
-                <w:sz w:val="21"/>
-                <w:szCs w:val="21"/>
-              </w:rPr>
-              <w:t xml:space="preserve"> + </w:t>
-            </w:r>
-            <w:r>
-              <w:rPr>
-                <w:rFonts w:ascii="Consolas" w:cs="Consolas" w:eastAsia="Consolas" w:hAnsi="Consolas"/>
-                <w:b w:val="false"/>
-                <w:bCs w:val="false"/>
-                <w:sz w:val="18"/>
-                <w:szCs w:val="18"/>
-              </w:rPr>
-              <w:t xml:space="preserve">OptimizedBoard</w:t>
+              <w:t xml:space="preserve">AlphaBeta.CUTOFF</w:t>
             </w:r>
           </w:p>
         </w:tc>
@@ -24539,125 +26025,179 @@
         </w:trPr>
         <w:tc>
           <w:tcPr>
-            <w:tcW w:type="dxa" w:w="2648"/>
-            <w:tcBorders>
-              <w:top w:val="single" w:color="999999" w:sz="4"/>
-              <w:left w:val="single" w:color="999999" w:sz="4"/>
-              <w:bottom w:val="single" w:color="999999" w:sz="4"/>
-              <w:right w:val="single" w:color="999999" w:sz="4"/>
-            </w:tcBorders>
-            <w:tcMar>
-              <w:top w:type="dxa" w:w="40"/>
-              <w:left w:type="dxa" w:w="80"/>
-              <w:bottom w:type="dxa" w:w="40"/>
-              <w:right w:type="dxa" w:w="80"/>
-            </w:tcMar>
-          </w:tcPr>
-          <w:p>
-            <w:pPr>
-              <w:spacing w:after="0" w:line="264"/>
-            </w:pPr>
-            <w:r>
-              <w:rPr>
-                <w:b w:val="false"/>
-                <w:bCs w:val="false"/>
-                <w:sz w:val="21"/>
-                <w:szCs w:val="21"/>
-              </w:rPr>
-              <w:t xml:space="preserve">Thứ tự nước</w:t>
-            </w:r>
-          </w:p>
-        </w:tc>
-        <w:tc>
-          <w:tcPr>
-            <w:tcW w:type="dxa" w:w="2427"/>
-            <w:tcBorders>
-              <w:top w:val="single" w:color="999999" w:sz="4"/>
-              <w:left w:val="single" w:color="999999" w:sz="4"/>
-              <w:bottom w:val="single" w:color="999999" w:sz="4"/>
-              <w:right w:val="single" w:color="999999" w:sz="4"/>
-            </w:tcBorders>
-            <w:tcMar>
-              <w:top w:type="dxa" w:w="40"/>
-              <w:left w:type="dxa" w:w="80"/>
-              <w:bottom w:type="dxa" w:w="40"/>
-              <w:right w:type="dxa" w:w="80"/>
-            </w:tcMar>
-          </w:tcPr>
-          <w:p>
-            <w:pPr>
-              <w:spacing w:after="0" w:line="264"/>
-            </w:pPr>
-            <w:r>
-              <w:rPr>
-                <w:b w:val="false"/>
-                <w:bCs w:val="false"/>
-                <w:sz w:val="21"/>
-                <w:szCs w:val="21"/>
-              </w:rPr>
-              <w:t xml:space="preserve">MVV-LVA (không ảnh hưởng kết quả)</w:t>
-            </w:r>
-          </w:p>
-        </w:tc>
-        <w:tc>
-          <w:tcPr>
-            <w:tcW w:type="dxa" w:w="1618"/>
-            <w:tcBorders>
-              <w:top w:val="single" w:color="999999" w:sz="4"/>
-              <w:left w:val="single" w:color="999999" w:sz="4"/>
-              <w:bottom w:val="single" w:color="999999" w:sz="4"/>
-              <w:right w:val="single" w:color="999999" w:sz="4"/>
-            </w:tcBorders>
-            <w:tcMar>
-              <w:top w:type="dxa" w:w="40"/>
-              <w:left w:type="dxa" w:w="80"/>
-              <w:bottom w:type="dxa" w:w="40"/>
-              <w:right w:type="dxa" w:w="80"/>
-            </w:tcMar>
-          </w:tcPr>
-          <w:p>
-            <w:pPr>
-              <w:spacing w:after="0" w:line="264"/>
-            </w:pPr>
-            <w:r>
-              <w:rPr>
-                <w:b w:val="false"/>
-                <w:bCs w:val="false"/>
-                <w:sz w:val="21"/>
-                <w:szCs w:val="21"/>
-              </w:rPr>
-              <w:t xml:space="preserve">MVV-LVA</w:t>
-            </w:r>
-          </w:p>
-        </w:tc>
-        <w:tc>
-          <w:tcPr>
-            <w:tcW w:type="dxa" w:w="2945"/>
-            <w:tcBorders>
-              <w:top w:val="single" w:color="999999" w:sz="4"/>
-              <w:left w:val="single" w:color="999999" w:sz="4"/>
-              <w:bottom w:val="single" w:color="999999" w:sz="4"/>
-              <w:right w:val="single" w:color="999999" w:sz="4"/>
-            </w:tcBorders>
-            <w:tcMar>
-              <w:top w:type="dxa" w:w="40"/>
-              <w:left w:type="dxa" w:w="80"/>
-              <w:bottom w:type="dxa" w:w="40"/>
-              <w:right w:type="dxa" w:w="80"/>
-            </w:tcMar>
-          </w:tcPr>
-          <w:p>
-            <w:pPr>
-              <w:spacing w:after="0" w:line="264"/>
-            </w:pPr>
-            <w:r>
-              <w:rPr>
-                <w:b w:val="false"/>
-                <w:bCs w:val="false"/>
-                <w:sz w:val="21"/>
-                <w:szCs w:val="21"/>
-              </w:rPr>
-              <w:t xml:space="preserve">Hash move, MVV-LVA, killer, history</w:t>
+            <w:tcW w:type="dxa" w:w="2115"/>
+            <w:tcBorders>
+              <w:top w:val="single" w:color="999999" w:sz="4"/>
+              <w:left w:val="single" w:color="999999" w:sz="4"/>
+              <w:bottom w:val="single" w:color="999999" w:sz="4"/>
+              <w:right w:val="single" w:color="999999" w:sz="4"/>
+            </w:tcBorders>
+            <w:tcMar>
+              <w:top w:type="dxa" w:w="40"/>
+              <w:left w:type="dxa" w:w="80"/>
+              <w:bottom w:type="dxa" w:w="40"/>
+              <w:right w:type="dxa" w:w="80"/>
+            </w:tcMar>
+          </w:tcPr>
+          <w:p>
+            <w:pPr>
+              <w:spacing w:after="0" w:line="264"/>
+            </w:pPr>
+            <w:r>
+              <w:rPr>
+                <w:b w:val="false"/>
+                <w:bCs w:val="false"/>
+                <w:sz w:val="21"/>
+                <w:szCs w:val="21"/>
+              </w:rPr>
+              <w:t xml:space="preserve">Trạng thái</w:t>
+            </w:r>
+          </w:p>
+        </w:tc>
+        <w:tc>
+          <w:tcPr>
+            <w:tcW w:type="dxa" w:w="1939"/>
+            <w:tcBorders>
+              <w:top w:val="single" w:color="999999" w:sz="4"/>
+              <w:left w:val="single" w:color="999999" w:sz="4"/>
+              <w:bottom w:val="single" w:color="999999" w:sz="4"/>
+              <w:right w:val="single" w:color="999999" w:sz="4"/>
+            </w:tcBorders>
+            <w:tcMar>
+              <w:top w:type="dxa" w:w="40"/>
+              <w:left w:type="dxa" w:w="80"/>
+              <w:bottom w:type="dxa" w:w="40"/>
+              <w:right w:type="dxa" w:w="80"/>
+            </w:tcMar>
+          </w:tcPr>
+          <w:p>
+            <w:pPr>
+              <w:spacing w:after="0" w:line="264"/>
+            </w:pPr>
+            <w:r>
+              <w:rPr>
+                <w:rFonts w:ascii="Consolas" w:cs="Consolas" w:eastAsia="Consolas" w:hAnsi="Consolas"/>
+                <w:b w:val="false"/>
+                <w:bCs w:val="false"/>
+                <w:sz w:val="18"/>
+                <w:szCs w:val="18"/>
+              </w:rPr>
+              <w:t xml:space="preserve">ChessState</w:t>
+            </w:r>
+          </w:p>
+        </w:tc>
+        <w:tc>
+          <w:tcPr>
+            <w:tcW w:type="dxa" w:w="1939"/>
+            <w:tcBorders>
+              <w:top w:val="single" w:color="999999" w:sz="4"/>
+              <w:left w:val="single" w:color="999999" w:sz="4"/>
+              <w:bottom w:val="single" w:color="999999" w:sz="4"/>
+              <w:right w:val="single" w:color="999999" w:sz="4"/>
+            </w:tcBorders>
+            <w:tcMar>
+              <w:top w:type="dxa" w:w="40"/>
+              <w:left w:type="dxa" w:w="80"/>
+              <w:bottom w:type="dxa" w:w="40"/>
+              <w:right w:type="dxa" w:w="80"/>
+            </w:tcMar>
+          </w:tcPr>
+          <w:p>
+            <w:pPr>
+              <w:spacing w:after="0" w:line="264"/>
+            </w:pPr>
+            <w:r>
+              <w:rPr>
+                <w:rFonts w:ascii="Consolas" w:cs="Consolas" w:eastAsia="Consolas" w:hAnsi="Consolas"/>
+                <w:b w:val="false"/>
+                <w:bCs w:val="false"/>
+                <w:sz w:val="18"/>
+                <w:szCs w:val="18"/>
+              </w:rPr>
+              <w:t xml:space="preserve">ChessState</w:t>
+            </w:r>
+          </w:p>
+        </w:tc>
+        <w:tc>
+          <w:tcPr>
+            <w:tcW w:type="dxa" w:w="1292"/>
+            <w:tcBorders>
+              <w:top w:val="single" w:color="999999" w:sz="4"/>
+              <w:left w:val="single" w:color="999999" w:sz="4"/>
+              <w:bottom w:val="single" w:color="999999" w:sz="4"/>
+              <w:right w:val="single" w:color="999999" w:sz="4"/>
+            </w:tcBorders>
+            <w:tcMar>
+              <w:top w:type="dxa" w:w="40"/>
+              <w:left w:type="dxa" w:w="80"/>
+              <w:bottom w:type="dxa" w:w="40"/>
+              <w:right w:type="dxa" w:w="80"/>
+            </w:tcMar>
+          </w:tcPr>
+          <w:p>
+            <w:pPr>
+              <w:spacing w:after="0" w:line="264"/>
+            </w:pPr>
+            <w:r>
+              <w:rPr>
+                <w:rFonts w:ascii="Consolas" w:cs="Consolas" w:eastAsia="Consolas" w:hAnsi="Consolas"/>
+                <w:b w:val="false"/>
+                <w:bCs w:val="false"/>
+                <w:sz w:val="18"/>
+                <w:szCs w:val="18"/>
+              </w:rPr>
+              <w:t xml:space="preserve">ChessState</w:t>
+            </w:r>
+          </w:p>
+        </w:tc>
+        <w:tc>
+          <w:tcPr>
+            <w:tcW w:type="dxa" w:w="2353"/>
+            <w:tcBorders>
+              <w:top w:val="single" w:color="999999" w:sz="4"/>
+              <w:left w:val="single" w:color="999999" w:sz="4"/>
+              <w:bottom w:val="single" w:color="999999" w:sz="4"/>
+              <w:right w:val="single" w:color="999999" w:sz="4"/>
+            </w:tcBorders>
+            <w:tcMar>
+              <w:top w:type="dxa" w:w="40"/>
+              <w:left w:type="dxa" w:w="80"/>
+              <w:bottom w:type="dxa" w:w="40"/>
+              <w:right w:type="dxa" w:w="80"/>
+            </w:tcMar>
+          </w:tcPr>
+          <w:p>
+            <w:pPr>
+              <w:spacing w:after="0" w:line="264"/>
+            </w:pPr>
+            <w:r>
+              <w:rPr>
+                <w:rFonts w:ascii="Consolas" w:cs="Consolas" w:eastAsia="Consolas" w:hAnsi="Consolas"/>
+                <w:b w:val="false"/>
+                <w:bCs w:val="false"/>
+                <w:sz w:val="18"/>
+                <w:szCs w:val="18"/>
+              </w:rPr>
+              <w:t xml:space="preserve">OptimizedChessState</w:t>
+            </w:r>
+            <w:r>
+              <w:rPr>
+                <w:b w:val="false"/>
+                <w:bCs w:val="false"/>
+                <w:sz w:val="21"/>
+                <w:szCs w:val="21"/>
+              </w:rPr>
+              <w:t xml:space="preserve"> + </w:t>
+            </w:r>
+            <w:r>
+              <w:rPr>
+                <w:rFonts w:ascii="Consolas" w:cs="Consolas" w:eastAsia="Consolas" w:hAnsi="Consolas"/>
+                <w:b w:val="false"/>
+                <w:bCs w:val="false"/>
+                <w:sz w:val="18"/>
+                <w:szCs w:val="18"/>
+              </w:rPr>
+              <w:t xml:space="preserve">OptimizedBoard</w:t>
             </w:r>
           </w:p>
         </w:tc>
@@ -24669,125 +26209,156 @@
         </w:trPr>
         <w:tc>
           <w:tcPr>
-            <w:tcW w:type="dxa" w:w="2648"/>
-            <w:tcBorders>
-              <w:top w:val="single" w:color="999999" w:sz="4"/>
-              <w:left w:val="single" w:color="999999" w:sz="4"/>
-              <w:bottom w:val="single" w:color="999999" w:sz="4"/>
-              <w:right w:val="single" w:color="999999" w:sz="4"/>
-            </w:tcBorders>
-            <w:tcMar>
-              <w:top w:type="dxa" w:w="40"/>
-              <w:left w:type="dxa" w:w="80"/>
-              <w:bottom w:type="dxa" w:w="40"/>
-              <w:right w:type="dxa" w:w="80"/>
-            </w:tcMar>
-          </w:tcPr>
-          <w:p>
-            <w:pPr>
-              <w:spacing w:after="0" w:line="264"/>
-            </w:pPr>
-            <w:r>
-              <w:rPr>
-                <w:b w:val="false"/>
-                <w:bCs w:val="false"/>
-                <w:sz w:val="21"/>
-                <w:szCs w:val="21"/>
-              </w:rPr>
-              <w:t xml:space="preserve">Nước giả hợp lệ</w:t>
-            </w:r>
-          </w:p>
-        </w:tc>
-        <w:tc>
-          <w:tcPr>
-            <w:tcW w:type="dxa" w:w="2427"/>
-            <w:tcBorders>
-              <w:top w:val="single" w:color="999999" w:sz="4"/>
-              <w:left w:val="single" w:color="999999" w:sz="4"/>
-              <w:bottom w:val="single" w:color="999999" w:sz="4"/>
-              <w:right w:val="single" w:color="999999" w:sz="4"/>
-            </w:tcBorders>
-            <w:tcMar>
-              <w:top w:type="dxa" w:w="40"/>
-              <w:left w:type="dxa" w:w="80"/>
-              <w:bottom w:type="dxa" w:w="40"/>
-              <w:right w:type="dxa" w:w="80"/>
-            </w:tcMar>
-          </w:tcPr>
-          <w:p>
-            <w:pPr>
-              <w:spacing w:after="0" w:line="264"/>
-            </w:pPr>
-            <w:r>
-              <w:rPr>
-                <w:b w:val="false"/>
-                <w:bCs w:val="false"/>
-                <w:sz w:val="21"/>
-                <w:szCs w:val="21"/>
-              </w:rPr>
-              <w:t xml:space="preserve">Không</w:t>
-            </w:r>
-          </w:p>
-        </w:tc>
-        <w:tc>
-          <w:tcPr>
-            <w:tcW w:type="dxa" w:w="1618"/>
-            <w:tcBorders>
-              <w:top w:val="single" w:color="999999" w:sz="4"/>
-              <w:left w:val="single" w:color="999999" w:sz="4"/>
-              <w:bottom w:val="single" w:color="999999" w:sz="4"/>
-              <w:right w:val="single" w:color="999999" w:sz="4"/>
-            </w:tcBorders>
-            <w:tcMar>
-              <w:top w:type="dxa" w:w="40"/>
-              <w:left w:type="dxa" w:w="80"/>
-              <w:bottom w:type="dxa" w:w="40"/>
-              <w:right w:type="dxa" w:w="80"/>
-            </w:tcMar>
-          </w:tcPr>
-          <w:p>
-            <w:pPr>
-              <w:spacing w:after="0" w:line="264"/>
-            </w:pPr>
-            <w:r>
-              <w:rPr>
-                <w:b w:val="false"/>
-                <w:bCs w:val="false"/>
-                <w:sz w:val="21"/>
-                <w:szCs w:val="21"/>
-              </w:rPr>
-              <w:t xml:space="preserve">Không</w:t>
-            </w:r>
-          </w:p>
-        </w:tc>
-        <w:tc>
-          <w:tcPr>
-            <w:tcW w:type="dxa" w:w="2945"/>
-            <w:tcBorders>
-              <w:top w:val="single" w:color="999999" w:sz="4"/>
-              <w:left w:val="single" w:color="999999" w:sz="4"/>
-              <w:bottom w:val="single" w:color="999999" w:sz="4"/>
-              <w:right w:val="single" w:color="999999" w:sz="4"/>
-            </w:tcBorders>
-            <w:tcMar>
-              <w:top w:type="dxa" w:w="40"/>
-              <w:left w:type="dxa" w:w="80"/>
-              <w:bottom w:type="dxa" w:w="40"/>
-              <w:right w:type="dxa" w:w="80"/>
-            </w:tcMar>
-          </w:tcPr>
-          <w:p>
-            <w:pPr>
-              <w:spacing w:after="0" w:line="264"/>
-            </w:pPr>
-            <w:r>
-              <w:rPr>
-                <w:b w:val="false"/>
-                <w:bCs w:val="false"/>
-                <w:sz w:val="21"/>
-                <w:szCs w:val="21"/>
-              </w:rPr>
-              <w:t xml:space="preserve">Có</w:t>
+            <w:tcW w:type="dxa" w:w="2115"/>
+            <w:tcBorders>
+              <w:top w:val="single" w:color="999999" w:sz="4"/>
+              <w:left w:val="single" w:color="999999" w:sz="4"/>
+              <w:bottom w:val="single" w:color="999999" w:sz="4"/>
+              <w:right w:val="single" w:color="999999" w:sz="4"/>
+            </w:tcBorders>
+            <w:tcMar>
+              <w:top w:type="dxa" w:w="40"/>
+              <w:left w:type="dxa" w:w="80"/>
+              <w:bottom w:type="dxa" w:w="40"/>
+              <w:right w:type="dxa" w:w="80"/>
+            </w:tcMar>
+          </w:tcPr>
+          <w:p>
+            <w:pPr>
+              <w:spacing w:after="0" w:line="264"/>
+            </w:pPr>
+            <w:r>
+              <w:rPr>
+                <w:b w:val="false"/>
+                <w:bCs w:val="false"/>
+                <w:sz w:val="21"/>
+                <w:szCs w:val="21"/>
+              </w:rPr>
+              <w:t xml:space="preserve">Thứ tự nước</w:t>
+            </w:r>
+          </w:p>
+        </w:tc>
+        <w:tc>
+          <w:tcPr>
+            <w:tcW w:type="dxa" w:w="1939"/>
+            <w:tcBorders>
+              <w:top w:val="single" w:color="999999" w:sz="4"/>
+              <w:left w:val="single" w:color="999999" w:sz="4"/>
+              <w:bottom w:val="single" w:color="999999" w:sz="4"/>
+              <w:right w:val="single" w:color="999999" w:sz="4"/>
+            </w:tcBorders>
+            <w:tcMar>
+              <w:top w:type="dxa" w:w="40"/>
+              <w:left w:type="dxa" w:w="80"/>
+              <w:bottom w:type="dxa" w:w="40"/>
+              <w:right w:type="dxa" w:w="80"/>
+            </w:tcMar>
+          </w:tcPr>
+          <w:p>
+            <w:pPr>
+              <w:spacing w:after="0" w:line="264"/>
+            </w:pPr>
+            <w:r>
+              <w:rPr>
+                <w:b w:val="false"/>
+                <w:bCs w:val="false"/>
+                <w:sz w:val="21"/>
+                <w:szCs w:val="21"/>
+              </w:rPr>
+              <w:t xml:space="preserve">MVV-LVA (không ảnh hưởng kết quả)</w:t>
+            </w:r>
+          </w:p>
+        </w:tc>
+        <w:tc>
+          <w:tcPr>
+            <w:tcW w:type="dxa" w:w="1939"/>
+            <w:tcBorders>
+              <w:top w:val="single" w:color="999999" w:sz="4"/>
+              <w:left w:val="single" w:color="999999" w:sz="4"/>
+              <w:bottom w:val="single" w:color="999999" w:sz="4"/>
+              <w:right w:val="single" w:color="999999" w:sz="4"/>
+            </w:tcBorders>
+            <w:tcMar>
+              <w:top w:type="dxa" w:w="40"/>
+              <w:left w:type="dxa" w:w="80"/>
+              <w:bottom w:type="dxa" w:w="40"/>
+              <w:right w:type="dxa" w:w="80"/>
+            </w:tcMar>
+          </w:tcPr>
+          <w:p>
+            <w:pPr>
+              <w:spacing w:after="0" w:line="264"/>
+            </w:pPr>
+            <w:r>
+              <w:rPr>
+                <w:b w:val="false"/>
+                <w:bCs w:val="false"/>
+                <w:sz w:val="21"/>
+                <w:szCs w:val="21"/>
+              </w:rPr>
+              <w:t xml:space="preserve">MVV-LVA (không ảnh hưởng kết quả)</w:t>
+            </w:r>
+          </w:p>
+        </w:tc>
+        <w:tc>
+          <w:tcPr>
+            <w:tcW w:type="dxa" w:w="1292"/>
+            <w:tcBorders>
+              <w:top w:val="single" w:color="999999" w:sz="4"/>
+              <w:left w:val="single" w:color="999999" w:sz="4"/>
+              <w:bottom w:val="single" w:color="999999" w:sz="4"/>
+              <w:right w:val="single" w:color="999999" w:sz="4"/>
+            </w:tcBorders>
+            <w:tcMar>
+              <w:top w:type="dxa" w:w="40"/>
+              <w:left w:type="dxa" w:w="80"/>
+              <w:bottom w:type="dxa" w:w="40"/>
+              <w:right w:type="dxa" w:w="80"/>
+            </w:tcMar>
+          </w:tcPr>
+          <w:p>
+            <w:pPr>
+              <w:spacing w:after="0" w:line="264"/>
+            </w:pPr>
+            <w:r>
+              <w:rPr>
+                <w:b w:val="false"/>
+                <w:bCs w:val="false"/>
+                <w:sz w:val="21"/>
+                <w:szCs w:val="21"/>
+              </w:rPr>
+              <w:t xml:space="preserve">MVV-LVA</w:t>
+            </w:r>
+          </w:p>
+        </w:tc>
+        <w:tc>
+          <w:tcPr>
+            <w:tcW w:type="dxa" w:w="2353"/>
+            <w:tcBorders>
+              <w:top w:val="single" w:color="999999" w:sz="4"/>
+              <w:left w:val="single" w:color="999999" w:sz="4"/>
+              <w:bottom w:val="single" w:color="999999" w:sz="4"/>
+              <w:right w:val="single" w:color="999999" w:sz="4"/>
+            </w:tcBorders>
+            <w:tcMar>
+              <w:top w:type="dxa" w:w="40"/>
+              <w:left w:type="dxa" w:w="80"/>
+              <w:bottom w:type="dxa" w:w="40"/>
+              <w:right w:type="dxa" w:w="80"/>
+            </w:tcMar>
+          </w:tcPr>
+          <w:p>
+            <w:pPr>
+              <w:spacing w:after="0" w:line="264"/>
+            </w:pPr>
+            <w:r>
+              <w:rPr>
+                <w:b w:val="false"/>
+                <w:bCs w:val="false"/>
+                <w:sz w:val="21"/>
+                <w:szCs w:val="21"/>
+              </w:rPr>
+              <w:t xml:space="preserve">Hash move, MVV-LVA, killer, history</w:t>
             </w:r>
           </w:p>
         </w:tc>
@@ -24799,125 +26370,156 @@
         </w:trPr>
         <w:tc>
           <w:tcPr>
-            <w:tcW w:type="dxa" w:w="2648"/>
-            <w:tcBorders>
-              <w:top w:val="single" w:color="999999" w:sz="4"/>
-              <w:left w:val="single" w:color="999999" w:sz="4"/>
-              <w:bottom w:val="single" w:color="999999" w:sz="4"/>
-              <w:right w:val="single" w:color="999999" w:sz="4"/>
-            </w:tcBorders>
-            <w:tcMar>
-              <w:top w:type="dxa" w:w="40"/>
-              <w:left w:type="dxa" w:w="80"/>
-              <w:bottom w:type="dxa" w:w="40"/>
-              <w:right w:type="dxa" w:w="80"/>
-            </w:tcMar>
-          </w:tcPr>
-          <w:p>
-            <w:pPr>
-              <w:spacing w:after="0" w:line="264"/>
-            </w:pPr>
-            <w:r>
-              <w:rPr>
-                <w:b w:val="false"/>
-                <w:bCs w:val="false"/>
-                <w:sz w:val="21"/>
-                <w:szCs w:val="21"/>
-              </w:rPr>
-              <w:t xml:space="preserve">Nút lá</w:t>
-            </w:r>
-          </w:p>
-        </w:tc>
-        <w:tc>
-          <w:tcPr>
-            <w:tcW w:type="dxa" w:w="2427"/>
-            <w:tcBorders>
-              <w:top w:val="single" w:color="999999" w:sz="4"/>
-              <w:left w:val="single" w:color="999999" w:sz="4"/>
-              <w:bottom w:val="single" w:color="999999" w:sz="4"/>
-              <w:right w:val="single" w:color="999999" w:sz="4"/>
-            </w:tcBorders>
-            <w:tcMar>
-              <w:top w:type="dxa" w:w="40"/>
-              <w:left w:type="dxa" w:w="80"/>
-              <w:bottom w:type="dxa" w:w="40"/>
-              <w:right w:type="dxa" w:w="80"/>
-            </w:tcMar>
-          </w:tcPr>
-          <w:p>
-            <w:pPr>
-              <w:spacing w:after="0" w:line="264"/>
-            </w:pPr>
-            <w:r>
-              <w:rPr>
-                <w:b w:val="false"/>
-                <w:bCs w:val="false"/>
-                <w:sz w:val="21"/>
-                <w:szCs w:val="21"/>
-              </w:rPr>
-              <w:t xml:space="preserve">Hàm đánh giá</w:t>
-            </w:r>
-          </w:p>
-        </w:tc>
-        <w:tc>
-          <w:tcPr>
-            <w:tcW w:type="dxa" w:w="1618"/>
-            <w:tcBorders>
-              <w:top w:val="single" w:color="999999" w:sz="4"/>
-              <w:left w:val="single" w:color="999999" w:sz="4"/>
-              <w:bottom w:val="single" w:color="999999" w:sz="4"/>
-              <w:right w:val="single" w:color="999999" w:sz="4"/>
-            </w:tcBorders>
-            <w:tcMar>
-              <w:top w:type="dxa" w:w="40"/>
-              <w:left w:type="dxa" w:w="80"/>
-              <w:bottom w:type="dxa" w:w="40"/>
-              <w:right w:type="dxa" w:w="80"/>
-            </w:tcMar>
-          </w:tcPr>
-          <w:p>
-            <w:pPr>
-              <w:spacing w:after="0" w:line="264"/>
-            </w:pPr>
-            <w:r>
-              <w:rPr>
-                <w:b w:val="false"/>
-                <w:bCs w:val="false"/>
-                <w:sz w:val="21"/>
-                <w:szCs w:val="21"/>
-              </w:rPr>
-              <w:t xml:space="preserve">Hàm đánh giá</w:t>
-            </w:r>
-          </w:p>
-        </w:tc>
-        <w:tc>
-          <w:tcPr>
-            <w:tcW w:type="dxa" w:w="2945"/>
-            <w:tcBorders>
-              <w:top w:val="single" w:color="999999" w:sz="4"/>
-              <w:left w:val="single" w:color="999999" w:sz="4"/>
-              <w:bottom w:val="single" w:color="999999" w:sz="4"/>
-              <w:right w:val="single" w:color="999999" w:sz="4"/>
-            </w:tcBorders>
-            <w:tcMar>
-              <w:top w:type="dxa" w:w="40"/>
-              <w:left w:type="dxa" w:w="80"/>
-              <w:bottom w:type="dxa" w:w="40"/>
-              <w:right w:type="dxa" w:w="80"/>
-            </w:tcMar>
-          </w:tcPr>
-          <w:p>
-            <w:pPr>
-              <w:spacing w:after="0" w:line="264"/>
-            </w:pPr>
-            <w:r>
-              <w:rPr>
-                <w:b w:val="false"/>
-                <w:bCs w:val="false"/>
-                <w:sz w:val="21"/>
-                <w:szCs w:val="21"/>
-              </w:rPr>
-              <w:t xml:space="preserve">Tìm kiếm tĩnh + cắt delta</w:t>
+            <w:tcW w:type="dxa" w:w="2115"/>
+            <w:tcBorders>
+              <w:top w:val="single" w:color="999999" w:sz="4"/>
+              <w:left w:val="single" w:color="999999" w:sz="4"/>
+              <w:bottom w:val="single" w:color="999999" w:sz="4"/>
+              <w:right w:val="single" w:color="999999" w:sz="4"/>
+            </w:tcBorders>
+            <w:tcMar>
+              <w:top w:type="dxa" w:w="40"/>
+              <w:left w:type="dxa" w:w="80"/>
+              <w:bottom w:type="dxa" w:w="40"/>
+              <w:right w:type="dxa" w:w="80"/>
+            </w:tcMar>
+          </w:tcPr>
+          <w:p>
+            <w:pPr>
+              <w:spacing w:after="0" w:line="264"/>
+            </w:pPr>
+            <w:r>
+              <w:rPr>
+                <w:b w:val="false"/>
+                <w:bCs w:val="false"/>
+                <w:sz w:val="21"/>
+                <w:szCs w:val="21"/>
+              </w:rPr>
+              <w:t xml:space="preserve">Nước giả hợp lệ</w:t>
+            </w:r>
+          </w:p>
+        </w:tc>
+        <w:tc>
+          <w:tcPr>
+            <w:tcW w:type="dxa" w:w="1939"/>
+            <w:tcBorders>
+              <w:top w:val="single" w:color="999999" w:sz="4"/>
+              <w:left w:val="single" w:color="999999" w:sz="4"/>
+              <w:bottom w:val="single" w:color="999999" w:sz="4"/>
+              <w:right w:val="single" w:color="999999" w:sz="4"/>
+            </w:tcBorders>
+            <w:tcMar>
+              <w:top w:type="dxa" w:w="40"/>
+              <w:left w:type="dxa" w:w="80"/>
+              <w:bottom w:type="dxa" w:w="40"/>
+              <w:right w:type="dxa" w:w="80"/>
+            </w:tcMar>
+          </w:tcPr>
+          <w:p>
+            <w:pPr>
+              <w:spacing w:after="0" w:line="264"/>
+            </w:pPr>
+            <w:r>
+              <w:rPr>
+                <w:b w:val="false"/>
+                <w:bCs w:val="false"/>
+                <w:sz w:val="21"/>
+                <w:szCs w:val="21"/>
+              </w:rPr>
+              <w:t xml:space="preserve">Không</w:t>
+            </w:r>
+          </w:p>
+        </w:tc>
+        <w:tc>
+          <w:tcPr>
+            <w:tcW w:type="dxa" w:w="1939"/>
+            <w:tcBorders>
+              <w:top w:val="single" w:color="999999" w:sz="4"/>
+              <w:left w:val="single" w:color="999999" w:sz="4"/>
+              <w:bottom w:val="single" w:color="999999" w:sz="4"/>
+              <w:right w:val="single" w:color="999999" w:sz="4"/>
+            </w:tcBorders>
+            <w:tcMar>
+              <w:top w:type="dxa" w:w="40"/>
+              <w:left w:type="dxa" w:w="80"/>
+              <w:bottom w:type="dxa" w:w="40"/>
+              <w:right w:type="dxa" w:w="80"/>
+            </w:tcMar>
+          </w:tcPr>
+          <w:p>
+            <w:pPr>
+              <w:spacing w:after="0" w:line="264"/>
+            </w:pPr>
+            <w:r>
+              <w:rPr>
+                <w:b w:val="false"/>
+                <w:bCs w:val="false"/>
+                <w:sz w:val="21"/>
+                <w:szCs w:val="21"/>
+              </w:rPr>
+              <w:t xml:space="preserve">Không</w:t>
+            </w:r>
+          </w:p>
+        </w:tc>
+        <w:tc>
+          <w:tcPr>
+            <w:tcW w:type="dxa" w:w="1292"/>
+            <w:tcBorders>
+              <w:top w:val="single" w:color="999999" w:sz="4"/>
+              <w:left w:val="single" w:color="999999" w:sz="4"/>
+              <w:bottom w:val="single" w:color="999999" w:sz="4"/>
+              <w:right w:val="single" w:color="999999" w:sz="4"/>
+            </w:tcBorders>
+            <w:tcMar>
+              <w:top w:type="dxa" w:w="40"/>
+              <w:left w:type="dxa" w:w="80"/>
+              <w:bottom w:type="dxa" w:w="40"/>
+              <w:right w:type="dxa" w:w="80"/>
+            </w:tcMar>
+          </w:tcPr>
+          <w:p>
+            <w:pPr>
+              <w:spacing w:after="0" w:line="264"/>
+            </w:pPr>
+            <w:r>
+              <w:rPr>
+                <w:b w:val="false"/>
+                <w:bCs w:val="false"/>
+                <w:sz w:val="21"/>
+                <w:szCs w:val="21"/>
+              </w:rPr>
+              <w:t xml:space="preserve">Không</w:t>
+            </w:r>
+          </w:p>
+        </w:tc>
+        <w:tc>
+          <w:tcPr>
+            <w:tcW w:type="dxa" w:w="2353"/>
+            <w:tcBorders>
+              <w:top w:val="single" w:color="999999" w:sz="4"/>
+              <w:left w:val="single" w:color="999999" w:sz="4"/>
+              <w:bottom w:val="single" w:color="999999" w:sz="4"/>
+              <w:right w:val="single" w:color="999999" w:sz="4"/>
+            </w:tcBorders>
+            <w:tcMar>
+              <w:top w:type="dxa" w:w="40"/>
+              <w:left w:type="dxa" w:w="80"/>
+              <w:bottom w:type="dxa" w:w="40"/>
+              <w:right w:type="dxa" w:w="80"/>
+            </w:tcMar>
+          </w:tcPr>
+          <w:p>
+            <w:pPr>
+              <w:spacing w:after="0" w:line="264"/>
+            </w:pPr>
+            <w:r>
+              <w:rPr>
+                <w:b w:val="false"/>
+                <w:bCs w:val="false"/>
+                <w:sz w:val="21"/>
+                <w:szCs w:val="21"/>
+              </w:rPr>
+              <w:t xml:space="preserve">Có</w:t>
             </w:r>
           </w:p>
         </w:tc>
@@ -24929,125 +26531,156 @@
         </w:trPr>
         <w:tc>
           <w:tcPr>
-            <w:tcW w:type="dxa" w:w="2648"/>
-            <w:tcBorders>
-              <w:top w:val="single" w:color="999999" w:sz="4"/>
-              <w:left w:val="single" w:color="999999" w:sz="4"/>
-              <w:bottom w:val="single" w:color="999999" w:sz="4"/>
-              <w:right w:val="single" w:color="999999" w:sz="4"/>
-            </w:tcBorders>
-            <w:tcMar>
-              <w:top w:type="dxa" w:w="40"/>
-              <w:left w:type="dxa" w:w="80"/>
-              <w:bottom w:type="dxa" w:w="40"/>
-              <w:right w:type="dxa" w:w="80"/>
-            </w:tcMar>
-          </w:tcPr>
-          <w:p>
-            <w:pPr>
-              <w:spacing w:after="0" w:line="264"/>
-            </w:pPr>
-            <w:r>
-              <w:rPr>
-                <w:b w:val="false"/>
-                <w:bCs w:val="false"/>
-                <w:sz w:val="21"/>
-                <w:szCs w:val="21"/>
-              </w:rPr>
-              <w:t xml:space="preserve">Bảng chuyển vị</w:t>
-            </w:r>
-          </w:p>
-        </w:tc>
-        <w:tc>
-          <w:tcPr>
-            <w:tcW w:type="dxa" w:w="2427"/>
-            <w:tcBorders>
-              <w:top w:val="single" w:color="999999" w:sz="4"/>
-              <w:left w:val="single" w:color="999999" w:sz="4"/>
-              <w:bottom w:val="single" w:color="999999" w:sz="4"/>
-              <w:right w:val="single" w:color="999999" w:sz="4"/>
-            </w:tcBorders>
-            <w:tcMar>
-              <w:top w:type="dxa" w:w="40"/>
-              <w:left w:type="dxa" w:w="80"/>
-              <w:bottom w:type="dxa" w:w="40"/>
-              <w:right w:type="dxa" w:w="80"/>
-            </w:tcMar>
-          </w:tcPr>
-          <w:p>
-            <w:pPr>
-              <w:spacing w:after="0" w:line="264"/>
-            </w:pPr>
-            <w:r>
-              <w:rPr>
-                <w:b w:val="false"/>
-                <w:bCs w:val="false"/>
-                <w:sz w:val="21"/>
-                <w:szCs w:val="21"/>
-              </w:rPr>
-              <w:t xml:space="preserve">Không</w:t>
-            </w:r>
-          </w:p>
-        </w:tc>
-        <w:tc>
-          <w:tcPr>
-            <w:tcW w:type="dxa" w:w="1618"/>
-            <w:tcBorders>
-              <w:top w:val="single" w:color="999999" w:sz="4"/>
-              <w:left w:val="single" w:color="999999" w:sz="4"/>
-              <w:bottom w:val="single" w:color="999999" w:sz="4"/>
-              <w:right w:val="single" w:color="999999" w:sz="4"/>
-            </w:tcBorders>
-            <w:tcMar>
-              <w:top w:type="dxa" w:w="40"/>
-              <w:left w:type="dxa" w:w="80"/>
-              <w:bottom w:type="dxa" w:w="40"/>
-              <w:right w:type="dxa" w:w="80"/>
-            </w:tcMar>
-          </w:tcPr>
-          <w:p>
-            <w:pPr>
-              <w:spacing w:after="0" w:line="264"/>
-            </w:pPr>
-            <w:r>
-              <w:rPr>
-                <w:b w:val="false"/>
-                <w:bCs w:val="false"/>
-                <w:sz w:val="21"/>
-                <w:szCs w:val="21"/>
-              </w:rPr>
-              <w:t xml:space="preserve">Không</w:t>
-            </w:r>
-          </w:p>
-        </w:tc>
-        <w:tc>
-          <w:tcPr>
-            <w:tcW w:type="dxa" w:w="2945"/>
-            <w:tcBorders>
-              <w:top w:val="single" w:color="999999" w:sz="4"/>
-              <w:left w:val="single" w:color="999999" w:sz="4"/>
-              <w:bottom w:val="single" w:color="999999" w:sz="4"/>
-              <w:right w:val="single" w:color="999999" w:sz="4"/>
-            </w:tcBorders>
-            <w:tcMar>
-              <w:top w:type="dxa" w:w="40"/>
-              <w:left w:type="dxa" w:w="80"/>
-              <w:bottom w:type="dxa" w:w="40"/>
-              <w:right w:type="dxa" w:w="80"/>
-            </w:tcMar>
-          </w:tcPr>
-          <w:p>
-            <w:pPr>
-              <w:spacing w:after="0" w:line="264"/>
-            </w:pPr>
-            <w:r>
-              <w:rPr>
-                <w:b w:val="false"/>
-                <w:bCs w:val="false"/>
-                <w:sz w:val="21"/>
-                <w:szCs w:val="21"/>
-              </w:rPr>
-              <w:t xml:space="preserve">Có (Zobrist, 2^17 ô)</w:t>
+            <w:tcW w:type="dxa" w:w="2115"/>
+            <w:tcBorders>
+              <w:top w:val="single" w:color="999999" w:sz="4"/>
+              <w:left w:val="single" w:color="999999" w:sz="4"/>
+              <w:bottom w:val="single" w:color="999999" w:sz="4"/>
+              <w:right w:val="single" w:color="999999" w:sz="4"/>
+            </w:tcBorders>
+            <w:tcMar>
+              <w:top w:type="dxa" w:w="40"/>
+              <w:left w:type="dxa" w:w="80"/>
+              <w:bottom w:type="dxa" w:w="40"/>
+              <w:right w:type="dxa" w:w="80"/>
+            </w:tcMar>
+          </w:tcPr>
+          <w:p>
+            <w:pPr>
+              <w:spacing w:after="0" w:line="264"/>
+            </w:pPr>
+            <w:r>
+              <w:rPr>
+                <w:b w:val="false"/>
+                <w:bCs w:val="false"/>
+                <w:sz w:val="21"/>
+                <w:szCs w:val="21"/>
+              </w:rPr>
+              <w:t xml:space="preserve">Nút lá</w:t>
+            </w:r>
+          </w:p>
+        </w:tc>
+        <w:tc>
+          <w:tcPr>
+            <w:tcW w:type="dxa" w:w="1939"/>
+            <w:tcBorders>
+              <w:top w:val="single" w:color="999999" w:sz="4"/>
+              <w:left w:val="single" w:color="999999" w:sz="4"/>
+              <w:bottom w:val="single" w:color="999999" w:sz="4"/>
+              <w:right w:val="single" w:color="999999" w:sz="4"/>
+            </w:tcBorders>
+            <w:tcMar>
+              <w:top w:type="dxa" w:w="40"/>
+              <w:left w:type="dxa" w:w="80"/>
+              <w:bottom w:type="dxa" w:w="40"/>
+              <w:right w:type="dxa" w:w="80"/>
+            </w:tcMar>
+          </w:tcPr>
+          <w:p>
+            <w:pPr>
+              <w:spacing w:after="0" w:line="264"/>
+            </w:pPr>
+            <w:r>
+              <w:rPr>
+                <w:b w:val="false"/>
+                <w:bCs w:val="false"/>
+                <w:sz w:val="21"/>
+                <w:szCs w:val="21"/>
+              </w:rPr>
+              <w:t xml:space="preserve">Hàm đánh giá (đổi dấu ở nút MIN)</w:t>
+            </w:r>
+          </w:p>
+        </w:tc>
+        <w:tc>
+          <w:tcPr>
+            <w:tcW w:type="dxa" w:w="1939"/>
+            <w:tcBorders>
+              <w:top w:val="single" w:color="999999" w:sz="4"/>
+              <w:left w:val="single" w:color="999999" w:sz="4"/>
+              <w:bottom w:val="single" w:color="999999" w:sz="4"/>
+              <w:right w:val="single" w:color="999999" w:sz="4"/>
+            </w:tcBorders>
+            <w:tcMar>
+              <w:top w:type="dxa" w:w="40"/>
+              <w:left w:type="dxa" w:w="80"/>
+              <w:bottom w:type="dxa" w:w="40"/>
+              <w:right w:type="dxa" w:w="80"/>
+            </w:tcMar>
+          </w:tcPr>
+          <w:p>
+            <w:pPr>
+              <w:spacing w:after="0" w:line="264"/>
+            </w:pPr>
+            <w:r>
+              <w:rPr>
+                <w:b w:val="false"/>
+                <w:bCs w:val="false"/>
+                <w:sz w:val="21"/>
+                <w:szCs w:val="21"/>
+              </w:rPr>
+              <w:t xml:space="preserve">Hàm đánh giá</w:t>
+            </w:r>
+          </w:p>
+        </w:tc>
+        <w:tc>
+          <w:tcPr>
+            <w:tcW w:type="dxa" w:w="1292"/>
+            <w:tcBorders>
+              <w:top w:val="single" w:color="999999" w:sz="4"/>
+              <w:left w:val="single" w:color="999999" w:sz="4"/>
+              <w:bottom w:val="single" w:color="999999" w:sz="4"/>
+              <w:right w:val="single" w:color="999999" w:sz="4"/>
+            </w:tcBorders>
+            <w:tcMar>
+              <w:top w:type="dxa" w:w="40"/>
+              <w:left w:type="dxa" w:w="80"/>
+              <w:bottom w:type="dxa" w:w="40"/>
+              <w:right w:type="dxa" w:w="80"/>
+            </w:tcMar>
+          </w:tcPr>
+          <w:p>
+            <w:pPr>
+              <w:spacing w:after="0" w:line="264"/>
+            </w:pPr>
+            <w:r>
+              <w:rPr>
+                <w:b w:val="false"/>
+                <w:bCs w:val="false"/>
+                <w:sz w:val="21"/>
+                <w:szCs w:val="21"/>
+              </w:rPr>
+              <w:t xml:space="preserve">Hàm đánh giá</w:t>
+            </w:r>
+          </w:p>
+        </w:tc>
+        <w:tc>
+          <w:tcPr>
+            <w:tcW w:type="dxa" w:w="2353"/>
+            <w:tcBorders>
+              <w:top w:val="single" w:color="999999" w:sz="4"/>
+              <w:left w:val="single" w:color="999999" w:sz="4"/>
+              <w:bottom w:val="single" w:color="999999" w:sz="4"/>
+              <w:right w:val="single" w:color="999999" w:sz="4"/>
+            </w:tcBorders>
+            <w:tcMar>
+              <w:top w:type="dxa" w:w="40"/>
+              <w:left w:type="dxa" w:w="80"/>
+              <w:bottom w:type="dxa" w:w="40"/>
+              <w:right w:type="dxa" w:w="80"/>
+            </w:tcMar>
+          </w:tcPr>
+          <w:p>
+            <w:pPr>
+              <w:spacing w:after="0" w:line="264"/>
+            </w:pPr>
+            <w:r>
+              <w:rPr>
+                <w:b w:val="false"/>
+                <w:bCs w:val="false"/>
+                <w:sz w:val="21"/>
+                <w:szCs w:val="21"/>
+              </w:rPr>
+              <w:t xml:space="preserve">Tìm kiếm tĩnh + cắt delta</w:t>
             </w:r>
           </w:p>
         </w:tc>
@@ -25059,38 +26692,38 @@
         </w:trPr>
         <w:tc>
           <w:tcPr>
-            <w:tcW w:type="dxa" w:w="2648"/>
-            <w:tcBorders>
-              <w:top w:val="single" w:color="999999" w:sz="4"/>
-              <w:left w:val="single" w:color="999999" w:sz="4"/>
-              <w:bottom w:val="single" w:color="999999" w:sz="4"/>
-              <w:right w:val="single" w:color="999999" w:sz="4"/>
-            </w:tcBorders>
-            <w:tcMar>
-              <w:top w:type="dxa" w:w="40"/>
-              <w:left w:type="dxa" w:w="80"/>
-              <w:bottom w:type="dxa" w:w="40"/>
-              <w:right w:type="dxa" w:w="80"/>
-            </w:tcMar>
-          </w:tcPr>
-          <w:p>
-            <w:pPr>
-              <w:spacing w:after="0" w:line="264"/>
-            </w:pPr>
-            <w:r>
-              <w:rPr>
-                <w:b w:val="false"/>
-                <w:bCs w:val="false"/>
-                <w:sz w:val="21"/>
-                <w:szCs w:val="21"/>
-              </w:rPr>
-              <w:t xml:space="preserve">Null-move</w:t>
-            </w:r>
-          </w:p>
-        </w:tc>
-        <w:tc>
-          <w:tcPr>
-            <w:tcW w:type="dxa" w:w="2427"/>
+            <w:tcW w:type="dxa" w:w="2115"/>
+            <w:tcBorders>
+              <w:top w:val="single" w:color="999999" w:sz="4"/>
+              <w:left w:val="single" w:color="999999" w:sz="4"/>
+              <w:bottom w:val="single" w:color="999999" w:sz="4"/>
+              <w:right w:val="single" w:color="999999" w:sz="4"/>
+            </w:tcBorders>
+            <w:tcMar>
+              <w:top w:type="dxa" w:w="40"/>
+              <w:left w:type="dxa" w:w="80"/>
+              <w:bottom w:type="dxa" w:w="40"/>
+              <w:right w:type="dxa" w:w="80"/>
+            </w:tcMar>
+          </w:tcPr>
+          <w:p>
+            <w:pPr>
+              <w:spacing w:after="0" w:line="264"/>
+            </w:pPr>
+            <w:r>
+              <w:rPr>
+                <w:b w:val="false"/>
+                <w:bCs w:val="false"/>
+                <w:sz w:val="21"/>
+                <w:szCs w:val="21"/>
+              </w:rPr>
+              <w:t xml:space="preserve">Bảng chuyển vị</w:t>
+            </w:r>
+          </w:p>
+        </w:tc>
+        <w:tc>
+          <w:tcPr>
+            <w:tcW w:type="dxa" w:w="1939"/>
             <w:tcBorders>
               <w:top w:val="single" w:color="999999" w:sz="4"/>
               <w:left w:val="single" w:color="999999" w:sz="4"/>
@@ -25121,7 +26754,7 @@
         </w:tc>
         <w:tc>
           <w:tcPr>
-            <w:tcW w:type="dxa" w:w="1618"/>
+            <w:tcW w:type="dxa" w:w="1939"/>
             <w:tcBorders>
               <w:top w:val="single" w:color="999999" w:sz="4"/>
               <w:left w:val="single" w:color="999999" w:sz="4"/>
@@ -25152,32 +26785,63 @@
         </w:tc>
         <w:tc>
           <w:tcPr>
-            <w:tcW w:type="dxa" w:w="2945"/>
-            <w:tcBorders>
-              <w:top w:val="single" w:color="999999" w:sz="4"/>
-              <w:left w:val="single" w:color="999999" w:sz="4"/>
-              <w:bottom w:val="single" w:color="999999" w:sz="4"/>
-              <w:right w:val="single" w:color="999999" w:sz="4"/>
-            </w:tcBorders>
-            <w:tcMar>
-              <w:top w:type="dxa" w:w="40"/>
-              <w:left w:type="dxa" w:w="80"/>
-              <w:bottom w:type="dxa" w:w="40"/>
-              <w:right w:type="dxa" w:w="80"/>
-            </w:tcMar>
-          </w:tcPr>
-          <w:p>
-            <w:pPr>
-              <w:spacing w:after="0" w:line="264"/>
-            </w:pPr>
-            <w:r>
-              <w:rPr>
-                <w:b w:val="false"/>
-                <w:bCs w:val="false"/>
-                <w:sz w:val="21"/>
-                <w:szCs w:val="21"/>
-              </w:rPr>
-              <w:t xml:space="preserve">Có</w:t>
+            <w:tcW w:type="dxa" w:w="1292"/>
+            <w:tcBorders>
+              <w:top w:val="single" w:color="999999" w:sz="4"/>
+              <w:left w:val="single" w:color="999999" w:sz="4"/>
+              <w:bottom w:val="single" w:color="999999" w:sz="4"/>
+              <w:right w:val="single" w:color="999999" w:sz="4"/>
+            </w:tcBorders>
+            <w:tcMar>
+              <w:top w:type="dxa" w:w="40"/>
+              <w:left w:type="dxa" w:w="80"/>
+              <w:bottom w:type="dxa" w:w="40"/>
+              <w:right w:type="dxa" w:w="80"/>
+            </w:tcMar>
+          </w:tcPr>
+          <w:p>
+            <w:pPr>
+              <w:spacing w:after="0" w:line="264"/>
+            </w:pPr>
+            <w:r>
+              <w:rPr>
+                <w:b w:val="false"/>
+                <w:bCs w:val="false"/>
+                <w:sz w:val="21"/>
+                <w:szCs w:val="21"/>
+              </w:rPr>
+              <w:t xml:space="preserve">Không</w:t>
+            </w:r>
+          </w:p>
+        </w:tc>
+        <w:tc>
+          <w:tcPr>
+            <w:tcW w:type="dxa" w:w="2353"/>
+            <w:tcBorders>
+              <w:top w:val="single" w:color="999999" w:sz="4"/>
+              <w:left w:val="single" w:color="999999" w:sz="4"/>
+              <w:bottom w:val="single" w:color="999999" w:sz="4"/>
+              <w:right w:val="single" w:color="999999" w:sz="4"/>
+            </w:tcBorders>
+            <w:tcMar>
+              <w:top w:type="dxa" w:w="40"/>
+              <w:left w:type="dxa" w:w="80"/>
+              <w:bottom w:type="dxa" w:w="40"/>
+              <w:right w:type="dxa" w:w="80"/>
+            </w:tcMar>
+          </w:tcPr>
+          <w:p>
+            <w:pPr>
+              <w:spacing w:after="0" w:line="264"/>
+            </w:pPr>
+            <w:r>
+              <w:rPr>
+                <w:b w:val="false"/>
+                <w:bCs w:val="false"/>
+                <w:sz w:val="21"/>
+                <w:szCs w:val="21"/>
+              </w:rPr>
+              <w:t xml:space="preserve">Có (Zobrist, 2^17 ô)</w:t>
             </w:r>
           </w:p>
         </w:tc>
@@ -25189,38 +26853,38 @@
         </w:trPr>
         <w:tc>
           <w:tcPr>
-            <w:tcW w:type="dxa" w:w="2648"/>
-            <w:tcBorders>
-              <w:top w:val="single" w:color="999999" w:sz="4"/>
-              <w:left w:val="single" w:color="999999" w:sz="4"/>
-              <w:bottom w:val="single" w:color="999999" w:sz="4"/>
-              <w:right w:val="single" w:color="999999" w:sz="4"/>
-            </w:tcBorders>
-            <w:tcMar>
-              <w:top w:type="dxa" w:w="40"/>
-              <w:left w:type="dxa" w:w="80"/>
-              <w:bottom w:type="dxa" w:w="40"/>
-              <w:right w:type="dxa" w:w="80"/>
-            </w:tcMar>
-          </w:tcPr>
-          <w:p>
-            <w:pPr>
-              <w:spacing w:after="0" w:line="264"/>
-            </w:pPr>
-            <w:r>
-              <w:rPr>
-                <w:b w:val="false"/>
-                <w:bCs w:val="false"/>
-                <w:sz w:val="21"/>
-                <w:szCs w:val="21"/>
-              </w:rPr>
-              <w:t xml:space="preserve">Phát hiện lặp trong cây</w:t>
-            </w:r>
-          </w:p>
-        </w:tc>
-        <w:tc>
-          <w:tcPr>
-            <w:tcW w:type="dxa" w:w="2427"/>
+            <w:tcW w:type="dxa" w:w="2115"/>
+            <w:tcBorders>
+              <w:top w:val="single" w:color="999999" w:sz="4"/>
+              <w:left w:val="single" w:color="999999" w:sz="4"/>
+              <w:bottom w:val="single" w:color="999999" w:sz="4"/>
+              <w:right w:val="single" w:color="999999" w:sz="4"/>
+            </w:tcBorders>
+            <w:tcMar>
+              <w:top w:type="dxa" w:w="40"/>
+              <w:left w:type="dxa" w:w="80"/>
+              <w:bottom w:type="dxa" w:w="40"/>
+              <w:right w:type="dxa" w:w="80"/>
+            </w:tcMar>
+          </w:tcPr>
+          <w:p>
+            <w:pPr>
+              <w:spacing w:after="0" w:line="264"/>
+            </w:pPr>
+            <w:r>
+              <w:rPr>
+                <w:b w:val="false"/>
+                <w:bCs w:val="false"/>
+                <w:sz w:val="21"/>
+                <w:szCs w:val="21"/>
+              </w:rPr>
+              <w:t xml:space="preserve">Null-move</w:t>
+            </w:r>
+          </w:p>
+        </w:tc>
+        <w:tc>
+          <w:tcPr>
+            <w:tcW w:type="dxa" w:w="1939"/>
             <w:tcBorders>
               <w:top w:val="single" w:color="999999" w:sz="4"/>
               <w:left w:val="single" w:color="999999" w:sz="4"/>
@@ -25251,7 +26915,7 @@
         </w:tc>
         <w:tc>
           <w:tcPr>
-            <w:tcW w:type="dxa" w:w="1618"/>
+            <w:tcW w:type="dxa" w:w="1939"/>
             <w:tcBorders>
               <w:top w:val="single" w:color="999999" w:sz="4"/>
               <w:left w:val="single" w:color="999999" w:sz="4"/>
@@ -25282,7 +26946,38 @@
         </w:tc>
         <w:tc>
           <w:tcPr>
-            <w:tcW w:type="dxa" w:w="2945"/>
+            <w:tcW w:type="dxa" w:w="1292"/>
+            <w:tcBorders>
+              <w:top w:val="single" w:color="999999" w:sz="4"/>
+              <w:left w:val="single" w:color="999999" w:sz="4"/>
+              <w:bottom w:val="single" w:color="999999" w:sz="4"/>
+              <w:right w:val="single" w:color="999999" w:sz="4"/>
+            </w:tcBorders>
+            <w:tcMar>
+              <w:top w:type="dxa" w:w="40"/>
+              <w:left w:type="dxa" w:w="80"/>
+              <w:bottom w:type="dxa" w:w="40"/>
+              <w:right w:type="dxa" w:w="80"/>
+            </w:tcMar>
+          </w:tcPr>
+          <w:p>
+            <w:pPr>
+              <w:spacing w:after="0" w:line="264"/>
+            </w:pPr>
+            <w:r>
+              <w:rPr>
+                <w:b w:val="false"/>
+                <w:bCs w:val="false"/>
+                <w:sz w:val="21"/>
+                <w:szCs w:val="21"/>
+              </w:rPr>
+              <w:t xml:space="preserve">Không</w:t>
+            </w:r>
+          </w:p>
+        </w:tc>
+        <w:tc>
+          <w:tcPr>
+            <w:tcW w:type="dxa" w:w="2353"/>
             <w:tcBorders>
               <w:top w:val="single" w:color="999999" w:sz="4"/>
               <w:left w:val="single" w:color="999999" w:sz="4"/>
@@ -25319,100 +27014,131 @@
         </w:trPr>
         <w:tc>
           <w:tcPr>
-            <w:tcW w:type="dxa" w:w="2648"/>
-            <w:tcBorders>
-              <w:top w:val="single" w:color="999999" w:sz="4"/>
-              <w:left w:val="single" w:color="999999" w:sz="4"/>
-              <w:bottom w:val="single" w:color="999999" w:sz="4"/>
-              <w:right w:val="single" w:color="999999" w:sz="4"/>
-            </w:tcBorders>
-            <w:tcMar>
-              <w:top w:type="dxa" w:w="40"/>
-              <w:left w:type="dxa" w:w="80"/>
-              <w:bottom w:type="dxa" w:w="40"/>
-              <w:right w:type="dxa" w:w="80"/>
-            </w:tcMar>
-          </w:tcPr>
-          <w:p>
-            <w:pPr>
-              <w:spacing w:after="0" w:line="264"/>
-            </w:pPr>
-            <w:r>
-              <w:rPr>
-                <w:b w:val="false"/>
-                <w:bCs w:val="false"/>
-                <w:sz w:val="21"/>
-                <w:szCs w:val="21"/>
-              </w:rPr>
-              <w:t xml:space="preserve">Tìm kiếm sâu dần, giới hạn thời gian</w:t>
-            </w:r>
-          </w:p>
-        </w:tc>
-        <w:tc>
-          <w:tcPr>
-            <w:tcW w:type="dxa" w:w="2427"/>
-            <w:tcBorders>
-              <w:top w:val="single" w:color="999999" w:sz="4"/>
-              <w:left w:val="single" w:color="999999" w:sz="4"/>
-              <w:bottom w:val="single" w:color="999999" w:sz="4"/>
-              <w:right w:val="single" w:color="999999" w:sz="4"/>
-            </w:tcBorders>
-            <w:tcMar>
-              <w:top w:type="dxa" w:w="40"/>
-              <w:left w:type="dxa" w:w="80"/>
-              <w:bottom w:type="dxa" w:w="40"/>
-              <w:right w:type="dxa" w:w="80"/>
-            </w:tcMar>
-          </w:tcPr>
-          <w:p>
-            <w:pPr>
-              <w:spacing w:after="0" w:line="264"/>
-            </w:pPr>
-            <w:r>
-              <w:rPr>
-                <w:b w:val="false"/>
-                <w:bCs w:val="false"/>
-                <w:sz w:val="21"/>
-                <w:szCs w:val="21"/>
-              </w:rPr>
-              <w:t xml:space="preserve">Không (độ sâu cố định)</w:t>
-            </w:r>
-          </w:p>
-        </w:tc>
-        <w:tc>
-          <w:tcPr>
-            <w:tcW w:type="dxa" w:w="1618"/>
-            <w:tcBorders>
-              <w:top w:val="single" w:color="999999" w:sz="4"/>
-              <w:left w:val="single" w:color="999999" w:sz="4"/>
-              <w:bottom w:val="single" w:color="999999" w:sz="4"/>
-              <w:right w:val="single" w:color="999999" w:sz="4"/>
-            </w:tcBorders>
-            <w:tcMar>
-              <w:top w:type="dxa" w:w="40"/>
-              <w:left w:type="dxa" w:w="80"/>
-              <w:bottom w:type="dxa" w:w="40"/>
-              <w:right w:type="dxa" w:w="80"/>
-            </w:tcMar>
-          </w:tcPr>
-          <w:p>
-            <w:pPr>
-              <w:spacing w:after="0" w:line="264"/>
-            </w:pPr>
-            <w:r>
-              <w:rPr>
-                <w:b w:val="false"/>
-                <w:bCs w:val="false"/>
-                <w:sz w:val="21"/>
-                <w:szCs w:val="21"/>
-              </w:rPr>
-              <w:t xml:space="preserve">Không (độ sâu cố định)</w:t>
-            </w:r>
-          </w:p>
-        </w:tc>
-        <w:tc>
-          <w:tcPr>
-            <w:tcW w:type="dxa" w:w="2945"/>
+            <w:tcW w:type="dxa" w:w="2115"/>
+            <w:tcBorders>
+              <w:top w:val="single" w:color="999999" w:sz="4"/>
+              <w:left w:val="single" w:color="999999" w:sz="4"/>
+              <w:bottom w:val="single" w:color="999999" w:sz="4"/>
+              <w:right w:val="single" w:color="999999" w:sz="4"/>
+            </w:tcBorders>
+            <w:tcMar>
+              <w:top w:type="dxa" w:w="40"/>
+              <w:left w:type="dxa" w:w="80"/>
+              <w:bottom w:type="dxa" w:w="40"/>
+              <w:right w:type="dxa" w:w="80"/>
+            </w:tcMar>
+          </w:tcPr>
+          <w:p>
+            <w:pPr>
+              <w:spacing w:after="0" w:line="264"/>
+            </w:pPr>
+            <w:r>
+              <w:rPr>
+                <w:b w:val="false"/>
+                <w:bCs w:val="false"/>
+                <w:sz w:val="21"/>
+                <w:szCs w:val="21"/>
+              </w:rPr>
+              <w:t xml:space="preserve">Phát hiện lặp trong cây</w:t>
+            </w:r>
+          </w:p>
+        </w:tc>
+        <w:tc>
+          <w:tcPr>
+            <w:tcW w:type="dxa" w:w="1939"/>
+            <w:tcBorders>
+              <w:top w:val="single" w:color="999999" w:sz="4"/>
+              <w:left w:val="single" w:color="999999" w:sz="4"/>
+              <w:bottom w:val="single" w:color="999999" w:sz="4"/>
+              <w:right w:val="single" w:color="999999" w:sz="4"/>
+            </w:tcBorders>
+            <w:tcMar>
+              <w:top w:type="dxa" w:w="40"/>
+              <w:left w:type="dxa" w:w="80"/>
+              <w:bottom w:type="dxa" w:w="40"/>
+              <w:right w:type="dxa" w:w="80"/>
+            </w:tcMar>
+          </w:tcPr>
+          <w:p>
+            <w:pPr>
+              <w:spacing w:after="0" w:line="264"/>
+            </w:pPr>
+            <w:r>
+              <w:rPr>
+                <w:b w:val="false"/>
+                <w:bCs w:val="false"/>
+                <w:sz w:val="21"/>
+                <w:szCs w:val="21"/>
+              </w:rPr>
+              <w:t xml:space="preserve">Không</w:t>
+            </w:r>
+          </w:p>
+        </w:tc>
+        <w:tc>
+          <w:tcPr>
+            <w:tcW w:type="dxa" w:w="1939"/>
+            <w:tcBorders>
+              <w:top w:val="single" w:color="999999" w:sz="4"/>
+              <w:left w:val="single" w:color="999999" w:sz="4"/>
+              <w:bottom w:val="single" w:color="999999" w:sz="4"/>
+              <w:right w:val="single" w:color="999999" w:sz="4"/>
+            </w:tcBorders>
+            <w:tcMar>
+              <w:top w:type="dxa" w:w="40"/>
+              <w:left w:type="dxa" w:w="80"/>
+              <w:bottom w:type="dxa" w:w="40"/>
+              <w:right w:type="dxa" w:w="80"/>
+            </w:tcMar>
+          </w:tcPr>
+          <w:p>
+            <w:pPr>
+              <w:spacing w:after="0" w:line="264"/>
+            </w:pPr>
+            <w:r>
+              <w:rPr>
+                <w:b w:val="false"/>
+                <w:bCs w:val="false"/>
+                <w:sz w:val="21"/>
+                <w:szCs w:val="21"/>
+              </w:rPr>
+              <w:t xml:space="preserve">Không</w:t>
+            </w:r>
+          </w:p>
+        </w:tc>
+        <w:tc>
+          <w:tcPr>
+            <w:tcW w:type="dxa" w:w="1292"/>
+            <w:tcBorders>
+              <w:top w:val="single" w:color="999999" w:sz="4"/>
+              <w:left w:val="single" w:color="999999" w:sz="4"/>
+              <w:bottom w:val="single" w:color="999999" w:sz="4"/>
+              <w:right w:val="single" w:color="999999" w:sz="4"/>
+            </w:tcBorders>
+            <w:tcMar>
+              <w:top w:type="dxa" w:w="40"/>
+              <w:left w:type="dxa" w:w="80"/>
+              <w:bottom w:type="dxa" w:w="40"/>
+              <w:right w:type="dxa" w:w="80"/>
+            </w:tcMar>
+          </w:tcPr>
+          <w:p>
+            <w:pPr>
+              <w:spacing w:after="0" w:line="264"/>
+            </w:pPr>
+            <w:r>
+              <w:rPr>
+                <w:b w:val="false"/>
+                <w:bCs w:val="false"/>
+                <w:sz w:val="21"/>
+                <w:szCs w:val="21"/>
+              </w:rPr>
+              <w:t xml:space="preserve">Không</w:t>
+            </w:r>
+          </w:p>
+        </w:tc>
+        <w:tc>
+          <w:tcPr>
+            <w:tcW w:type="dxa" w:w="2353"/>
             <w:tcBorders>
               <w:top w:val="single" w:color="999999" w:sz="4"/>
               <w:left w:val="single" w:color="999999" w:sz="4"/>
@@ -25449,7 +27175,168 @@
         </w:trPr>
         <w:tc>
           <w:tcPr>
-            <w:tcW w:type="dxa" w:w="2648"/>
+            <w:tcW w:type="dxa" w:w="2115"/>
+            <w:tcBorders>
+              <w:top w:val="single" w:color="999999" w:sz="4"/>
+              <w:left w:val="single" w:color="999999" w:sz="4"/>
+              <w:bottom w:val="single" w:color="999999" w:sz="4"/>
+              <w:right w:val="single" w:color="999999" w:sz="4"/>
+            </w:tcBorders>
+            <w:tcMar>
+              <w:top w:type="dxa" w:w="40"/>
+              <w:left w:type="dxa" w:w="80"/>
+              <w:bottom w:type="dxa" w:w="40"/>
+              <w:right w:type="dxa" w:w="80"/>
+            </w:tcMar>
+          </w:tcPr>
+          <w:p>
+            <w:pPr>
+              <w:spacing w:after="0" w:line="264"/>
+            </w:pPr>
+            <w:r>
+              <w:rPr>
+                <w:b w:val="false"/>
+                <w:bCs w:val="false"/>
+                <w:sz w:val="21"/>
+                <w:szCs w:val="21"/>
+              </w:rPr>
+              <w:t xml:space="preserve">Tìm kiếm sâu dần, giới hạn thời gian</w:t>
+            </w:r>
+          </w:p>
+        </w:tc>
+        <w:tc>
+          <w:tcPr>
+            <w:tcW w:type="dxa" w:w="1939"/>
+            <w:tcBorders>
+              <w:top w:val="single" w:color="999999" w:sz="4"/>
+              <w:left w:val="single" w:color="999999" w:sz="4"/>
+              <w:bottom w:val="single" w:color="999999" w:sz="4"/>
+              <w:right w:val="single" w:color="999999" w:sz="4"/>
+            </w:tcBorders>
+            <w:tcMar>
+              <w:top w:type="dxa" w:w="40"/>
+              <w:left w:type="dxa" w:w="80"/>
+              <w:bottom w:type="dxa" w:w="40"/>
+              <w:right w:type="dxa" w:w="80"/>
+            </w:tcMar>
+          </w:tcPr>
+          <w:p>
+            <w:pPr>
+              <w:spacing w:after="0" w:line="264"/>
+            </w:pPr>
+            <w:r>
+              <w:rPr>
+                <w:b w:val="false"/>
+                <w:bCs w:val="false"/>
+                <w:sz w:val="21"/>
+                <w:szCs w:val="21"/>
+              </w:rPr>
+              <w:t xml:space="preserve">Không (độ sâu cố định)</w:t>
+            </w:r>
+          </w:p>
+        </w:tc>
+        <w:tc>
+          <w:tcPr>
+            <w:tcW w:type="dxa" w:w="1939"/>
+            <w:tcBorders>
+              <w:top w:val="single" w:color="999999" w:sz="4"/>
+              <w:left w:val="single" w:color="999999" w:sz="4"/>
+              <w:bottom w:val="single" w:color="999999" w:sz="4"/>
+              <w:right w:val="single" w:color="999999" w:sz="4"/>
+            </w:tcBorders>
+            <w:tcMar>
+              <w:top w:type="dxa" w:w="40"/>
+              <w:left w:type="dxa" w:w="80"/>
+              <w:bottom w:type="dxa" w:w="40"/>
+              <w:right w:type="dxa" w:w="80"/>
+            </w:tcMar>
+          </w:tcPr>
+          <w:p>
+            <w:pPr>
+              <w:spacing w:after="0" w:line="264"/>
+            </w:pPr>
+            <w:r>
+              <w:rPr>
+                <w:b w:val="false"/>
+                <w:bCs w:val="false"/>
+                <w:sz w:val="21"/>
+                <w:szCs w:val="21"/>
+              </w:rPr>
+              <w:t xml:space="preserve">Không (độ sâu cố định)</w:t>
+            </w:r>
+          </w:p>
+        </w:tc>
+        <w:tc>
+          <w:tcPr>
+            <w:tcW w:type="dxa" w:w="1292"/>
+            <w:tcBorders>
+              <w:top w:val="single" w:color="999999" w:sz="4"/>
+              <w:left w:val="single" w:color="999999" w:sz="4"/>
+              <w:bottom w:val="single" w:color="999999" w:sz="4"/>
+              <w:right w:val="single" w:color="999999" w:sz="4"/>
+            </w:tcBorders>
+            <w:tcMar>
+              <w:top w:type="dxa" w:w="40"/>
+              <w:left w:type="dxa" w:w="80"/>
+              <w:bottom w:type="dxa" w:w="40"/>
+              <w:right w:type="dxa" w:w="80"/>
+            </w:tcMar>
+          </w:tcPr>
+          <w:p>
+            <w:pPr>
+              <w:spacing w:after="0" w:line="264"/>
+            </w:pPr>
+            <w:r>
+              <w:rPr>
+                <w:b w:val="false"/>
+                <w:bCs w:val="false"/>
+                <w:sz w:val="21"/>
+                <w:szCs w:val="21"/>
+              </w:rPr>
+              <w:t xml:space="preserve">Không (độ sâu cố định)</w:t>
+            </w:r>
+          </w:p>
+        </w:tc>
+        <w:tc>
+          <w:tcPr>
+            <w:tcW w:type="dxa" w:w="2353"/>
+            <w:tcBorders>
+              <w:top w:val="single" w:color="999999" w:sz="4"/>
+              <w:left w:val="single" w:color="999999" w:sz="4"/>
+              <w:bottom w:val="single" w:color="999999" w:sz="4"/>
+              <w:right w:val="single" w:color="999999" w:sz="4"/>
+            </w:tcBorders>
+            <w:tcMar>
+              <w:top w:type="dxa" w:w="40"/>
+              <w:left w:type="dxa" w:w="80"/>
+              <w:bottom w:type="dxa" w:w="40"/>
+              <w:right w:type="dxa" w:w="80"/>
+            </w:tcMar>
+          </w:tcPr>
+          <w:p>
+            <w:pPr>
+              <w:spacing w:after="0" w:line="264"/>
+            </w:pPr>
+            <w:r>
+              <w:rPr>
+                <w:b w:val="false"/>
+                <w:bCs w:val="false"/>
+                <w:sz w:val="21"/>
+                <w:szCs w:val="21"/>
+              </w:rPr>
+              <w:t xml:space="preserve">Có</w:t>
+            </w:r>
+          </w:p>
+        </w:tc>
+      </w:tr>
+      <w:tr>
+        <w:trPr>
+          <w:cantSplit/>
+          <w:tblHeader w:val="false"/>
+        </w:trPr>
+        <w:tc>
+          <w:tcPr>
+            <w:tcW w:type="dxa" w:w="2115"/>
             <w:tcBorders>
               <w:top w:val="single" w:color="999999" w:sz="4"/>
               <w:left w:val="single" w:color="999999" w:sz="4"/>
@@ -25480,7 +27367,7 @@
         </w:tc>
         <w:tc>
           <w:tcPr>
-            <w:tcW w:type="dxa" w:w="2427"/>
+            <w:tcW w:type="dxa" w:w="1939"/>
             <w:tcBorders>
               <w:top w:val="single" w:color="999999" w:sz="4"/>
               <w:left w:val="single" w:color="999999" w:sz="4"/>
@@ -25511,7 +27398,7 @@
         </w:tc>
         <w:tc>
           <w:tcPr>
-            <w:tcW w:type="dxa" w:w="1618"/>
+            <w:tcW w:type="dxa" w:w="1939"/>
             <w:tcBorders>
               <w:top w:val="single" w:color="999999" w:sz="4"/>
               <w:left w:val="single" w:color="999999" w:sz="4"/>
@@ -25542,7 +27429,38 @@
         </w:tc>
         <w:tc>
           <w:tcPr>
-            <w:tcW w:type="dxa" w:w="2945"/>
+            <w:tcW w:type="dxa" w:w="1292"/>
+            <w:tcBorders>
+              <w:top w:val="single" w:color="999999" w:sz="4"/>
+              <w:left w:val="single" w:color="999999" w:sz="4"/>
+              <w:bottom w:val="single" w:color="999999" w:sz="4"/>
+              <w:right w:val="single" w:color="999999" w:sz="4"/>
+            </w:tcBorders>
+            <w:tcMar>
+              <w:top w:type="dxa" w:w="40"/>
+              <w:left w:type="dxa" w:w="80"/>
+              <w:bottom w:type="dxa" w:w="40"/>
+              <w:right w:type="dxa" w:w="80"/>
+            </w:tcMar>
+          </w:tcPr>
+          <w:p>
+            <w:pPr>
+              <w:spacing w:after="0" w:line="264"/>
+            </w:pPr>
+            <w:r>
+              <w:rPr>
+                <w:b w:val="false"/>
+                <w:bCs w:val="false"/>
+                <w:sz w:val="21"/>
+                <w:szCs w:val="21"/>
+              </w:rPr>
+              <w:t xml:space="preserve">Có</w:t>
+            </w:r>
+          </w:p>
+        </w:tc>
+        <w:tc>
+          <w:tcPr>
+            <w:tcW w:type="dxa" w:w="2353"/>
             <w:tcBorders>
               <w:top w:val="single" w:color="999999" w:sz="4"/>
               <w:left w:val="single" w:color="999999" w:sz="4"/>
@@ -25603,7 +27521,7 @@
         <w:keepNext/>
       </w:pPr>
       <w:r>
-        <w:t xml:space="preserve">3.9. Máy chơi, cấp độ và lựa chọn thuật toán</w:t>
+        <w:t xml:space="preserve">3.10. Máy chơi, cấp độ và lựa chọn thuật toán</w:t>
       </w:r>
     </w:p>
     <w:p>
@@ -25622,7 +27540,7 @@
         <w:t xml:space="preserve">Engine</w:t>
       </w:r>
       <w:r>
-        <w:t xml:space="preserve"> là lớp duy nhất mà giao diện dùng để hỏi nước đi. Ba hàm tạo ứng với ba thuật toán; mỗi hàm truyền vào một hàm tìm kiếm (lambda) nhận "bên nào đi" và trả về kết quả:</w:t>
+        <w:t xml:space="preserve"> là lớp duy nhất mà giao diện dùng để hỏi nước đi. Bốn hàm tạo ứng với bốn thuật toán; mỗi hàm truyền vào một hàm tìm kiếm (lambda) nhận "bên nào đi" và trả về kết quả:</w:t>
       </w:r>
     </w:p>
     <w:p>
@@ -25638,7 +27556,7 @@
           <w:sz w:val="17"/>
           <w:szCs w:val="17"/>
         </w:rPr>
-        <w:t xml:space="preserve">public static Engine negamax(Board board, int depth) {</w:t>
+        <w:t xml:space="preserve">public static Engine minimax(Board board, int depth) {</w:t>
       </w:r>
     </w:p>
     <w:p>
@@ -25654,7 +27572,7 @@
           <w:sz w:val="17"/>
           <w:szCs w:val="17"/>
         </w:rPr>
-        <w:t xml:space="preserve">    return new Engine("Negamax", depth, red -&gt;</w:t>
+        <w:t xml:space="preserve">    return new Engine("Minimax", depth, red -&gt;</w:t>
       </w:r>
     </w:p>
     <w:p>
@@ -25670,7 +27588,7 @@
           <w:sz w:val="17"/>
           <w:szCs w:val="17"/>
         </w:rPr>
-        <w:t xml:space="preserve">            run(Negamax.problem(new ChessState(board, red), depth), depth));</w:t>
+        <w:t xml:space="preserve">            run(Minimax.problem(new ChessState(board, red), depth), Minimax::search, depth));</w:t>
       </w:r>
     </w:p>
     <w:p>
@@ -25718,7 +27636,7 @@
           <w:sz w:val="17"/>
           <w:szCs w:val="17"/>
         </w:rPr>
-        <w:t xml:space="preserve">public static Engine alphaBeta(Board board, int depth) {</w:t>
+        <w:t xml:space="preserve">public static Engine negamax(Board board, int depth) {</w:t>
       </w:r>
     </w:p>
     <w:p>
@@ -25734,7 +27652,7 @@
           <w:sz w:val="17"/>
           <w:szCs w:val="17"/>
         </w:rPr>
-        <w:t xml:space="preserve">    return new Engine("Alpha-Beta", depth, red -&gt;</w:t>
+        <w:t xml:space="preserve">    return new Engine("Negamax", depth, red -&gt;</w:t>
       </w:r>
     </w:p>
     <w:p>
@@ -25750,7 +27668,7 @@
           <w:sz w:val="17"/>
           <w:szCs w:val="17"/>
         </w:rPr>
-        <w:t xml:space="preserve">            run(AlphaBeta.problem(new ChessState(board, red), depth), depth));</w:t>
+        <w:t xml:space="preserve">            run(Negamax.problem(new ChessState(board, red), depth), GameSearch::search, depth));</w:t>
       </w:r>
     </w:p>
     <w:p>
@@ -25798,7 +27716,7 @@
           <w:sz w:val="17"/>
           <w:szCs w:val="17"/>
         </w:rPr>
-        <w:t xml:space="preserve">public static Engine optimized(Board board, int depth, long budgetMs) {</w:t>
+        <w:t xml:space="preserve">public static Engine alphaBeta(Board board, int depth) {</w:t>
       </w:r>
     </w:p>
     <w:p>
@@ -25814,7 +27732,7 @@
           <w:sz w:val="17"/>
           <w:szCs w:val="17"/>
         </w:rPr>
-        <w:t xml:space="preserve">    return new Engine("Optimized", depth, red -&gt; {</w:t>
+        <w:t xml:space="preserve">    return new Engine("Alpha-Beta", depth, red -&gt;</w:t>
       </w:r>
     </w:p>
     <w:p>
@@ -25830,7 +27748,7 @@
           <w:sz w:val="17"/>
           <w:szCs w:val="17"/>
         </w:rPr>
-        <w:t xml:space="preserve">        EnhancedAlphaBeta problem = EnhancedAlphaBeta.problem(board, red, depth, budgetMs);</w:t>
+        <w:t xml:space="preserve">            run(AlphaBeta.problem(new ChessState(board, red), depth), GameSearch::search, depth));</w:t>
       </w:r>
     </w:p>
     <w:p>
@@ -25846,7 +27764,7 @@
           <w:sz w:val="17"/>
           <w:szCs w:val="17"/>
         </w:rPr>
-        <w:t xml:space="preserve">        GameSearch.Node&lt;Move&gt; root = EnhancedGameSearch.search(problem);</w:t>
+        <w:t xml:space="preserve">}</w:t>
       </w:r>
     </w:p>
     <w:p>
@@ -25862,7 +27780,7 @@
           <w:sz w:val="17"/>
           <w:szCs w:val="17"/>
         </w:rPr>
-        <w:t xml:space="preserve">        return new Result(root.bestAction(), root.value, problem.reached(), problem.visited());</w:t>
+        <w:t xml:space="preserve"> </w:t>
       </w:r>
     </w:p>
     <w:p>
@@ -25878,7 +27796,7 @@
           <w:sz w:val="17"/>
           <w:szCs w:val="17"/>
         </w:rPr>
-        <w:t xml:space="preserve">    });</w:t>
+        <w:t xml:space="preserve">public static Engine optimized(Board board, int depth, long budgetMs) {</w:t>
       </w:r>
     </w:p>
     <w:p>
@@ -25894,7 +27812,7 @@
           <w:sz w:val="17"/>
           <w:szCs w:val="17"/>
         </w:rPr>
-        <w:t xml:space="preserve">}</w:t>
+        <w:t xml:space="preserve">    return new Engine("Optimized", depth, red -&gt; {</w:t>
       </w:r>
     </w:p>
     <w:p>
@@ -25910,7 +27828,7 @@
           <w:sz w:val="17"/>
           <w:szCs w:val="17"/>
         </w:rPr>
-        <w:t xml:space="preserve"> </w:t>
+        <w:t xml:space="preserve">        EnhancedAlphaBeta problem = EnhancedAlphaBeta.problem(board, red, depth, budgetMs);</w:t>
       </w:r>
     </w:p>
     <w:p>
@@ -25926,7 +27844,7 @@
           <w:sz w:val="17"/>
           <w:szCs w:val="17"/>
         </w:rPr>
-        <w:t xml:space="preserve">private static Result run(GameSearch.Problem&lt;Move&gt; problem, int depth) {   // kiểu giáo trình</w:t>
+        <w:t xml:space="preserve">        GameSearch.Node&lt;Move&gt; root = EnhancedGameSearch.search(problem);</w:t>
       </w:r>
     </w:p>
     <w:p>
@@ -25942,7 +27860,7 @@
           <w:sz w:val="17"/>
           <w:szCs w:val="17"/>
         </w:rPr>
-        <w:t xml:space="preserve">    GameSearch.Node&lt;Move&gt; root = GameSearch.search(problem);</w:t>
+        <w:t xml:space="preserve">        return new Result(root.bestAction(), root.value, problem.reached(), problem.visited());</w:t>
       </w:r>
     </w:p>
     <w:p>
@@ -25958,6 +27876,102 @@
           <w:sz w:val="17"/>
           <w:szCs w:val="17"/>
         </w:rPr>
+        <w:t xml:space="preserve">    });</w:t>
+      </w:r>
+    </w:p>
+    <w:p>
+      <w:pPr>
+        <w:keepLines/>
+        <w:shd w:fill="F3F3F3" w:color="auto" w:val="clear"/>
+        <w:spacing w:after="0" w:before="0" w:line="240"/>
+        <w:ind w:left="170" w:right="170"/>
+      </w:pPr>
+      <w:r>
+        <w:rPr>
+          <w:rFonts w:ascii="Consolas" w:cs="Consolas" w:eastAsia="Consolas" w:hAnsi="Consolas"/>
+          <w:sz w:val="17"/>
+          <w:szCs w:val="17"/>
+        </w:rPr>
+        <w:t xml:space="preserve">}</w:t>
+      </w:r>
+    </w:p>
+    <w:p>
+      <w:pPr>
+        <w:keepLines/>
+        <w:shd w:fill="F3F3F3" w:color="auto" w:val="clear"/>
+        <w:spacing w:after="0" w:before="0" w:line="240"/>
+        <w:ind w:left="170" w:right="170"/>
+      </w:pPr>
+      <w:r>
+        <w:rPr>
+          <w:rFonts w:ascii="Consolas" w:cs="Consolas" w:eastAsia="Consolas" w:hAnsi="Consolas"/>
+          <w:sz w:val="17"/>
+          <w:szCs w:val="17"/>
+        </w:rPr>
+        <w:t xml:space="preserve"> </w:t>
+      </w:r>
+    </w:p>
+    <w:p>
+      <w:pPr>
+        <w:keepLines/>
+        <w:shd w:fill="F3F3F3" w:color="auto" w:val="clear"/>
+        <w:spacing w:after="0" w:before="0" w:line="240"/>
+        <w:ind w:left="170" w:right="170"/>
+      </w:pPr>
+      <w:r>
+        <w:rPr>
+          <w:rFonts w:ascii="Consolas" w:cs="Consolas" w:eastAsia="Consolas" w:hAnsi="Consolas"/>
+          <w:sz w:val="17"/>
+          <w:szCs w:val="17"/>
+        </w:rPr>
+        <w:t xml:space="preserve">private static Result run(GameSearch.Problem&lt;Move&gt; problem,                // kiểu giáo trình</w:t>
+      </w:r>
+    </w:p>
+    <w:p>
+      <w:pPr>
+        <w:keepLines/>
+        <w:shd w:fill="F3F3F3" w:color="auto" w:val="clear"/>
+        <w:spacing w:after="0" w:before="0" w:line="240"/>
+        <w:ind w:left="170" w:right="170"/>
+      </w:pPr>
+      <w:r>
+        <w:rPr>
+          <w:rFonts w:ascii="Consolas" w:cs="Consolas" w:eastAsia="Consolas" w:hAnsi="Consolas"/>
+          <w:sz w:val="17"/>
+          <w:szCs w:val="17"/>
+        </w:rPr>
+        <w:t xml:space="preserve">        Function&lt;GameSearch.Problem&lt;Move&gt;, GameSearch.Node&lt;Move&gt;&gt; search, int depth) {</w:t>
+      </w:r>
+    </w:p>
+    <w:p>
+      <w:pPr>
+        <w:keepLines/>
+        <w:shd w:fill="F3F3F3" w:color="auto" w:val="clear"/>
+        <w:spacing w:after="0" w:before="0" w:line="240"/>
+        <w:ind w:left="170" w:right="170"/>
+      </w:pPr>
+      <w:r>
+        <w:rPr>
+          <w:rFonts w:ascii="Consolas" w:cs="Consolas" w:eastAsia="Consolas" w:hAnsi="Consolas"/>
+          <w:sz w:val="17"/>
+          <w:szCs w:val="17"/>
+        </w:rPr>
+        <w:t xml:space="preserve">    GameSearch.Node&lt;Move&gt; root = search.apply(problem);</w:t>
+      </w:r>
+    </w:p>
+    <w:p>
+      <w:pPr>
+        <w:keepLines/>
+        <w:shd w:fill="F3F3F3" w:color="auto" w:val="clear"/>
+        <w:spacing w:after="0" w:before="0" w:line="240"/>
+        <w:ind w:left="170" w:right="170"/>
+      </w:pPr>
+      <w:r>
+        <w:rPr>
+          <w:rFonts w:ascii="Consolas" w:cs="Consolas" w:eastAsia="Consolas" w:hAnsi="Consolas"/>
+          <w:sz w:val="17"/>
+          <w:szCs w:val="17"/>
+        </w:rPr>
         <w:t xml:space="preserve">    return new Result(root.bestAction(), root.value, depth, problem.visited());</w:t>
       </w:r>
     </w:p>
@@ -25983,6 +27997,59 @@
         <w:jc w:val="both"/>
       </w:pPr>
       <w:r>
+        <w:t xml:space="preserve">Ba thuật toán thuần đi qua cùng hàm </w:t>
+      </w:r>
+      <w:r>
+        <w:rPr>
+          <w:rFonts w:ascii="Consolas" w:cs="Consolas" w:eastAsia="Consolas" w:hAnsi="Consolas"/>
+          <w:sz w:val="22"/>
+          <w:szCs w:val="22"/>
+        </w:rPr>
+        <w:t xml:space="preserve">run</w:t>
+      </w:r>
+      <w:r>
+        <w:t xml:space="preserve">, chỉ khác ở bài toán (</w:t>
+      </w:r>
+      <w:r>
+        <w:rPr>
+          <w:rFonts w:ascii="Consolas" w:cs="Consolas" w:eastAsia="Consolas" w:hAnsi="Consolas"/>
+          <w:sz w:val="22"/>
+          <w:szCs w:val="22"/>
+        </w:rPr>
+        <w:t xml:space="preserve">problem</w:t>
+      </w:r>
+      <w:r>
+        <w:t xml:space="preserve">) và hàm tìm kiếm truyền vào: </w:t>
+      </w:r>
+      <w:r>
+        <w:rPr>
+          <w:rFonts w:ascii="Consolas" w:cs="Consolas" w:eastAsia="Consolas" w:hAnsi="Consolas"/>
+          <w:sz w:val="22"/>
+          <w:szCs w:val="22"/>
+        </w:rPr>
+        <w:t xml:space="preserve">Minimax::search</w:t>
+      </w:r>
+      <w:r>
+        <w:t xml:space="preserve"> cho Minimax, </w:t>
+      </w:r>
+      <w:r>
+        <w:rPr>
+          <w:rFonts w:ascii="Consolas" w:cs="Consolas" w:eastAsia="Consolas" w:hAnsi="Consolas"/>
+          <w:sz w:val="22"/>
+          <w:szCs w:val="22"/>
+        </w:rPr>
+        <w:t xml:space="preserve">GameSearch::search</w:t>
+      </w:r>
+      <w:r>
+        <w:t xml:space="preserve"> cho Negamax và Alpha-Beta.</w:t>
+      </w:r>
+    </w:p>
+    <w:p>
+      <w:pPr>
+        <w:spacing w:after="120" w:line="312"/>
+        <w:jc w:val="both"/>
+      </w:pPr>
+      <w:r>
         <w:rPr>
           <w:rFonts w:ascii="Consolas" w:cs="Consolas" w:eastAsia="Consolas" w:hAnsi="Consolas"/>
           <w:sz w:val="22"/>
@@ -26086,6 +28153,22 @@
           <w:szCs w:val="17"/>
         </w:rPr>
         <w:t xml:space="preserve">        case OPTIMIZED  -&gt; Engine.optimized(board, lv * 2, budget(lv));</w:t>
+      </w:r>
+    </w:p>
+    <w:p>
+      <w:pPr>
+        <w:keepLines/>
+        <w:shd w:fill="F3F3F3" w:color="auto" w:val="clear"/>
+        <w:spacing w:after="0" w:before="0" w:line="240"/>
+        <w:ind w:left="170" w:right="170"/>
+      </w:pPr>
+      <w:r>
+        <w:rPr>
+          <w:rFonts w:ascii="Consolas" w:cs="Consolas" w:eastAsia="Consolas" w:hAnsi="Consolas"/>
+          <w:sz w:val="17"/>
+          <w:szCs w:val="17"/>
+        </w:rPr>
+        <w:t xml:space="preserve">        case MINIMAX    -&gt; Engine.minimax(board, lv);</w:t>
       </w:r>
     </w:p>
     <w:p>
@@ -26165,11 +28248,12 @@
         </w:tblBorders>
       </w:tblPr>
       <w:tblGrid>
-        <w:gridCol w:w="843"/>
-        <w:gridCol w:w="843"/>
-        <w:gridCol w:w="1566"/>
-        <w:gridCol w:w="1927"/>
-        <w:gridCol w:w="4459"/>
+        <w:gridCol w:w="725"/>
+        <w:gridCol w:w="725"/>
+        <w:gridCol w:w="1347"/>
+        <w:gridCol w:w="1347"/>
+        <w:gridCol w:w="1658"/>
+        <w:gridCol w:w="3836"/>
       </w:tblGrid>
       <w:tr>
         <w:trPr>
@@ -26178,7 +28262,7 @@
         </w:trPr>
         <w:tc>
           <w:tcPr>
-            <w:tcW w:type="dxa" w:w="843"/>
+            <w:tcW w:type="dxa" w:w="725"/>
             <w:tcBorders>
               <w:top w:val="single" w:color="999999" w:sz="4"/>
               <w:left w:val="single" w:color="999999" w:sz="4"/>
@@ -26210,7 +28294,7 @@
         </w:tc>
         <w:tc>
           <w:tcPr>
-            <w:tcW w:type="dxa" w:w="843"/>
+            <w:tcW w:type="dxa" w:w="725"/>
             <w:tcBorders>
               <w:top w:val="single" w:color="999999" w:sz="4"/>
               <w:left w:val="single" w:color="999999" w:sz="4"/>
@@ -26243,7 +28327,7 @@
         </w:tc>
         <w:tc>
           <w:tcPr>
-            <w:tcW w:type="dxa" w:w="1566"/>
+            <w:tcW w:type="dxa" w:w="1347"/>
             <w:tcBorders>
               <w:top w:val="single" w:color="999999" w:sz="4"/>
               <w:left w:val="single" w:color="999999" w:sz="4"/>
@@ -26269,13 +28353,13 @@
                 <w:sz w:val="21"/>
                 <w:szCs w:val="21"/>
               </w:rPr>
-              <w:t xml:space="preserve">Negamax (ply)</w:t>
-            </w:r>
-          </w:p>
-        </w:tc>
-        <w:tc>
-          <w:tcPr>
-            <w:tcW w:type="dxa" w:w="1927"/>
+              <w:t xml:space="preserve">Minimax (ply)</w:t>
+            </w:r>
+          </w:p>
+        </w:tc>
+        <w:tc>
+          <w:tcPr>
+            <w:tcW w:type="dxa" w:w="1347"/>
             <w:tcBorders>
               <w:top w:val="single" w:color="999999" w:sz="4"/>
               <w:left w:val="single" w:color="999999" w:sz="4"/>
@@ -26301,13 +28385,45 @@
                 <w:sz w:val="21"/>
                 <w:szCs w:val="21"/>
               </w:rPr>
+              <w:t xml:space="preserve">Negamax (ply)</w:t>
+            </w:r>
+          </w:p>
+        </w:tc>
+        <w:tc>
+          <w:tcPr>
+            <w:tcW w:type="dxa" w:w="1658"/>
+            <w:tcBorders>
+              <w:top w:val="single" w:color="999999" w:sz="4"/>
+              <w:left w:val="single" w:color="999999" w:sz="4"/>
+              <w:bottom w:val="single" w:color="999999" w:sz="4"/>
+              <w:right w:val="single" w:color="999999" w:sz="4"/>
+            </w:tcBorders>
+            <w:shd w:fill="D9E2F3" w:color="auto" w:val="clear"/>
+            <w:tcMar>
+              <w:top w:type="dxa" w:w="40"/>
+              <w:left w:type="dxa" w:w="80"/>
+              <w:bottom w:type="dxa" w:w="40"/>
+              <w:right w:type="dxa" w:w="80"/>
+            </w:tcMar>
+          </w:tcPr>
+          <w:p>
+            <w:pPr>
+              <w:spacing w:after="0" w:line="264"/>
+            </w:pPr>
+            <w:r>
+              <w:rPr>
+                <w:b/>
+                <w:bCs/>
+                <w:sz w:val="21"/>
+                <w:szCs w:val="21"/>
+              </w:rPr>
               <w:t xml:space="preserve">Alpha-Beta (ply)</w:t>
             </w:r>
           </w:p>
         </w:tc>
         <w:tc>
           <w:tcPr>
-            <w:tcW w:type="dxa" w:w="4459"/>
+            <w:tcW w:type="dxa" w:w="3836"/>
             <w:tcBorders>
               <w:top w:val="single" w:color="999999" w:sz="4"/>
               <w:left w:val="single" w:color="999999" w:sz="4"/>
@@ -26345,7 +28461,7 @@
         </w:trPr>
         <w:tc>
           <w:tcPr>
-            <w:tcW w:type="dxa" w:w="843"/>
+            <w:tcW w:type="dxa" w:w="725"/>
             <w:tcBorders>
               <w:top w:val="single" w:color="999999" w:sz="4"/>
               <w:left w:val="single" w:color="999999" w:sz="4"/>
@@ -26376,7 +28492,7 @@
         </w:tc>
         <w:tc>
           <w:tcPr>
-            <w:tcW w:type="dxa" w:w="843"/>
+            <w:tcW w:type="dxa" w:w="725"/>
             <w:tcBorders>
               <w:top w:val="single" w:color="999999" w:sz="4"/>
               <w:left w:val="single" w:color="999999" w:sz="4"/>
@@ -26407,7 +28523,7 @@
         </w:tc>
         <w:tc>
           <w:tcPr>
-            <w:tcW w:type="dxa" w:w="1566"/>
+            <w:tcW w:type="dxa" w:w="1347"/>
             <w:tcBorders>
               <w:top w:val="single" w:color="999999" w:sz="4"/>
               <w:left w:val="single" w:color="999999" w:sz="4"/>
@@ -26438,7 +28554,38 @@
         </w:tc>
         <w:tc>
           <w:tcPr>
-            <w:tcW w:type="dxa" w:w="1927"/>
+            <w:tcW w:type="dxa" w:w="1347"/>
+            <w:tcBorders>
+              <w:top w:val="single" w:color="999999" w:sz="4"/>
+              <w:left w:val="single" w:color="999999" w:sz="4"/>
+              <w:bottom w:val="single" w:color="999999" w:sz="4"/>
+              <w:right w:val="single" w:color="999999" w:sz="4"/>
+            </w:tcBorders>
+            <w:tcMar>
+              <w:top w:type="dxa" w:w="40"/>
+              <w:left w:type="dxa" w:w="80"/>
+              <w:bottom w:type="dxa" w:w="40"/>
+              <w:right w:type="dxa" w:w="80"/>
+            </w:tcMar>
+          </w:tcPr>
+          <w:p>
+            <w:pPr>
+              <w:spacing w:after="0" w:line="264"/>
+            </w:pPr>
+            <w:r>
+              <w:rPr>
+                <w:b w:val="false"/>
+                <w:bCs w:val="false"/>
+                <w:sz w:val="21"/>
+                <w:szCs w:val="21"/>
+              </w:rPr>
+              <w:t xml:space="preserve">2</w:t>
+            </w:r>
+          </w:p>
+        </w:tc>
+        <w:tc>
+          <w:tcPr>
+            <w:tcW w:type="dxa" w:w="1658"/>
             <w:tcBorders>
               <w:top w:val="single" w:color="999999" w:sz="4"/>
               <w:left w:val="single" w:color="999999" w:sz="4"/>
@@ -26469,7 +28616,7 @@
         </w:tc>
         <w:tc>
           <w:tcPr>
-            <w:tcW w:type="dxa" w:w="4459"/>
+            <w:tcW w:type="dxa" w:w="3836"/>
             <w:tcBorders>
               <w:top w:val="single" w:color="999999" w:sz="4"/>
               <w:left w:val="single" w:color="999999" w:sz="4"/>
@@ -26506,7 +28653,7 @@
         </w:trPr>
         <w:tc>
           <w:tcPr>
-            <w:tcW w:type="dxa" w:w="843"/>
+            <w:tcW w:type="dxa" w:w="725"/>
             <w:tcBorders>
               <w:top w:val="single" w:color="999999" w:sz="4"/>
               <w:left w:val="single" w:color="999999" w:sz="4"/>
@@ -26537,7 +28684,7 @@
         </w:tc>
         <w:tc>
           <w:tcPr>
-            <w:tcW w:type="dxa" w:w="843"/>
+            <w:tcW w:type="dxa" w:w="725"/>
             <w:tcBorders>
               <w:top w:val="single" w:color="999999" w:sz="4"/>
               <w:left w:val="single" w:color="999999" w:sz="4"/>
@@ -26568,7 +28715,7 @@
         </w:tc>
         <w:tc>
           <w:tcPr>
-            <w:tcW w:type="dxa" w:w="1566"/>
+            <w:tcW w:type="dxa" w:w="1347"/>
             <w:tcBorders>
               <w:top w:val="single" w:color="999999" w:sz="4"/>
               <w:left w:val="single" w:color="999999" w:sz="4"/>
@@ -26599,7 +28746,38 @@
         </w:tc>
         <w:tc>
           <w:tcPr>
-            <w:tcW w:type="dxa" w:w="1927"/>
+            <w:tcW w:type="dxa" w:w="1347"/>
+            <w:tcBorders>
+              <w:top w:val="single" w:color="999999" w:sz="4"/>
+              <w:left w:val="single" w:color="999999" w:sz="4"/>
+              <w:bottom w:val="single" w:color="999999" w:sz="4"/>
+              <w:right w:val="single" w:color="999999" w:sz="4"/>
+            </w:tcBorders>
+            <w:tcMar>
+              <w:top w:type="dxa" w:w="40"/>
+              <w:left w:type="dxa" w:w="80"/>
+              <w:bottom w:type="dxa" w:w="40"/>
+              <w:right w:type="dxa" w:w="80"/>
+            </w:tcMar>
+          </w:tcPr>
+          <w:p>
+            <w:pPr>
+              <w:spacing w:after="0" w:line="264"/>
+            </w:pPr>
+            <w:r>
+              <w:rPr>
+                <w:b w:val="false"/>
+                <w:bCs w:val="false"/>
+                <w:sz w:val="21"/>
+                <w:szCs w:val="21"/>
+              </w:rPr>
+              <w:t xml:space="preserve">3</w:t>
+            </w:r>
+          </w:p>
+        </w:tc>
+        <w:tc>
+          <w:tcPr>
+            <w:tcW w:type="dxa" w:w="1658"/>
             <w:tcBorders>
               <w:top w:val="single" w:color="999999" w:sz="4"/>
               <w:left w:val="single" w:color="999999" w:sz="4"/>
@@ -26630,7 +28808,7 @@
         </w:tc>
         <w:tc>
           <w:tcPr>
-            <w:tcW w:type="dxa" w:w="4459"/>
+            <w:tcW w:type="dxa" w:w="3836"/>
             <w:tcBorders>
               <w:top w:val="single" w:color="999999" w:sz="4"/>
               <w:left w:val="single" w:color="999999" w:sz="4"/>
@@ -26667,7 +28845,7 @@
         </w:trPr>
         <w:tc>
           <w:tcPr>
-            <w:tcW w:type="dxa" w:w="843"/>
+            <w:tcW w:type="dxa" w:w="725"/>
             <w:tcBorders>
               <w:top w:val="single" w:color="999999" w:sz="4"/>
               <w:left w:val="single" w:color="999999" w:sz="4"/>
@@ -26698,7 +28876,7 @@
         </w:tc>
         <w:tc>
           <w:tcPr>
-            <w:tcW w:type="dxa" w:w="843"/>
+            <w:tcW w:type="dxa" w:w="725"/>
             <w:tcBorders>
               <w:top w:val="single" w:color="999999" w:sz="4"/>
               <w:left w:val="single" w:color="999999" w:sz="4"/>
@@ -26729,7 +28907,7 @@
         </w:tc>
         <w:tc>
           <w:tcPr>
-            <w:tcW w:type="dxa" w:w="1566"/>
+            <w:tcW w:type="dxa" w:w="1347"/>
             <w:tcBorders>
               <w:top w:val="single" w:color="999999" w:sz="4"/>
               <w:left w:val="single" w:color="999999" w:sz="4"/>
@@ -26760,7 +28938,38 @@
         </w:tc>
         <w:tc>
           <w:tcPr>
-            <w:tcW w:type="dxa" w:w="1927"/>
+            <w:tcW w:type="dxa" w:w="1347"/>
+            <w:tcBorders>
+              <w:top w:val="single" w:color="999999" w:sz="4"/>
+              <w:left w:val="single" w:color="999999" w:sz="4"/>
+              <w:bottom w:val="single" w:color="999999" w:sz="4"/>
+              <w:right w:val="single" w:color="999999" w:sz="4"/>
+            </w:tcBorders>
+            <w:tcMar>
+              <w:top w:type="dxa" w:w="40"/>
+              <w:left w:type="dxa" w:w="80"/>
+              <w:bottom w:type="dxa" w:w="40"/>
+              <w:right w:type="dxa" w:w="80"/>
+            </w:tcMar>
+          </w:tcPr>
+          <w:p>
+            <w:pPr>
+              <w:spacing w:after="0" w:line="264"/>
+            </w:pPr>
+            <w:r>
+              <w:rPr>
+                <w:b w:val="false"/>
+                <w:bCs w:val="false"/>
+                <w:sz w:val="21"/>
+                <w:szCs w:val="21"/>
+              </w:rPr>
+              <w:t xml:space="preserve">4</w:t>
+            </w:r>
+          </w:p>
+        </w:tc>
+        <w:tc>
+          <w:tcPr>
+            <w:tcW w:type="dxa" w:w="1658"/>
             <w:tcBorders>
               <w:top w:val="single" w:color="999999" w:sz="4"/>
               <w:left w:val="single" w:color="999999" w:sz="4"/>
@@ -26791,7 +29000,7 @@
         </w:tc>
         <w:tc>
           <w:tcPr>
-            <w:tcW w:type="dxa" w:w="4459"/>
+            <w:tcW w:type="dxa" w:w="3836"/>
             <w:tcBorders>
               <w:top w:val="single" w:color="999999" w:sz="4"/>
               <w:left w:val="single" w:color="999999" w:sz="4"/>
@@ -26852,7 +29061,7 @@
         <w:keepNext/>
       </w:pPr>
       <w:r>
-        <w:t xml:space="preserve">3.10. Kiểm thử và kiểm chứng</w:t>
+        <w:t xml:space="preserve">3.11. Kiểm thử và kiểm chứng</w:t>
       </w:r>
     </w:p>
     <w:p>
@@ -26922,10 +29131,10 @@
           <w:b/>
           <w:bCs/>
         </w:rPr>
-        <w:t xml:space="preserve">Tính đúng của Alpha-Beta:</w:t>
-      </w:r>
-      <w:r>
-        <w:t xml:space="preserve"> Negamax và Alpha-Beta trả về cùng giá trị gốc ở mọi độ sâu, trên cả thế khai cuộc và trung cuộc (Chương 4).</w:t>
+        <w:t xml:space="preserve">Tương đương Minimax–Negamax:</w:t>
+      </w:r>
+      <w:r>
+        <w:t xml:space="preserve"> Minimax và Negamax trả về cùng nước đi, cùng giá trị gốc và cùng số nút ở mọi độ sâu 1–4, trên cả thế khai cuộc và trung cuộc (mục 4.2).</w:t>
       </w:r>
     </w:p>
     <w:p>
@@ -26943,32 +29152,10 @@
           <w:b/>
           <w:bCs/>
         </w:rPr>
-        <w:t xml:space="preserve">Số nút cố định:</w:t>
-      </w:r>
-      <w:r>
-        <w:t xml:space="preserve"> số nút của Negamax và Alpha-Beta ở độ sâu 4 được dùng làm "vân tay" của bộ sinh nước — mọi thay đổi mã nguồn về luật chơi (tách lớp </w:t>
-      </w:r>
-      <w:r>
-        <w:rPr>
-          <w:rFonts w:ascii="Consolas" w:cs="Consolas" w:eastAsia="Consolas" w:hAnsi="Consolas"/>
-          <w:sz w:val="22"/>
-          <w:szCs w:val="22"/>
-        </w:rPr>
-        <w:t xml:space="preserve">Rules</w:t>
-      </w:r>
-      <w:r>
-        <w:t xml:space="preserve">, đổi mã quân sang </w:t>
-      </w:r>
-      <w:r>
-        <w:rPr>
-          <w:rFonts w:ascii="Consolas" w:cs="Consolas" w:eastAsia="Consolas" w:hAnsi="Consolas"/>
-          <w:sz w:val="22"/>
-          <w:szCs w:val="22"/>
-        </w:rPr>
-        <w:t xml:space="preserve">PieceCode</w:t>
-      </w:r>
-      <w:r>
-        <w:t xml:space="preserve">, …) đều phải giữ nguyên hai con số 3.371.871 và 26.289.</w:t>
+        <w:t xml:space="preserve">Tính đúng của Alpha-Beta:</w:t>
+      </w:r>
+      <w:r>
+        <w:t xml:space="preserve"> Negamax và Alpha-Beta trả về cùng giá trị gốc ở mọi độ sâu, trên cả thế khai cuộc và trung cuộc (Chương 4).</w:t>
       </w:r>
     </w:p>
     <w:p>
@@ -26986,10 +29173,32 @@
           <w:b/>
           <w:bCs/>
         </w:rPr>
-        <w:t xml:space="preserve">Máy tự đánh với chính nó</w:t>
-      </w:r>
-      <w:r>
-        <w:t xml:space="preserve"> 80 nước ở các cấp độ: sau mỗi lần tái cấu trúc thuật toán cải tiến, chuỗi nước đi và số nút từng nước phải trùng khớp với phiên bản trước.</w:t>
+        <w:t xml:space="preserve">Số nút cố định:</w:t>
+      </w:r>
+      <w:r>
+        <w:t xml:space="preserve"> số nút của Negamax và Alpha-Beta ở độ sâu 4 được dùng làm "vân tay" của bộ sinh nước — mọi thay đổi mã nguồn về luật chơi (tách lớp </w:t>
+      </w:r>
+      <w:r>
+        <w:rPr>
+          <w:rFonts w:ascii="Consolas" w:cs="Consolas" w:eastAsia="Consolas" w:hAnsi="Consolas"/>
+          <w:sz w:val="22"/>
+          <w:szCs w:val="22"/>
+        </w:rPr>
+        <w:t xml:space="preserve">Rules</w:t>
+      </w:r>
+      <w:r>
+        <w:t xml:space="preserve">, đổi mã quân sang </w:t>
+      </w:r>
+      <w:r>
+        <w:rPr>
+          <w:rFonts w:ascii="Consolas" w:cs="Consolas" w:eastAsia="Consolas" w:hAnsi="Consolas"/>
+          <w:sz w:val="22"/>
+          <w:szCs w:val="22"/>
+        </w:rPr>
+        <w:t xml:space="preserve">PieceCode</w:t>
+      </w:r>
+      <w:r>
+        <w:t xml:space="preserve">, …) đều phải giữ nguyên hai con số 3.371.871 và 26.289.</w:t>
       </w:r>
     </w:p>
     <w:p>
@@ -27007,6 +29216,27 @@
           <w:b/>
           <w:bCs/>
         </w:rPr>
+        <w:t xml:space="preserve">Máy tự đánh với chính nó</w:t>
+      </w:r>
+      <w:r>
+        <w:t xml:space="preserve"> 80 nước ở các cấp độ: sau mỗi lần tái cấu trúc thuật toán cải tiến, chuỗi nước đi và số nút từng nước phải trùng khớp với phiên bản trước.</w:t>
+      </w:r>
+    </w:p>
+    <w:p>
+      <w:pPr>
+        <w:pStyle w:val="ListParagraph"/>
+        <w:numPr>
+          <w:ilvl w:val="0"/>
+          <w:numId w:val="3"/>
+        </w:numPr>
+        <w:spacing w:after="60" w:line="300"/>
+        <w:jc w:val="both"/>
+      </w:pPr>
+      <w:r>
+        <w:rPr>
+          <w:b/>
+          <w:bCs/>
+        </w:rPr>
         <w:t xml:space="preserve">Luật lặp thế cờ:</w:t>
       </w:r>
       <w:r>
@@ -27019,7 +29249,7 @@
         <w:keepNext/>
       </w:pPr>
       <w:r>
-        <w:t xml:space="preserve">3.11. Giao diện ứng dụng (hình ảnh demo)</w:t>
+        <w:t xml:space="preserve">3.12. Giao diện ứng dụng (hình ảnh demo)</w:t>
       </w:r>
     </w:p>
     <w:p>
@@ -27038,23 +29268,33 @@
         <w:t xml:space="preserve">"Engine tối ưu"</w:t>
       </w:r>
       <w:r>
-        <w:t xml:space="preserve">; hai thuật toán còn lại là </w:t>
+        <w:t xml:space="preserve">; ba thuật toán còn lại là </w:t>
       </w:r>
       <w:r>
         <w:rPr>
           <w:b/>
           <w:bCs/>
         </w:rPr>
-        <w:t xml:space="preserve">"Negamax thuần"</w:t>
-      </w:r>
-      <w:r>
-        <w:t xml:space="preserve"> và </w:t>
+        <w:t xml:space="preserve">"Minimax thuần"</w:t>
+      </w:r>
+      <w:r>
+        <w:t xml:space="preserve">, </w:t>
       </w:r>
       <w:r>
         <w:rPr>
           <w:b/>
           <w:bCs/>
         </w:rPr>
+        <w:t xml:space="preserve">"Negamax thuần"</w:t>
+      </w:r>
+      <w:r>
+        <w:t xml:space="preserve"> và </w:t>
+      </w:r>
+      <w:r>
+        <w:rPr>
+          <w:b/>
+          <w:bCs/>
+        </w:rPr>
         <w:t xml:space="preserve">"Alpha-Beta thuần"</w:t>
       </w:r>
       <w:r>
@@ -27124,7 +29364,7 @@
         <w:t xml:space="preserve">Thuật toán</w:t>
       </w:r>
       <w:r>
-        <w:t xml:space="preserve"> mở hộp thoại chọn một trong ba thuật toán (Hình 3.2); chạm vào thẻ </w:t>
+        <w:t xml:space="preserve"> mở hộp thoại chọn một trong bốn thuật toán (Hình 3.2); chạm vào thẻ </w:t>
       </w:r>
       <w:r>
         <w:rPr>
@@ -28294,7 +30534,7 @@
         <w:jc w:val="both"/>
       </w:pPr>
       <w:r>
-        <w:t xml:space="preserve">Các phép đo chạy trên máy tính Apple M4 Pro, JDK 21 (OpenJDK 21.0.7), dùng đúng mã nguồn của ứng dụng (mục 3.10). Hai thế cờ thử nghiệm:</w:t>
+        <w:t xml:space="preserve">Các phép đo chạy trên máy tính Apple M4 Pro, JDK 21 (OpenJDK 21.0.7), dùng đúng mã nguồn của ứng dụng (mục 3.11). Hai thế cờ thử nghiệm:</w:t>
       </w:r>
     </w:p>
     <w:p>
@@ -28379,7 +30619,7 @@
         <w:jc w:val="both"/>
       </w:pPr>
       <w:r>
-        <w:t xml:space="preserve">Negamax và Alpha-Beta: mỗi phép đo chạy 3 lần trong cùng một JVM, lấy thời gian nhỏ nhất.</w:t>
+        <w:t xml:space="preserve">Minimax, Negamax và Alpha-Beta: mỗi phép đo chạy 3 lần trong cùng một JVM, lấy thời gian nhỏ nhất.</w:t>
       </w:r>
     </w:p>
     <w:p>
@@ -28462,7 +30702,7 @@
         <w:keepNext/>
       </w:pPr>
       <w:r>
-        <w:t xml:space="preserve">4.2. Negamax và Alpha-Beta</w:t>
+        <w:t xml:space="preserve">4.2. Minimax, Negamax và Alpha-Beta</w:t>
       </w:r>
     </w:p>
     <w:p>
@@ -28471,7 +30711,2382 @@
         <w:jc w:val="both"/>
       </w:pPr>
       <w:r>
-        <w:t xml:space="preserve">Để tách riêng tác dụng của cắt tỉa và của thứ tự nước đi, ngoài Negamax và Alpha-Beta còn đo thêm một biến thể </w:t>
+        <w:rPr>
+          <w:b/>
+          <w:bCs/>
+        </w:rPr>
+        <w:t xml:space="preserve">Minimax và Negamax.</w:t>
+      </w:r>
+      <w:r>
+        <w:t xml:space="preserve"> Hai thuật toán được đo trong cùng một lần chạy, trên cùng </w:t>
+      </w:r>
+      <w:r>
+        <w:rPr>
+          <w:rFonts w:ascii="Consolas" w:cs="Consolas" w:eastAsia="Consolas" w:hAnsi="Consolas"/>
+          <w:sz w:val="22"/>
+          <w:szCs w:val="22"/>
+        </w:rPr>
+        <w:t xml:space="preserve">ChessState</w:t>
+      </w:r>
+      <w:r>
+        <w:t xml:space="preserve"> (cùng bộ sinh nước, cùng thứ tự nước, cùng hàm đánh giá). Nước đi ghi theo toạ độ (hàng, cột):</w:t>
+      </w:r>
+    </w:p>
+    <w:tbl>
+      <w:tblPr>
+        <w:tblW w:type="dxa" w:w="9638"/>
+        <w:tblBorders>
+          <w:top w:val="single" w:color="auto" w:sz="4"/>
+          <w:left w:val="single" w:color="auto" w:sz="4"/>
+          <w:bottom w:val="single" w:color="auto" w:sz="4"/>
+          <w:right w:val="single" w:color="auto" w:sz="4"/>
+          <w:insideH w:val="single" w:color="auto" w:sz="4"/>
+          <w:insideV w:val="single" w:color="auto" w:sz="4"/>
+        </w:tblBorders>
+      </w:tblPr>
+      <w:tblGrid>
+        <w:gridCol w:w="803"/>
+        <w:gridCol w:w="481"/>
+        <w:gridCol w:w="1044"/>
+        <w:gridCol w:w="1044"/>
+        <w:gridCol w:w="1365"/>
+        <w:gridCol w:w="1365"/>
+        <w:gridCol w:w="1606"/>
+        <w:gridCol w:w="1930"/>
+      </w:tblGrid>
+      <w:tr>
+        <w:trPr>
+          <w:cantSplit/>
+          <w:tblHeader/>
+        </w:trPr>
+        <w:tc>
+          <w:tcPr>
+            <w:tcW w:type="dxa" w:w="803"/>
+            <w:tcBorders>
+              <w:top w:val="single" w:color="999999" w:sz="4"/>
+              <w:left w:val="single" w:color="999999" w:sz="4"/>
+              <w:bottom w:val="single" w:color="999999" w:sz="4"/>
+              <w:right w:val="single" w:color="999999" w:sz="4"/>
+            </w:tcBorders>
+            <w:shd w:fill="D9E2F3" w:color="auto" w:val="clear"/>
+            <w:tcMar>
+              <w:top w:type="dxa" w:w="40"/>
+              <w:left w:type="dxa" w:w="80"/>
+              <w:bottom w:type="dxa" w:w="40"/>
+              <w:right w:type="dxa" w:w="80"/>
+            </w:tcMar>
+          </w:tcPr>
+          <w:p>
+            <w:pPr>
+              <w:spacing w:after="0" w:line="264"/>
+            </w:pPr>
+            <w:r>
+              <w:rPr>
+                <w:b/>
+                <w:bCs/>
+                <w:sz w:val="21"/>
+                <w:szCs w:val="21"/>
+              </w:rPr>
+              <w:t xml:space="preserve">Thế cờ</w:t>
+            </w:r>
+          </w:p>
+        </w:tc>
+        <w:tc>
+          <w:tcPr>
+            <w:tcW w:type="dxa" w:w="481"/>
+            <w:tcBorders>
+              <w:top w:val="single" w:color="999999" w:sz="4"/>
+              <w:left w:val="single" w:color="999999" w:sz="4"/>
+              <w:bottom w:val="single" w:color="999999" w:sz="4"/>
+              <w:right w:val="single" w:color="999999" w:sz="4"/>
+            </w:tcBorders>
+            <w:shd w:fill="D9E2F3" w:color="auto" w:val="clear"/>
+            <w:tcMar>
+              <w:top w:type="dxa" w:w="40"/>
+              <w:left w:type="dxa" w:w="80"/>
+              <w:bottom w:type="dxa" w:w="40"/>
+              <w:right w:type="dxa" w:w="80"/>
+            </w:tcMar>
+          </w:tcPr>
+          <w:p>
+            <w:pPr>
+              <w:spacing w:after="0" w:line="264"/>
+            </w:pPr>
+            <w:r>
+              <w:rPr>
+                <w:b/>
+                <w:bCs/>
+                <w:sz w:val="21"/>
+                <w:szCs w:val="21"/>
+              </w:rPr>
+              <w:t xml:space="preserve">Độ sâu</w:t>
+            </w:r>
+          </w:p>
+        </w:tc>
+        <w:tc>
+          <w:tcPr>
+            <w:tcW w:type="dxa" w:w="1044"/>
+            <w:tcBorders>
+              <w:top w:val="single" w:color="999999" w:sz="4"/>
+              <w:left w:val="single" w:color="999999" w:sz="4"/>
+              <w:bottom w:val="single" w:color="999999" w:sz="4"/>
+              <w:right w:val="single" w:color="999999" w:sz="4"/>
+            </w:tcBorders>
+            <w:shd w:fill="D9E2F3" w:color="auto" w:val="clear"/>
+            <w:tcMar>
+              <w:top w:type="dxa" w:w="40"/>
+              <w:left w:type="dxa" w:w="80"/>
+              <w:bottom w:type="dxa" w:w="40"/>
+              <w:right w:type="dxa" w:w="80"/>
+            </w:tcMar>
+          </w:tcPr>
+          <w:p>
+            <w:pPr>
+              <w:spacing w:after="0" w:line="264"/>
+            </w:pPr>
+            <w:r>
+              <w:rPr>
+                <w:b/>
+                <w:bCs/>
+                <w:sz w:val="21"/>
+                <w:szCs w:val="21"/>
+              </w:rPr>
+              <w:t xml:space="preserve">Minimax (nút)</w:t>
+            </w:r>
+          </w:p>
+        </w:tc>
+        <w:tc>
+          <w:tcPr>
+            <w:tcW w:type="dxa" w:w="1044"/>
+            <w:tcBorders>
+              <w:top w:val="single" w:color="999999" w:sz="4"/>
+              <w:left w:val="single" w:color="999999" w:sz="4"/>
+              <w:bottom w:val="single" w:color="999999" w:sz="4"/>
+              <w:right w:val="single" w:color="999999" w:sz="4"/>
+            </w:tcBorders>
+            <w:shd w:fill="D9E2F3" w:color="auto" w:val="clear"/>
+            <w:tcMar>
+              <w:top w:type="dxa" w:w="40"/>
+              <w:left w:type="dxa" w:w="80"/>
+              <w:bottom w:type="dxa" w:w="40"/>
+              <w:right w:type="dxa" w:w="80"/>
+            </w:tcMar>
+          </w:tcPr>
+          <w:p>
+            <w:pPr>
+              <w:spacing w:after="0" w:line="264"/>
+            </w:pPr>
+            <w:r>
+              <w:rPr>
+                <w:b/>
+                <w:bCs/>
+                <w:sz w:val="21"/>
+                <w:szCs w:val="21"/>
+              </w:rPr>
+              <w:t xml:space="preserve">Negamax (nút)</w:t>
+            </w:r>
+          </w:p>
+        </w:tc>
+        <w:tc>
+          <w:tcPr>
+            <w:tcW w:type="dxa" w:w="1365"/>
+            <w:tcBorders>
+              <w:top w:val="single" w:color="999999" w:sz="4"/>
+              <w:left w:val="single" w:color="999999" w:sz="4"/>
+              <w:bottom w:val="single" w:color="999999" w:sz="4"/>
+              <w:right w:val="single" w:color="999999" w:sz="4"/>
+            </w:tcBorders>
+            <w:shd w:fill="D9E2F3" w:color="auto" w:val="clear"/>
+            <w:tcMar>
+              <w:top w:type="dxa" w:w="40"/>
+              <w:left w:type="dxa" w:w="80"/>
+              <w:bottom w:type="dxa" w:w="40"/>
+              <w:right w:type="dxa" w:w="80"/>
+            </w:tcMar>
+          </w:tcPr>
+          <w:p>
+            <w:pPr>
+              <w:spacing w:after="0" w:line="264"/>
+            </w:pPr>
+            <w:r>
+              <w:rPr>
+                <w:b/>
+                <w:bCs/>
+                <w:sz w:val="21"/>
+                <w:szCs w:val="21"/>
+              </w:rPr>
+              <w:t xml:space="preserve">Thời gian Minimax</w:t>
+            </w:r>
+          </w:p>
+        </w:tc>
+        <w:tc>
+          <w:tcPr>
+            <w:tcW w:type="dxa" w:w="1365"/>
+            <w:tcBorders>
+              <w:top w:val="single" w:color="999999" w:sz="4"/>
+              <w:left w:val="single" w:color="999999" w:sz="4"/>
+              <w:bottom w:val="single" w:color="999999" w:sz="4"/>
+              <w:right w:val="single" w:color="999999" w:sz="4"/>
+            </w:tcBorders>
+            <w:shd w:fill="D9E2F3" w:color="auto" w:val="clear"/>
+            <w:tcMar>
+              <w:top w:type="dxa" w:w="40"/>
+              <w:left w:type="dxa" w:w="80"/>
+              <w:bottom w:type="dxa" w:w="40"/>
+              <w:right w:type="dxa" w:w="80"/>
+            </w:tcMar>
+          </w:tcPr>
+          <w:p>
+            <w:pPr>
+              <w:spacing w:after="0" w:line="264"/>
+            </w:pPr>
+            <w:r>
+              <w:rPr>
+                <w:b/>
+                <w:bCs/>
+                <w:sz w:val="21"/>
+                <w:szCs w:val="21"/>
+              </w:rPr>
+              <w:t xml:space="preserve">Thời gian Negamax</w:t>
+            </w:r>
+          </w:p>
+        </w:tc>
+        <w:tc>
+          <w:tcPr>
+            <w:tcW w:type="dxa" w:w="1606"/>
+            <w:tcBorders>
+              <w:top w:val="single" w:color="999999" w:sz="4"/>
+              <w:left w:val="single" w:color="999999" w:sz="4"/>
+              <w:bottom w:val="single" w:color="999999" w:sz="4"/>
+              <w:right w:val="single" w:color="999999" w:sz="4"/>
+            </w:tcBorders>
+            <w:shd w:fill="D9E2F3" w:color="auto" w:val="clear"/>
+            <w:tcMar>
+              <w:top w:type="dxa" w:w="40"/>
+              <w:left w:type="dxa" w:w="80"/>
+              <w:bottom w:type="dxa" w:w="40"/>
+              <w:right w:type="dxa" w:w="80"/>
+            </w:tcMar>
+          </w:tcPr>
+          <w:p>
+            <w:pPr>
+              <w:spacing w:after="0" w:line="264"/>
+            </w:pPr>
+            <w:r>
+              <w:rPr>
+                <w:b/>
+                <w:bCs/>
+                <w:sz w:val="21"/>
+                <w:szCs w:val="21"/>
+              </w:rPr>
+              <w:t xml:space="preserve">Giá trị gốc (cả hai)</w:t>
+            </w:r>
+          </w:p>
+        </w:tc>
+        <w:tc>
+          <w:tcPr>
+            <w:tcW w:type="dxa" w:w="1930"/>
+            <w:tcBorders>
+              <w:top w:val="single" w:color="999999" w:sz="4"/>
+              <w:left w:val="single" w:color="999999" w:sz="4"/>
+              <w:bottom w:val="single" w:color="999999" w:sz="4"/>
+              <w:right w:val="single" w:color="999999" w:sz="4"/>
+            </w:tcBorders>
+            <w:shd w:fill="D9E2F3" w:color="auto" w:val="clear"/>
+            <w:tcMar>
+              <w:top w:type="dxa" w:w="40"/>
+              <w:left w:type="dxa" w:w="80"/>
+              <w:bottom w:type="dxa" w:w="40"/>
+              <w:right w:type="dxa" w:w="80"/>
+            </w:tcMar>
+          </w:tcPr>
+          <w:p>
+            <w:pPr>
+              <w:spacing w:after="0" w:line="264"/>
+            </w:pPr>
+            <w:r>
+              <w:rPr>
+                <w:b/>
+                <w:bCs/>
+                <w:sz w:val="21"/>
+                <w:szCs w:val="21"/>
+              </w:rPr>
+              <w:t xml:space="preserve">Nước chọn (cả hai)</w:t>
+            </w:r>
+          </w:p>
+        </w:tc>
+      </w:tr>
+      <w:tr>
+        <w:trPr>
+          <w:cantSplit/>
+          <w:tblHeader w:val="false"/>
+        </w:trPr>
+        <w:tc>
+          <w:tcPr>
+            <w:tcW w:type="dxa" w:w="803"/>
+            <w:tcBorders>
+              <w:top w:val="single" w:color="999999" w:sz="4"/>
+              <w:left w:val="single" w:color="999999" w:sz="4"/>
+              <w:bottom w:val="single" w:color="999999" w:sz="4"/>
+              <w:right w:val="single" w:color="999999" w:sz="4"/>
+            </w:tcBorders>
+            <w:tcMar>
+              <w:top w:type="dxa" w:w="40"/>
+              <w:left w:type="dxa" w:w="80"/>
+              <w:bottom w:type="dxa" w:w="40"/>
+              <w:right w:type="dxa" w:w="80"/>
+            </w:tcMar>
+          </w:tcPr>
+          <w:p>
+            <w:pPr>
+              <w:spacing w:after="0" w:line="264"/>
+            </w:pPr>
+            <w:r>
+              <w:rPr>
+                <w:b w:val="false"/>
+                <w:bCs w:val="false"/>
+                <w:sz w:val="21"/>
+                <w:szCs w:val="21"/>
+              </w:rPr>
+              <w:t xml:space="preserve">Khai cuộc</w:t>
+            </w:r>
+          </w:p>
+        </w:tc>
+        <w:tc>
+          <w:tcPr>
+            <w:tcW w:type="dxa" w:w="481"/>
+            <w:tcBorders>
+              <w:top w:val="single" w:color="999999" w:sz="4"/>
+              <w:left w:val="single" w:color="999999" w:sz="4"/>
+              <w:bottom w:val="single" w:color="999999" w:sz="4"/>
+              <w:right w:val="single" w:color="999999" w:sz="4"/>
+            </w:tcBorders>
+            <w:tcMar>
+              <w:top w:type="dxa" w:w="40"/>
+              <w:left w:type="dxa" w:w="80"/>
+              <w:bottom w:type="dxa" w:w="40"/>
+              <w:right w:type="dxa" w:w="80"/>
+            </w:tcMar>
+          </w:tcPr>
+          <w:p>
+            <w:pPr>
+              <w:spacing w:after="0" w:line="264"/>
+            </w:pPr>
+            <w:r>
+              <w:rPr>
+                <w:b w:val="false"/>
+                <w:bCs w:val="false"/>
+                <w:sz w:val="21"/>
+                <w:szCs w:val="21"/>
+              </w:rPr>
+              <w:t xml:space="preserve">1</w:t>
+            </w:r>
+          </w:p>
+        </w:tc>
+        <w:tc>
+          <w:tcPr>
+            <w:tcW w:type="dxa" w:w="1044"/>
+            <w:tcBorders>
+              <w:top w:val="single" w:color="999999" w:sz="4"/>
+              <w:left w:val="single" w:color="999999" w:sz="4"/>
+              <w:bottom w:val="single" w:color="999999" w:sz="4"/>
+              <w:right w:val="single" w:color="999999" w:sz="4"/>
+            </w:tcBorders>
+            <w:tcMar>
+              <w:top w:type="dxa" w:w="40"/>
+              <w:left w:type="dxa" w:w="80"/>
+              <w:bottom w:type="dxa" w:w="40"/>
+              <w:right w:type="dxa" w:w="80"/>
+            </w:tcMar>
+          </w:tcPr>
+          <w:p>
+            <w:pPr>
+              <w:spacing w:after="0" w:line="264"/>
+            </w:pPr>
+            <w:r>
+              <w:rPr>
+                <w:b w:val="false"/>
+                <w:bCs w:val="false"/>
+                <w:sz w:val="21"/>
+                <w:szCs w:val="21"/>
+              </w:rPr>
+              <w:t xml:space="preserve">45</w:t>
+            </w:r>
+          </w:p>
+        </w:tc>
+        <w:tc>
+          <w:tcPr>
+            <w:tcW w:type="dxa" w:w="1044"/>
+            <w:tcBorders>
+              <w:top w:val="single" w:color="999999" w:sz="4"/>
+              <w:left w:val="single" w:color="999999" w:sz="4"/>
+              <w:bottom w:val="single" w:color="999999" w:sz="4"/>
+              <w:right w:val="single" w:color="999999" w:sz="4"/>
+            </w:tcBorders>
+            <w:tcMar>
+              <w:top w:type="dxa" w:w="40"/>
+              <w:left w:type="dxa" w:w="80"/>
+              <w:bottom w:type="dxa" w:w="40"/>
+              <w:right w:type="dxa" w:w="80"/>
+            </w:tcMar>
+          </w:tcPr>
+          <w:p>
+            <w:pPr>
+              <w:spacing w:after="0" w:line="264"/>
+            </w:pPr>
+            <w:r>
+              <w:rPr>
+                <w:b w:val="false"/>
+                <w:bCs w:val="false"/>
+                <w:sz w:val="21"/>
+                <w:szCs w:val="21"/>
+              </w:rPr>
+              <w:t xml:space="preserve">45</w:t>
+            </w:r>
+          </w:p>
+        </w:tc>
+        <w:tc>
+          <w:tcPr>
+            <w:tcW w:type="dxa" w:w="1365"/>
+            <w:tcBorders>
+              <w:top w:val="single" w:color="999999" w:sz="4"/>
+              <w:left w:val="single" w:color="999999" w:sz="4"/>
+              <w:bottom w:val="single" w:color="999999" w:sz="4"/>
+              <w:right w:val="single" w:color="999999" w:sz="4"/>
+            </w:tcBorders>
+            <w:tcMar>
+              <w:top w:type="dxa" w:w="40"/>
+              <w:left w:type="dxa" w:w="80"/>
+              <w:bottom w:type="dxa" w:w="40"/>
+              <w:right w:type="dxa" w:w="80"/>
+            </w:tcMar>
+          </w:tcPr>
+          <w:p>
+            <w:pPr>
+              <w:spacing w:after="0" w:line="264"/>
+            </w:pPr>
+            <w:r>
+              <w:rPr>
+                <w:b w:val="false"/>
+                <w:bCs w:val="false"/>
+                <w:sz w:val="21"/>
+                <w:szCs w:val="21"/>
+              </w:rPr>
+              <w:t xml:space="preserve">&lt; 1 ms</w:t>
+            </w:r>
+          </w:p>
+        </w:tc>
+        <w:tc>
+          <w:tcPr>
+            <w:tcW w:type="dxa" w:w="1365"/>
+            <w:tcBorders>
+              <w:top w:val="single" w:color="999999" w:sz="4"/>
+              <w:left w:val="single" w:color="999999" w:sz="4"/>
+              <w:bottom w:val="single" w:color="999999" w:sz="4"/>
+              <w:right w:val="single" w:color="999999" w:sz="4"/>
+            </w:tcBorders>
+            <w:tcMar>
+              <w:top w:type="dxa" w:w="40"/>
+              <w:left w:type="dxa" w:w="80"/>
+              <w:bottom w:type="dxa" w:w="40"/>
+              <w:right w:type="dxa" w:w="80"/>
+            </w:tcMar>
+          </w:tcPr>
+          <w:p>
+            <w:pPr>
+              <w:spacing w:after="0" w:line="264"/>
+            </w:pPr>
+            <w:r>
+              <w:rPr>
+                <w:b w:val="false"/>
+                <w:bCs w:val="false"/>
+                <w:sz w:val="21"/>
+                <w:szCs w:val="21"/>
+              </w:rPr>
+              <w:t xml:space="preserve">&lt; 1 ms</w:t>
+            </w:r>
+          </w:p>
+        </w:tc>
+        <w:tc>
+          <w:tcPr>
+            <w:tcW w:type="dxa" w:w="1606"/>
+            <w:tcBorders>
+              <w:top w:val="single" w:color="999999" w:sz="4"/>
+              <w:left w:val="single" w:color="999999" w:sz="4"/>
+              <w:bottom w:val="single" w:color="999999" w:sz="4"/>
+              <w:right w:val="single" w:color="999999" w:sz="4"/>
+            </w:tcBorders>
+            <w:tcMar>
+              <w:top w:type="dxa" w:w="40"/>
+              <w:left w:type="dxa" w:w="80"/>
+              <w:bottom w:type="dxa" w:w="40"/>
+              <w:right w:type="dxa" w:w="80"/>
+            </w:tcMar>
+          </w:tcPr>
+          <w:p>
+            <w:pPr>
+              <w:spacing w:after="0" w:line="264"/>
+            </w:pPr>
+            <w:r>
+              <w:rPr>
+                <w:b w:val="false"/>
+                <w:bCs w:val="false"/>
+                <w:sz w:val="21"/>
+                <w:szCs w:val="21"/>
+              </w:rPr>
+              <w:t xml:space="preserve">29</w:t>
+            </w:r>
+          </w:p>
+        </w:tc>
+        <w:tc>
+          <w:tcPr>
+            <w:tcW w:type="dxa" w:w="1930"/>
+            <w:tcBorders>
+              <w:top w:val="single" w:color="999999" w:sz="4"/>
+              <w:left w:val="single" w:color="999999" w:sz="4"/>
+              <w:bottom w:val="single" w:color="999999" w:sz="4"/>
+              <w:right w:val="single" w:color="999999" w:sz="4"/>
+            </w:tcBorders>
+            <w:tcMar>
+              <w:top w:type="dxa" w:w="40"/>
+              <w:left w:type="dxa" w:w="80"/>
+              <w:bottom w:type="dxa" w:w="40"/>
+              <w:right w:type="dxa" w:w="80"/>
+            </w:tcMar>
+          </w:tcPr>
+          <w:p>
+            <w:pPr>
+              <w:spacing w:after="0" w:line="264"/>
+            </w:pPr>
+            <w:r>
+              <w:rPr>
+                <w:b w:val="false"/>
+                <w:bCs w:val="false"/>
+                <w:sz w:val="21"/>
+                <w:szCs w:val="21"/>
+              </w:rPr>
+              <w:t xml:space="preserve">Pháo (2,1) → (9,1) ăn Mã</w:t>
+            </w:r>
+          </w:p>
+        </w:tc>
+      </w:tr>
+      <w:tr>
+        <w:trPr>
+          <w:cantSplit/>
+          <w:tblHeader w:val="false"/>
+        </w:trPr>
+        <w:tc>
+          <w:tcPr>
+            <w:tcW w:type="dxa" w:w="803"/>
+            <w:tcBorders>
+              <w:top w:val="single" w:color="999999" w:sz="4"/>
+              <w:left w:val="single" w:color="999999" w:sz="4"/>
+              <w:bottom w:val="single" w:color="999999" w:sz="4"/>
+              <w:right w:val="single" w:color="999999" w:sz="4"/>
+            </w:tcBorders>
+            <w:tcMar>
+              <w:top w:type="dxa" w:w="40"/>
+              <w:left w:type="dxa" w:w="80"/>
+              <w:bottom w:type="dxa" w:w="40"/>
+              <w:right w:type="dxa" w:w="80"/>
+            </w:tcMar>
+          </w:tcPr>
+          <w:p>
+            <w:pPr>
+              <w:spacing w:after="0" w:line="264"/>
+            </w:pPr>
+            <w:r>
+              <w:rPr>
+                <w:b w:val="false"/>
+                <w:bCs w:val="false"/>
+                <w:sz w:val="21"/>
+                <w:szCs w:val="21"/>
+              </w:rPr>
+              <w:t xml:space="preserve">Khai cuộc</w:t>
+            </w:r>
+          </w:p>
+        </w:tc>
+        <w:tc>
+          <w:tcPr>
+            <w:tcW w:type="dxa" w:w="481"/>
+            <w:tcBorders>
+              <w:top w:val="single" w:color="999999" w:sz="4"/>
+              <w:left w:val="single" w:color="999999" w:sz="4"/>
+              <w:bottom w:val="single" w:color="999999" w:sz="4"/>
+              <w:right w:val="single" w:color="999999" w:sz="4"/>
+            </w:tcBorders>
+            <w:tcMar>
+              <w:top w:type="dxa" w:w="40"/>
+              <w:left w:type="dxa" w:w="80"/>
+              <w:bottom w:type="dxa" w:w="40"/>
+              <w:right w:type="dxa" w:w="80"/>
+            </w:tcMar>
+          </w:tcPr>
+          <w:p>
+            <w:pPr>
+              <w:spacing w:after="0" w:line="264"/>
+            </w:pPr>
+            <w:r>
+              <w:rPr>
+                <w:b w:val="false"/>
+                <w:bCs w:val="false"/>
+                <w:sz w:val="21"/>
+                <w:szCs w:val="21"/>
+              </w:rPr>
+              <w:t xml:space="preserve">2</w:t>
+            </w:r>
+          </w:p>
+        </w:tc>
+        <w:tc>
+          <w:tcPr>
+            <w:tcW w:type="dxa" w:w="1044"/>
+            <w:tcBorders>
+              <w:top w:val="single" w:color="999999" w:sz="4"/>
+              <w:left w:val="single" w:color="999999" w:sz="4"/>
+              <w:bottom w:val="single" w:color="999999" w:sz="4"/>
+              <w:right w:val="single" w:color="999999" w:sz="4"/>
+            </w:tcBorders>
+            <w:tcMar>
+              <w:top w:type="dxa" w:w="40"/>
+              <w:left w:type="dxa" w:w="80"/>
+              <w:bottom w:type="dxa" w:w="40"/>
+              <w:right w:type="dxa" w:w="80"/>
+            </w:tcMar>
+          </w:tcPr>
+          <w:p>
+            <w:pPr>
+              <w:spacing w:after="0" w:line="264"/>
+            </w:pPr>
+            <w:r>
+              <w:rPr>
+                <w:b w:val="false"/>
+                <w:bCs w:val="false"/>
+                <w:sz w:val="21"/>
+                <w:szCs w:val="21"/>
+              </w:rPr>
+              <w:t xml:space="preserve">1.965</w:t>
+            </w:r>
+          </w:p>
+        </w:tc>
+        <w:tc>
+          <w:tcPr>
+            <w:tcW w:type="dxa" w:w="1044"/>
+            <w:tcBorders>
+              <w:top w:val="single" w:color="999999" w:sz="4"/>
+              <w:left w:val="single" w:color="999999" w:sz="4"/>
+              <w:bottom w:val="single" w:color="999999" w:sz="4"/>
+              <w:right w:val="single" w:color="999999" w:sz="4"/>
+            </w:tcBorders>
+            <w:tcMar>
+              <w:top w:type="dxa" w:w="40"/>
+              <w:left w:type="dxa" w:w="80"/>
+              <w:bottom w:type="dxa" w:w="40"/>
+              <w:right w:type="dxa" w:w="80"/>
+            </w:tcMar>
+          </w:tcPr>
+          <w:p>
+            <w:pPr>
+              <w:spacing w:after="0" w:line="264"/>
+            </w:pPr>
+            <w:r>
+              <w:rPr>
+                <w:b w:val="false"/>
+                <w:bCs w:val="false"/>
+                <w:sz w:val="21"/>
+                <w:szCs w:val="21"/>
+              </w:rPr>
+              <w:t xml:space="preserve">1.965</w:t>
+            </w:r>
+          </w:p>
+        </w:tc>
+        <w:tc>
+          <w:tcPr>
+            <w:tcW w:type="dxa" w:w="1365"/>
+            <w:tcBorders>
+              <w:top w:val="single" w:color="999999" w:sz="4"/>
+              <w:left w:val="single" w:color="999999" w:sz="4"/>
+              <w:bottom w:val="single" w:color="999999" w:sz="4"/>
+              <w:right w:val="single" w:color="999999" w:sz="4"/>
+            </w:tcBorders>
+            <w:tcMar>
+              <w:top w:type="dxa" w:w="40"/>
+              <w:left w:type="dxa" w:w="80"/>
+              <w:bottom w:type="dxa" w:w="40"/>
+              <w:right w:type="dxa" w:w="80"/>
+            </w:tcMar>
+          </w:tcPr>
+          <w:p>
+            <w:pPr>
+              <w:spacing w:after="0" w:line="264"/>
+            </w:pPr>
+            <w:r>
+              <w:rPr>
+                <w:b w:val="false"/>
+                <w:bCs w:val="false"/>
+                <w:sz w:val="21"/>
+                <w:szCs w:val="21"/>
+              </w:rPr>
+              <w:t xml:space="preserve">2 ms</w:t>
+            </w:r>
+          </w:p>
+        </w:tc>
+        <w:tc>
+          <w:tcPr>
+            <w:tcW w:type="dxa" w:w="1365"/>
+            <w:tcBorders>
+              <w:top w:val="single" w:color="999999" w:sz="4"/>
+              <w:left w:val="single" w:color="999999" w:sz="4"/>
+              <w:bottom w:val="single" w:color="999999" w:sz="4"/>
+              <w:right w:val="single" w:color="999999" w:sz="4"/>
+            </w:tcBorders>
+            <w:tcMar>
+              <w:top w:type="dxa" w:w="40"/>
+              <w:left w:type="dxa" w:w="80"/>
+              <w:bottom w:type="dxa" w:w="40"/>
+              <w:right w:type="dxa" w:w="80"/>
+            </w:tcMar>
+          </w:tcPr>
+          <w:p>
+            <w:pPr>
+              <w:spacing w:after="0" w:line="264"/>
+            </w:pPr>
+            <w:r>
+              <w:rPr>
+                <w:b w:val="false"/>
+                <w:bCs w:val="false"/>
+                <w:sz w:val="21"/>
+                <w:szCs w:val="21"/>
+              </w:rPr>
+              <w:t xml:space="preserve">1 ms</w:t>
+            </w:r>
+          </w:p>
+        </w:tc>
+        <w:tc>
+          <w:tcPr>
+            <w:tcW w:type="dxa" w:w="1606"/>
+            <w:tcBorders>
+              <w:top w:val="single" w:color="999999" w:sz="4"/>
+              <w:left w:val="single" w:color="999999" w:sz="4"/>
+              <w:bottom w:val="single" w:color="999999" w:sz="4"/>
+              <w:right w:val="single" w:color="999999" w:sz="4"/>
+            </w:tcBorders>
+            <w:tcMar>
+              <w:top w:type="dxa" w:w="40"/>
+              <w:left w:type="dxa" w:w="80"/>
+              <w:bottom w:type="dxa" w:w="40"/>
+              <w:right w:type="dxa" w:w="80"/>
+            </w:tcMar>
+          </w:tcPr>
+          <w:p>
+            <w:pPr>
+              <w:spacing w:after="0" w:line="264"/>
+            </w:pPr>
+            <w:r>
+              <w:rPr>
+                <w:b w:val="false"/>
+                <w:bCs w:val="false"/>
+                <w:sz w:val="21"/>
+                <w:szCs w:val="21"/>
+              </w:rPr>
+              <w:t xml:space="preserve">−16</w:t>
+            </w:r>
+          </w:p>
+        </w:tc>
+        <w:tc>
+          <w:tcPr>
+            <w:tcW w:type="dxa" w:w="1930"/>
+            <w:tcBorders>
+              <w:top w:val="single" w:color="999999" w:sz="4"/>
+              <w:left w:val="single" w:color="999999" w:sz="4"/>
+              <w:bottom w:val="single" w:color="999999" w:sz="4"/>
+              <w:right w:val="single" w:color="999999" w:sz="4"/>
+            </w:tcBorders>
+            <w:tcMar>
+              <w:top w:type="dxa" w:w="40"/>
+              <w:left w:type="dxa" w:w="80"/>
+              <w:bottom w:type="dxa" w:w="40"/>
+              <w:right w:type="dxa" w:w="80"/>
+            </w:tcMar>
+          </w:tcPr>
+          <w:p>
+            <w:pPr>
+              <w:spacing w:after="0" w:line="264"/>
+            </w:pPr>
+            <w:r>
+              <w:rPr>
+                <w:b w:val="false"/>
+                <w:bCs w:val="false"/>
+                <w:sz w:val="21"/>
+                <w:szCs w:val="21"/>
+              </w:rPr>
+              <w:t xml:space="preserve">Mã (0,1) → (2,2)</w:t>
+            </w:r>
+          </w:p>
+        </w:tc>
+      </w:tr>
+      <w:tr>
+        <w:trPr>
+          <w:cantSplit/>
+          <w:tblHeader w:val="false"/>
+        </w:trPr>
+        <w:tc>
+          <w:tcPr>
+            <w:tcW w:type="dxa" w:w="803"/>
+            <w:tcBorders>
+              <w:top w:val="single" w:color="999999" w:sz="4"/>
+              <w:left w:val="single" w:color="999999" w:sz="4"/>
+              <w:bottom w:val="single" w:color="999999" w:sz="4"/>
+              <w:right w:val="single" w:color="999999" w:sz="4"/>
+            </w:tcBorders>
+            <w:tcMar>
+              <w:top w:type="dxa" w:w="40"/>
+              <w:left w:type="dxa" w:w="80"/>
+              <w:bottom w:type="dxa" w:w="40"/>
+              <w:right w:type="dxa" w:w="80"/>
+            </w:tcMar>
+          </w:tcPr>
+          <w:p>
+            <w:pPr>
+              <w:spacing w:after="0" w:line="264"/>
+            </w:pPr>
+            <w:r>
+              <w:rPr>
+                <w:b w:val="false"/>
+                <w:bCs w:val="false"/>
+                <w:sz w:val="21"/>
+                <w:szCs w:val="21"/>
+              </w:rPr>
+              <w:t xml:space="preserve">Khai cuộc</w:t>
+            </w:r>
+          </w:p>
+        </w:tc>
+        <w:tc>
+          <w:tcPr>
+            <w:tcW w:type="dxa" w:w="481"/>
+            <w:tcBorders>
+              <w:top w:val="single" w:color="999999" w:sz="4"/>
+              <w:left w:val="single" w:color="999999" w:sz="4"/>
+              <w:bottom w:val="single" w:color="999999" w:sz="4"/>
+              <w:right w:val="single" w:color="999999" w:sz="4"/>
+            </w:tcBorders>
+            <w:tcMar>
+              <w:top w:type="dxa" w:w="40"/>
+              <w:left w:type="dxa" w:w="80"/>
+              <w:bottom w:type="dxa" w:w="40"/>
+              <w:right w:type="dxa" w:w="80"/>
+            </w:tcMar>
+          </w:tcPr>
+          <w:p>
+            <w:pPr>
+              <w:spacing w:after="0" w:line="264"/>
+            </w:pPr>
+            <w:r>
+              <w:rPr>
+                <w:b w:val="false"/>
+                <w:bCs w:val="false"/>
+                <w:sz w:val="21"/>
+                <w:szCs w:val="21"/>
+              </w:rPr>
+              <w:t xml:space="preserve">3</w:t>
+            </w:r>
+          </w:p>
+        </w:tc>
+        <w:tc>
+          <w:tcPr>
+            <w:tcW w:type="dxa" w:w="1044"/>
+            <w:tcBorders>
+              <w:top w:val="single" w:color="999999" w:sz="4"/>
+              <w:left w:val="single" w:color="999999" w:sz="4"/>
+              <w:bottom w:val="single" w:color="999999" w:sz="4"/>
+              <w:right w:val="single" w:color="999999" w:sz="4"/>
+            </w:tcBorders>
+            <w:tcMar>
+              <w:top w:type="dxa" w:w="40"/>
+              <w:left w:type="dxa" w:w="80"/>
+              <w:bottom w:type="dxa" w:w="40"/>
+              <w:right w:type="dxa" w:w="80"/>
+            </w:tcMar>
+          </w:tcPr>
+          <w:p>
+            <w:pPr>
+              <w:spacing w:after="0" w:line="264"/>
+            </w:pPr>
+            <w:r>
+              <w:rPr>
+                <w:b w:val="false"/>
+                <w:bCs w:val="false"/>
+                <w:sz w:val="21"/>
+                <w:szCs w:val="21"/>
+              </w:rPr>
+              <w:t xml:space="preserve">81.631</w:t>
+            </w:r>
+          </w:p>
+        </w:tc>
+        <w:tc>
+          <w:tcPr>
+            <w:tcW w:type="dxa" w:w="1044"/>
+            <w:tcBorders>
+              <w:top w:val="single" w:color="999999" w:sz="4"/>
+              <w:left w:val="single" w:color="999999" w:sz="4"/>
+              <w:bottom w:val="single" w:color="999999" w:sz="4"/>
+              <w:right w:val="single" w:color="999999" w:sz="4"/>
+            </w:tcBorders>
+            <w:tcMar>
+              <w:top w:type="dxa" w:w="40"/>
+              <w:left w:type="dxa" w:w="80"/>
+              <w:bottom w:type="dxa" w:w="40"/>
+              <w:right w:type="dxa" w:w="80"/>
+            </w:tcMar>
+          </w:tcPr>
+          <w:p>
+            <w:pPr>
+              <w:spacing w:after="0" w:line="264"/>
+            </w:pPr>
+            <w:r>
+              <w:rPr>
+                <w:b w:val="false"/>
+                <w:bCs w:val="false"/>
+                <w:sz w:val="21"/>
+                <w:szCs w:val="21"/>
+              </w:rPr>
+              <w:t xml:space="preserve">81.631</w:t>
+            </w:r>
+          </w:p>
+        </w:tc>
+        <w:tc>
+          <w:tcPr>
+            <w:tcW w:type="dxa" w:w="1365"/>
+            <w:tcBorders>
+              <w:top w:val="single" w:color="999999" w:sz="4"/>
+              <w:left w:val="single" w:color="999999" w:sz="4"/>
+              <w:bottom w:val="single" w:color="999999" w:sz="4"/>
+              <w:right w:val="single" w:color="999999" w:sz="4"/>
+            </w:tcBorders>
+            <w:tcMar>
+              <w:top w:type="dxa" w:w="40"/>
+              <w:left w:type="dxa" w:w="80"/>
+              <w:bottom w:type="dxa" w:w="40"/>
+              <w:right w:type="dxa" w:w="80"/>
+            </w:tcMar>
+          </w:tcPr>
+          <w:p>
+            <w:pPr>
+              <w:spacing w:after="0" w:line="264"/>
+            </w:pPr>
+            <w:r>
+              <w:rPr>
+                <w:b w:val="false"/>
+                <w:bCs w:val="false"/>
+                <w:sz w:val="21"/>
+                <w:szCs w:val="21"/>
+              </w:rPr>
+              <w:t xml:space="preserve">29 ms</w:t>
+            </w:r>
+          </w:p>
+        </w:tc>
+        <w:tc>
+          <w:tcPr>
+            <w:tcW w:type="dxa" w:w="1365"/>
+            <w:tcBorders>
+              <w:top w:val="single" w:color="999999" w:sz="4"/>
+              <w:left w:val="single" w:color="999999" w:sz="4"/>
+              <w:bottom w:val="single" w:color="999999" w:sz="4"/>
+              <w:right w:val="single" w:color="999999" w:sz="4"/>
+            </w:tcBorders>
+            <w:tcMar>
+              <w:top w:type="dxa" w:w="40"/>
+              <w:left w:type="dxa" w:w="80"/>
+              <w:bottom w:type="dxa" w:w="40"/>
+              <w:right w:type="dxa" w:w="80"/>
+            </w:tcMar>
+          </w:tcPr>
+          <w:p>
+            <w:pPr>
+              <w:spacing w:after="0" w:line="264"/>
+            </w:pPr>
+            <w:r>
+              <w:rPr>
+                <w:b w:val="false"/>
+                <w:bCs w:val="false"/>
+                <w:sz w:val="21"/>
+                <w:szCs w:val="21"/>
+              </w:rPr>
+              <w:t xml:space="preserve">29 ms</w:t>
+            </w:r>
+          </w:p>
+        </w:tc>
+        <w:tc>
+          <w:tcPr>
+            <w:tcW w:type="dxa" w:w="1606"/>
+            <w:tcBorders>
+              <w:top w:val="single" w:color="999999" w:sz="4"/>
+              <w:left w:val="single" w:color="999999" w:sz="4"/>
+              <w:bottom w:val="single" w:color="999999" w:sz="4"/>
+              <w:right w:val="single" w:color="999999" w:sz="4"/>
+            </w:tcBorders>
+            <w:tcMar>
+              <w:top w:type="dxa" w:w="40"/>
+              <w:left w:type="dxa" w:w="80"/>
+              <w:bottom w:type="dxa" w:w="40"/>
+              <w:right w:type="dxa" w:w="80"/>
+            </w:tcMar>
+          </w:tcPr>
+          <w:p>
+            <w:pPr>
+              <w:spacing w:after="0" w:line="264"/>
+            </w:pPr>
+            <w:r>
+              <w:rPr>
+                <w:b w:val="false"/>
+                <w:bCs w:val="false"/>
+                <w:sz w:val="21"/>
+                <w:szCs w:val="21"/>
+              </w:rPr>
+              <w:t xml:space="preserve">29</w:t>
+            </w:r>
+          </w:p>
+        </w:tc>
+        <w:tc>
+          <w:tcPr>
+            <w:tcW w:type="dxa" w:w="1930"/>
+            <w:tcBorders>
+              <w:top w:val="single" w:color="999999" w:sz="4"/>
+              <w:left w:val="single" w:color="999999" w:sz="4"/>
+              <w:bottom w:val="single" w:color="999999" w:sz="4"/>
+              <w:right w:val="single" w:color="999999" w:sz="4"/>
+            </w:tcBorders>
+            <w:tcMar>
+              <w:top w:type="dxa" w:w="40"/>
+              <w:left w:type="dxa" w:w="80"/>
+              <w:bottom w:type="dxa" w:w="40"/>
+              <w:right w:type="dxa" w:w="80"/>
+            </w:tcMar>
+          </w:tcPr>
+          <w:p>
+            <w:pPr>
+              <w:spacing w:after="0" w:line="264"/>
+            </w:pPr>
+            <w:r>
+              <w:rPr>
+                <w:b w:val="false"/>
+                <w:bCs w:val="false"/>
+                <w:sz w:val="21"/>
+                <w:szCs w:val="21"/>
+              </w:rPr>
+              <w:t xml:space="preserve">Mã (0,1) → (2,2)</w:t>
+            </w:r>
+          </w:p>
+        </w:tc>
+      </w:tr>
+      <w:tr>
+        <w:trPr>
+          <w:cantSplit/>
+          <w:tblHeader w:val="false"/>
+        </w:trPr>
+        <w:tc>
+          <w:tcPr>
+            <w:tcW w:type="dxa" w:w="803"/>
+            <w:tcBorders>
+              <w:top w:val="single" w:color="999999" w:sz="4"/>
+              <w:left w:val="single" w:color="999999" w:sz="4"/>
+              <w:bottom w:val="single" w:color="999999" w:sz="4"/>
+              <w:right w:val="single" w:color="999999" w:sz="4"/>
+            </w:tcBorders>
+            <w:tcMar>
+              <w:top w:type="dxa" w:w="40"/>
+              <w:left w:type="dxa" w:w="80"/>
+              <w:bottom w:type="dxa" w:w="40"/>
+              <w:right w:type="dxa" w:w="80"/>
+            </w:tcMar>
+          </w:tcPr>
+          <w:p>
+            <w:pPr>
+              <w:spacing w:after="0" w:line="264"/>
+            </w:pPr>
+            <w:r>
+              <w:rPr>
+                <w:b w:val="false"/>
+                <w:bCs w:val="false"/>
+                <w:sz w:val="21"/>
+                <w:szCs w:val="21"/>
+              </w:rPr>
+              <w:t xml:space="preserve">Khai cuộc</w:t>
+            </w:r>
+          </w:p>
+        </w:tc>
+        <w:tc>
+          <w:tcPr>
+            <w:tcW w:type="dxa" w:w="481"/>
+            <w:tcBorders>
+              <w:top w:val="single" w:color="999999" w:sz="4"/>
+              <w:left w:val="single" w:color="999999" w:sz="4"/>
+              <w:bottom w:val="single" w:color="999999" w:sz="4"/>
+              <w:right w:val="single" w:color="999999" w:sz="4"/>
+            </w:tcBorders>
+            <w:tcMar>
+              <w:top w:type="dxa" w:w="40"/>
+              <w:left w:type="dxa" w:w="80"/>
+              <w:bottom w:type="dxa" w:w="40"/>
+              <w:right w:type="dxa" w:w="80"/>
+            </w:tcMar>
+          </w:tcPr>
+          <w:p>
+            <w:pPr>
+              <w:spacing w:after="0" w:line="264"/>
+            </w:pPr>
+            <w:r>
+              <w:rPr>
+                <w:b w:val="false"/>
+                <w:bCs w:val="false"/>
+                <w:sz w:val="21"/>
+                <w:szCs w:val="21"/>
+              </w:rPr>
+              <w:t xml:space="preserve">4</w:t>
+            </w:r>
+          </w:p>
+        </w:tc>
+        <w:tc>
+          <w:tcPr>
+            <w:tcW w:type="dxa" w:w="1044"/>
+            <w:tcBorders>
+              <w:top w:val="single" w:color="999999" w:sz="4"/>
+              <w:left w:val="single" w:color="999999" w:sz="4"/>
+              <w:bottom w:val="single" w:color="999999" w:sz="4"/>
+              <w:right w:val="single" w:color="999999" w:sz="4"/>
+            </w:tcBorders>
+            <w:tcMar>
+              <w:top w:type="dxa" w:w="40"/>
+              <w:left w:type="dxa" w:w="80"/>
+              <w:bottom w:type="dxa" w:w="40"/>
+              <w:right w:type="dxa" w:w="80"/>
+            </w:tcMar>
+          </w:tcPr>
+          <w:p>
+            <w:pPr>
+              <w:spacing w:after="0" w:line="264"/>
+            </w:pPr>
+            <w:r>
+              <w:rPr>
+                <w:b w:val="false"/>
+                <w:bCs w:val="false"/>
+                <w:sz w:val="21"/>
+                <w:szCs w:val="21"/>
+              </w:rPr>
+              <w:t xml:space="preserve">3.371.871</w:t>
+            </w:r>
+          </w:p>
+        </w:tc>
+        <w:tc>
+          <w:tcPr>
+            <w:tcW w:type="dxa" w:w="1044"/>
+            <w:tcBorders>
+              <w:top w:val="single" w:color="999999" w:sz="4"/>
+              <w:left w:val="single" w:color="999999" w:sz="4"/>
+              <w:bottom w:val="single" w:color="999999" w:sz="4"/>
+              <w:right w:val="single" w:color="999999" w:sz="4"/>
+            </w:tcBorders>
+            <w:tcMar>
+              <w:top w:type="dxa" w:w="40"/>
+              <w:left w:type="dxa" w:w="80"/>
+              <w:bottom w:type="dxa" w:w="40"/>
+              <w:right w:type="dxa" w:w="80"/>
+            </w:tcMar>
+          </w:tcPr>
+          <w:p>
+            <w:pPr>
+              <w:spacing w:after="0" w:line="264"/>
+            </w:pPr>
+            <w:r>
+              <w:rPr>
+                <w:b w:val="false"/>
+                <w:bCs w:val="false"/>
+                <w:sz w:val="21"/>
+                <w:szCs w:val="21"/>
+              </w:rPr>
+              <w:t xml:space="preserve">3.371.871</w:t>
+            </w:r>
+          </w:p>
+        </w:tc>
+        <w:tc>
+          <w:tcPr>
+            <w:tcW w:type="dxa" w:w="1365"/>
+            <w:tcBorders>
+              <w:top w:val="single" w:color="999999" w:sz="4"/>
+              <w:left w:val="single" w:color="999999" w:sz="4"/>
+              <w:bottom w:val="single" w:color="999999" w:sz="4"/>
+              <w:right w:val="single" w:color="999999" w:sz="4"/>
+            </w:tcBorders>
+            <w:tcMar>
+              <w:top w:type="dxa" w:w="40"/>
+              <w:left w:type="dxa" w:w="80"/>
+              <w:bottom w:type="dxa" w:w="40"/>
+              <w:right w:type="dxa" w:w="80"/>
+            </w:tcMar>
+          </w:tcPr>
+          <w:p>
+            <w:pPr>
+              <w:spacing w:after="0" w:line="264"/>
+            </w:pPr>
+            <w:r>
+              <w:rPr>
+                <w:b w:val="false"/>
+                <w:bCs w:val="false"/>
+                <w:sz w:val="21"/>
+                <w:szCs w:val="21"/>
+              </w:rPr>
+              <w:t xml:space="preserve">800 ms</w:t>
+            </w:r>
+          </w:p>
+        </w:tc>
+        <w:tc>
+          <w:tcPr>
+            <w:tcW w:type="dxa" w:w="1365"/>
+            <w:tcBorders>
+              <w:top w:val="single" w:color="999999" w:sz="4"/>
+              <w:left w:val="single" w:color="999999" w:sz="4"/>
+              <w:bottom w:val="single" w:color="999999" w:sz="4"/>
+              <w:right w:val="single" w:color="999999" w:sz="4"/>
+            </w:tcBorders>
+            <w:tcMar>
+              <w:top w:type="dxa" w:w="40"/>
+              <w:left w:type="dxa" w:w="80"/>
+              <w:bottom w:type="dxa" w:w="40"/>
+              <w:right w:type="dxa" w:w="80"/>
+            </w:tcMar>
+          </w:tcPr>
+          <w:p>
+            <w:pPr>
+              <w:spacing w:after="0" w:line="264"/>
+            </w:pPr>
+            <w:r>
+              <w:rPr>
+                <w:b w:val="false"/>
+                <w:bCs w:val="false"/>
+                <w:sz w:val="21"/>
+                <w:szCs w:val="21"/>
+              </w:rPr>
+              <w:t xml:space="preserve">815 ms</w:t>
+            </w:r>
+          </w:p>
+        </w:tc>
+        <w:tc>
+          <w:tcPr>
+            <w:tcW w:type="dxa" w:w="1606"/>
+            <w:tcBorders>
+              <w:top w:val="single" w:color="999999" w:sz="4"/>
+              <w:left w:val="single" w:color="999999" w:sz="4"/>
+              <w:bottom w:val="single" w:color="999999" w:sz="4"/>
+              <w:right w:val="single" w:color="999999" w:sz="4"/>
+            </w:tcBorders>
+            <w:tcMar>
+              <w:top w:type="dxa" w:w="40"/>
+              <w:left w:type="dxa" w:w="80"/>
+              <w:bottom w:type="dxa" w:w="40"/>
+              <w:right w:type="dxa" w:w="80"/>
+            </w:tcMar>
+          </w:tcPr>
+          <w:p>
+            <w:pPr>
+              <w:spacing w:after="0" w:line="264"/>
+            </w:pPr>
+            <w:r>
+              <w:rPr>
+                <w:b w:val="false"/>
+                <w:bCs w:val="false"/>
+                <w:sz w:val="21"/>
+                <w:szCs w:val="21"/>
+              </w:rPr>
+              <w:t xml:space="preserve">0</w:t>
+            </w:r>
+          </w:p>
+        </w:tc>
+        <w:tc>
+          <w:tcPr>
+            <w:tcW w:type="dxa" w:w="1930"/>
+            <w:tcBorders>
+              <w:top w:val="single" w:color="999999" w:sz="4"/>
+              <w:left w:val="single" w:color="999999" w:sz="4"/>
+              <w:bottom w:val="single" w:color="999999" w:sz="4"/>
+              <w:right w:val="single" w:color="999999" w:sz="4"/>
+            </w:tcBorders>
+            <w:tcMar>
+              <w:top w:type="dxa" w:w="40"/>
+              <w:left w:type="dxa" w:w="80"/>
+              <w:bottom w:type="dxa" w:w="40"/>
+              <w:right w:type="dxa" w:w="80"/>
+            </w:tcMar>
+          </w:tcPr>
+          <w:p>
+            <w:pPr>
+              <w:spacing w:after="0" w:line="264"/>
+            </w:pPr>
+            <w:r>
+              <w:rPr>
+                <w:b w:val="false"/>
+                <w:bCs w:val="false"/>
+                <w:sz w:val="21"/>
+                <w:szCs w:val="21"/>
+              </w:rPr>
+              <w:t xml:space="preserve">Mã (0,1) → (2,2)</w:t>
+            </w:r>
+          </w:p>
+        </w:tc>
+      </w:tr>
+      <w:tr>
+        <w:trPr>
+          <w:cantSplit/>
+          <w:tblHeader w:val="false"/>
+        </w:trPr>
+        <w:tc>
+          <w:tcPr>
+            <w:tcW w:type="dxa" w:w="803"/>
+            <w:tcBorders>
+              <w:top w:val="single" w:color="999999" w:sz="4"/>
+              <w:left w:val="single" w:color="999999" w:sz="4"/>
+              <w:bottom w:val="single" w:color="999999" w:sz="4"/>
+              <w:right w:val="single" w:color="999999" w:sz="4"/>
+            </w:tcBorders>
+            <w:tcMar>
+              <w:top w:type="dxa" w:w="40"/>
+              <w:left w:type="dxa" w:w="80"/>
+              <w:bottom w:type="dxa" w:w="40"/>
+              <w:right w:type="dxa" w:w="80"/>
+            </w:tcMar>
+          </w:tcPr>
+          <w:p>
+            <w:pPr>
+              <w:spacing w:after="0" w:line="264"/>
+            </w:pPr>
+            <w:r>
+              <w:rPr>
+                <w:b w:val="false"/>
+                <w:bCs w:val="false"/>
+                <w:sz w:val="21"/>
+                <w:szCs w:val="21"/>
+              </w:rPr>
+              <w:t xml:space="preserve">Trung cuộc</w:t>
+            </w:r>
+          </w:p>
+        </w:tc>
+        <w:tc>
+          <w:tcPr>
+            <w:tcW w:type="dxa" w:w="481"/>
+            <w:tcBorders>
+              <w:top w:val="single" w:color="999999" w:sz="4"/>
+              <w:left w:val="single" w:color="999999" w:sz="4"/>
+              <w:bottom w:val="single" w:color="999999" w:sz="4"/>
+              <w:right w:val="single" w:color="999999" w:sz="4"/>
+            </w:tcBorders>
+            <w:tcMar>
+              <w:top w:type="dxa" w:w="40"/>
+              <w:left w:type="dxa" w:w="80"/>
+              <w:bottom w:type="dxa" w:w="40"/>
+              <w:right w:type="dxa" w:w="80"/>
+            </w:tcMar>
+          </w:tcPr>
+          <w:p>
+            <w:pPr>
+              <w:spacing w:after="0" w:line="264"/>
+            </w:pPr>
+            <w:r>
+              <w:rPr>
+                <w:b w:val="false"/>
+                <w:bCs w:val="false"/>
+                <w:sz w:val="21"/>
+                <w:szCs w:val="21"/>
+              </w:rPr>
+              <w:t xml:space="preserve">1</w:t>
+            </w:r>
+          </w:p>
+        </w:tc>
+        <w:tc>
+          <w:tcPr>
+            <w:tcW w:type="dxa" w:w="1044"/>
+            <w:tcBorders>
+              <w:top w:val="single" w:color="999999" w:sz="4"/>
+              <w:left w:val="single" w:color="999999" w:sz="4"/>
+              <w:bottom w:val="single" w:color="999999" w:sz="4"/>
+              <w:right w:val="single" w:color="999999" w:sz="4"/>
+            </w:tcBorders>
+            <w:tcMar>
+              <w:top w:type="dxa" w:w="40"/>
+              <w:left w:type="dxa" w:w="80"/>
+              <w:bottom w:type="dxa" w:w="40"/>
+              <w:right w:type="dxa" w:w="80"/>
+            </w:tcMar>
+          </w:tcPr>
+          <w:p>
+            <w:pPr>
+              <w:spacing w:after="0" w:line="264"/>
+            </w:pPr>
+            <w:r>
+              <w:rPr>
+                <w:b w:val="false"/>
+                <w:bCs w:val="false"/>
+                <w:sz w:val="21"/>
+                <w:szCs w:val="21"/>
+              </w:rPr>
+              <w:t xml:space="preserve">48</w:t>
+            </w:r>
+          </w:p>
+        </w:tc>
+        <w:tc>
+          <w:tcPr>
+            <w:tcW w:type="dxa" w:w="1044"/>
+            <w:tcBorders>
+              <w:top w:val="single" w:color="999999" w:sz="4"/>
+              <w:left w:val="single" w:color="999999" w:sz="4"/>
+              <w:bottom w:val="single" w:color="999999" w:sz="4"/>
+              <w:right w:val="single" w:color="999999" w:sz="4"/>
+            </w:tcBorders>
+            <w:tcMar>
+              <w:top w:type="dxa" w:w="40"/>
+              <w:left w:type="dxa" w:w="80"/>
+              <w:bottom w:type="dxa" w:w="40"/>
+              <w:right w:type="dxa" w:w="80"/>
+            </w:tcMar>
+          </w:tcPr>
+          <w:p>
+            <w:pPr>
+              <w:spacing w:after="0" w:line="264"/>
+            </w:pPr>
+            <w:r>
+              <w:rPr>
+                <w:b w:val="false"/>
+                <w:bCs w:val="false"/>
+                <w:sz w:val="21"/>
+                <w:szCs w:val="21"/>
+              </w:rPr>
+              <w:t xml:space="preserve">48</w:t>
+            </w:r>
+          </w:p>
+        </w:tc>
+        <w:tc>
+          <w:tcPr>
+            <w:tcW w:type="dxa" w:w="1365"/>
+            <w:tcBorders>
+              <w:top w:val="single" w:color="999999" w:sz="4"/>
+              <w:left w:val="single" w:color="999999" w:sz="4"/>
+              <w:bottom w:val="single" w:color="999999" w:sz="4"/>
+              <w:right w:val="single" w:color="999999" w:sz="4"/>
+            </w:tcBorders>
+            <w:tcMar>
+              <w:top w:type="dxa" w:w="40"/>
+              <w:left w:type="dxa" w:w="80"/>
+              <w:bottom w:type="dxa" w:w="40"/>
+              <w:right w:type="dxa" w:w="80"/>
+            </w:tcMar>
+          </w:tcPr>
+          <w:p>
+            <w:pPr>
+              <w:spacing w:after="0" w:line="264"/>
+            </w:pPr>
+            <w:r>
+              <w:rPr>
+                <w:b w:val="false"/>
+                <w:bCs w:val="false"/>
+                <w:sz w:val="21"/>
+                <w:szCs w:val="21"/>
+              </w:rPr>
+              <w:t xml:space="preserve">&lt; 1 ms</w:t>
+            </w:r>
+          </w:p>
+        </w:tc>
+        <w:tc>
+          <w:tcPr>
+            <w:tcW w:type="dxa" w:w="1365"/>
+            <w:tcBorders>
+              <w:top w:val="single" w:color="999999" w:sz="4"/>
+              <w:left w:val="single" w:color="999999" w:sz="4"/>
+              <w:bottom w:val="single" w:color="999999" w:sz="4"/>
+              <w:right w:val="single" w:color="999999" w:sz="4"/>
+            </w:tcBorders>
+            <w:tcMar>
+              <w:top w:type="dxa" w:w="40"/>
+              <w:left w:type="dxa" w:w="80"/>
+              <w:bottom w:type="dxa" w:w="40"/>
+              <w:right w:type="dxa" w:w="80"/>
+            </w:tcMar>
+          </w:tcPr>
+          <w:p>
+            <w:pPr>
+              <w:spacing w:after="0" w:line="264"/>
+            </w:pPr>
+            <w:r>
+              <w:rPr>
+                <w:b w:val="false"/>
+                <w:bCs w:val="false"/>
+                <w:sz w:val="21"/>
+                <w:szCs w:val="21"/>
+              </w:rPr>
+              <w:t xml:space="preserve">&lt; 1 ms</w:t>
+            </w:r>
+          </w:p>
+        </w:tc>
+        <w:tc>
+          <w:tcPr>
+            <w:tcW w:type="dxa" w:w="1606"/>
+            <w:tcBorders>
+              <w:top w:val="single" w:color="999999" w:sz="4"/>
+              <w:left w:val="single" w:color="999999" w:sz="4"/>
+              <w:bottom w:val="single" w:color="999999" w:sz="4"/>
+              <w:right w:val="single" w:color="999999" w:sz="4"/>
+            </w:tcBorders>
+            <w:tcMar>
+              <w:top w:type="dxa" w:w="40"/>
+              <w:left w:type="dxa" w:w="80"/>
+              <w:bottom w:type="dxa" w:w="40"/>
+              <w:right w:type="dxa" w:w="80"/>
+            </w:tcMar>
+          </w:tcPr>
+          <w:p>
+            <w:pPr>
+              <w:spacing w:after="0" w:line="264"/>
+            </w:pPr>
+            <w:r>
+              <w:rPr>
+                <w:b w:val="false"/>
+                <w:bCs w:val="false"/>
+                <w:sz w:val="21"/>
+                <w:szCs w:val="21"/>
+              </w:rPr>
+              <w:t xml:space="preserve">30</w:t>
+            </w:r>
+          </w:p>
+        </w:tc>
+        <w:tc>
+          <w:tcPr>
+            <w:tcW w:type="dxa" w:w="1930"/>
+            <w:tcBorders>
+              <w:top w:val="single" w:color="999999" w:sz="4"/>
+              <w:left w:val="single" w:color="999999" w:sz="4"/>
+              <w:bottom w:val="single" w:color="999999" w:sz="4"/>
+              <w:right w:val="single" w:color="999999" w:sz="4"/>
+            </w:tcBorders>
+            <w:tcMar>
+              <w:top w:type="dxa" w:w="40"/>
+              <w:left w:type="dxa" w:w="80"/>
+              <w:bottom w:type="dxa" w:w="40"/>
+              <w:right w:type="dxa" w:w="80"/>
+            </w:tcMar>
+          </w:tcPr>
+          <w:p>
+            <w:pPr>
+              <w:spacing w:after="0" w:line="264"/>
+            </w:pPr>
+            <w:r>
+              <w:rPr>
+                <w:b w:val="false"/>
+                <w:bCs w:val="false"/>
+                <w:sz w:val="21"/>
+                <w:szCs w:val="21"/>
+              </w:rPr>
+              <w:t xml:space="preserve">(5,4) → (8,4)</w:t>
+            </w:r>
+          </w:p>
+        </w:tc>
+      </w:tr>
+      <w:tr>
+        <w:trPr>
+          <w:cantSplit/>
+          <w:tblHeader w:val="false"/>
+        </w:trPr>
+        <w:tc>
+          <w:tcPr>
+            <w:tcW w:type="dxa" w:w="803"/>
+            <w:tcBorders>
+              <w:top w:val="single" w:color="999999" w:sz="4"/>
+              <w:left w:val="single" w:color="999999" w:sz="4"/>
+              <w:bottom w:val="single" w:color="999999" w:sz="4"/>
+              <w:right w:val="single" w:color="999999" w:sz="4"/>
+            </w:tcBorders>
+            <w:tcMar>
+              <w:top w:type="dxa" w:w="40"/>
+              <w:left w:type="dxa" w:w="80"/>
+              <w:bottom w:type="dxa" w:w="40"/>
+              <w:right w:type="dxa" w:w="80"/>
+            </w:tcMar>
+          </w:tcPr>
+          <w:p>
+            <w:pPr>
+              <w:spacing w:after="0" w:line="264"/>
+            </w:pPr>
+            <w:r>
+              <w:rPr>
+                <w:b w:val="false"/>
+                <w:bCs w:val="false"/>
+                <w:sz w:val="21"/>
+                <w:szCs w:val="21"/>
+              </w:rPr>
+              <w:t xml:space="preserve">Trung cuộc</w:t>
+            </w:r>
+          </w:p>
+        </w:tc>
+        <w:tc>
+          <w:tcPr>
+            <w:tcW w:type="dxa" w:w="481"/>
+            <w:tcBorders>
+              <w:top w:val="single" w:color="999999" w:sz="4"/>
+              <w:left w:val="single" w:color="999999" w:sz="4"/>
+              <w:bottom w:val="single" w:color="999999" w:sz="4"/>
+              <w:right w:val="single" w:color="999999" w:sz="4"/>
+            </w:tcBorders>
+            <w:tcMar>
+              <w:top w:type="dxa" w:w="40"/>
+              <w:left w:type="dxa" w:w="80"/>
+              <w:bottom w:type="dxa" w:w="40"/>
+              <w:right w:type="dxa" w:w="80"/>
+            </w:tcMar>
+          </w:tcPr>
+          <w:p>
+            <w:pPr>
+              <w:spacing w:after="0" w:line="264"/>
+            </w:pPr>
+            <w:r>
+              <w:rPr>
+                <w:b w:val="false"/>
+                <w:bCs w:val="false"/>
+                <w:sz w:val="21"/>
+                <w:szCs w:val="21"/>
+              </w:rPr>
+              <w:t xml:space="preserve">2</w:t>
+            </w:r>
+          </w:p>
+        </w:tc>
+        <w:tc>
+          <w:tcPr>
+            <w:tcW w:type="dxa" w:w="1044"/>
+            <w:tcBorders>
+              <w:top w:val="single" w:color="999999" w:sz="4"/>
+              <w:left w:val="single" w:color="999999" w:sz="4"/>
+              <w:bottom w:val="single" w:color="999999" w:sz="4"/>
+              <w:right w:val="single" w:color="999999" w:sz="4"/>
+            </w:tcBorders>
+            <w:tcMar>
+              <w:top w:type="dxa" w:w="40"/>
+              <w:left w:type="dxa" w:w="80"/>
+              <w:bottom w:type="dxa" w:w="40"/>
+              <w:right w:type="dxa" w:w="80"/>
+            </w:tcMar>
+          </w:tcPr>
+          <w:p>
+            <w:pPr>
+              <w:spacing w:after="0" w:line="264"/>
+            </w:pPr>
+            <w:r>
+              <w:rPr>
+                <w:b w:val="false"/>
+                <w:bCs w:val="false"/>
+                <w:sz w:val="21"/>
+                <w:szCs w:val="21"/>
+              </w:rPr>
+              <w:t xml:space="preserve">1.667</w:t>
+            </w:r>
+          </w:p>
+        </w:tc>
+        <w:tc>
+          <w:tcPr>
+            <w:tcW w:type="dxa" w:w="1044"/>
+            <w:tcBorders>
+              <w:top w:val="single" w:color="999999" w:sz="4"/>
+              <w:left w:val="single" w:color="999999" w:sz="4"/>
+              <w:bottom w:val="single" w:color="999999" w:sz="4"/>
+              <w:right w:val="single" w:color="999999" w:sz="4"/>
+            </w:tcBorders>
+            <w:tcMar>
+              <w:top w:type="dxa" w:w="40"/>
+              <w:left w:type="dxa" w:w="80"/>
+              <w:bottom w:type="dxa" w:w="40"/>
+              <w:right w:type="dxa" w:w="80"/>
+            </w:tcMar>
+          </w:tcPr>
+          <w:p>
+            <w:pPr>
+              <w:spacing w:after="0" w:line="264"/>
+            </w:pPr>
+            <w:r>
+              <w:rPr>
+                <w:b w:val="false"/>
+                <w:bCs w:val="false"/>
+                <w:sz w:val="21"/>
+                <w:szCs w:val="21"/>
+              </w:rPr>
+              <w:t xml:space="preserve">1.667</w:t>
+            </w:r>
+          </w:p>
+        </w:tc>
+        <w:tc>
+          <w:tcPr>
+            <w:tcW w:type="dxa" w:w="1365"/>
+            <w:tcBorders>
+              <w:top w:val="single" w:color="999999" w:sz="4"/>
+              <w:left w:val="single" w:color="999999" w:sz="4"/>
+              <w:bottom w:val="single" w:color="999999" w:sz="4"/>
+              <w:right w:val="single" w:color="999999" w:sz="4"/>
+            </w:tcBorders>
+            <w:tcMar>
+              <w:top w:type="dxa" w:w="40"/>
+              <w:left w:type="dxa" w:w="80"/>
+              <w:bottom w:type="dxa" w:w="40"/>
+              <w:right w:type="dxa" w:w="80"/>
+            </w:tcMar>
+          </w:tcPr>
+          <w:p>
+            <w:pPr>
+              <w:spacing w:after="0" w:line="264"/>
+            </w:pPr>
+            <w:r>
+              <w:rPr>
+                <w:b w:val="false"/>
+                <w:bCs w:val="false"/>
+                <w:sz w:val="21"/>
+                <w:szCs w:val="21"/>
+              </w:rPr>
+              <w:t xml:space="preserve">&lt; 1 ms</w:t>
+            </w:r>
+          </w:p>
+        </w:tc>
+        <w:tc>
+          <w:tcPr>
+            <w:tcW w:type="dxa" w:w="1365"/>
+            <w:tcBorders>
+              <w:top w:val="single" w:color="999999" w:sz="4"/>
+              <w:left w:val="single" w:color="999999" w:sz="4"/>
+              <w:bottom w:val="single" w:color="999999" w:sz="4"/>
+              <w:right w:val="single" w:color="999999" w:sz="4"/>
+            </w:tcBorders>
+            <w:tcMar>
+              <w:top w:type="dxa" w:w="40"/>
+              <w:left w:type="dxa" w:w="80"/>
+              <w:bottom w:type="dxa" w:w="40"/>
+              <w:right w:type="dxa" w:w="80"/>
+            </w:tcMar>
+          </w:tcPr>
+          <w:p>
+            <w:pPr>
+              <w:spacing w:after="0" w:line="264"/>
+            </w:pPr>
+            <w:r>
+              <w:rPr>
+                <w:b w:val="false"/>
+                <w:bCs w:val="false"/>
+                <w:sz w:val="21"/>
+                <w:szCs w:val="21"/>
+              </w:rPr>
+              <w:t xml:space="preserve">&lt; 1 ms</w:t>
+            </w:r>
+          </w:p>
+        </w:tc>
+        <w:tc>
+          <w:tcPr>
+            <w:tcW w:type="dxa" w:w="1606"/>
+            <w:tcBorders>
+              <w:top w:val="single" w:color="999999" w:sz="4"/>
+              <w:left w:val="single" w:color="999999" w:sz="4"/>
+              <w:bottom w:val="single" w:color="999999" w:sz="4"/>
+              <w:right w:val="single" w:color="999999" w:sz="4"/>
+            </w:tcBorders>
+            <w:tcMar>
+              <w:top w:type="dxa" w:w="40"/>
+              <w:left w:type="dxa" w:w="80"/>
+              <w:bottom w:type="dxa" w:w="40"/>
+              <w:right w:type="dxa" w:w="80"/>
+            </w:tcMar>
+          </w:tcPr>
+          <w:p>
+            <w:pPr>
+              <w:spacing w:after="0" w:line="264"/>
+            </w:pPr>
+            <w:r>
+              <w:rPr>
+                <w:b w:val="false"/>
+                <w:bCs w:val="false"/>
+                <w:sz w:val="21"/>
+                <w:szCs w:val="21"/>
+              </w:rPr>
+              <w:t xml:space="preserve">−8</w:t>
+            </w:r>
+          </w:p>
+        </w:tc>
+        <w:tc>
+          <w:tcPr>
+            <w:tcW w:type="dxa" w:w="1930"/>
+            <w:tcBorders>
+              <w:top w:val="single" w:color="999999" w:sz="4"/>
+              <w:left w:val="single" w:color="999999" w:sz="4"/>
+              <w:bottom w:val="single" w:color="999999" w:sz="4"/>
+              <w:right w:val="single" w:color="999999" w:sz="4"/>
+            </w:tcBorders>
+            <w:tcMar>
+              <w:top w:type="dxa" w:w="40"/>
+              <w:left w:type="dxa" w:w="80"/>
+              <w:bottom w:type="dxa" w:w="40"/>
+              <w:right w:type="dxa" w:w="80"/>
+            </w:tcMar>
+          </w:tcPr>
+          <w:p>
+            <w:pPr>
+              <w:spacing w:after="0" w:line="264"/>
+            </w:pPr>
+            <w:r>
+              <w:rPr>
+                <w:b w:val="false"/>
+                <w:bCs w:val="false"/>
+                <w:sz w:val="21"/>
+                <w:szCs w:val="21"/>
+              </w:rPr>
+              <w:t xml:space="preserve">(2,4) → (0,2)</w:t>
+            </w:r>
+          </w:p>
+        </w:tc>
+      </w:tr>
+      <w:tr>
+        <w:trPr>
+          <w:cantSplit/>
+          <w:tblHeader w:val="false"/>
+        </w:trPr>
+        <w:tc>
+          <w:tcPr>
+            <w:tcW w:type="dxa" w:w="803"/>
+            <w:tcBorders>
+              <w:top w:val="single" w:color="999999" w:sz="4"/>
+              <w:left w:val="single" w:color="999999" w:sz="4"/>
+              <w:bottom w:val="single" w:color="999999" w:sz="4"/>
+              <w:right w:val="single" w:color="999999" w:sz="4"/>
+            </w:tcBorders>
+            <w:tcMar>
+              <w:top w:type="dxa" w:w="40"/>
+              <w:left w:type="dxa" w:w="80"/>
+              <w:bottom w:type="dxa" w:w="40"/>
+              <w:right w:type="dxa" w:w="80"/>
+            </w:tcMar>
+          </w:tcPr>
+          <w:p>
+            <w:pPr>
+              <w:spacing w:after="0" w:line="264"/>
+            </w:pPr>
+            <w:r>
+              <w:rPr>
+                <w:b w:val="false"/>
+                <w:bCs w:val="false"/>
+                <w:sz w:val="21"/>
+                <w:szCs w:val="21"/>
+              </w:rPr>
+              <w:t xml:space="preserve">Trung cuộc</w:t>
+            </w:r>
+          </w:p>
+        </w:tc>
+        <w:tc>
+          <w:tcPr>
+            <w:tcW w:type="dxa" w:w="481"/>
+            <w:tcBorders>
+              <w:top w:val="single" w:color="999999" w:sz="4"/>
+              <w:left w:val="single" w:color="999999" w:sz="4"/>
+              <w:bottom w:val="single" w:color="999999" w:sz="4"/>
+              <w:right w:val="single" w:color="999999" w:sz="4"/>
+            </w:tcBorders>
+            <w:tcMar>
+              <w:top w:type="dxa" w:w="40"/>
+              <w:left w:type="dxa" w:w="80"/>
+              <w:bottom w:type="dxa" w:w="40"/>
+              <w:right w:type="dxa" w:w="80"/>
+            </w:tcMar>
+          </w:tcPr>
+          <w:p>
+            <w:pPr>
+              <w:spacing w:after="0" w:line="264"/>
+            </w:pPr>
+            <w:r>
+              <w:rPr>
+                <w:b w:val="false"/>
+                <w:bCs w:val="false"/>
+                <w:sz w:val="21"/>
+                <w:szCs w:val="21"/>
+              </w:rPr>
+              <w:t xml:space="preserve">3</w:t>
+            </w:r>
+          </w:p>
+        </w:tc>
+        <w:tc>
+          <w:tcPr>
+            <w:tcW w:type="dxa" w:w="1044"/>
+            <w:tcBorders>
+              <w:top w:val="single" w:color="999999" w:sz="4"/>
+              <w:left w:val="single" w:color="999999" w:sz="4"/>
+              <w:bottom w:val="single" w:color="999999" w:sz="4"/>
+              <w:right w:val="single" w:color="999999" w:sz="4"/>
+            </w:tcBorders>
+            <w:tcMar>
+              <w:top w:type="dxa" w:w="40"/>
+              <w:left w:type="dxa" w:w="80"/>
+              <w:bottom w:type="dxa" w:w="40"/>
+              <w:right w:type="dxa" w:w="80"/>
+            </w:tcMar>
+          </w:tcPr>
+          <w:p>
+            <w:pPr>
+              <w:spacing w:after="0" w:line="264"/>
+            </w:pPr>
+            <w:r>
+              <w:rPr>
+                <w:b w:val="false"/>
+                <w:bCs w:val="false"/>
+                <w:sz w:val="21"/>
+                <w:szCs w:val="21"/>
+              </w:rPr>
+              <w:t xml:space="preserve">78.794</w:t>
+            </w:r>
+          </w:p>
+        </w:tc>
+        <w:tc>
+          <w:tcPr>
+            <w:tcW w:type="dxa" w:w="1044"/>
+            <w:tcBorders>
+              <w:top w:val="single" w:color="999999" w:sz="4"/>
+              <w:left w:val="single" w:color="999999" w:sz="4"/>
+              <w:bottom w:val="single" w:color="999999" w:sz="4"/>
+              <w:right w:val="single" w:color="999999" w:sz="4"/>
+            </w:tcBorders>
+            <w:tcMar>
+              <w:top w:type="dxa" w:w="40"/>
+              <w:left w:type="dxa" w:w="80"/>
+              <w:bottom w:type="dxa" w:w="40"/>
+              <w:right w:type="dxa" w:w="80"/>
+            </w:tcMar>
+          </w:tcPr>
+          <w:p>
+            <w:pPr>
+              <w:spacing w:after="0" w:line="264"/>
+            </w:pPr>
+            <w:r>
+              <w:rPr>
+                <w:b w:val="false"/>
+                <w:bCs w:val="false"/>
+                <w:sz w:val="21"/>
+                <w:szCs w:val="21"/>
+              </w:rPr>
+              <w:t xml:space="preserve">78.794</w:t>
+            </w:r>
+          </w:p>
+        </w:tc>
+        <w:tc>
+          <w:tcPr>
+            <w:tcW w:type="dxa" w:w="1365"/>
+            <w:tcBorders>
+              <w:top w:val="single" w:color="999999" w:sz="4"/>
+              <w:left w:val="single" w:color="999999" w:sz="4"/>
+              <w:bottom w:val="single" w:color="999999" w:sz="4"/>
+              <w:right w:val="single" w:color="999999" w:sz="4"/>
+            </w:tcBorders>
+            <w:tcMar>
+              <w:top w:type="dxa" w:w="40"/>
+              <w:left w:type="dxa" w:w="80"/>
+              <w:bottom w:type="dxa" w:w="40"/>
+              <w:right w:type="dxa" w:w="80"/>
+            </w:tcMar>
+          </w:tcPr>
+          <w:p>
+            <w:pPr>
+              <w:spacing w:after="0" w:line="264"/>
+            </w:pPr>
+            <w:r>
+              <w:rPr>
+                <w:b w:val="false"/>
+                <w:bCs w:val="false"/>
+                <w:sz w:val="21"/>
+                <w:szCs w:val="21"/>
+              </w:rPr>
+              <w:t xml:space="preserve">27 ms</w:t>
+            </w:r>
+          </w:p>
+        </w:tc>
+        <w:tc>
+          <w:tcPr>
+            <w:tcW w:type="dxa" w:w="1365"/>
+            <w:tcBorders>
+              <w:top w:val="single" w:color="999999" w:sz="4"/>
+              <w:left w:val="single" w:color="999999" w:sz="4"/>
+              <w:bottom w:val="single" w:color="999999" w:sz="4"/>
+              <w:right w:val="single" w:color="999999" w:sz="4"/>
+            </w:tcBorders>
+            <w:tcMar>
+              <w:top w:type="dxa" w:w="40"/>
+              <w:left w:type="dxa" w:w="80"/>
+              <w:bottom w:type="dxa" w:w="40"/>
+              <w:right w:type="dxa" w:w="80"/>
+            </w:tcMar>
+          </w:tcPr>
+          <w:p>
+            <w:pPr>
+              <w:spacing w:after="0" w:line="264"/>
+            </w:pPr>
+            <w:r>
+              <w:rPr>
+                <w:b w:val="false"/>
+                <w:bCs w:val="false"/>
+                <w:sz w:val="21"/>
+                <w:szCs w:val="21"/>
+              </w:rPr>
+              <w:t xml:space="preserve">28 ms</w:t>
+            </w:r>
+          </w:p>
+        </w:tc>
+        <w:tc>
+          <w:tcPr>
+            <w:tcW w:type="dxa" w:w="1606"/>
+            <w:tcBorders>
+              <w:top w:val="single" w:color="999999" w:sz="4"/>
+              <w:left w:val="single" w:color="999999" w:sz="4"/>
+              <w:bottom w:val="single" w:color="999999" w:sz="4"/>
+              <w:right w:val="single" w:color="999999" w:sz="4"/>
+            </w:tcBorders>
+            <w:tcMar>
+              <w:top w:type="dxa" w:w="40"/>
+              <w:left w:type="dxa" w:w="80"/>
+              <w:bottom w:type="dxa" w:w="40"/>
+              <w:right w:type="dxa" w:w="80"/>
+            </w:tcMar>
+          </w:tcPr>
+          <w:p>
+            <w:pPr>
+              <w:spacing w:after="0" w:line="264"/>
+            </w:pPr>
+            <w:r>
+              <w:rPr>
+                <w:b w:val="false"/>
+                <w:bCs w:val="false"/>
+                <w:sz w:val="21"/>
+                <w:szCs w:val="21"/>
+              </w:rPr>
+              <w:t xml:space="preserve">21</w:t>
+            </w:r>
+          </w:p>
+        </w:tc>
+        <w:tc>
+          <w:tcPr>
+            <w:tcW w:type="dxa" w:w="1930"/>
+            <w:tcBorders>
+              <w:top w:val="single" w:color="999999" w:sz="4"/>
+              <w:left w:val="single" w:color="999999" w:sz="4"/>
+              <w:bottom w:val="single" w:color="999999" w:sz="4"/>
+              <w:right w:val="single" w:color="999999" w:sz="4"/>
+            </w:tcBorders>
+            <w:tcMar>
+              <w:top w:type="dxa" w:w="40"/>
+              <w:left w:type="dxa" w:w="80"/>
+              <w:bottom w:type="dxa" w:w="40"/>
+              <w:right w:type="dxa" w:w="80"/>
+            </w:tcMar>
+          </w:tcPr>
+          <w:p>
+            <w:pPr>
+              <w:spacing w:after="0" w:line="264"/>
+            </w:pPr>
+            <w:r>
+              <w:rPr>
+                <w:b w:val="false"/>
+                <w:bCs w:val="false"/>
+                <w:sz w:val="21"/>
+                <w:szCs w:val="21"/>
+              </w:rPr>
+              <w:t xml:space="preserve">(0,7) → (7,7)</w:t>
+            </w:r>
+          </w:p>
+        </w:tc>
+      </w:tr>
+      <w:tr>
+        <w:trPr>
+          <w:cantSplit/>
+          <w:tblHeader w:val="false"/>
+        </w:trPr>
+        <w:tc>
+          <w:tcPr>
+            <w:tcW w:type="dxa" w:w="803"/>
+            <w:tcBorders>
+              <w:top w:val="single" w:color="999999" w:sz="4"/>
+              <w:left w:val="single" w:color="999999" w:sz="4"/>
+              <w:bottom w:val="single" w:color="999999" w:sz="4"/>
+              <w:right w:val="single" w:color="999999" w:sz="4"/>
+            </w:tcBorders>
+            <w:tcMar>
+              <w:top w:type="dxa" w:w="40"/>
+              <w:left w:type="dxa" w:w="80"/>
+              <w:bottom w:type="dxa" w:w="40"/>
+              <w:right w:type="dxa" w:w="80"/>
+            </w:tcMar>
+          </w:tcPr>
+          <w:p>
+            <w:pPr>
+              <w:spacing w:after="0" w:line="264"/>
+            </w:pPr>
+            <w:r>
+              <w:rPr>
+                <w:b w:val="false"/>
+                <w:bCs w:val="false"/>
+                <w:sz w:val="21"/>
+                <w:szCs w:val="21"/>
+              </w:rPr>
+              <w:t xml:space="preserve">Trung cuộc</w:t>
+            </w:r>
+          </w:p>
+        </w:tc>
+        <w:tc>
+          <w:tcPr>
+            <w:tcW w:type="dxa" w:w="481"/>
+            <w:tcBorders>
+              <w:top w:val="single" w:color="999999" w:sz="4"/>
+              <w:left w:val="single" w:color="999999" w:sz="4"/>
+              <w:bottom w:val="single" w:color="999999" w:sz="4"/>
+              <w:right w:val="single" w:color="999999" w:sz="4"/>
+            </w:tcBorders>
+            <w:tcMar>
+              <w:top w:type="dxa" w:w="40"/>
+              <w:left w:type="dxa" w:w="80"/>
+              <w:bottom w:type="dxa" w:w="40"/>
+              <w:right w:type="dxa" w:w="80"/>
+            </w:tcMar>
+          </w:tcPr>
+          <w:p>
+            <w:pPr>
+              <w:spacing w:after="0" w:line="264"/>
+            </w:pPr>
+            <w:r>
+              <w:rPr>
+                <w:b w:val="false"/>
+                <w:bCs w:val="false"/>
+                <w:sz w:val="21"/>
+                <w:szCs w:val="21"/>
+              </w:rPr>
+              <w:t xml:space="preserve">4</w:t>
+            </w:r>
+          </w:p>
+        </w:tc>
+        <w:tc>
+          <w:tcPr>
+            <w:tcW w:type="dxa" w:w="1044"/>
+            <w:tcBorders>
+              <w:top w:val="single" w:color="999999" w:sz="4"/>
+              <w:left w:val="single" w:color="999999" w:sz="4"/>
+              <w:bottom w:val="single" w:color="999999" w:sz="4"/>
+              <w:right w:val="single" w:color="999999" w:sz="4"/>
+            </w:tcBorders>
+            <w:tcMar>
+              <w:top w:type="dxa" w:w="40"/>
+              <w:left w:type="dxa" w:w="80"/>
+              <w:bottom w:type="dxa" w:w="40"/>
+              <w:right w:type="dxa" w:w="80"/>
+            </w:tcMar>
+          </w:tcPr>
+          <w:p>
+            <w:pPr>
+              <w:spacing w:after="0" w:line="264"/>
+            </w:pPr>
+            <w:r>
+              <w:rPr>
+                <w:b w:val="false"/>
+                <w:bCs w:val="false"/>
+                <w:sz w:val="21"/>
+                <w:szCs w:val="21"/>
+              </w:rPr>
+              <w:t xml:space="preserve">2.810.873</w:t>
+            </w:r>
+          </w:p>
+        </w:tc>
+        <w:tc>
+          <w:tcPr>
+            <w:tcW w:type="dxa" w:w="1044"/>
+            <w:tcBorders>
+              <w:top w:val="single" w:color="999999" w:sz="4"/>
+              <w:left w:val="single" w:color="999999" w:sz="4"/>
+              <w:bottom w:val="single" w:color="999999" w:sz="4"/>
+              <w:right w:val="single" w:color="999999" w:sz="4"/>
+            </w:tcBorders>
+            <w:tcMar>
+              <w:top w:type="dxa" w:w="40"/>
+              <w:left w:type="dxa" w:w="80"/>
+              <w:bottom w:type="dxa" w:w="40"/>
+              <w:right w:type="dxa" w:w="80"/>
+            </w:tcMar>
+          </w:tcPr>
+          <w:p>
+            <w:pPr>
+              <w:spacing w:after="0" w:line="264"/>
+            </w:pPr>
+            <w:r>
+              <w:rPr>
+                <w:b w:val="false"/>
+                <w:bCs w:val="false"/>
+                <w:sz w:val="21"/>
+                <w:szCs w:val="21"/>
+              </w:rPr>
+              <w:t xml:space="preserve">2.810.873</w:t>
+            </w:r>
+          </w:p>
+        </w:tc>
+        <w:tc>
+          <w:tcPr>
+            <w:tcW w:type="dxa" w:w="1365"/>
+            <w:tcBorders>
+              <w:top w:val="single" w:color="999999" w:sz="4"/>
+              <w:left w:val="single" w:color="999999" w:sz="4"/>
+              <w:bottom w:val="single" w:color="999999" w:sz="4"/>
+              <w:right w:val="single" w:color="999999" w:sz="4"/>
+            </w:tcBorders>
+            <w:tcMar>
+              <w:top w:type="dxa" w:w="40"/>
+              <w:left w:type="dxa" w:w="80"/>
+              <w:bottom w:type="dxa" w:w="40"/>
+              <w:right w:type="dxa" w:w="80"/>
+            </w:tcMar>
+          </w:tcPr>
+          <w:p>
+            <w:pPr>
+              <w:spacing w:after="0" w:line="264"/>
+            </w:pPr>
+            <w:r>
+              <w:rPr>
+                <w:b w:val="false"/>
+                <w:bCs w:val="false"/>
+                <w:sz w:val="21"/>
+                <w:szCs w:val="21"/>
+              </w:rPr>
+              <w:t xml:space="preserve">639 ms</w:t>
+            </w:r>
+          </w:p>
+        </w:tc>
+        <w:tc>
+          <w:tcPr>
+            <w:tcW w:type="dxa" w:w="1365"/>
+            <w:tcBorders>
+              <w:top w:val="single" w:color="999999" w:sz="4"/>
+              <w:left w:val="single" w:color="999999" w:sz="4"/>
+              <w:bottom w:val="single" w:color="999999" w:sz="4"/>
+              <w:right w:val="single" w:color="999999" w:sz="4"/>
+            </w:tcBorders>
+            <w:tcMar>
+              <w:top w:type="dxa" w:w="40"/>
+              <w:left w:type="dxa" w:w="80"/>
+              <w:bottom w:type="dxa" w:w="40"/>
+              <w:right w:type="dxa" w:w="80"/>
+            </w:tcMar>
+          </w:tcPr>
+          <w:p>
+            <w:pPr>
+              <w:spacing w:after="0" w:line="264"/>
+            </w:pPr>
+            <w:r>
+              <w:rPr>
+                <w:b w:val="false"/>
+                <w:bCs w:val="false"/>
+                <w:sz w:val="21"/>
+                <w:szCs w:val="21"/>
+              </w:rPr>
+              <w:t xml:space="preserve">671 ms</w:t>
+            </w:r>
+          </w:p>
+        </w:tc>
+        <w:tc>
+          <w:tcPr>
+            <w:tcW w:type="dxa" w:w="1606"/>
+            <w:tcBorders>
+              <w:top w:val="single" w:color="999999" w:sz="4"/>
+              <w:left w:val="single" w:color="999999" w:sz="4"/>
+              <w:bottom w:val="single" w:color="999999" w:sz="4"/>
+              <w:right w:val="single" w:color="999999" w:sz="4"/>
+            </w:tcBorders>
+            <w:tcMar>
+              <w:top w:type="dxa" w:w="40"/>
+              <w:left w:type="dxa" w:w="80"/>
+              <w:bottom w:type="dxa" w:w="40"/>
+              <w:right w:type="dxa" w:w="80"/>
+            </w:tcMar>
+          </w:tcPr>
+          <w:p>
+            <w:pPr>
+              <w:spacing w:after="0" w:line="264"/>
+            </w:pPr>
+            <w:r>
+              <w:rPr>
+                <w:b w:val="false"/>
+                <w:bCs w:val="false"/>
+                <w:sz w:val="21"/>
+                <w:szCs w:val="21"/>
+              </w:rPr>
+              <w:t xml:space="preserve">−13</w:t>
+            </w:r>
+          </w:p>
+        </w:tc>
+        <w:tc>
+          <w:tcPr>
+            <w:tcW w:type="dxa" w:w="1930"/>
+            <w:tcBorders>
+              <w:top w:val="single" w:color="999999" w:sz="4"/>
+              <w:left w:val="single" w:color="999999" w:sz="4"/>
+              <w:bottom w:val="single" w:color="999999" w:sz="4"/>
+              <w:right w:val="single" w:color="999999" w:sz="4"/>
+            </w:tcBorders>
+            <w:tcMar>
+              <w:top w:type="dxa" w:w="40"/>
+              <w:left w:type="dxa" w:w="80"/>
+              <w:bottom w:type="dxa" w:w="40"/>
+              <w:right w:type="dxa" w:w="80"/>
+            </w:tcMar>
+          </w:tcPr>
+          <w:p>
+            <w:pPr>
+              <w:spacing w:after="0" w:line="264"/>
+            </w:pPr>
+            <w:r>
+              <w:rPr>
+                <w:b w:val="false"/>
+                <w:bCs w:val="false"/>
+                <w:sz w:val="21"/>
+                <w:szCs w:val="21"/>
+              </w:rPr>
+              <w:t xml:space="preserve">(6,1) → (6,6)</w:t>
+            </w:r>
+          </w:p>
+        </w:tc>
+      </w:tr>
+    </w:tbl>
+    <w:p>
+      <w:pPr>
+        <w:spacing w:after="60"/>
+      </w:pPr>
+    </w:p>
+    <w:p>
+      <w:pPr>
+        <w:spacing w:after="120" w:line="312"/>
+        <w:jc w:val="both"/>
+      </w:pPr>
+      <w:r>
+        <w:t xml:space="preserve">Ở cả 8 phép đo, Minimax và Negamax trả về </w:t>
+      </w:r>
+      <w:r>
+        <w:rPr>
+          <w:b/>
+          <w:bCs/>
+        </w:rPr>
+        <w:t xml:space="preserve">cùng nước đi, cùng giá trị gốc và cùng số nút</w:t>
+      </w:r>
+      <w:r>
+        <w:t xml:space="preserve"> — xác nhận bằng thực nghiệm kết luận của mục 2.3.2 rằng Negamax chỉ là cách viết gọn của Minimax. Thời gian của hai thuật toán chênh nhau trong phạm vi dao động đo (vài phần trăm): phần lớn chi phí nằm ở sinh nước và hàm đánh giá, không phải ở việc gọi một hàm hay hai hàm. Vì vậy trong phần còn lại của chương, số liệu của Negamax cũng là số liệu của Minimax.</w:t>
+      </w:r>
+    </w:p>
+    <w:p>
+      <w:pPr>
+        <w:spacing w:after="120" w:line="312"/>
+        <w:jc w:val="both"/>
+      </w:pPr>
+      <w:r>
+        <w:rPr>
+          <w:b/>
+          <w:bCs/>
+        </w:rPr>
+        <w:t xml:space="preserve">Negamax và Alpha-Beta.</w:t>
+      </w:r>
+      <w:r>
+        <w:t xml:space="preserve"> Để tách riêng tác dụng của cắt tỉa và của thứ tự nước đi, ngoài Negamax và Alpha-Beta còn đo thêm một biến thể </w:t>
       </w:r>
       <w:r>
         <w:rPr>
@@ -36295,7 +40910,7 @@
         <w:t xml:space="preserve">một nước đi</w:t>
       </w:r>
       <w:r>
-        <w:t xml:space="preserve"> ở từng cấp độ (độ sâu theo bảng ở mục 3.9):</w:t>
+        <w:t xml:space="preserve"> ở từng cấp độ (độ sâu theo bảng ở mục 3.10):</w:t>
       </w:r>
     </w:p>
     <w:tbl>
@@ -36311,10 +40926,11 @@
         </w:tblBorders>
       </w:tblPr>
       <w:tblGrid>
-        <w:gridCol w:w="2793"/>
-        <w:gridCol w:w="1955"/>
-        <w:gridCol w:w="2234"/>
-        <w:gridCol w:w="2656"/>
+        <w:gridCol w:w="2322"/>
+        <w:gridCol w:w="1625"/>
+        <w:gridCol w:w="1625"/>
+        <w:gridCol w:w="1857"/>
+        <w:gridCol w:w="2209"/>
       </w:tblGrid>
       <w:tr>
         <w:trPr>
@@ -36323,7 +40939,7 @@
         </w:trPr>
         <w:tc>
           <w:tcPr>
-            <w:tcW w:type="dxa" w:w="2793"/>
+            <w:tcW w:type="dxa" w:w="2322"/>
             <w:tcBorders>
               <w:top w:val="single" w:color="999999" w:sz="4"/>
               <w:left w:val="single" w:color="999999" w:sz="4"/>
@@ -36355,7 +40971,7 @@
         </w:tc>
         <w:tc>
           <w:tcPr>
-            <w:tcW w:type="dxa" w:w="1955"/>
+            <w:tcW w:type="dxa" w:w="1625"/>
             <w:tcBorders>
               <w:top w:val="single" w:color="999999" w:sz="4"/>
               <w:left w:val="single" w:color="999999" w:sz="4"/>
@@ -36381,13 +40997,13 @@
                 <w:sz w:val="21"/>
                 <w:szCs w:val="21"/>
               </w:rPr>
-              <w:t xml:space="preserve">Negamax</w:t>
-            </w:r>
-          </w:p>
-        </w:tc>
-        <w:tc>
-          <w:tcPr>
-            <w:tcW w:type="dxa" w:w="2234"/>
+              <w:t xml:space="preserve">Minimax</w:t>
+            </w:r>
+          </w:p>
+        </w:tc>
+        <w:tc>
+          <w:tcPr>
+            <w:tcW w:type="dxa" w:w="1625"/>
             <w:tcBorders>
               <w:top w:val="single" w:color="999999" w:sz="4"/>
               <w:left w:val="single" w:color="999999" w:sz="4"/>
@@ -36413,13 +41029,45 @@
                 <w:sz w:val="21"/>
                 <w:szCs w:val="21"/>
               </w:rPr>
+              <w:t xml:space="preserve">Negamax</w:t>
+            </w:r>
+          </w:p>
+        </w:tc>
+        <w:tc>
+          <w:tcPr>
+            <w:tcW w:type="dxa" w:w="1857"/>
+            <w:tcBorders>
+              <w:top w:val="single" w:color="999999" w:sz="4"/>
+              <w:left w:val="single" w:color="999999" w:sz="4"/>
+              <w:bottom w:val="single" w:color="999999" w:sz="4"/>
+              <w:right w:val="single" w:color="999999" w:sz="4"/>
+            </w:tcBorders>
+            <w:shd w:fill="D9E2F3" w:color="auto" w:val="clear"/>
+            <w:tcMar>
+              <w:top w:type="dxa" w:w="40"/>
+              <w:left w:type="dxa" w:w="80"/>
+              <w:bottom w:type="dxa" w:w="40"/>
+              <w:right w:type="dxa" w:w="80"/>
+            </w:tcMar>
+          </w:tcPr>
+          <w:p>
+            <w:pPr>
+              <w:spacing w:after="0" w:line="264"/>
+            </w:pPr>
+            <w:r>
+              <w:rPr>
+                <w:b/>
+                <w:bCs/>
+                <w:sz w:val="21"/>
+                <w:szCs w:val="21"/>
+              </w:rPr>
               <w:t xml:space="preserve">Alpha-Beta</w:t>
             </w:r>
           </w:p>
         </w:tc>
         <w:tc>
           <w:tcPr>
-            <w:tcW w:type="dxa" w:w="2656"/>
+            <w:tcW w:type="dxa" w:w="2209"/>
             <w:tcBorders>
               <w:top w:val="single" w:color="999999" w:sz="4"/>
               <w:left w:val="single" w:color="999999" w:sz="4"/>
@@ -36457,7 +41105,7 @@
         </w:trPr>
         <w:tc>
           <w:tcPr>
-            <w:tcW w:type="dxa" w:w="2793"/>
+            <w:tcW w:type="dxa" w:w="2322"/>
             <w:tcBorders>
               <w:top w:val="single" w:color="999999" w:sz="4"/>
               <w:left w:val="single" w:color="999999" w:sz="4"/>
@@ -36488,7 +41136,7 @@
         </w:tc>
         <w:tc>
           <w:tcPr>
-            <w:tcW w:type="dxa" w:w="1955"/>
+            <w:tcW w:type="dxa" w:w="1625"/>
             <w:tcBorders>
               <w:top w:val="single" w:color="999999" w:sz="4"/>
               <w:left w:val="single" w:color="999999" w:sz="4"/>
@@ -36519,7 +41167,38 @@
         </w:tc>
         <w:tc>
           <w:tcPr>
-            <w:tcW w:type="dxa" w:w="2234"/>
+            <w:tcW w:type="dxa" w:w="1625"/>
+            <w:tcBorders>
+              <w:top w:val="single" w:color="999999" w:sz="4"/>
+              <w:left w:val="single" w:color="999999" w:sz="4"/>
+              <w:bottom w:val="single" w:color="999999" w:sz="4"/>
+              <w:right w:val="single" w:color="999999" w:sz="4"/>
+            </w:tcBorders>
+            <w:tcMar>
+              <w:top w:type="dxa" w:w="40"/>
+              <w:left w:type="dxa" w:w="80"/>
+              <w:bottom w:type="dxa" w:w="40"/>
+              <w:right w:type="dxa" w:w="80"/>
+            </w:tcMar>
+          </w:tcPr>
+          <w:p>
+            <w:pPr>
+              <w:spacing w:after="0" w:line="264"/>
+            </w:pPr>
+            <w:r>
+              <w:rPr>
+                <w:b w:val="false"/>
+                <w:bCs w:val="false"/>
+                <w:sz w:val="21"/>
+                <w:szCs w:val="21"/>
+              </w:rPr>
+              <w:t xml:space="preserve">2 ms (d = 2)</w:t>
+            </w:r>
+          </w:p>
+        </w:tc>
+        <w:tc>
+          <w:tcPr>
+            <w:tcW w:type="dxa" w:w="1857"/>
             <w:tcBorders>
               <w:top w:val="single" w:color="999999" w:sz="4"/>
               <w:left w:val="single" w:color="999999" w:sz="4"/>
@@ -36550,7 +41229,7 @@
         </w:tc>
         <w:tc>
           <w:tcPr>
-            <w:tcW w:type="dxa" w:w="2656"/>
+            <w:tcW w:type="dxa" w:w="2209"/>
             <w:tcBorders>
               <w:top w:val="single" w:color="999999" w:sz="4"/>
               <w:left w:val="single" w:color="999999" w:sz="4"/>
@@ -36587,7 +41266,7 @@
         </w:trPr>
         <w:tc>
           <w:tcPr>
-            <w:tcW w:type="dxa" w:w="2793"/>
+            <w:tcW w:type="dxa" w:w="2322"/>
             <w:tcBorders>
               <w:top w:val="single" w:color="999999" w:sz="4"/>
               <w:left w:val="single" w:color="999999" w:sz="4"/>
@@ -36618,7 +41297,7 @@
         </w:tc>
         <w:tc>
           <w:tcPr>
-            <w:tcW w:type="dxa" w:w="1955"/>
+            <w:tcW w:type="dxa" w:w="1625"/>
             <w:tcBorders>
               <w:top w:val="single" w:color="999999" w:sz="4"/>
               <w:left w:val="single" w:color="999999" w:sz="4"/>
@@ -36649,7 +41328,38 @@
         </w:tc>
         <w:tc>
           <w:tcPr>
-            <w:tcW w:type="dxa" w:w="2234"/>
+            <w:tcW w:type="dxa" w:w="1625"/>
+            <w:tcBorders>
+              <w:top w:val="single" w:color="999999" w:sz="4"/>
+              <w:left w:val="single" w:color="999999" w:sz="4"/>
+              <w:bottom w:val="single" w:color="999999" w:sz="4"/>
+              <w:right w:val="single" w:color="999999" w:sz="4"/>
+            </w:tcBorders>
+            <w:tcMar>
+              <w:top w:type="dxa" w:w="40"/>
+              <w:left w:type="dxa" w:w="80"/>
+              <w:bottom w:type="dxa" w:w="40"/>
+              <w:right w:type="dxa" w:w="80"/>
+            </w:tcMar>
+          </w:tcPr>
+          <w:p>
+            <w:pPr>
+              <w:spacing w:after="0" w:line="264"/>
+            </w:pPr>
+            <w:r>
+              <w:rPr>
+                <w:b w:val="false"/>
+                <w:bCs w:val="false"/>
+                <w:sz w:val="21"/>
+                <w:szCs w:val="21"/>
+              </w:rPr>
+              <w:t xml:space="preserve">&lt; 1 ms</w:t>
+            </w:r>
+          </w:p>
+        </w:tc>
+        <w:tc>
+          <w:tcPr>
+            <w:tcW w:type="dxa" w:w="1857"/>
             <w:tcBorders>
               <w:top w:val="single" w:color="999999" w:sz="4"/>
               <w:left w:val="single" w:color="999999" w:sz="4"/>
@@ -36680,7 +41390,7 @@
         </w:tc>
         <w:tc>
           <w:tcPr>
-            <w:tcW w:type="dxa" w:w="2656"/>
+            <w:tcW w:type="dxa" w:w="2209"/>
             <w:tcBorders>
               <w:top w:val="single" w:color="999999" w:sz="4"/>
               <w:left w:val="single" w:color="999999" w:sz="4"/>
@@ -36717,7 +41427,7 @@
         </w:trPr>
         <w:tc>
           <w:tcPr>
-            <w:tcW w:type="dxa" w:w="2793"/>
+            <w:tcW w:type="dxa" w:w="2322"/>
             <w:tcBorders>
               <w:top w:val="single" w:color="999999" w:sz="4"/>
               <w:left w:val="single" w:color="999999" w:sz="4"/>
@@ -36748,7 +41458,38 @@
         </w:tc>
         <w:tc>
           <w:tcPr>
-            <w:tcW w:type="dxa" w:w="1955"/>
+            <w:tcW w:type="dxa" w:w="1625"/>
+            <w:tcBorders>
+              <w:top w:val="single" w:color="999999" w:sz="4"/>
+              <w:left w:val="single" w:color="999999" w:sz="4"/>
+              <w:bottom w:val="single" w:color="999999" w:sz="4"/>
+              <w:right w:val="single" w:color="999999" w:sz="4"/>
+            </w:tcBorders>
+            <w:tcMar>
+              <w:top w:type="dxa" w:w="40"/>
+              <w:left w:type="dxa" w:w="80"/>
+              <w:bottom w:type="dxa" w:w="40"/>
+              <w:right w:type="dxa" w:w="80"/>
+            </w:tcMar>
+          </w:tcPr>
+          <w:p>
+            <w:pPr>
+              <w:spacing w:after="0" w:line="264"/>
+            </w:pPr>
+            <w:r>
+              <w:rPr>
+                <w:b w:val="false"/>
+                <w:bCs w:val="false"/>
+                <w:sz w:val="21"/>
+                <w:szCs w:val="21"/>
+              </w:rPr>
+              <w:t xml:space="preserve">29 ms (d = 3)</w:t>
+            </w:r>
+          </w:p>
+        </w:tc>
+        <w:tc>
+          <w:tcPr>
+            <w:tcW w:type="dxa" w:w="1625"/>
             <w:tcBorders>
               <w:top w:val="single" w:color="999999" w:sz="4"/>
               <w:left w:val="single" w:color="999999" w:sz="4"/>
@@ -36779,7 +41520,7 @@
         </w:tc>
         <w:tc>
           <w:tcPr>
-            <w:tcW w:type="dxa" w:w="2234"/>
+            <w:tcW w:type="dxa" w:w="1857"/>
             <w:tcBorders>
               <w:top w:val="single" w:color="999999" w:sz="4"/>
               <w:left w:val="single" w:color="999999" w:sz="4"/>
@@ -36810,7 +41551,7 @@
         </w:tc>
         <w:tc>
           <w:tcPr>
-            <w:tcW w:type="dxa" w:w="2656"/>
+            <w:tcW w:type="dxa" w:w="2209"/>
             <w:tcBorders>
               <w:top w:val="single" w:color="999999" w:sz="4"/>
               <w:left w:val="single" w:color="999999" w:sz="4"/>
@@ -36847,7 +41588,7 @@
         </w:trPr>
         <w:tc>
           <w:tcPr>
-            <w:tcW w:type="dxa" w:w="2793"/>
+            <w:tcW w:type="dxa" w:w="2322"/>
             <w:tcBorders>
               <w:top w:val="single" w:color="999999" w:sz="4"/>
               <w:left w:val="single" w:color="999999" w:sz="4"/>
@@ -36878,7 +41619,38 @@
         </w:tc>
         <w:tc>
           <w:tcPr>
-            <w:tcW w:type="dxa" w:w="1955"/>
+            <w:tcW w:type="dxa" w:w="1625"/>
+            <w:tcBorders>
+              <w:top w:val="single" w:color="999999" w:sz="4"/>
+              <w:left w:val="single" w:color="999999" w:sz="4"/>
+              <w:bottom w:val="single" w:color="999999" w:sz="4"/>
+              <w:right w:val="single" w:color="999999" w:sz="4"/>
+            </w:tcBorders>
+            <w:tcMar>
+              <w:top w:type="dxa" w:w="40"/>
+              <w:left w:type="dxa" w:w="80"/>
+              <w:bottom w:type="dxa" w:w="40"/>
+              <w:right w:type="dxa" w:w="80"/>
+            </w:tcMar>
+          </w:tcPr>
+          <w:p>
+            <w:pPr>
+              <w:spacing w:after="0" w:line="264"/>
+            </w:pPr>
+            <w:r>
+              <w:rPr>
+                <w:b w:val="false"/>
+                <w:bCs w:val="false"/>
+                <w:sz w:val="21"/>
+                <w:szCs w:val="21"/>
+              </w:rPr>
+              <w:t xml:space="preserve">27 ms</w:t>
+            </w:r>
+          </w:p>
+        </w:tc>
+        <w:tc>
+          <w:tcPr>
+            <w:tcW w:type="dxa" w:w="1625"/>
             <w:tcBorders>
               <w:top w:val="single" w:color="999999" w:sz="4"/>
               <w:left w:val="single" w:color="999999" w:sz="4"/>
@@ -36909,7 +41681,7 @@
         </w:tc>
         <w:tc>
           <w:tcPr>
-            <w:tcW w:type="dxa" w:w="2234"/>
+            <w:tcW w:type="dxa" w:w="1857"/>
             <w:tcBorders>
               <w:top w:val="single" w:color="999999" w:sz="4"/>
               <w:left w:val="single" w:color="999999" w:sz="4"/>
@@ -36940,7 +41712,7 @@
         </w:tc>
         <w:tc>
           <w:tcPr>
-            <w:tcW w:type="dxa" w:w="2656"/>
+            <w:tcW w:type="dxa" w:w="2209"/>
             <w:tcBorders>
               <w:top w:val="single" w:color="999999" w:sz="4"/>
               <w:left w:val="single" w:color="999999" w:sz="4"/>
@@ -36977,7 +41749,7 @@
         </w:trPr>
         <w:tc>
           <w:tcPr>
-            <w:tcW w:type="dxa" w:w="2793"/>
+            <w:tcW w:type="dxa" w:w="2322"/>
             <w:tcBorders>
               <w:top w:val="single" w:color="999999" w:sz="4"/>
               <w:left w:val="single" w:color="999999" w:sz="4"/>
@@ -37008,7 +41780,38 @@
         </w:tc>
         <w:tc>
           <w:tcPr>
-            <w:tcW w:type="dxa" w:w="1955"/>
+            <w:tcW w:type="dxa" w:w="1625"/>
+            <w:tcBorders>
+              <w:top w:val="single" w:color="999999" w:sz="4"/>
+              <w:left w:val="single" w:color="999999" w:sz="4"/>
+              <w:bottom w:val="single" w:color="999999" w:sz="4"/>
+              <w:right w:val="single" w:color="999999" w:sz="4"/>
+            </w:tcBorders>
+            <w:tcMar>
+              <w:top w:type="dxa" w:w="40"/>
+              <w:left w:type="dxa" w:w="80"/>
+              <w:bottom w:type="dxa" w:w="40"/>
+              <w:right w:type="dxa" w:w="80"/>
+            </w:tcMar>
+          </w:tcPr>
+          <w:p>
+            <w:pPr>
+              <w:spacing w:after="0" w:line="264"/>
+            </w:pPr>
+            <w:r>
+              <w:rPr>
+                <w:b w:val="false"/>
+                <w:bCs w:val="false"/>
+                <w:sz w:val="21"/>
+                <w:szCs w:val="21"/>
+              </w:rPr>
+              <w:t xml:space="preserve">800 ms (d = 4)</w:t>
+            </w:r>
+          </w:p>
+        </w:tc>
+        <w:tc>
+          <w:tcPr>
+            <w:tcW w:type="dxa" w:w="1625"/>
             <w:tcBorders>
               <w:top w:val="single" w:color="999999" w:sz="4"/>
               <w:left w:val="single" w:color="999999" w:sz="4"/>
@@ -37039,7 +41842,7 @@
         </w:tc>
         <w:tc>
           <w:tcPr>
-            <w:tcW w:type="dxa" w:w="2234"/>
+            <w:tcW w:type="dxa" w:w="1857"/>
             <w:tcBorders>
               <w:top w:val="single" w:color="999999" w:sz="4"/>
               <w:left w:val="single" w:color="999999" w:sz="4"/>
@@ -37070,7 +41873,7 @@
         </w:tc>
         <w:tc>
           <w:tcPr>
-            <w:tcW w:type="dxa" w:w="2656"/>
+            <w:tcW w:type="dxa" w:w="2209"/>
             <w:tcBorders>
               <w:top w:val="single" w:color="999999" w:sz="4"/>
               <w:left w:val="single" w:color="999999" w:sz="4"/>
@@ -37107,7 +41910,7 @@
         </w:trPr>
         <w:tc>
           <w:tcPr>
-            <w:tcW w:type="dxa" w:w="2793"/>
+            <w:tcW w:type="dxa" w:w="2322"/>
             <w:tcBorders>
               <w:top w:val="single" w:color="999999" w:sz="4"/>
               <w:left w:val="single" w:color="999999" w:sz="4"/>
@@ -37138,7 +41941,38 @@
         </w:tc>
         <w:tc>
           <w:tcPr>
-            <w:tcW w:type="dxa" w:w="1955"/>
+            <w:tcW w:type="dxa" w:w="1625"/>
+            <w:tcBorders>
+              <w:top w:val="single" w:color="999999" w:sz="4"/>
+              <w:left w:val="single" w:color="999999" w:sz="4"/>
+              <w:bottom w:val="single" w:color="999999" w:sz="4"/>
+              <w:right w:val="single" w:color="999999" w:sz="4"/>
+            </w:tcBorders>
+            <w:tcMar>
+              <w:top w:type="dxa" w:w="40"/>
+              <w:left w:type="dxa" w:w="80"/>
+              <w:bottom w:type="dxa" w:w="40"/>
+              <w:right w:type="dxa" w:w="80"/>
+            </w:tcMar>
+          </w:tcPr>
+          <w:p>
+            <w:pPr>
+              <w:spacing w:after="0" w:line="264"/>
+            </w:pPr>
+            <w:r>
+              <w:rPr>
+                <w:b w:val="false"/>
+                <w:bCs w:val="false"/>
+                <w:sz w:val="21"/>
+                <w:szCs w:val="21"/>
+              </w:rPr>
+              <w:t xml:space="preserve">639 ms</w:t>
+            </w:r>
+          </w:p>
+        </w:tc>
+        <w:tc>
+          <w:tcPr>
+            <w:tcW w:type="dxa" w:w="1625"/>
             <w:tcBorders>
               <w:top w:val="single" w:color="999999" w:sz="4"/>
               <w:left w:val="single" w:color="999999" w:sz="4"/>
@@ -37169,7 +42003,7 @@
         </w:tc>
         <w:tc>
           <w:tcPr>
-            <w:tcW w:type="dxa" w:w="2234"/>
+            <w:tcW w:type="dxa" w:w="1857"/>
             <w:tcBorders>
               <w:top w:val="single" w:color="999999" w:sz="4"/>
               <w:left w:val="single" w:color="999999" w:sz="4"/>
@@ -37200,7 +42034,7 @@
         </w:tc>
         <w:tc>
           <w:tcPr>
-            <w:tcW w:type="dxa" w:w="2656"/>
+            <w:tcW w:type="dxa" w:w="2209"/>
             <w:tcBorders>
               <w:top w:val="single" w:color="999999" w:sz="4"/>
               <w:left w:val="single" w:color="999999" w:sz="4"/>
@@ -37242,7 +42076,7 @@
         <w:jc w:val="both"/>
       </w:pPr>
       <w:r>
-        <w:t xml:space="preserve">Ở cả ba cấp độ, cả ba thuật toán đều trả lời trong khoảng 2 giây trên máy tính. Thuật toán cải tiến luôn </w:t>
+        <w:t xml:space="preserve">Ở cả ba cấp độ, cả bốn thuật toán đều trả lời trong khoảng 2 giây trên máy tính. Thuật toán cải tiến luôn </w:t>
       </w:r>
       <w:r>
         <w:rPr>
@@ -38075,7 +42909,7 @@
         <w:jc w:val="both"/>
       </w:pPr>
       <w:r>
-        <w:t xml:space="preserve">Cài đặt thành công ba thuật toán trên </w:t>
+        <w:t xml:space="preserve">Cài đặt thành công bốn thuật toán trên </w:t>
       </w:r>
       <w:r>
         <w:rPr>
@@ -38085,7 +42919,29 @@
         <w:t xml:space="preserve">một khung tìm kiếm dùng chung</w:t>
       </w:r>
       <w:r>
-        <w:t xml:space="preserve">, tổ chức mã theo cùng cách với các bài thực hành của môn học: Negamax và Alpha-Beta chỉ khác nhau ở hàm cắt tỉa; Alpha-Beta cải tiến dùng lại đúng hàm cắt của Alpha-Beta và gắn thêm 8 kỹ thuật tại các điểm can thiệp rõ ràng.</w:t>
+        <w:t xml:space="preserve">, tổ chức mã theo cùng cách với các bài thực hành của môn học: Minimax dùng lại </w:t>
+      </w:r>
+      <w:r>
+        <w:rPr>
+          <w:rFonts w:ascii="Consolas" w:cs="Consolas" w:eastAsia="Consolas" w:hAnsi="Consolas"/>
+          <w:sz w:val="22"/>
+          <w:szCs w:val="22"/>
+        </w:rPr>
+        <w:t xml:space="preserve">Problem</w:t>
+      </w:r>
+      <w:r>
+        <w:t xml:space="preserve">/</w:t>
+      </w:r>
+      <w:r>
+        <w:rPr>
+          <w:rFonts w:ascii="Consolas" w:cs="Consolas" w:eastAsia="Consolas" w:hAnsi="Consolas"/>
+          <w:sz w:val="22"/>
+          <w:szCs w:val="22"/>
+        </w:rPr>
+        <w:t xml:space="preserve">Node</w:t>
+      </w:r>
+      <w:r>
+        <w:t xml:space="preserve"> với hai hàm MAX/MIN riêng; Negamax và Alpha-Beta chỉ khác nhau ở hàm cắt tỉa; Alpha-Beta cải tiến dùng lại đúng hàm cắt của Alpha-Beta và gắn thêm 8 kỹ thuật tại các điểm can thiệp rõ ràng.</w:t>
       </w:r>
     </w:p>
     <w:p>
@@ -38099,7 +42955,7 @@
         <w:jc w:val="both"/>
       </w:pPr>
       <w:r>
-        <w:t xml:space="preserve">Số liệu đo xác nhận lý thuyết: Negamax có số nút ≈ b^d; Alpha-Beta cho </w:t>
+        <w:t xml:space="preserve">Số liệu đo xác nhận lý thuyết: Minimax và Negamax cho cùng nước đi, cùng giá trị và cùng số nút ≈ b^d; Alpha-Beta cho </w:t>
       </w:r>
       <w:r>
         <w:rPr>
@@ -38178,7 +43034,7 @@
         <w:jc w:val="both"/>
       </w:pPr>
       <w:r>
-        <w:t xml:space="preserve">Negamax và Alpha-Beta thuần không phát hiện lặp thế cờ trong cây tìm kiếm, nên khi chơi thực tế có thể đi lặp và bị xử thua theo luật trường chiếu / trường bắt.</w:t>
+        <w:t xml:space="preserve">Minimax, Negamax và Alpha-Beta thuần không phát hiện lặp thế cờ trong cây tìm kiếm, nên khi chơi thực tế có thể đi lặp và bị xử thua theo luật trường chiếu / trường bắt.</w:t>
       </w:r>
     </w:p>
     <w:p>
@@ -38254,7 +43110,7 @@
         <w:t xml:space="preserve">Negamax</w:t>
       </w:r>
       <w:r>
-        <w:t xml:space="preserve"> — cách phát biểu gọn của Minimax dựa trên tính chất tổng bằng không — vào trò chơi Cờ Tướng trên nền tảng Android, dưới ba dạng: Negamax thuần, Alpha-Beta và Alpha-Beta cải tiến. Báo cáo đã chứng minh tính tương đương giữa Negamax và Minimax, trình bày cắt tỉa Alpha-Beta dưới dạng Negamax với cửa sổ đảo (−β, −α), và phân tích các bài toán phát sinh khi đưa thuật toán vào thực tế: hiệu ứng đường chân trời, thứ tự nước đi, trạng thái lặp, giới hạn thời gian, cắt tỉa tiến và zugzwang, khoảng cách chiếu hết, lặp thế cờ.</w:t>
+        <w:t xml:space="preserve"> — cách phát biểu gọn của Minimax dựa trên tính chất tổng bằng không — vào trò chơi Cờ Tướng trên nền tảng Android, cùng với chính Minimax: bốn thuật toán Minimax, Negamax, Alpha-Beta và Alpha-Beta cải tiến. Báo cáo đã chứng minh tính tương đương giữa Negamax và Minimax — và kiểm chứng bằng thực nghiệm: hai thuật toán cho cùng nước đi, cùng giá trị và cùng số nút — trình bày cắt tỉa Alpha-Beta dưới dạng Negamax với cửa sổ đảo (−β, −α), và phân tích các bài toán phát sinh khi đưa thuật toán vào thực tế: hiệu ứng đường chân trời, thứ tự nước đi, trạng thái lặp, giới hạn thời gian, cắt tỉa tiến và zugzwang, khoảng cách chiếu hết, lặp thế cờ.</w:t>
       </w:r>
     </w:p>
     <w:p>
@@ -38263,7 +43119,7 @@
         <w:jc w:val="both"/>
       </w:pPr>
       <w:r>
-        <w:t xml:space="preserve">Điểm mạnh của Negamax thể hiện rõ trong cài đặt: cả ba thuật toán xoay quanh </w:t>
+        <w:t xml:space="preserve">Điểm mạnh của Negamax thể hiện rõ trong cài đặt: Minimax cần hai hàm cho hai loại nút, còn ba thuật toán dạng Negamax xoay quanh </w:t>
       </w:r>
       <w:r>
         <w:rPr>

--- a/docs/BaoCao_CoTuongAI_Negamax.docx
+++ b/docs/BaoCao_CoTuongAI_Negamax.docx
@@ -875,15 +875,23 @@
         <w:alias w:val="Mục lục"/>
         <w:id w:val="531609987"/>
       </w:sdtPr>
+      <w:sdtEndPr/>
       <w:sdtContent>
         <w:p>
           <w:pPr>
             <w:pStyle w:val="TOC1"/>
             <w:tabs>
-              <w:tab w:val="right" w:leader="dot" w:pos="9628"/>
+              <w:tab w:val="right" w:leader="dot" w:pos="9061"/>
             </w:tabs>
             <w:rPr>
+              <w:rFonts w:asciiTheme="minorHAnsi" w:eastAsiaTheme="minorEastAsia" w:hAnsiTheme="minorHAnsi" w:cstheme="minorBidi"/>
+              <w:b w:val="0"/>
+              <w:bCs w:val="0"/>
               <w:noProof/>
+              <w:kern w:val="2"/>
+              <w:sz w:val="24"/>
+              <w:szCs w:val="24"/>
+              <w14:ligatures w14:val="standardContextual"/>
             </w:rPr>
           </w:pPr>
           <w:r>
@@ -895,12 +903,13 @@
           <w:r>
             <w:fldChar w:fldCharType="separate"/>
           </w:r>
-          <w:hyperlink w:anchor="_Toc244028843" w:history="1">
-            <w:r>
-              <w:rPr>
-                <w:noProof/>
-              </w:rPr>
-              <w:t>LỜI MỞ ĐẦU</w:t>
+          <w:hyperlink w:anchor="_Toc244203035" w:history="1">
+            <w:r>
+              <w:rPr>
+                <w:rStyle w:val="Hyperlink"/>
+                <w:noProof/>
+              </w:rPr>
+              <w:t>PHÂN CÔNG NHIỆM VỤ</w:t>
             </w:r>
             <w:r>
               <w:rPr>
@@ -918,7 +927,7 @@
               <w:rPr>
                 <w:noProof/>
               </w:rPr>
-              <w:instrText xml:space="preserve"> PAGEREF _Toc244028843 \h </w:instrText>
+              <w:instrText xml:space="preserve"> PAGEREF _Toc244203035 \h </w:instrText>
             </w:r>
             <w:r>
               <w:rPr>
@@ -949,15 +958,159 @@
           <w:pPr>
             <w:pStyle w:val="TOC1"/>
             <w:tabs>
-              <w:tab w:val="right" w:leader="dot" w:pos="9628"/>
+              <w:tab w:val="right" w:leader="dot" w:pos="9061"/>
             </w:tabs>
             <w:rPr>
+              <w:rFonts w:asciiTheme="minorHAnsi" w:eastAsiaTheme="minorEastAsia" w:hAnsiTheme="minorHAnsi" w:cstheme="minorBidi"/>
+              <w:b w:val="0"/>
+              <w:bCs w:val="0"/>
               <w:noProof/>
+              <w:kern w:val="2"/>
+              <w:sz w:val="24"/>
+              <w:szCs w:val="24"/>
+              <w14:ligatures w14:val="standardContextual"/>
             </w:rPr>
           </w:pPr>
-          <w:hyperlink w:anchor="_Toc244028844" w:history="1">
-            <w:r>
-              <w:rPr>
+          <w:hyperlink w:anchor="_Toc244203036" w:history="1">
+            <w:r>
+              <w:rPr>
+                <w:rStyle w:val="Hyperlink"/>
+                <w:noProof/>
+              </w:rPr>
+              <w:t>MÃ NGUỒN VÀ VIDEO DEMO</w:t>
+            </w:r>
+            <w:r>
+              <w:rPr>
+                <w:noProof/>
+              </w:rPr>
+              <w:tab/>
+            </w:r>
+            <w:r>
+              <w:rPr>
+                <w:noProof/>
+              </w:rPr>
+              <w:fldChar w:fldCharType="begin"/>
+            </w:r>
+            <w:r>
+              <w:rPr>
+                <w:noProof/>
+              </w:rPr>
+              <w:instrText xml:space="preserve"> PAGEREF _Toc244203036 \h </w:instrText>
+            </w:r>
+            <w:r>
+              <w:rPr>
+                <w:noProof/>
+              </w:rPr>
+            </w:r>
+            <w:r>
+              <w:rPr>
+                <w:noProof/>
+              </w:rPr>
+              <w:fldChar w:fldCharType="separate"/>
+            </w:r>
+            <w:r>
+              <w:rPr>
+                <w:noProof/>
+              </w:rPr>
+              <w:t>5</w:t>
+            </w:r>
+            <w:r>
+              <w:rPr>
+                <w:noProof/>
+              </w:rPr>
+              <w:fldChar w:fldCharType="end"/>
+            </w:r>
+          </w:hyperlink>
+        </w:p>
+        <w:p>
+          <w:pPr>
+            <w:pStyle w:val="TOC1"/>
+            <w:tabs>
+              <w:tab w:val="right" w:leader="dot" w:pos="9061"/>
+            </w:tabs>
+            <w:rPr>
+              <w:rFonts w:asciiTheme="minorHAnsi" w:eastAsiaTheme="minorEastAsia" w:hAnsiTheme="minorHAnsi" w:cstheme="minorBidi"/>
+              <w:b w:val="0"/>
+              <w:bCs w:val="0"/>
+              <w:noProof/>
+              <w:kern w:val="2"/>
+              <w:sz w:val="24"/>
+              <w:szCs w:val="24"/>
+              <w14:ligatures w14:val="standardContextual"/>
+            </w:rPr>
+          </w:pPr>
+          <w:hyperlink w:anchor="_Toc244203037" w:history="1">
+            <w:r>
+              <w:rPr>
+                <w:rStyle w:val="Hyperlink"/>
+                <w:noProof/>
+              </w:rPr>
+              <w:t>LỜI MỞ ĐẦU</w:t>
+            </w:r>
+            <w:r>
+              <w:rPr>
+                <w:noProof/>
+              </w:rPr>
+              <w:tab/>
+            </w:r>
+            <w:r>
+              <w:rPr>
+                <w:noProof/>
+              </w:rPr>
+              <w:fldChar w:fldCharType="begin"/>
+            </w:r>
+            <w:r>
+              <w:rPr>
+                <w:noProof/>
+              </w:rPr>
+              <w:instrText xml:space="preserve"> PAGEREF _Toc244203037 \h </w:instrText>
+            </w:r>
+            <w:r>
+              <w:rPr>
+                <w:noProof/>
+              </w:rPr>
+            </w:r>
+            <w:r>
+              <w:rPr>
+                <w:noProof/>
+              </w:rPr>
+              <w:fldChar w:fldCharType="separate"/>
+            </w:r>
+            <w:r>
+              <w:rPr>
+                <w:noProof/>
+              </w:rPr>
+              <w:t>6</w:t>
+            </w:r>
+            <w:r>
+              <w:rPr>
+                <w:noProof/>
+              </w:rPr>
+              <w:fldChar w:fldCharType="end"/>
+            </w:r>
+          </w:hyperlink>
+        </w:p>
+        <w:p>
+          <w:pPr>
+            <w:pStyle w:val="TOC1"/>
+            <w:tabs>
+              <w:tab w:val="right" w:leader="dot" w:pos="9061"/>
+            </w:tabs>
+            <w:rPr>
+              <w:rFonts w:asciiTheme="minorHAnsi" w:eastAsiaTheme="minorEastAsia" w:hAnsiTheme="minorHAnsi" w:cstheme="minorBidi"/>
+              <w:b w:val="0"/>
+              <w:bCs w:val="0"/>
+              <w:noProof/>
+              <w:kern w:val="2"/>
+              <w:sz w:val="24"/>
+              <w:szCs w:val="24"/>
+              <w14:ligatures w14:val="standardContextual"/>
+            </w:rPr>
+          </w:pPr>
+          <w:hyperlink w:anchor="_Toc244203038" w:history="1">
+            <w:r>
+              <w:rPr>
+                <w:rStyle w:val="Hyperlink"/>
                 <w:noProof/>
               </w:rPr>
               <w:t>CHƯƠNG 1. TỔNG QUAN ĐỀ TÀI</w:t>
@@ -978,7 +1131,7 @@
               <w:rPr>
                 <w:noProof/>
               </w:rPr>
-              <w:instrText xml:space="preserve"> PAGEREF _Toc244028844 \h </w:instrText>
+              <w:instrText xml:space="preserve"> PAGEREF _Toc244203038 \h </w:instrText>
             </w:r>
             <w:r>
               <w:rPr>
@@ -995,7 +1148,7 @@
               <w:rPr>
                 <w:noProof/>
               </w:rPr>
-              <w:t>7</w:t>
+              <w:t>8</w:t>
             </w:r>
             <w:r>
               <w:rPr>
@@ -1009,15 +1162,21 @@
           <w:pPr>
             <w:pStyle w:val="TOC2"/>
             <w:tabs>
-              <w:tab w:val="right" w:leader="dot" w:pos="9628"/>
+              <w:tab w:val="right" w:leader="dot" w:pos="9061"/>
             </w:tabs>
             <w:rPr>
+              <w:rFonts w:asciiTheme="minorHAnsi" w:eastAsiaTheme="minorEastAsia" w:hAnsiTheme="minorHAnsi" w:cstheme="minorBidi"/>
               <w:noProof/>
+              <w:kern w:val="2"/>
+              <w:sz w:val="24"/>
+              <w:szCs w:val="24"/>
+              <w14:ligatures w14:val="standardContextual"/>
             </w:rPr>
           </w:pPr>
-          <w:hyperlink w:anchor="_Toc244028845" w:history="1">
-            <w:r>
-              <w:rPr>
+          <w:hyperlink w:anchor="_Toc244203039" w:history="1">
+            <w:r>
+              <w:rPr>
+                <w:rStyle w:val="Hyperlink"/>
                 <w:noProof/>
               </w:rPr>
               <w:t>1.1. Giới thiệu trò chơi Cờ Tướng</w:t>
@@ -1038,7 +1197,7 @@
               <w:rPr>
                 <w:noProof/>
               </w:rPr>
-              <w:instrText xml:space="preserve"> PAGEREF _Toc244028845 \h </w:instrText>
+              <w:instrText xml:space="preserve"> PAGEREF _Toc244203039 \h </w:instrText>
             </w:r>
             <w:r>
               <w:rPr>
@@ -1055,7 +1214,7 @@
               <w:rPr>
                 <w:noProof/>
               </w:rPr>
-              <w:t>7</w:t>
+              <w:t>8</w:t>
             </w:r>
             <w:r>
               <w:rPr>
@@ -1069,15 +1228,21 @@
           <w:pPr>
             <w:pStyle w:val="TOC2"/>
             <w:tabs>
-              <w:tab w:val="right" w:leader="dot" w:pos="9628"/>
+              <w:tab w:val="right" w:leader="dot" w:pos="9061"/>
             </w:tabs>
             <w:rPr>
+              <w:rFonts w:asciiTheme="minorHAnsi" w:eastAsiaTheme="minorEastAsia" w:hAnsiTheme="minorHAnsi" w:cstheme="minorBidi"/>
               <w:noProof/>
+              <w:kern w:val="2"/>
+              <w:sz w:val="24"/>
+              <w:szCs w:val="24"/>
+              <w14:ligatures w14:val="standardContextual"/>
             </w:rPr>
           </w:pPr>
-          <w:hyperlink w:anchor="_Toc244028846" w:history="1">
-            <w:r>
-              <w:rPr>
+          <w:hyperlink w:anchor="_Toc244203040" w:history="1">
+            <w:r>
+              <w:rPr>
+                <w:rStyle w:val="Hyperlink"/>
                 <w:noProof/>
               </w:rPr>
               <w:t>1.2. Mô hình hoá Cờ Tướng thành bài toán Trí tuệ nhân tạo</w:t>
@@ -1098,7 +1263,7 @@
               <w:rPr>
                 <w:noProof/>
               </w:rPr>
-              <w:instrText xml:space="preserve"> PAGEREF _Toc244028846 \h </w:instrText>
+              <w:instrText xml:space="preserve"> PAGEREF _Toc244203040 \h </w:instrText>
             </w:r>
             <w:r>
               <w:rPr>
@@ -1115,7 +1280,7 @@
               <w:rPr>
                 <w:noProof/>
               </w:rPr>
-              <w:t>7</w:t>
+              <w:t>8</w:t>
             </w:r>
             <w:r>
               <w:rPr>
@@ -1129,15 +1294,21 @@
           <w:pPr>
             <w:pStyle w:val="TOC2"/>
             <w:tabs>
-              <w:tab w:val="right" w:leader="dot" w:pos="9628"/>
+              <w:tab w:val="right" w:leader="dot" w:pos="9061"/>
             </w:tabs>
             <w:rPr>
+              <w:rFonts w:asciiTheme="minorHAnsi" w:eastAsiaTheme="minorEastAsia" w:hAnsiTheme="minorHAnsi" w:cstheme="minorBidi"/>
               <w:noProof/>
+              <w:kern w:val="2"/>
+              <w:sz w:val="24"/>
+              <w:szCs w:val="24"/>
+              <w14:ligatures w14:val="standardContextual"/>
             </w:rPr>
           </w:pPr>
-          <w:hyperlink w:anchor="_Toc244028847" w:history="1">
-            <w:r>
-              <w:rPr>
+          <w:hyperlink w:anchor="_Toc244203041" w:history="1">
+            <w:r>
+              <w:rPr>
+                <w:rStyle w:val="Hyperlink"/>
                 <w:noProof/>
               </w:rPr>
               <w:t>1.3. Độ phức tạp của bài toán</w:t>
@@ -1158,7 +1329,7 @@
               <w:rPr>
                 <w:noProof/>
               </w:rPr>
-              <w:instrText xml:space="preserve"> PAGEREF _Toc244028847 \h </w:instrText>
+              <w:instrText xml:space="preserve"> PAGEREF _Toc244203041 \h </w:instrText>
             </w:r>
             <w:r>
               <w:rPr>
@@ -1175,7 +1346,7 @@
               <w:rPr>
                 <w:noProof/>
               </w:rPr>
-              <w:t>8</w:t>
+              <w:t>9</w:t>
             </w:r>
             <w:r>
               <w:rPr>
@@ -1189,15 +1360,21 @@
           <w:pPr>
             <w:pStyle w:val="TOC2"/>
             <w:tabs>
-              <w:tab w:val="right" w:leader="dot" w:pos="9628"/>
+              <w:tab w:val="right" w:leader="dot" w:pos="9061"/>
             </w:tabs>
             <w:rPr>
+              <w:rFonts w:asciiTheme="minorHAnsi" w:eastAsiaTheme="minorEastAsia" w:hAnsiTheme="minorHAnsi" w:cstheme="minorBidi"/>
               <w:noProof/>
+              <w:kern w:val="2"/>
+              <w:sz w:val="24"/>
+              <w:szCs w:val="24"/>
+              <w14:ligatures w14:val="standardContextual"/>
             </w:rPr>
           </w:pPr>
-          <w:hyperlink w:anchor="_Toc244028848" w:history="1">
-            <w:r>
-              <w:rPr>
+          <w:hyperlink w:anchor="_Toc244203042" w:history="1">
+            <w:r>
+              <w:rPr>
+                <w:rStyle w:val="Hyperlink"/>
                 <w:noProof/>
               </w:rPr>
               <w:t>1.4. Mục tiêu và phạm vi đề tài</w:t>
@@ -1218,7 +1395,7 @@
               <w:rPr>
                 <w:noProof/>
               </w:rPr>
-              <w:instrText xml:space="preserve"> PAGEREF _Toc244028848 \h </w:instrText>
+              <w:instrText xml:space="preserve"> PAGEREF _Toc244203042 \h </w:instrText>
             </w:r>
             <w:r>
               <w:rPr>
@@ -1235,7 +1412,7 @@
               <w:rPr>
                 <w:noProof/>
               </w:rPr>
-              <w:t>8</w:t>
+              <w:t>9</w:t>
             </w:r>
             <w:r>
               <w:rPr>
@@ -1249,15 +1426,23 @@
           <w:pPr>
             <w:pStyle w:val="TOC1"/>
             <w:tabs>
-              <w:tab w:val="right" w:leader="dot" w:pos="9628"/>
+              <w:tab w:val="right" w:leader="dot" w:pos="9061"/>
             </w:tabs>
             <w:rPr>
+              <w:rFonts w:asciiTheme="minorHAnsi" w:eastAsiaTheme="minorEastAsia" w:hAnsiTheme="minorHAnsi" w:cstheme="minorBidi"/>
+              <w:b w:val="0"/>
+              <w:bCs w:val="0"/>
               <w:noProof/>
+              <w:kern w:val="2"/>
+              <w:sz w:val="24"/>
+              <w:szCs w:val="24"/>
+              <w14:ligatures w14:val="standardContextual"/>
             </w:rPr>
           </w:pPr>
-          <w:hyperlink w:anchor="_Toc244028849" w:history="1">
-            <w:r>
-              <w:rPr>
+          <w:hyperlink w:anchor="_Toc244203043" w:history="1">
+            <w:r>
+              <w:rPr>
+                <w:rStyle w:val="Hyperlink"/>
                 <w:noProof/>
               </w:rPr>
               <w:t>CHƯƠNG 2. CƠ SỞ LÝ THUYẾT</w:t>
@@ -1278,7 +1463,7 @@
               <w:rPr>
                 <w:noProof/>
               </w:rPr>
-              <w:instrText xml:space="preserve"> PAGEREF _Toc244028849 \h </w:instrText>
+              <w:instrText xml:space="preserve"> PAGEREF _Toc244203043 \h </w:instrText>
             </w:r>
             <w:r>
               <w:rPr>
@@ -1295,7 +1480,7 @@
               <w:rPr>
                 <w:noProof/>
               </w:rPr>
-              <w:t>10</w:t>
+              <w:t>11</w:t>
             </w:r>
             <w:r>
               <w:rPr>
@@ -1309,15 +1494,21 @@
           <w:pPr>
             <w:pStyle w:val="TOC2"/>
             <w:tabs>
-              <w:tab w:val="right" w:leader="dot" w:pos="9628"/>
+              <w:tab w:val="right" w:leader="dot" w:pos="9061"/>
             </w:tabs>
             <w:rPr>
+              <w:rFonts w:asciiTheme="minorHAnsi" w:eastAsiaTheme="minorEastAsia" w:hAnsiTheme="minorHAnsi" w:cstheme="minorBidi"/>
               <w:noProof/>
+              <w:kern w:val="2"/>
+              <w:sz w:val="24"/>
+              <w:szCs w:val="24"/>
+              <w14:ligatures w14:val="standardContextual"/>
             </w:rPr>
           </w:pPr>
-          <w:hyperlink w:anchor="_Toc244028850" w:history="1">
-            <w:r>
-              <w:rPr>
+          <w:hyperlink w:anchor="_Toc244203044" w:history="1">
+            <w:r>
+              <w:rPr>
+                <w:rStyle w:val="Hyperlink"/>
                 <w:noProof/>
               </w:rPr>
               <w:t>2.1. Bài toán tìm kiếm đối kháng</w:t>
@@ -1338,7 +1529,7 @@
               <w:rPr>
                 <w:noProof/>
               </w:rPr>
-              <w:instrText xml:space="preserve"> PAGEREF _Toc244028850 \h </w:instrText>
+              <w:instrText xml:space="preserve"> PAGEREF _Toc244203044 \h </w:instrText>
             </w:r>
             <w:r>
               <w:rPr>
@@ -1355,7 +1546,7 @@
               <w:rPr>
                 <w:noProof/>
               </w:rPr>
-              <w:t>10</w:t>
+              <w:t>11</w:t>
             </w:r>
             <w:r>
               <w:rPr>
@@ -1369,15 +1560,21 @@
           <w:pPr>
             <w:pStyle w:val="TOC2"/>
             <w:tabs>
-              <w:tab w:val="right" w:leader="dot" w:pos="9628"/>
+              <w:tab w:val="right" w:leader="dot" w:pos="9061"/>
             </w:tabs>
             <w:rPr>
+              <w:rFonts w:asciiTheme="minorHAnsi" w:eastAsiaTheme="minorEastAsia" w:hAnsiTheme="minorHAnsi" w:cstheme="minorBidi"/>
               <w:noProof/>
+              <w:kern w:val="2"/>
+              <w:sz w:val="24"/>
+              <w:szCs w:val="24"/>
+              <w14:ligatures w14:val="standardContextual"/>
             </w:rPr>
           </w:pPr>
-          <w:hyperlink w:anchor="_Toc244028851" w:history="1">
-            <w:r>
-              <w:rPr>
+          <w:hyperlink w:anchor="_Toc244203045" w:history="1">
+            <w:r>
+              <w:rPr>
+                <w:rStyle w:val="Hyperlink"/>
                 <w:noProof/>
               </w:rPr>
               <w:t>2.2. Thuật toán Minimax</w:t>
@@ -1398,7 +1595,7 @@
               <w:rPr>
                 <w:noProof/>
               </w:rPr>
-              <w:instrText xml:space="preserve"> PAGEREF _Toc244028851 \h </w:instrText>
+              <w:instrText xml:space="preserve"> PAGEREF _Toc244203045 \h </w:instrText>
             </w:r>
             <w:r>
               <w:rPr>
@@ -1415,7 +1612,7 @@
               <w:rPr>
                 <w:noProof/>
               </w:rPr>
-              <w:t>10</w:t>
+              <w:t>11</w:t>
             </w:r>
             <w:r>
               <w:rPr>
@@ -1429,15 +1626,21 @@
           <w:pPr>
             <w:pStyle w:val="TOC3"/>
             <w:tabs>
-              <w:tab w:val="right" w:leader="dot" w:pos="9628"/>
+              <w:tab w:val="right" w:leader="dot" w:pos="9061"/>
             </w:tabs>
             <w:rPr>
+              <w:rFonts w:asciiTheme="minorHAnsi" w:eastAsiaTheme="minorEastAsia" w:hAnsiTheme="minorHAnsi" w:cstheme="minorBidi"/>
               <w:noProof/>
+              <w:kern w:val="2"/>
+              <w:sz w:val="24"/>
+              <w:szCs w:val="24"/>
+              <w14:ligatures w14:val="standardContextual"/>
             </w:rPr>
           </w:pPr>
-          <w:hyperlink w:anchor="_Toc244028852" w:history="1">
-            <w:r>
-              <w:rPr>
+          <w:hyperlink w:anchor="_Toc244203046" w:history="1">
+            <w:r>
+              <w:rPr>
+                <w:rStyle w:val="Hyperlink"/>
                 <w:noProof/>
               </w:rPr>
               <w:t>2.2.1. Ý tưởng</w:t>
@@ -1458,7 +1661,7 @@
               <w:rPr>
                 <w:noProof/>
               </w:rPr>
-              <w:instrText xml:space="preserve"> PAGEREF _Toc244028852 \h </w:instrText>
+              <w:instrText xml:space="preserve"> PAGEREF _Toc244203046 \h </w:instrText>
             </w:r>
             <w:r>
               <w:rPr>
@@ -1475,7 +1678,7 @@
               <w:rPr>
                 <w:noProof/>
               </w:rPr>
-              <w:t>10</w:t>
+              <w:t>11</w:t>
             </w:r>
             <w:r>
               <w:rPr>
@@ -1489,15 +1692,21 @@
           <w:pPr>
             <w:pStyle w:val="TOC3"/>
             <w:tabs>
-              <w:tab w:val="right" w:leader="dot" w:pos="9628"/>
+              <w:tab w:val="right" w:leader="dot" w:pos="9061"/>
             </w:tabs>
             <w:rPr>
+              <w:rFonts w:asciiTheme="minorHAnsi" w:eastAsiaTheme="minorEastAsia" w:hAnsiTheme="minorHAnsi" w:cstheme="minorBidi"/>
               <w:noProof/>
+              <w:kern w:val="2"/>
+              <w:sz w:val="24"/>
+              <w:szCs w:val="24"/>
+              <w14:ligatures w14:val="standardContextual"/>
             </w:rPr>
           </w:pPr>
-          <w:hyperlink w:anchor="_Toc244028853" w:history="1">
-            <w:r>
-              <w:rPr>
+          <w:hyperlink w:anchor="_Toc244203047" w:history="1">
+            <w:r>
+              <w:rPr>
+                <w:rStyle w:val="Hyperlink"/>
                 <w:noProof/>
               </w:rPr>
               <w:t>2.2.2. Giả mã</w:t>
@@ -1518,7 +1727,7 @@
               <w:rPr>
                 <w:noProof/>
               </w:rPr>
-              <w:instrText xml:space="preserve"> PAGEREF _Toc244028853 \h </w:instrText>
+              <w:instrText xml:space="preserve"> PAGEREF _Toc244203047 \h </w:instrText>
             </w:r>
             <w:r>
               <w:rPr>
@@ -1535,7 +1744,7 @@
               <w:rPr>
                 <w:noProof/>
               </w:rPr>
-              <w:t>10</w:t>
+              <w:t>11</w:t>
             </w:r>
             <w:r>
               <w:rPr>
@@ -1549,15 +1758,21 @@
           <w:pPr>
             <w:pStyle w:val="TOC3"/>
             <w:tabs>
-              <w:tab w:val="right" w:leader="dot" w:pos="9628"/>
+              <w:tab w:val="right" w:leader="dot" w:pos="9061"/>
             </w:tabs>
             <w:rPr>
+              <w:rFonts w:asciiTheme="minorHAnsi" w:eastAsiaTheme="minorEastAsia" w:hAnsiTheme="minorHAnsi" w:cstheme="minorBidi"/>
               <w:noProof/>
+              <w:kern w:val="2"/>
+              <w:sz w:val="24"/>
+              <w:szCs w:val="24"/>
+              <w14:ligatures w14:val="standardContextual"/>
             </w:rPr>
           </w:pPr>
-          <w:hyperlink w:anchor="_Toc244028854" w:history="1">
-            <w:r>
-              <w:rPr>
+          <w:hyperlink w:anchor="_Toc244203048" w:history="1">
+            <w:r>
+              <w:rPr>
+                <w:rStyle w:val="Hyperlink"/>
                 <w:noProof/>
               </w:rPr>
               <w:t>2.2.3. Ví dụ minh hoạ</w:t>
@@ -1578,7 +1793,7 @@
               <w:rPr>
                 <w:noProof/>
               </w:rPr>
-              <w:instrText xml:space="preserve"> PAGEREF _Toc244028854 \h </w:instrText>
+              <w:instrText xml:space="preserve"> PAGEREF _Toc244203048 \h </w:instrText>
             </w:r>
             <w:r>
               <w:rPr>
@@ -1595,7 +1810,7 @@
               <w:rPr>
                 <w:noProof/>
               </w:rPr>
-              <w:t>10</w:t>
+              <w:t>11</w:t>
             </w:r>
             <w:r>
               <w:rPr>
@@ -1609,15 +1824,21 @@
           <w:pPr>
             <w:pStyle w:val="TOC3"/>
             <w:tabs>
-              <w:tab w:val="right" w:leader="dot" w:pos="9628"/>
+              <w:tab w:val="right" w:leader="dot" w:pos="9061"/>
             </w:tabs>
             <w:rPr>
+              <w:rFonts w:asciiTheme="minorHAnsi" w:eastAsiaTheme="minorEastAsia" w:hAnsiTheme="minorHAnsi" w:cstheme="minorBidi"/>
               <w:noProof/>
+              <w:kern w:val="2"/>
+              <w:sz w:val="24"/>
+              <w:szCs w:val="24"/>
+              <w14:ligatures w14:val="standardContextual"/>
             </w:rPr>
           </w:pPr>
-          <w:hyperlink w:anchor="_Toc244028855" w:history="1">
-            <w:r>
-              <w:rPr>
+          <w:hyperlink w:anchor="_Toc244203049" w:history="1">
+            <w:r>
+              <w:rPr>
+                <w:rStyle w:val="Hyperlink"/>
                 <w:noProof/>
               </w:rPr>
               <w:t>2.2.4. Đánh giá</w:t>
@@ -1638,7 +1859,7 @@
               <w:rPr>
                 <w:noProof/>
               </w:rPr>
-              <w:instrText xml:space="preserve"> PAGEREF _Toc244028855 \h </w:instrText>
+              <w:instrText xml:space="preserve"> PAGEREF _Toc244203049 \h </w:instrText>
             </w:r>
             <w:r>
               <w:rPr>
@@ -1655,7 +1876,7 @@
               <w:rPr>
                 <w:noProof/>
               </w:rPr>
-              <w:t>11</w:t>
+              <w:t>12</w:t>
             </w:r>
             <w:r>
               <w:rPr>
@@ -1669,15 +1890,21 @@
           <w:pPr>
             <w:pStyle w:val="TOC2"/>
             <w:tabs>
-              <w:tab w:val="right" w:leader="dot" w:pos="9628"/>
+              <w:tab w:val="right" w:leader="dot" w:pos="9061"/>
             </w:tabs>
             <w:rPr>
+              <w:rFonts w:asciiTheme="minorHAnsi" w:eastAsiaTheme="minorEastAsia" w:hAnsiTheme="minorHAnsi" w:cstheme="minorBidi"/>
               <w:noProof/>
+              <w:kern w:val="2"/>
+              <w:sz w:val="24"/>
+              <w:szCs w:val="24"/>
+              <w14:ligatures w14:val="standardContextual"/>
             </w:rPr>
           </w:pPr>
-          <w:hyperlink w:anchor="_Toc244028856" w:history="1">
-            <w:r>
-              <w:rPr>
+          <w:hyperlink w:anchor="_Toc244203050" w:history="1">
+            <w:r>
+              <w:rPr>
+                <w:rStyle w:val="Hyperlink"/>
                 <w:noProof/>
               </w:rPr>
               <w:t>2.3. Thuật toán Negamax</w:t>
@@ -1698,7 +1925,7 @@
               <w:rPr>
                 <w:noProof/>
               </w:rPr>
-              <w:instrText xml:space="preserve"> PAGEREF _Toc244028856 \h </w:instrText>
+              <w:instrText xml:space="preserve"> PAGEREF _Toc244203050 \h </w:instrText>
             </w:r>
             <w:r>
               <w:rPr>
@@ -1715,7 +1942,7 @@
               <w:rPr>
                 <w:noProof/>
               </w:rPr>
-              <w:t>11</w:t>
+              <w:t>12</w:t>
             </w:r>
             <w:r>
               <w:rPr>
@@ -1729,15 +1956,21 @@
           <w:pPr>
             <w:pStyle w:val="TOC3"/>
             <w:tabs>
-              <w:tab w:val="right" w:leader="dot" w:pos="9628"/>
+              <w:tab w:val="right" w:leader="dot" w:pos="9061"/>
             </w:tabs>
             <w:rPr>
+              <w:rFonts w:asciiTheme="minorHAnsi" w:eastAsiaTheme="minorEastAsia" w:hAnsiTheme="minorHAnsi" w:cstheme="minorBidi"/>
               <w:noProof/>
+              <w:kern w:val="2"/>
+              <w:sz w:val="24"/>
+              <w:szCs w:val="24"/>
+              <w14:ligatures w14:val="standardContextual"/>
             </w:rPr>
           </w:pPr>
-          <w:hyperlink w:anchor="_Toc244028857" w:history="1">
-            <w:r>
-              <w:rPr>
+          <w:hyperlink w:anchor="_Toc244203051" w:history="1">
+            <w:r>
+              <w:rPr>
+                <w:rStyle w:val="Hyperlink"/>
                 <w:noProof/>
               </w:rPr>
               <w:t>2.3.1. Bài toán đặt ra</w:t>
@@ -1758,7 +1991,7 @@
               <w:rPr>
                 <w:noProof/>
               </w:rPr>
-              <w:instrText xml:space="preserve"> PAGEREF _Toc244028857 \h </w:instrText>
+              <w:instrText xml:space="preserve"> PAGEREF _Toc244203051 \h </w:instrText>
             </w:r>
             <w:r>
               <w:rPr>
@@ -1775,7 +2008,7 @@
               <w:rPr>
                 <w:noProof/>
               </w:rPr>
-              <w:t>11</w:t>
+              <w:t>12</w:t>
             </w:r>
             <w:r>
               <w:rPr>
@@ -1789,15 +2022,21 @@
           <w:pPr>
             <w:pStyle w:val="TOC3"/>
             <w:tabs>
-              <w:tab w:val="right" w:leader="dot" w:pos="9628"/>
+              <w:tab w:val="right" w:leader="dot" w:pos="9061"/>
             </w:tabs>
             <w:rPr>
+              <w:rFonts w:asciiTheme="minorHAnsi" w:eastAsiaTheme="minorEastAsia" w:hAnsiTheme="minorHAnsi" w:cstheme="minorBidi"/>
               <w:noProof/>
+              <w:kern w:val="2"/>
+              <w:sz w:val="24"/>
+              <w:szCs w:val="24"/>
+              <w14:ligatures w14:val="standardContextual"/>
             </w:rPr>
           </w:pPr>
-          <w:hyperlink w:anchor="_Toc244028858" w:history="1">
-            <w:r>
-              <w:rPr>
+          <w:hyperlink w:anchor="_Toc244203052" w:history="1">
+            <w:r>
+              <w:rPr>
+                <w:rStyle w:val="Hyperlink"/>
                 <w:noProof/>
               </w:rPr>
               <w:t>2.3.2. Cơ sở toán học</w:t>
@@ -1818,7 +2057,7 @@
               <w:rPr>
                 <w:noProof/>
               </w:rPr>
-              <w:instrText xml:space="preserve"> PAGEREF _Toc244028858 \h </w:instrText>
+              <w:instrText xml:space="preserve"> PAGEREF _Toc244203052 \h </w:instrText>
             </w:r>
             <w:r>
               <w:rPr>
@@ -1835,7 +2074,7 @@
               <w:rPr>
                 <w:noProof/>
               </w:rPr>
-              <w:t>11</w:t>
+              <w:t>12</w:t>
             </w:r>
             <w:r>
               <w:rPr>
@@ -1849,15 +2088,21 @@
           <w:pPr>
             <w:pStyle w:val="TOC3"/>
             <w:tabs>
-              <w:tab w:val="right" w:leader="dot" w:pos="9628"/>
+              <w:tab w:val="right" w:leader="dot" w:pos="9061"/>
             </w:tabs>
             <w:rPr>
+              <w:rFonts w:asciiTheme="minorHAnsi" w:eastAsiaTheme="minorEastAsia" w:hAnsiTheme="minorHAnsi" w:cstheme="minorBidi"/>
               <w:noProof/>
+              <w:kern w:val="2"/>
+              <w:sz w:val="24"/>
+              <w:szCs w:val="24"/>
+              <w14:ligatures w14:val="standardContextual"/>
             </w:rPr>
           </w:pPr>
-          <w:hyperlink w:anchor="_Toc244028859" w:history="1">
-            <w:r>
-              <w:rPr>
+          <w:hyperlink w:anchor="_Toc244203053" w:history="1">
+            <w:r>
+              <w:rPr>
+                <w:rStyle w:val="Hyperlink"/>
                 <w:noProof/>
               </w:rPr>
               <w:t>2.3.3. Giả mã</w:t>
@@ -1878,7 +2123,7 @@
               <w:rPr>
                 <w:noProof/>
               </w:rPr>
-              <w:instrText xml:space="preserve"> PAGEREF _Toc244028859 \h </w:instrText>
+              <w:instrText xml:space="preserve"> PAGEREF _Toc244203053 \h </w:instrText>
             </w:r>
             <w:r>
               <w:rPr>
@@ -1895,7 +2140,7 @@
               <w:rPr>
                 <w:noProof/>
               </w:rPr>
-              <w:t>12</w:t>
+              <w:t>13</w:t>
             </w:r>
             <w:r>
               <w:rPr>
@@ -1909,15 +2154,21 @@
           <w:pPr>
             <w:pStyle w:val="TOC3"/>
             <w:tabs>
-              <w:tab w:val="right" w:leader="dot" w:pos="9628"/>
+              <w:tab w:val="right" w:leader="dot" w:pos="9061"/>
             </w:tabs>
             <w:rPr>
+              <w:rFonts w:asciiTheme="minorHAnsi" w:eastAsiaTheme="minorEastAsia" w:hAnsiTheme="minorHAnsi" w:cstheme="minorBidi"/>
               <w:noProof/>
+              <w:kern w:val="2"/>
+              <w:sz w:val="24"/>
+              <w:szCs w:val="24"/>
+              <w14:ligatures w14:val="standardContextual"/>
             </w:rPr>
           </w:pPr>
-          <w:hyperlink w:anchor="_Toc244028860" w:history="1">
-            <w:r>
-              <w:rPr>
+          <w:hyperlink w:anchor="_Toc244203054" w:history="1">
+            <w:r>
+              <w:rPr>
+                <w:rStyle w:val="Hyperlink"/>
                 <w:noProof/>
               </w:rPr>
               <w:t>2.3.4. Ví dụ minh hoạ</w:t>
@@ -1938,7 +2189,7 @@
               <w:rPr>
                 <w:noProof/>
               </w:rPr>
-              <w:instrText xml:space="preserve"> PAGEREF _Toc244028860 \h </w:instrText>
+              <w:instrText xml:space="preserve"> PAGEREF _Toc244203054 \h </w:instrText>
             </w:r>
             <w:r>
               <w:rPr>
@@ -1955,7 +2206,7 @@
               <w:rPr>
                 <w:noProof/>
               </w:rPr>
-              <w:t>12</w:t>
+              <w:t>13</w:t>
             </w:r>
             <w:r>
               <w:rPr>
@@ -1969,15 +2220,21 @@
           <w:pPr>
             <w:pStyle w:val="TOC3"/>
             <w:tabs>
-              <w:tab w:val="right" w:leader="dot" w:pos="9628"/>
+              <w:tab w:val="right" w:leader="dot" w:pos="9061"/>
             </w:tabs>
             <w:rPr>
+              <w:rFonts w:asciiTheme="minorHAnsi" w:eastAsiaTheme="minorEastAsia" w:hAnsiTheme="minorHAnsi" w:cstheme="minorBidi"/>
               <w:noProof/>
+              <w:kern w:val="2"/>
+              <w:sz w:val="24"/>
+              <w:szCs w:val="24"/>
+              <w14:ligatures w14:val="standardContextual"/>
             </w:rPr>
           </w:pPr>
-          <w:hyperlink w:anchor="_Toc244028861" w:history="1">
-            <w:r>
-              <w:rPr>
+          <w:hyperlink w:anchor="_Toc244203055" w:history="1">
+            <w:r>
+              <w:rPr>
+                <w:rStyle w:val="Hyperlink"/>
                 <w:noProof/>
               </w:rPr>
               <w:t>2.3.5. Ưu điểm và điều kiện áp dụng</w:t>
@@ -1998,7 +2255,7 @@
               <w:rPr>
                 <w:noProof/>
               </w:rPr>
-              <w:instrText xml:space="preserve"> PAGEREF _Toc244028861 \h </w:instrText>
+              <w:instrText xml:space="preserve"> PAGEREF _Toc244203055 \h </w:instrText>
             </w:r>
             <w:r>
               <w:rPr>
@@ -2015,7 +2272,7 @@
               <w:rPr>
                 <w:noProof/>
               </w:rPr>
-              <w:t>12</w:t>
+              <w:t>13</w:t>
             </w:r>
             <w:r>
               <w:rPr>
@@ -2029,15 +2286,21 @@
           <w:pPr>
             <w:pStyle w:val="TOC2"/>
             <w:tabs>
-              <w:tab w:val="right" w:leader="dot" w:pos="9628"/>
+              <w:tab w:val="right" w:leader="dot" w:pos="9061"/>
             </w:tabs>
             <w:rPr>
+              <w:rFonts w:asciiTheme="minorHAnsi" w:eastAsiaTheme="minorEastAsia" w:hAnsiTheme="minorHAnsi" w:cstheme="minorBidi"/>
               <w:noProof/>
+              <w:kern w:val="2"/>
+              <w:sz w:val="24"/>
+              <w:szCs w:val="24"/>
+              <w14:ligatures w14:val="standardContextual"/>
             </w:rPr>
           </w:pPr>
-          <w:hyperlink w:anchor="_Toc244028862" w:history="1">
-            <w:r>
-              <w:rPr>
+          <w:hyperlink w:anchor="_Toc244203056" w:history="1">
+            <w:r>
+              <w:rPr>
+                <w:rStyle w:val="Hyperlink"/>
                 <w:noProof/>
               </w:rPr>
               <w:t>2.4. Cắt tỉa Alpha-Beta dạng Negamax</w:t>
@@ -2058,7 +2321,7 @@
               <w:rPr>
                 <w:noProof/>
               </w:rPr>
-              <w:instrText xml:space="preserve"> PAGEREF _Toc244028862 \h </w:instrText>
+              <w:instrText xml:space="preserve"> PAGEREF _Toc244203056 \h </w:instrText>
             </w:r>
             <w:r>
               <w:rPr>
@@ -2075,7 +2338,7 @@
               <w:rPr>
                 <w:noProof/>
               </w:rPr>
-              <w:t>13</w:t>
+              <w:t>14</w:t>
             </w:r>
             <w:r>
               <w:rPr>
@@ -2089,15 +2352,21 @@
           <w:pPr>
             <w:pStyle w:val="TOC3"/>
             <w:tabs>
-              <w:tab w:val="right" w:leader="dot" w:pos="9628"/>
+              <w:tab w:val="right" w:leader="dot" w:pos="9061"/>
             </w:tabs>
             <w:rPr>
+              <w:rFonts w:asciiTheme="minorHAnsi" w:eastAsiaTheme="minorEastAsia" w:hAnsiTheme="minorHAnsi" w:cstheme="minorBidi"/>
               <w:noProof/>
+              <w:kern w:val="2"/>
+              <w:sz w:val="24"/>
+              <w:szCs w:val="24"/>
+              <w14:ligatures w14:val="standardContextual"/>
             </w:rPr>
           </w:pPr>
-          <w:hyperlink w:anchor="_Toc244028863" w:history="1">
-            <w:r>
-              <w:rPr>
+          <w:hyperlink w:anchor="_Toc244203057" w:history="1">
+            <w:r>
+              <w:rPr>
+                <w:rStyle w:val="Hyperlink"/>
                 <w:noProof/>
               </w:rPr>
               <w:t>2.4.1. Bài toán đặt ra</w:t>
@@ -2118,7 +2387,7 @@
               <w:rPr>
                 <w:noProof/>
               </w:rPr>
-              <w:instrText xml:space="preserve"> PAGEREF _Toc244028863 \h </w:instrText>
+              <w:instrText xml:space="preserve"> PAGEREF _Toc244203057 \h </w:instrText>
             </w:r>
             <w:r>
               <w:rPr>
@@ -2135,7 +2404,7 @@
               <w:rPr>
                 <w:noProof/>
               </w:rPr>
-              <w:t>13</w:t>
+              <w:t>14</w:t>
             </w:r>
             <w:r>
               <w:rPr>
@@ -2149,15 +2418,21 @@
           <w:pPr>
             <w:pStyle w:val="TOC3"/>
             <w:tabs>
-              <w:tab w:val="right" w:leader="dot" w:pos="9628"/>
+              <w:tab w:val="right" w:leader="dot" w:pos="9061"/>
             </w:tabs>
             <w:rPr>
+              <w:rFonts w:asciiTheme="minorHAnsi" w:eastAsiaTheme="minorEastAsia" w:hAnsiTheme="minorHAnsi" w:cstheme="minorBidi"/>
               <w:noProof/>
+              <w:kern w:val="2"/>
+              <w:sz w:val="24"/>
+              <w:szCs w:val="24"/>
+              <w14:ligatures w14:val="standardContextual"/>
             </w:rPr>
           </w:pPr>
-          <w:hyperlink w:anchor="_Toc244028864" w:history="1">
-            <w:r>
-              <w:rPr>
+          <w:hyperlink w:anchor="_Toc244203058" w:history="1">
+            <w:r>
+              <w:rPr>
+                <w:rStyle w:val="Hyperlink"/>
                 <w:noProof/>
               </w:rPr>
               <w:t>2.4.2. Ý tưởng</w:t>
@@ -2178,7 +2453,7 @@
               <w:rPr>
                 <w:noProof/>
               </w:rPr>
-              <w:instrText xml:space="preserve"> PAGEREF _Toc244028864 \h </w:instrText>
+              <w:instrText xml:space="preserve"> PAGEREF _Toc244203058 \h </w:instrText>
             </w:r>
             <w:r>
               <w:rPr>
@@ -2195,7 +2470,7 @@
               <w:rPr>
                 <w:noProof/>
               </w:rPr>
-              <w:t>13</w:t>
+              <w:t>14</w:t>
             </w:r>
             <w:r>
               <w:rPr>
@@ -2209,15 +2484,21 @@
           <w:pPr>
             <w:pStyle w:val="TOC3"/>
             <w:tabs>
-              <w:tab w:val="right" w:leader="dot" w:pos="9628"/>
+              <w:tab w:val="right" w:leader="dot" w:pos="9061"/>
             </w:tabs>
             <w:rPr>
+              <w:rFonts w:asciiTheme="minorHAnsi" w:eastAsiaTheme="minorEastAsia" w:hAnsiTheme="minorHAnsi" w:cstheme="minorBidi"/>
               <w:noProof/>
+              <w:kern w:val="2"/>
+              <w:sz w:val="24"/>
+              <w:szCs w:val="24"/>
+              <w14:ligatures w14:val="standardContextual"/>
             </w:rPr>
           </w:pPr>
-          <w:hyperlink w:anchor="_Toc244028865" w:history="1">
-            <w:r>
-              <w:rPr>
+          <w:hyperlink w:anchor="_Toc244203059" w:history="1">
+            <w:r>
+              <w:rPr>
+                <w:rStyle w:val="Hyperlink"/>
                 <w:noProof/>
               </w:rPr>
               <w:t>2.4.3. Giả mã</w:t>
@@ -2238,7 +2519,7 @@
               <w:rPr>
                 <w:noProof/>
               </w:rPr>
-              <w:instrText xml:space="preserve"> PAGEREF _Toc244028865 \h </w:instrText>
+              <w:instrText xml:space="preserve"> PAGEREF _Toc244203059 \h </w:instrText>
             </w:r>
             <w:r>
               <w:rPr>
@@ -2255,7 +2536,7 @@
               <w:rPr>
                 <w:noProof/>
               </w:rPr>
-              <w:t>13</w:t>
+              <w:t>14</w:t>
             </w:r>
             <w:r>
               <w:rPr>
@@ -2269,15 +2550,21 @@
           <w:pPr>
             <w:pStyle w:val="TOC3"/>
             <w:tabs>
-              <w:tab w:val="right" w:leader="dot" w:pos="9628"/>
+              <w:tab w:val="right" w:leader="dot" w:pos="9061"/>
             </w:tabs>
             <w:rPr>
+              <w:rFonts w:asciiTheme="minorHAnsi" w:eastAsiaTheme="minorEastAsia" w:hAnsiTheme="minorHAnsi" w:cstheme="minorBidi"/>
               <w:noProof/>
+              <w:kern w:val="2"/>
+              <w:sz w:val="24"/>
+              <w:szCs w:val="24"/>
+              <w14:ligatures w14:val="standardContextual"/>
             </w:rPr>
           </w:pPr>
-          <w:hyperlink w:anchor="_Toc244028866" w:history="1">
-            <w:r>
-              <w:rPr>
+          <w:hyperlink w:anchor="_Toc244203060" w:history="1">
+            <w:r>
+              <w:rPr>
+                <w:rStyle w:val="Hyperlink"/>
                 <w:noProof/>
               </w:rPr>
               <w:t>2.4.4. Ví dụ minh hoạ từng bước</w:t>
@@ -2298,7 +2585,7 @@
               <w:rPr>
                 <w:noProof/>
               </w:rPr>
-              <w:instrText xml:space="preserve"> PAGEREF _Toc244028866 \h </w:instrText>
+              <w:instrText xml:space="preserve"> PAGEREF _Toc244203060 \h </w:instrText>
             </w:r>
             <w:r>
               <w:rPr>
@@ -2315,7 +2602,7 @@
               <w:rPr>
                 <w:noProof/>
               </w:rPr>
-              <w:t>14</w:t>
+              <w:t>15</w:t>
             </w:r>
             <w:r>
               <w:rPr>
@@ -2329,15 +2616,21 @@
           <w:pPr>
             <w:pStyle w:val="TOC3"/>
             <w:tabs>
-              <w:tab w:val="right" w:leader="dot" w:pos="9628"/>
+              <w:tab w:val="right" w:leader="dot" w:pos="9061"/>
             </w:tabs>
             <w:rPr>
+              <w:rFonts w:asciiTheme="minorHAnsi" w:eastAsiaTheme="minorEastAsia" w:hAnsiTheme="minorHAnsi" w:cstheme="minorBidi"/>
               <w:noProof/>
+              <w:kern w:val="2"/>
+              <w:sz w:val="24"/>
+              <w:szCs w:val="24"/>
+              <w14:ligatures w14:val="standardContextual"/>
             </w:rPr>
           </w:pPr>
-          <w:hyperlink w:anchor="_Toc244028867" w:history="1">
-            <w:r>
-              <w:rPr>
+          <w:hyperlink w:anchor="_Toc244203061" w:history="1">
+            <w:r>
+              <w:rPr>
+                <w:rStyle w:val="Hyperlink"/>
                 <w:noProof/>
               </w:rPr>
               <w:t>2.4.5. Độ phức tạp</w:t>
@@ -2358,7 +2651,7 @@
               <w:rPr>
                 <w:noProof/>
               </w:rPr>
-              <w:instrText xml:space="preserve"> PAGEREF _Toc244028867 \h </w:instrText>
+              <w:instrText xml:space="preserve"> PAGEREF _Toc244203061 \h </w:instrText>
             </w:r>
             <w:r>
               <w:rPr>
@@ -2375,7 +2668,7 @@
               <w:rPr>
                 <w:noProof/>
               </w:rPr>
-              <w:t>14</w:t>
+              <w:t>15</w:t>
             </w:r>
             <w:r>
               <w:rPr>
@@ -2389,15 +2682,21 @@
           <w:pPr>
             <w:pStyle w:val="TOC2"/>
             <w:tabs>
-              <w:tab w:val="right" w:leader="dot" w:pos="9628"/>
+              <w:tab w:val="right" w:leader="dot" w:pos="9061"/>
             </w:tabs>
             <w:rPr>
+              <w:rFonts w:asciiTheme="minorHAnsi" w:eastAsiaTheme="minorEastAsia" w:hAnsiTheme="minorHAnsi" w:cstheme="minorBidi"/>
               <w:noProof/>
+              <w:kern w:val="2"/>
+              <w:sz w:val="24"/>
+              <w:szCs w:val="24"/>
+              <w14:ligatures w14:val="standardContextual"/>
             </w:rPr>
           </w:pPr>
-          <w:hyperlink w:anchor="_Toc244028868" w:history="1">
-            <w:r>
-              <w:rPr>
+          <w:hyperlink w:anchor="_Toc244203062" w:history="1">
+            <w:r>
+              <w:rPr>
+                <w:rStyle w:val="Hyperlink"/>
                 <w:noProof/>
               </w:rPr>
               <w:t>2.5. Hàm đánh giá tĩnh</w:t>
@@ -2418,7 +2717,7 @@
               <w:rPr>
                 <w:noProof/>
               </w:rPr>
-              <w:instrText xml:space="preserve"> PAGEREF _Toc244028868 \h </w:instrText>
+              <w:instrText xml:space="preserve"> PAGEREF _Toc244203062 \h </w:instrText>
             </w:r>
             <w:r>
               <w:rPr>
@@ -2435,7 +2734,7 @@
               <w:rPr>
                 <w:noProof/>
               </w:rPr>
-              <w:t>15</w:t>
+              <w:t>16</w:t>
             </w:r>
             <w:r>
               <w:rPr>
@@ -2449,15 +2748,21 @@
           <w:pPr>
             <w:pStyle w:val="TOC2"/>
             <w:tabs>
-              <w:tab w:val="right" w:leader="dot" w:pos="9628"/>
+              <w:tab w:val="right" w:leader="dot" w:pos="9061"/>
             </w:tabs>
             <w:rPr>
+              <w:rFonts w:asciiTheme="minorHAnsi" w:eastAsiaTheme="minorEastAsia" w:hAnsiTheme="minorHAnsi" w:cstheme="minorBidi"/>
               <w:noProof/>
+              <w:kern w:val="2"/>
+              <w:sz w:val="24"/>
+              <w:szCs w:val="24"/>
+              <w14:ligatures w14:val="standardContextual"/>
             </w:rPr>
           </w:pPr>
-          <w:hyperlink w:anchor="_Toc244028869" w:history="1">
-            <w:r>
-              <w:rPr>
+          <w:hyperlink w:anchor="_Toc244203063" w:history="1">
+            <w:r>
+              <w:rPr>
+                <w:rStyle w:val="Hyperlink"/>
                 <w:noProof/>
               </w:rPr>
               <w:t>2.6. Alpha-Beta cải tiến: các bài toán khi áp dụng vào thực tế và kỹ thuật giải quyết</w:t>
@@ -2478,7 +2783,7 @@
               <w:rPr>
                 <w:noProof/>
               </w:rPr>
-              <w:instrText xml:space="preserve"> PAGEREF _Toc244028869 \h </w:instrText>
+              <w:instrText xml:space="preserve"> PAGEREF _Toc244203063 \h </w:instrText>
             </w:r>
             <w:r>
               <w:rPr>
@@ -2495,7 +2800,7 @@
               <w:rPr>
                 <w:noProof/>
               </w:rPr>
-              <w:t>15</w:t>
+              <w:t>16</w:t>
             </w:r>
             <w:r>
               <w:rPr>
@@ -2509,18 +2814,24 @@
           <w:pPr>
             <w:pStyle w:val="TOC3"/>
             <w:tabs>
-              <w:tab w:val="right" w:leader="dot" w:pos="9628"/>
+              <w:tab w:val="right" w:leader="dot" w:pos="9061"/>
             </w:tabs>
             <w:rPr>
+              <w:rFonts w:asciiTheme="minorHAnsi" w:eastAsiaTheme="minorEastAsia" w:hAnsiTheme="minorHAnsi" w:cstheme="minorBidi"/>
               <w:noProof/>
+              <w:kern w:val="2"/>
+              <w:sz w:val="24"/>
+              <w:szCs w:val="24"/>
+              <w14:ligatures w14:val="standardContextual"/>
             </w:rPr>
           </w:pPr>
-          <w:hyperlink w:anchor="_Toc244028870" w:history="1">
-            <w:r>
-              <w:rPr>
-                <w:noProof/>
-              </w:rPr>
-              <w:t>2.6.1. Hiệu ứng đường chân trời → Tìm kiếm tĩnh (Quiescence Search)</w:t>
+          <w:hyperlink w:anchor="_Toc244203064" w:history="1">
+            <w:r>
+              <w:rPr>
+                <w:rStyle w:val="Hyperlink"/>
+                <w:noProof/>
+              </w:rPr>
+              <w:t>2.6.1. Tìm kiếm tĩnh (Quiescence Search)</w:t>
             </w:r>
             <w:r>
               <w:rPr>
@@ -2538,7 +2849,7 @@
               <w:rPr>
                 <w:noProof/>
               </w:rPr>
-              <w:instrText xml:space="preserve"> PAGEREF _Toc244028870 \h </w:instrText>
+              <w:instrText xml:space="preserve"> PAGEREF _Toc244203064 \h </w:instrText>
             </w:r>
             <w:r>
               <w:rPr>
@@ -2555,7 +2866,7 @@
               <w:rPr>
                 <w:noProof/>
               </w:rPr>
-              <w:t>15</w:t>
+              <w:t>16</w:t>
             </w:r>
             <w:r>
               <w:rPr>
@@ -2569,18 +2880,24 @@
           <w:pPr>
             <w:pStyle w:val="TOC3"/>
             <w:tabs>
-              <w:tab w:val="right" w:leader="dot" w:pos="9628"/>
+              <w:tab w:val="right" w:leader="dot" w:pos="9061"/>
             </w:tabs>
             <w:rPr>
+              <w:rFonts w:asciiTheme="minorHAnsi" w:eastAsiaTheme="minorEastAsia" w:hAnsiTheme="minorHAnsi" w:cstheme="minorBidi"/>
               <w:noProof/>
+              <w:kern w:val="2"/>
+              <w:sz w:val="24"/>
+              <w:szCs w:val="24"/>
+              <w14:ligatures w14:val="standardContextual"/>
             </w:rPr>
           </w:pPr>
-          <w:hyperlink w:anchor="_Toc244028871" w:history="1">
-            <w:r>
-              <w:rPr>
-                <w:noProof/>
-              </w:rPr>
-              <w:t>2.6.2. Thứ tự nước đi → MVV-LVA, nước sát thủ, heuristic lịch sử, nước từ bảng băm</w:t>
+          <w:hyperlink w:anchor="_Toc244203065" w:history="1">
+            <w:r>
+              <w:rPr>
+                <w:rStyle w:val="Hyperlink"/>
+                <w:noProof/>
+              </w:rPr>
+              <w:t>2.6.2. Sắp xếp nước đi (MVV-LVA, nước sát thủ, heuristic lịch sử, nước từ bảng băm)</w:t>
             </w:r>
             <w:r>
               <w:rPr>
@@ -2598,7 +2915,7 @@
               <w:rPr>
                 <w:noProof/>
               </w:rPr>
-              <w:instrText xml:space="preserve"> PAGEREF _Toc244028871 \h </w:instrText>
+              <w:instrText xml:space="preserve"> PAGEREF _Toc244203065 \h </w:instrText>
             </w:r>
             <w:r>
               <w:rPr>
@@ -2615,7 +2932,7 @@
               <w:rPr>
                 <w:noProof/>
               </w:rPr>
-              <w:t>16</w:t>
+              <w:t>17</w:t>
             </w:r>
             <w:r>
               <w:rPr>
@@ -2629,18 +2946,24 @@
           <w:pPr>
             <w:pStyle w:val="TOC3"/>
             <w:tabs>
-              <w:tab w:val="right" w:leader="dot" w:pos="9628"/>
+              <w:tab w:val="right" w:leader="dot" w:pos="9061"/>
             </w:tabs>
             <w:rPr>
+              <w:rFonts w:asciiTheme="minorHAnsi" w:eastAsiaTheme="minorEastAsia" w:hAnsiTheme="minorHAnsi" w:cstheme="minorBidi"/>
               <w:noProof/>
+              <w:kern w:val="2"/>
+              <w:sz w:val="24"/>
+              <w:szCs w:val="24"/>
+              <w14:ligatures w14:val="standardContextual"/>
             </w:rPr>
           </w:pPr>
-          <w:hyperlink w:anchor="_Toc244028872" w:history="1">
-            <w:r>
-              <w:rPr>
-                <w:noProof/>
-              </w:rPr>
-              <w:t>2.6.3. Trạng thái lặp lại (transposition) → Bảng chuyển vị với khoá Zobrist</w:t>
+          <w:hyperlink w:anchor="_Toc244203066" w:history="1">
+            <w:r>
+              <w:rPr>
+                <w:rStyle w:val="Hyperlink"/>
+                <w:noProof/>
+              </w:rPr>
+              <w:t>2.6.3. Bảng chuyển vị với khoá Zobrist</w:t>
             </w:r>
             <w:r>
               <w:rPr>
@@ -2658,7 +2981,7 @@
               <w:rPr>
                 <w:noProof/>
               </w:rPr>
-              <w:instrText xml:space="preserve"> PAGEREF _Toc244028872 \h </w:instrText>
+              <w:instrText xml:space="preserve"> PAGEREF _Toc244203066 \h </w:instrText>
             </w:r>
             <w:r>
               <w:rPr>
@@ -2675,7 +2998,7 @@
               <w:rPr>
                 <w:noProof/>
               </w:rPr>
-              <w:t>16</w:t>
+              <w:t>17</w:t>
             </w:r>
             <w:r>
               <w:rPr>
@@ -2689,18 +3012,24 @@
           <w:pPr>
             <w:pStyle w:val="TOC3"/>
             <w:tabs>
-              <w:tab w:val="right" w:leader="dot" w:pos="9628"/>
+              <w:tab w:val="right" w:leader="dot" w:pos="9061"/>
             </w:tabs>
             <w:rPr>
+              <w:rFonts w:asciiTheme="minorHAnsi" w:eastAsiaTheme="minorEastAsia" w:hAnsiTheme="minorHAnsi" w:cstheme="minorBidi"/>
               <w:noProof/>
+              <w:kern w:val="2"/>
+              <w:sz w:val="24"/>
+              <w:szCs w:val="24"/>
+              <w14:ligatures w14:val="standardContextual"/>
             </w:rPr>
           </w:pPr>
-          <w:hyperlink w:anchor="_Toc244028873" w:history="1">
-            <w:r>
-              <w:rPr>
-                <w:noProof/>
-              </w:rPr>
-              <w:t>2.6.4. Giới hạn thời gian → Tìm kiếm sâu dần (Iterative Deepening)</w:t>
+          <w:hyperlink w:anchor="_Toc244203067" w:history="1">
+            <w:r>
+              <w:rPr>
+                <w:rStyle w:val="Hyperlink"/>
+                <w:noProof/>
+              </w:rPr>
+              <w:t>2.6.4. Tìm kiếm sâu dần (Iterative Deepening)</w:t>
             </w:r>
             <w:r>
               <w:rPr>
@@ -2718,7 +3047,7 @@
               <w:rPr>
                 <w:noProof/>
               </w:rPr>
-              <w:instrText xml:space="preserve"> PAGEREF _Toc244028873 \h </w:instrText>
+              <w:instrText xml:space="preserve"> PAGEREF _Toc244203067 \h </w:instrText>
             </w:r>
             <w:r>
               <w:rPr>
@@ -2735,7 +3064,7 @@
               <w:rPr>
                 <w:noProof/>
               </w:rPr>
-              <w:t>17</w:t>
+              <w:t>18</w:t>
             </w:r>
             <w:r>
               <w:rPr>
@@ -2749,18 +3078,24 @@
           <w:pPr>
             <w:pStyle w:val="TOC3"/>
             <w:tabs>
-              <w:tab w:val="right" w:leader="dot" w:pos="9628"/>
+              <w:tab w:val="right" w:leader="dot" w:pos="9061"/>
             </w:tabs>
             <w:rPr>
+              <w:rFonts w:asciiTheme="minorHAnsi" w:eastAsiaTheme="minorEastAsia" w:hAnsiTheme="minorHAnsi" w:cstheme="minorBidi"/>
               <w:noProof/>
+              <w:kern w:val="2"/>
+              <w:sz w:val="24"/>
+              <w:szCs w:val="24"/>
+              <w14:ligatures w14:val="standardContextual"/>
             </w:rPr>
           </w:pPr>
-          <w:hyperlink w:anchor="_Toc244028874" w:history="1">
-            <w:r>
-              <w:rPr>
-                <w:noProof/>
-              </w:rPr>
-              <w:t>2.6.5. Cắt tỉa tiến → Null-move Pruning và bài toán Zugzwang</w:t>
+          <w:hyperlink w:anchor="_Toc244203068" w:history="1">
+            <w:r>
+              <w:rPr>
+                <w:rStyle w:val="Hyperlink"/>
+                <w:noProof/>
+              </w:rPr>
+              <w:t>2.6.5. Cắt tỉa Null-move (Null-move Pruning)</w:t>
             </w:r>
             <w:r>
               <w:rPr>
@@ -2778,7 +3113,7 @@
               <w:rPr>
                 <w:noProof/>
               </w:rPr>
-              <w:instrText xml:space="preserve"> PAGEREF _Toc244028874 \h </w:instrText>
+              <w:instrText xml:space="preserve"> PAGEREF _Toc244203068 \h </w:instrText>
             </w:r>
             <w:r>
               <w:rPr>
@@ -2795,7 +3130,7 @@
               <w:rPr>
                 <w:noProof/>
               </w:rPr>
-              <w:t>17</w:t>
+              <w:t>18</w:t>
             </w:r>
             <w:r>
               <w:rPr>
@@ -2809,18 +3144,24 @@
           <w:pPr>
             <w:pStyle w:val="TOC3"/>
             <w:tabs>
-              <w:tab w:val="right" w:leader="dot" w:pos="9628"/>
+              <w:tab w:val="right" w:leader="dot" w:pos="9061"/>
             </w:tabs>
             <w:rPr>
+              <w:rFonts w:asciiTheme="minorHAnsi" w:eastAsiaTheme="minorEastAsia" w:hAnsiTheme="minorHAnsi" w:cstheme="minorBidi"/>
               <w:noProof/>
+              <w:kern w:val="2"/>
+              <w:sz w:val="24"/>
+              <w:szCs w:val="24"/>
+              <w14:ligatures w14:val="standardContextual"/>
             </w:rPr>
           </w:pPr>
-          <w:hyperlink w:anchor="_Toc244028875" w:history="1">
-            <w:r>
-              <w:rPr>
-                <w:noProof/>
-              </w:rPr>
-              <w:t>2.6.6. Chọn đường chiếu hết ngắn nhất → Điểm chiếu hết theo khoảng cách</w:t>
+          <w:hyperlink w:anchor="_Toc244203069" w:history="1">
+            <w:r>
+              <w:rPr>
+                <w:rStyle w:val="Hyperlink"/>
+                <w:noProof/>
+              </w:rPr>
+              <w:t>2.6.6. Điểm chiếu hết theo khoảng cách</w:t>
             </w:r>
             <w:r>
               <w:rPr>
@@ -2838,7 +3179,7 @@
               <w:rPr>
                 <w:noProof/>
               </w:rPr>
-              <w:instrText xml:space="preserve"> PAGEREF _Toc244028875 \h </w:instrText>
+              <w:instrText xml:space="preserve"> PAGEREF _Toc244203069 \h </w:instrText>
             </w:r>
             <w:r>
               <w:rPr>
@@ -2855,7 +3196,7 @@
               <w:rPr>
                 <w:noProof/>
               </w:rPr>
-              <w:t>17</w:t>
+              <w:t>19</w:t>
             </w:r>
             <w:r>
               <w:rPr>
@@ -2869,18 +3210,24 @@
           <w:pPr>
             <w:pStyle w:val="TOC3"/>
             <w:tabs>
-              <w:tab w:val="right" w:leader="dot" w:pos="9628"/>
+              <w:tab w:val="right" w:leader="dot" w:pos="9061"/>
             </w:tabs>
             <w:rPr>
+              <w:rFonts w:asciiTheme="minorHAnsi" w:eastAsiaTheme="minorEastAsia" w:hAnsiTheme="minorHAnsi" w:cstheme="minorBidi"/>
               <w:noProof/>
+              <w:kern w:val="2"/>
+              <w:sz w:val="24"/>
+              <w:szCs w:val="24"/>
+              <w14:ligatures w14:val="standardContextual"/>
             </w:rPr>
           </w:pPr>
-          <w:hyperlink w:anchor="_Toc244028876" w:history="1">
-            <w:r>
-              <w:rPr>
-                <w:noProof/>
-              </w:rPr>
-              <w:t>2.6.7. Lặp thế cờ, chiếu mãi → Phát hiện lặp trong cây tìm kiếm</w:t>
+          <w:hyperlink w:anchor="_Toc244203070" w:history="1">
+            <w:r>
+              <w:rPr>
+                <w:rStyle w:val="Hyperlink"/>
+                <w:noProof/>
+              </w:rPr>
+              <w:t>2.6.7. Phát hiện lặp thế cờ trong cây tìm kiếm</w:t>
             </w:r>
             <w:r>
               <w:rPr>
@@ -2898,7 +3245,7 @@
               <w:rPr>
                 <w:noProof/>
               </w:rPr>
-              <w:instrText xml:space="preserve"> PAGEREF _Toc244028876 \h </w:instrText>
+              <w:instrText xml:space="preserve"> PAGEREF _Toc244203070 \h </w:instrText>
             </w:r>
             <w:r>
               <w:rPr>
@@ -2915,7 +3262,7 @@
               <w:rPr>
                 <w:noProof/>
               </w:rPr>
-              <w:t>18</w:t>
+              <w:t>19</w:t>
             </w:r>
             <w:r>
               <w:rPr>
@@ -2929,15 +3276,23 @@
           <w:pPr>
             <w:pStyle w:val="TOC1"/>
             <w:tabs>
-              <w:tab w:val="right" w:leader="dot" w:pos="9628"/>
+              <w:tab w:val="right" w:leader="dot" w:pos="9061"/>
             </w:tabs>
             <w:rPr>
+              <w:rFonts w:asciiTheme="minorHAnsi" w:eastAsiaTheme="minorEastAsia" w:hAnsiTheme="minorHAnsi" w:cstheme="minorBidi"/>
+              <w:b w:val="0"/>
+              <w:bCs w:val="0"/>
               <w:noProof/>
+              <w:kern w:val="2"/>
+              <w:sz w:val="24"/>
+              <w:szCs w:val="24"/>
+              <w14:ligatures w14:val="standardContextual"/>
             </w:rPr>
           </w:pPr>
-          <w:hyperlink w:anchor="_Toc244028877" w:history="1">
-            <w:r>
-              <w:rPr>
+          <w:hyperlink w:anchor="_Toc244203071" w:history="1">
+            <w:r>
+              <w:rPr>
+                <w:rStyle w:val="Hyperlink"/>
                 <w:noProof/>
               </w:rPr>
               <w:t>CHƯƠNG 3. THIẾT KẾ VÀ CÀI ĐẶT</w:t>
@@ -2958,7 +3313,7 @@
               <w:rPr>
                 <w:noProof/>
               </w:rPr>
-              <w:instrText xml:space="preserve"> PAGEREF _Toc244028877 \h </w:instrText>
+              <w:instrText xml:space="preserve"> PAGEREF _Toc244203071 \h </w:instrText>
             </w:r>
             <w:r>
               <w:rPr>
@@ -2975,7 +3330,7 @@
               <w:rPr>
                 <w:noProof/>
               </w:rPr>
-              <w:t>19</w:t>
+              <w:t>20</w:t>
             </w:r>
             <w:r>
               <w:rPr>
@@ -2989,15 +3344,21 @@
           <w:pPr>
             <w:pStyle w:val="TOC2"/>
             <w:tabs>
-              <w:tab w:val="right" w:leader="dot" w:pos="9628"/>
+              <w:tab w:val="right" w:leader="dot" w:pos="9061"/>
             </w:tabs>
             <w:rPr>
+              <w:rFonts w:asciiTheme="minorHAnsi" w:eastAsiaTheme="minorEastAsia" w:hAnsiTheme="minorHAnsi" w:cstheme="minorBidi"/>
               <w:noProof/>
+              <w:kern w:val="2"/>
+              <w:sz w:val="24"/>
+              <w:szCs w:val="24"/>
+              <w14:ligatures w14:val="standardContextual"/>
             </w:rPr>
           </w:pPr>
-          <w:hyperlink w:anchor="_Toc244028878" w:history="1">
-            <w:r>
-              <w:rPr>
+          <w:hyperlink w:anchor="_Toc244203072" w:history="1">
+            <w:r>
+              <w:rPr>
+                <w:rStyle w:val="Hyperlink"/>
                 <w:noProof/>
               </w:rPr>
               <w:t>3.1. Kiến trúc tổng thể</w:t>
@@ -3018,7 +3379,7 @@
               <w:rPr>
                 <w:noProof/>
               </w:rPr>
-              <w:instrText xml:space="preserve"> PAGEREF _Toc244028878 \h </w:instrText>
+              <w:instrText xml:space="preserve"> PAGEREF _Toc244203072 \h </w:instrText>
             </w:r>
             <w:r>
               <w:rPr>
@@ -3035,7 +3396,7 @@
               <w:rPr>
                 <w:noProof/>
               </w:rPr>
-              <w:t>19</w:t>
+              <w:t>20</w:t>
             </w:r>
             <w:r>
               <w:rPr>
@@ -3049,15 +3410,21 @@
           <w:pPr>
             <w:pStyle w:val="TOC3"/>
             <w:tabs>
-              <w:tab w:val="right" w:leader="dot" w:pos="9628"/>
+              <w:tab w:val="right" w:leader="dot" w:pos="9061"/>
             </w:tabs>
             <w:rPr>
+              <w:rFonts w:asciiTheme="minorHAnsi" w:eastAsiaTheme="minorEastAsia" w:hAnsiTheme="minorHAnsi" w:cstheme="minorBidi"/>
               <w:noProof/>
+              <w:kern w:val="2"/>
+              <w:sz w:val="24"/>
+              <w:szCs w:val="24"/>
+              <w14:ligatures w14:val="standardContextual"/>
             </w:rPr>
           </w:pPr>
-          <w:hyperlink w:anchor="_Toc244028879" w:history="1">
-            <w:r>
-              <w:rPr>
+          <w:hyperlink w:anchor="_Toc244203073" w:history="1">
+            <w:r>
+              <w:rPr>
+                <w:rStyle w:val="Hyperlink"/>
                 <w:noProof/>
               </w:rPr>
               <w:t>3.1.1. Các gói và vai trò</w:t>
@@ -3078,7 +3445,7 @@
               <w:rPr>
                 <w:noProof/>
               </w:rPr>
-              <w:instrText xml:space="preserve"> PAGEREF _Toc244028879 \h </w:instrText>
+              <w:instrText xml:space="preserve"> PAGEREF _Toc244203073 \h </w:instrText>
             </w:r>
             <w:r>
               <w:rPr>
@@ -3095,7 +3462,7 @@
               <w:rPr>
                 <w:noProof/>
               </w:rPr>
-              <w:t>19</w:t>
+              <w:t>20</w:t>
             </w:r>
             <w:r>
               <w:rPr>
@@ -3109,15 +3476,21 @@
           <w:pPr>
             <w:pStyle w:val="TOC3"/>
             <w:tabs>
-              <w:tab w:val="right" w:leader="dot" w:pos="9628"/>
+              <w:tab w:val="right" w:leader="dot" w:pos="9061"/>
             </w:tabs>
             <w:rPr>
+              <w:rFonts w:asciiTheme="minorHAnsi" w:eastAsiaTheme="minorEastAsia" w:hAnsiTheme="minorHAnsi" w:cstheme="minorBidi"/>
               <w:noProof/>
+              <w:kern w:val="2"/>
+              <w:sz w:val="24"/>
+              <w:szCs w:val="24"/>
+              <w14:ligatures w14:val="standardContextual"/>
             </w:rPr>
           </w:pPr>
-          <w:hyperlink w:anchor="_Toc244028880" w:history="1">
-            <w:r>
-              <w:rPr>
+          <w:hyperlink w:anchor="_Toc244203074" w:history="1">
+            <w:r>
+              <w:rPr>
+                <w:rStyle w:val="Hyperlink"/>
                 <w:noProof/>
               </w:rPr>
               <w:t>3.1.2. Luồng một lượt của máy</w:t>
@@ -3138,7 +3511,7 @@
               <w:rPr>
                 <w:noProof/>
               </w:rPr>
-              <w:instrText xml:space="preserve"> PAGEREF _Toc244028880 \h </w:instrText>
+              <w:instrText xml:space="preserve"> PAGEREF _Toc244203074 \h </w:instrText>
             </w:r>
             <w:r>
               <w:rPr>
@@ -3155,7 +3528,7 @@
               <w:rPr>
                 <w:noProof/>
               </w:rPr>
-              <w:t>19</w:t>
+              <w:t>20</w:t>
             </w:r>
             <w:r>
               <w:rPr>
@@ -3169,15 +3542,21 @@
           <w:pPr>
             <w:pStyle w:val="TOC2"/>
             <w:tabs>
-              <w:tab w:val="right" w:leader="dot" w:pos="9628"/>
+              <w:tab w:val="right" w:leader="dot" w:pos="9061"/>
             </w:tabs>
             <w:rPr>
+              <w:rFonts w:asciiTheme="minorHAnsi" w:eastAsiaTheme="minorEastAsia" w:hAnsiTheme="minorHAnsi" w:cstheme="minorBidi"/>
               <w:noProof/>
+              <w:kern w:val="2"/>
+              <w:sz w:val="24"/>
+              <w:szCs w:val="24"/>
+              <w14:ligatures w14:val="standardContextual"/>
             </w:rPr>
           </w:pPr>
-          <w:hyperlink w:anchor="_Toc244028881" w:history="1">
-            <w:r>
-              <w:rPr>
+          <w:hyperlink w:anchor="_Toc244203075" w:history="1">
+            <w:r>
+              <w:rPr>
+                <w:rStyle w:val="Hyperlink"/>
                 <w:noProof/>
               </w:rPr>
               <w:t>3.2. Biểu diễn bàn cờ và nước đi</w:t>
@@ -3198,7 +3577,7 @@
               <w:rPr>
                 <w:noProof/>
               </w:rPr>
-              <w:instrText xml:space="preserve"> PAGEREF _Toc244028881 \h </w:instrText>
+              <w:instrText xml:space="preserve"> PAGEREF _Toc244203075 \h </w:instrText>
             </w:r>
             <w:r>
               <w:rPr>
@@ -3215,7 +3594,7 @@
               <w:rPr>
                 <w:noProof/>
               </w:rPr>
-              <w:t>20</w:t>
+              <w:t>21</w:t>
             </w:r>
             <w:r>
               <w:rPr>
@@ -3229,15 +3608,21 @@
           <w:pPr>
             <w:pStyle w:val="TOC2"/>
             <w:tabs>
-              <w:tab w:val="right" w:leader="dot" w:pos="9628"/>
+              <w:tab w:val="right" w:leader="dot" w:pos="9061"/>
             </w:tabs>
             <w:rPr>
+              <w:rFonts w:asciiTheme="minorHAnsi" w:eastAsiaTheme="minorEastAsia" w:hAnsiTheme="minorHAnsi" w:cstheme="minorBidi"/>
               <w:noProof/>
+              <w:kern w:val="2"/>
+              <w:sz w:val="24"/>
+              <w:szCs w:val="24"/>
+              <w14:ligatures w14:val="standardContextual"/>
             </w:rPr>
           </w:pPr>
-          <w:hyperlink w:anchor="_Toc244028882" w:history="1">
-            <w:r>
-              <w:rPr>
+          <w:hyperlink w:anchor="_Toc244203076" w:history="1">
+            <w:r>
+              <w:rPr>
+                <w:rStyle w:val="Hyperlink"/>
                 <w:noProof/>
               </w:rPr>
               <w:t>3.3. Luật chơi (Rules)</w:t>
@@ -3258,7 +3643,7 @@
               <w:rPr>
                 <w:noProof/>
               </w:rPr>
-              <w:instrText xml:space="preserve"> PAGEREF _Toc244028882 \h </w:instrText>
+              <w:instrText xml:space="preserve"> PAGEREF _Toc244203076 \h </w:instrText>
             </w:r>
             <w:r>
               <w:rPr>
@@ -3275,7 +3660,7 @@
               <w:rPr>
                 <w:noProof/>
               </w:rPr>
-              <w:t>21</w:t>
+              <w:t>22</w:t>
             </w:r>
             <w:r>
               <w:rPr>
@@ -3289,15 +3674,21 @@
           <w:pPr>
             <w:pStyle w:val="TOC2"/>
             <w:tabs>
-              <w:tab w:val="right" w:leader="dot" w:pos="9628"/>
+              <w:tab w:val="right" w:leader="dot" w:pos="9061"/>
             </w:tabs>
             <w:rPr>
+              <w:rFonts w:asciiTheme="minorHAnsi" w:eastAsiaTheme="minorEastAsia" w:hAnsiTheme="minorHAnsi" w:cstheme="minorBidi"/>
               <w:noProof/>
+              <w:kern w:val="2"/>
+              <w:sz w:val="24"/>
+              <w:szCs w:val="24"/>
+              <w14:ligatures w14:val="standardContextual"/>
             </w:rPr>
           </w:pPr>
-          <w:hyperlink w:anchor="_Toc244028883" w:history="1">
-            <w:r>
-              <w:rPr>
+          <w:hyperlink w:anchor="_Toc244203077" w:history="1">
+            <w:r>
+              <w:rPr>
+                <w:rStyle w:val="Hyperlink"/>
                 <w:noProof/>
               </w:rPr>
               <w:t>3.4. Hàm đánh giá (Evaluation)</w:t>
@@ -3318,7 +3709,7 @@
               <w:rPr>
                 <w:noProof/>
               </w:rPr>
-              <w:instrText xml:space="preserve"> PAGEREF _Toc244028883 \h </w:instrText>
+              <w:instrText xml:space="preserve"> PAGEREF _Toc244203077 \h </w:instrText>
             </w:r>
             <w:r>
               <w:rPr>
@@ -3335,7 +3726,7 @@
               <w:rPr>
                 <w:noProof/>
               </w:rPr>
-              <w:t>22</w:t>
+              <w:t>23</w:t>
             </w:r>
             <w:r>
               <w:rPr>
@@ -3349,15 +3740,21 @@
           <w:pPr>
             <w:pStyle w:val="TOC2"/>
             <w:tabs>
-              <w:tab w:val="right" w:leader="dot" w:pos="9628"/>
+              <w:tab w:val="right" w:leader="dot" w:pos="9061"/>
             </w:tabs>
             <w:rPr>
+              <w:rFonts w:asciiTheme="minorHAnsi" w:eastAsiaTheme="minorEastAsia" w:hAnsiTheme="minorHAnsi" w:cstheme="minorBidi"/>
               <w:noProof/>
+              <w:kern w:val="2"/>
+              <w:sz w:val="24"/>
+              <w:szCs w:val="24"/>
+              <w14:ligatures w14:val="standardContextual"/>
             </w:rPr>
           </w:pPr>
-          <w:hyperlink w:anchor="_Toc244028884" w:history="1">
-            <w:r>
-              <w:rPr>
+          <w:hyperlink w:anchor="_Toc244203078" w:history="1">
+            <w:r>
+              <w:rPr>
+                <w:rStyle w:val="Hyperlink"/>
                 <w:noProof/>
               </w:rPr>
               <w:t>3.5. Khung tìm kiếm dùng chung</w:t>
@@ -3378,7 +3775,7 @@
               <w:rPr>
                 <w:noProof/>
               </w:rPr>
-              <w:instrText xml:space="preserve"> PAGEREF _Toc244028884 \h </w:instrText>
+              <w:instrText xml:space="preserve"> PAGEREF _Toc244203078 \h </w:instrText>
             </w:r>
             <w:r>
               <w:rPr>
@@ -3395,7 +3792,7 @@
               <w:rPr>
                 <w:noProof/>
               </w:rPr>
-              <w:t>22</w:t>
+              <w:t>24</w:t>
             </w:r>
             <w:r>
               <w:rPr>
@@ -3409,15 +3806,21 @@
           <w:pPr>
             <w:pStyle w:val="TOC3"/>
             <w:tabs>
-              <w:tab w:val="right" w:leader="dot" w:pos="9628"/>
+              <w:tab w:val="right" w:leader="dot" w:pos="9061"/>
             </w:tabs>
             <w:rPr>
+              <w:rFonts w:asciiTheme="minorHAnsi" w:eastAsiaTheme="minorEastAsia" w:hAnsiTheme="minorHAnsi" w:cstheme="minorBidi"/>
               <w:noProof/>
+              <w:kern w:val="2"/>
+              <w:sz w:val="24"/>
+              <w:szCs w:val="24"/>
+              <w14:ligatures w14:val="standardContextual"/>
             </w:rPr>
           </w:pPr>
-          <w:hyperlink w:anchor="_Toc244028885" w:history="1">
-            <w:r>
-              <w:rPr>
+          <w:hyperlink w:anchor="_Toc244203079" w:history="1">
+            <w:r>
+              <w:rPr>
+                <w:rStyle w:val="Hyperlink"/>
                 <w:noProof/>
               </w:rPr>
               <w:t>3.5.1. Ý tưởng thiết kế</w:t>
@@ -3438,7 +3841,7 @@
               <w:rPr>
                 <w:noProof/>
               </w:rPr>
-              <w:instrText xml:space="preserve"> PAGEREF _Toc244028885 \h </w:instrText>
+              <w:instrText xml:space="preserve"> PAGEREF _Toc244203079 \h </w:instrText>
             </w:r>
             <w:r>
               <w:rPr>
@@ -3455,7 +3858,7 @@
               <w:rPr>
                 <w:noProof/>
               </w:rPr>
-              <w:t>22</w:t>
+              <w:t>24</w:t>
             </w:r>
             <w:r>
               <w:rPr>
@@ -3469,15 +3872,21 @@
           <w:pPr>
             <w:pStyle w:val="TOC3"/>
             <w:tabs>
-              <w:tab w:val="right" w:leader="dot" w:pos="9628"/>
+              <w:tab w:val="right" w:leader="dot" w:pos="9061"/>
             </w:tabs>
             <w:rPr>
+              <w:rFonts w:asciiTheme="minorHAnsi" w:eastAsiaTheme="minorEastAsia" w:hAnsiTheme="minorHAnsi" w:cstheme="minorBidi"/>
               <w:noProof/>
+              <w:kern w:val="2"/>
+              <w:sz w:val="24"/>
+              <w:szCs w:val="24"/>
+              <w14:ligatures w14:val="standardContextual"/>
             </w:rPr>
           </w:pPr>
-          <w:hyperlink w:anchor="_Toc244028886" w:history="1">
-            <w:r>
-              <w:rPr>
+          <w:hyperlink w:anchor="_Toc244203080" w:history="1">
+            <w:r>
+              <w:rPr>
+                <w:rStyle w:val="Hyperlink"/>
                 <w:noProof/>
               </w:rPr>
               <w:t>3.5.2. Giao diện trò chơi GameState</w:t>
@@ -3498,7 +3907,7 @@
               <w:rPr>
                 <w:noProof/>
               </w:rPr>
-              <w:instrText xml:space="preserve"> PAGEREF _Toc244028886 \h </w:instrText>
+              <w:instrText xml:space="preserve"> PAGEREF _Toc244203080 \h </w:instrText>
             </w:r>
             <w:r>
               <w:rPr>
@@ -3515,7 +3924,7 @@
               <w:rPr>
                 <w:noProof/>
               </w:rPr>
-              <w:t>23</w:t>
+              <w:t>24</w:t>
             </w:r>
             <w:r>
               <w:rPr>
@@ -3529,15 +3938,21 @@
           <w:pPr>
             <w:pStyle w:val="TOC3"/>
             <w:tabs>
-              <w:tab w:val="right" w:leader="dot" w:pos="9628"/>
+              <w:tab w:val="right" w:leader="dot" w:pos="9061"/>
             </w:tabs>
             <w:rPr>
+              <w:rFonts w:asciiTheme="minorHAnsi" w:eastAsiaTheme="minorEastAsia" w:hAnsiTheme="minorHAnsi" w:cstheme="minorBidi"/>
               <w:noProof/>
+              <w:kern w:val="2"/>
+              <w:sz w:val="24"/>
+              <w:szCs w:val="24"/>
+              <w14:ligatures w14:val="standardContextual"/>
             </w:rPr>
           </w:pPr>
-          <w:hyperlink w:anchor="_Toc244028887" w:history="1">
-            <w:r>
-              <w:rPr>
+          <w:hyperlink w:anchor="_Toc244203081" w:history="1">
+            <w:r>
+              <w:rPr>
+                <w:rStyle w:val="Hyperlink"/>
                 <w:noProof/>
               </w:rPr>
               <w:t>3.5.3. Thuật toán dùng chung GameSearch</w:t>
@@ -3558,7 +3973,7 @@
               <w:rPr>
                 <w:noProof/>
               </w:rPr>
-              <w:instrText xml:space="preserve"> PAGEREF _Toc244028887 \h </w:instrText>
+              <w:instrText xml:space="preserve"> PAGEREF _Toc244203081 \h </w:instrText>
             </w:r>
             <w:r>
               <w:rPr>
@@ -3575,7 +3990,7 @@
               <w:rPr>
                 <w:noProof/>
               </w:rPr>
-              <w:t>23</w:t>
+              <w:t>24</w:t>
             </w:r>
             <w:r>
               <w:rPr>
@@ -3589,15 +4004,21 @@
           <w:pPr>
             <w:pStyle w:val="TOC2"/>
             <w:tabs>
-              <w:tab w:val="right" w:leader="dot" w:pos="9628"/>
+              <w:tab w:val="right" w:leader="dot" w:pos="9061"/>
             </w:tabs>
             <w:rPr>
+              <w:rFonts w:asciiTheme="minorHAnsi" w:eastAsiaTheme="minorEastAsia" w:hAnsiTheme="minorHAnsi" w:cstheme="minorBidi"/>
               <w:noProof/>
+              <w:kern w:val="2"/>
+              <w:sz w:val="24"/>
+              <w:szCs w:val="24"/>
+              <w14:ligatures w14:val="standardContextual"/>
             </w:rPr>
           </w:pPr>
-          <w:hyperlink w:anchor="_Toc244028888" w:history="1">
-            <w:r>
-              <w:rPr>
+          <w:hyperlink w:anchor="_Toc244203082" w:history="1">
+            <w:r>
+              <w:rPr>
+                <w:rStyle w:val="Hyperlink"/>
                 <w:noProof/>
               </w:rPr>
               <w:t>3.6. Thuật toán Minimax</w:t>
@@ -3618,7 +4039,7 @@
               <w:rPr>
                 <w:noProof/>
               </w:rPr>
-              <w:instrText xml:space="preserve"> PAGEREF _Toc244028888 \h </w:instrText>
+              <w:instrText xml:space="preserve"> PAGEREF _Toc244203082 \h </w:instrText>
             </w:r>
             <w:r>
               <w:rPr>
@@ -3635,7 +4056,7 @@
               <w:rPr>
                 <w:noProof/>
               </w:rPr>
-              <w:t>25</w:t>
+              <w:t>26</w:t>
             </w:r>
             <w:r>
               <w:rPr>
@@ -3649,15 +4070,21 @@
           <w:pPr>
             <w:pStyle w:val="TOC3"/>
             <w:tabs>
-              <w:tab w:val="right" w:leader="dot" w:pos="9628"/>
+              <w:tab w:val="right" w:leader="dot" w:pos="9061"/>
             </w:tabs>
             <w:rPr>
+              <w:rFonts w:asciiTheme="minorHAnsi" w:eastAsiaTheme="minorEastAsia" w:hAnsiTheme="minorHAnsi" w:cstheme="minorBidi"/>
               <w:noProof/>
+              <w:kern w:val="2"/>
+              <w:sz w:val="24"/>
+              <w:szCs w:val="24"/>
+              <w14:ligatures w14:val="standardContextual"/>
             </w:rPr>
           </w:pPr>
-          <w:hyperlink w:anchor="_Toc244028889" w:history="1">
-            <w:r>
-              <w:rPr>
+          <w:hyperlink w:anchor="_Toc244203083" w:history="1">
+            <w:r>
+              <w:rPr>
+                <w:rStyle w:val="Hyperlink"/>
                 <w:noProof/>
               </w:rPr>
               <w:t>3.6.1. Cài đặt</w:t>
@@ -3678,7 +4105,7 @@
               <w:rPr>
                 <w:noProof/>
               </w:rPr>
-              <w:instrText xml:space="preserve"> PAGEREF _Toc244028889 \h </w:instrText>
+              <w:instrText xml:space="preserve"> PAGEREF _Toc244203083 \h </w:instrText>
             </w:r>
             <w:r>
               <w:rPr>
@@ -3695,7 +4122,7 @@
               <w:rPr>
                 <w:noProof/>
               </w:rPr>
-              <w:t>25</w:t>
+              <w:t>26</w:t>
             </w:r>
             <w:r>
               <w:rPr>
@@ -3709,15 +4136,21 @@
           <w:pPr>
             <w:pStyle w:val="TOC3"/>
             <w:tabs>
-              <w:tab w:val="right" w:leader="dot" w:pos="9628"/>
+              <w:tab w:val="right" w:leader="dot" w:pos="9061"/>
             </w:tabs>
             <w:rPr>
+              <w:rFonts w:asciiTheme="minorHAnsi" w:eastAsiaTheme="minorEastAsia" w:hAnsiTheme="minorHAnsi" w:cstheme="minorBidi"/>
               <w:noProof/>
+              <w:kern w:val="2"/>
+              <w:sz w:val="24"/>
+              <w:szCs w:val="24"/>
+              <w14:ligatures w14:val="standardContextual"/>
             </w:rPr>
           </w:pPr>
-          <w:hyperlink w:anchor="_Toc244028890" w:history="1">
-            <w:r>
-              <w:rPr>
+          <w:hyperlink w:anchor="_Toc244203084" w:history="1">
+            <w:r>
+              <w:rPr>
+                <w:rStyle w:val="Hyperlink"/>
                 <w:noProof/>
               </w:rPr>
               <w:t>3.6.2. Quan hệ với khung dùng chung</w:t>
@@ -3738,7 +4171,7 @@
               <w:rPr>
                 <w:noProof/>
               </w:rPr>
-              <w:instrText xml:space="preserve"> PAGEREF _Toc244028890 \h </w:instrText>
+              <w:instrText xml:space="preserve"> PAGEREF _Toc244203084 \h </w:instrText>
             </w:r>
             <w:r>
               <w:rPr>
@@ -3755,7 +4188,7 @@
               <w:rPr>
                 <w:noProof/>
               </w:rPr>
-              <w:t>25</w:t>
+              <w:t>27</w:t>
             </w:r>
             <w:r>
               <w:rPr>
@@ -3769,15 +4202,21 @@
           <w:pPr>
             <w:pStyle w:val="TOC3"/>
             <w:tabs>
-              <w:tab w:val="right" w:leader="dot" w:pos="9628"/>
+              <w:tab w:val="right" w:leader="dot" w:pos="9061"/>
             </w:tabs>
             <w:rPr>
+              <w:rFonts w:asciiTheme="minorHAnsi" w:eastAsiaTheme="minorEastAsia" w:hAnsiTheme="minorHAnsi" w:cstheme="minorBidi"/>
               <w:noProof/>
+              <w:kern w:val="2"/>
+              <w:sz w:val="24"/>
+              <w:szCs w:val="24"/>
+              <w14:ligatures w14:val="standardContextual"/>
             </w:rPr>
           </w:pPr>
-          <w:hyperlink w:anchor="_Toc244028891" w:history="1">
-            <w:r>
-              <w:rPr>
+          <w:hyperlink w:anchor="_Toc244203085" w:history="1">
+            <w:r>
+              <w:rPr>
+                <w:rStyle w:val="Hyperlink"/>
                 <w:noProof/>
               </w:rPr>
               <w:t>3.6.3. Ví dụ và kiểm chứng tương đương với Negamax</w:t>
@@ -3798,7 +4237,7 @@
               <w:rPr>
                 <w:noProof/>
               </w:rPr>
-              <w:instrText xml:space="preserve"> PAGEREF _Toc244028891 \h </w:instrText>
+              <w:instrText xml:space="preserve"> PAGEREF _Toc244203085 \h </w:instrText>
             </w:r>
             <w:r>
               <w:rPr>
@@ -3815,7 +4254,7 @@
               <w:rPr>
                 <w:noProof/>
               </w:rPr>
-              <w:t>26</w:t>
+              <w:t>27</w:t>
             </w:r>
             <w:r>
               <w:rPr>
@@ -3829,15 +4268,21 @@
           <w:pPr>
             <w:pStyle w:val="TOC2"/>
             <w:tabs>
-              <w:tab w:val="right" w:leader="dot" w:pos="9628"/>
+              <w:tab w:val="right" w:leader="dot" w:pos="9061"/>
             </w:tabs>
             <w:rPr>
+              <w:rFonts w:asciiTheme="minorHAnsi" w:eastAsiaTheme="minorEastAsia" w:hAnsiTheme="minorHAnsi" w:cstheme="minorBidi"/>
               <w:noProof/>
+              <w:kern w:val="2"/>
+              <w:sz w:val="24"/>
+              <w:szCs w:val="24"/>
+              <w14:ligatures w14:val="standardContextual"/>
             </w:rPr>
           </w:pPr>
-          <w:hyperlink w:anchor="_Toc244028892" w:history="1">
-            <w:r>
-              <w:rPr>
+          <w:hyperlink w:anchor="_Toc244203086" w:history="1">
+            <w:r>
+              <w:rPr>
+                <w:rStyle w:val="Hyperlink"/>
                 <w:noProof/>
               </w:rPr>
               <w:t>3.7. Thuật toán Negamax</w:t>
@@ -3858,7 +4303,7 @@
               <w:rPr>
                 <w:noProof/>
               </w:rPr>
-              <w:instrText xml:space="preserve"> PAGEREF _Toc244028892 \h </w:instrText>
+              <w:instrText xml:space="preserve"> PAGEREF _Toc244203086 \h </w:instrText>
             </w:r>
             <w:r>
               <w:rPr>
@@ -3875,7 +4320,7 @@
               <w:rPr>
                 <w:noProof/>
               </w:rPr>
-              <w:t>26</w:t>
+              <w:t>28</w:t>
             </w:r>
             <w:r>
               <w:rPr>
@@ -3889,15 +4334,21 @@
           <w:pPr>
             <w:pStyle w:val="TOC3"/>
             <w:tabs>
-              <w:tab w:val="right" w:leader="dot" w:pos="9628"/>
+              <w:tab w:val="right" w:leader="dot" w:pos="9061"/>
             </w:tabs>
             <w:rPr>
+              <w:rFonts w:asciiTheme="minorHAnsi" w:eastAsiaTheme="minorEastAsia" w:hAnsiTheme="minorHAnsi" w:cstheme="minorBidi"/>
               <w:noProof/>
+              <w:kern w:val="2"/>
+              <w:sz w:val="24"/>
+              <w:szCs w:val="24"/>
+              <w14:ligatures w14:val="standardContextual"/>
             </w:rPr>
           </w:pPr>
-          <w:hyperlink w:anchor="_Toc244028893" w:history="1">
-            <w:r>
-              <w:rPr>
+          <w:hyperlink w:anchor="_Toc244203087" w:history="1">
+            <w:r>
+              <w:rPr>
+                <w:rStyle w:val="Hyperlink"/>
                 <w:noProof/>
               </w:rPr>
               <w:t>3.7.1. Cài đặt</w:t>
@@ -3918,7 +4369,7 @@
               <w:rPr>
                 <w:noProof/>
               </w:rPr>
-              <w:instrText xml:space="preserve"> PAGEREF _Toc244028893 \h </w:instrText>
+              <w:instrText xml:space="preserve"> PAGEREF _Toc244203087 \h </w:instrText>
             </w:r>
             <w:r>
               <w:rPr>
@@ -3935,7 +4386,7 @@
               <w:rPr>
                 <w:noProof/>
               </w:rPr>
-              <w:t>26</w:t>
+              <w:t>28</w:t>
             </w:r>
             <w:r>
               <w:rPr>
@@ -3949,15 +4400,21 @@
           <w:pPr>
             <w:pStyle w:val="TOC3"/>
             <w:tabs>
-              <w:tab w:val="right" w:leader="dot" w:pos="9628"/>
+              <w:tab w:val="right" w:leader="dot" w:pos="9061"/>
             </w:tabs>
             <w:rPr>
+              <w:rFonts w:asciiTheme="minorHAnsi" w:eastAsiaTheme="minorEastAsia" w:hAnsiTheme="minorHAnsi" w:cstheme="minorBidi"/>
               <w:noProof/>
+              <w:kern w:val="2"/>
+              <w:sz w:val="24"/>
+              <w:szCs w:val="24"/>
+              <w14:ligatures w14:val="standardContextual"/>
             </w:rPr>
           </w:pPr>
-          <w:hyperlink w:anchor="_Toc244028894" w:history="1">
-            <w:r>
-              <w:rPr>
+          <w:hyperlink w:anchor="_Toc244203088" w:history="1">
+            <w:r>
+              <w:rPr>
+                <w:rStyle w:val="Hyperlink"/>
                 <w:noProof/>
               </w:rPr>
               <w:t>3.7.2. Trạng thái cờ tướng cho thuật toán thuần: ChessState</w:t>
@@ -3978,7 +4435,7 @@
               <w:rPr>
                 <w:noProof/>
               </w:rPr>
-              <w:instrText xml:space="preserve"> PAGEREF _Toc244028894 \h </w:instrText>
+              <w:instrText xml:space="preserve"> PAGEREF _Toc244203088 \h </w:instrText>
             </w:r>
             <w:r>
               <w:rPr>
@@ -3995,7 +4452,7 @@
               <w:rPr>
                 <w:noProof/>
               </w:rPr>
-              <w:t>27</w:t>
+              <w:t>28</w:t>
             </w:r>
             <w:r>
               <w:rPr>
@@ -4009,15 +4466,21 @@
           <w:pPr>
             <w:pStyle w:val="TOC3"/>
             <w:tabs>
-              <w:tab w:val="right" w:leader="dot" w:pos="9628"/>
+              <w:tab w:val="right" w:leader="dot" w:pos="9061"/>
             </w:tabs>
             <w:rPr>
+              <w:rFonts w:asciiTheme="minorHAnsi" w:eastAsiaTheme="minorEastAsia" w:hAnsiTheme="minorHAnsi" w:cstheme="minorBidi"/>
               <w:noProof/>
+              <w:kern w:val="2"/>
+              <w:sz w:val="24"/>
+              <w:szCs w:val="24"/>
+              <w14:ligatures w14:val="standardContextual"/>
             </w:rPr>
           </w:pPr>
-          <w:hyperlink w:anchor="_Toc244028895" w:history="1">
-            <w:r>
-              <w:rPr>
+          <w:hyperlink w:anchor="_Toc244203089" w:history="1">
+            <w:r>
+              <w:rPr>
+                <w:rStyle w:val="Hyperlink"/>
                 <w:noProof/>
               </w:rPr>
               <w:t>3.7.3. Ví dụ và đặc điểm</w:t>
@@ -4038,7 +4501,7 @@
               <w:rPr>
                 <w:noProof/>
               </w:rPr>
-              <w:instrText xml:space="preserve"> PAGEREF _Toc244028895 \h </w:instrText>
+              <w:instrText xml:space="preserve"> PAGEREF _Toc244203089 \h </w:instrText>
             </w:r>
             <w:r>
               <w:rPr>
@@ -4055,7 +4518,7 @@
               <w:rPr>
                 <w:noProof/>
               </w:rPr>
-              <w:t>27</w:t>
+              <w:t>29</w:t>
             </w:r>
             <w:r>
               <w:rPr>
@@ -4069,15 +4532,21 @@
           <w:pPr>
             <w:pStyle w:val="TOC2"/>
             <w:tabs>
-              <w:tab w:val="right" w:leader="dot" w:pos="9628"/>
+              <w:tab w:val="right" w:leader="dot" w:pos="9061"/>
             </w:tabs>
             <w:rPr>
+              <w:rFonts w:asciiTheme="minorHAnsi" w:eastAsiaTheme="minorEastAsia" w:hAnsiTheme="minorHAnsi" w:cstheme="minorBidi"/>
               <w:noProof/>
+              <w:kern w:val="2"/>
+              <w:sz w:val="24"/>
+              <w:szCs w:val="24"/>
+              <w14:ligatures w14:val="standardContextual"/>
             </w:rPr>
           </w:pPr>
-          <w:hyperlink w:anchor="_Toc244028896" w:history="1">
-            <w:r>
-              <w:rPr>
+          <w:hyperlink w:anchor="_Toc244203090" w:history="1">
+            <w:r>
+              <w:rPr>
+                <w:rStyle w:val="Hyperlink"/>
                 <w:noProof/>
               </w:rPr>
               <w:t>3.8. Thuật toán Alpha-Beta</w:t>
@@ -4098,7 +4567,7 @@
               <w:rPr>
                 <w:noProof/>
               </w:rPr>
-              <w:instrText xml:space="preserve"> PAGEREF _Toc244028896 \h </w:instrText>
+              <w:instrText xml:space="preserve"> PAGEREF _Toc244203090 \h </w:instrText>
             </w:r>
             <w:r>
               <w:rPr>
@@ -4115,7 +4584,7 @@
               <w:rPr>
                 <w:noProof/>
               </w:rPr>
-              <w:t>28</w:t>
+              <w:t>29</w:t>
             </w:r>
             <w:r>
               <w:rPr>
@@ -4129,15 +4598,21 @@
           <w:pPr>
             <w:pStyle w:val="TOC3"/>
             <w:tabs>
-              <w:tab w:val="right" w:leader="dot" w:pos="9628"/>
+              <w:tab w:val="right" w:leader="dot" w:pos="9061"/>
             </w:tabs>
             <w:rPr>
+              <w:rFonts w:asciiTheme="minorHAnsi" w:eastAsiaTheme="minorEastAsia" w:hAnsiTheme="minorHAnsi" w:cstheme="minorBidi"/>
               <w:noProof/>
+              <w:kern w:val="2"/>
+              <w:sz w:val="24"/>
+              <w:szCs w:val="24"/>
+              <w14:ligatures w14:val="standardContextual"/>
             </w:rPr>
           </w:pPr>
-          <w:hyperlink w:anchor="_Toc244028897" w:history="1">
-            <w:r>
-              <w:rPr>
+          <w:hyperlink w:anchor="_Toc244203091" w:history="1">
+            <w:r>
+              <w:rPr>
+                <w:rStyle w:val="Hyperlink"/>
                 <w:noProof/>
               </w:rPr>
               <w:t>3.8.1. Cài đặt</w:t>
@@ -4158,7 +4633,7 @@
               <w:rPr>
                 <w:noProof/>
               </w:rPr>
-              <w:instrText xml:space="preserve"> PAGEREF _Toc244028897 \h </w:instrText>
+              <w:instrText xml:space="preserve"> PAGEREF _Toc244203091 \h </w:instrText>
             </w:r>
             <w:r>
               <w:rPr>
@@ -4175,7 +4650,7 @@
               <w:rPr>
                 <w:noProof/>
               </w:rPr>
-              <w:t>28</w:t>
+              <w:t>29</w:t>
             </w:r>
             <w:r>
               <w:rPr>
@@ -4189,15 +4664,21 @@
           <w:pPr>
             <w:pStyle w:val="TOC3"/>
             <w:tabs>
-              <w:tab w:val="right" w:leader="dot" w:pos="9628"/>
+              <w:tab w:val="right" w:leader="dot" w:pos="9061"/>
             </w:tabs>
             <w:rPr>
+              <w:rFonts w:asciiTheme="minorHAnsi" w:eastAsiaTheme="minorEastAsia" w:hAnsiTheme="minorHAnsi" w:cstheme="minorBidi"/>
               <w:noProof/>
+              <w:kern w:val="2"/>
+              <w:sz w:val="24"/>
+              <w:szCs w:val="24"/>
+              <w14:ligatures w14:val="standardContextual"/>
             </w:rPr>
           </w:pPr>
-          <w:hyperlink w:anchor="_Toc244028898" w:history="1">
-            <w:r>
-              <w:rPr>
+          <w:hyperlink w:anchor="_Toc244203092" w:history="1">
+            <w:r>
+              <w:rPr>
+                <w:rStyle w:val="Hyperlink"/>
                 <w:noProof/>
               </w:rPr>
               <w:t>3.8.2. Thứ tự nước đi trong Alpha-Beta thuần</w:t>
@@ -4218,7 +4699,7 @@
               <w:rPr>
                 <w:noProof/>
               </w:rPr>
-              <w:instrText xml:space="preserve"> PAGEREF _Toc244028898 \h </w:instrText>
+              <w:instrText xml:space="preserve"> PAGEREF _Toc244203092 \h </w:instrText>
             </w:r>
             <w:r>
               <w:rPr>
@@ -4235,7 +4716,7 @@
               <w:rPr>
                 <w:noProof/>
               </w:rPr>
-              <w:t>28</w:t>
+              <w:t>29</w:t>
             </w:r>
             <w:r>
               <w:rPr>
@@ -4249,15 +4730,21 @@
           <w:pPr>
             <w:pStyle w:val="TOC3"/>
             <w:tabs>
-              <w:tab w:val="right" w:leader="dot" w:pos="9628"/>
+              <w:tab w:val="right" w:leader="dot" w:pos="9061"/>
             </w:tabs>
             <w:rPr>
+              <w:rFonts w:asciiTheme="minorHAnsi" w:eastAsiaTheme="minorEastAsia" w:hAnsiTheme="minorHAnsi" w:cstheme="minorBidi"/>
               <w:noProof/>
+              <w:kern w:val="2"/>
+              <w:sz w:val="24"/>
+              <w:szCs w:val="24"/>
+              <w14:ligatures w14:val="standardContextual"/>
             </w:rPr>
           </w:pPr>
-          <w:hyperlink w:anchor="_Toc244028899" w:history="1">
-            <w:r>
-              <w:rPr>
+          <w:hyperlink w:anchor="_Toc244203093" w:history="1">
+            <w:r>
+              <w:rPr>
+                <w:rStyle w:val="Hyperlink"/>
                 <w:noProof/>
               </w:rPr>
               <w:t>3.8.3. Ví dụ: vết chạy trên cây giáo trình</w:t>
@@ -4278,7 +4765,7 @@
               <w:rPr>
                 <w:noProof/>
               </w:rPr>
-              <w:instrText xml:space="preserve"> PAGEREF _Toc244028899 \h </w:instrText>
+              <w:instrText xml:space="preserve"> PAGEREF _Toc244203093 \h </w:instrText>
             </w:r>
             <w:r>
               <w:rPr>
@@ -4295,7 +4782,7 @@
               <w:rPr>
                 <w:noProof/>
               </w:rPr>
-              <w:t>28</w:t>
+              <w:t>30</w:t>
             </w:r>
             <w:r>
               <w:rPr>
@@ -4309,15 +4796,21 @@
           <w:pPr>
             <w:pStyle w:val="TOC3"/>
             <w:tabs>
-              <w:tab w:val="right" w:leader="dot" w:pos="9628"/>
+              <w:tab w:val="right" w:leader="dot" w:pos="9061"/>
             </w:tabs>
             <w:rPr>
+              <w:rFonts w:asciiTheme="minorHAnsi" w:eastAsiaTheme="minorEastAsia" w:hAnsiTheme="minorHAnsi" w:cstheme="minorBidi"/>
               <w:noProof/>
+              <w:kern w:val="2"/>
+              <w:sz w:val="24"/>
+              <w:szCs w:val="24"/>
+              <w14:ligatures w14:val="standardContextual"/>
             </w:rPr>
           </w:pPr>
-          <w:hyperlink w:anchor="_Toc244028900" w:history="1">
-            <w:r>
-              <w:rPr>
+          <w:hyperlink w:anchor="_Toc244203094" w:history="1">
+            <w:r>
+              <w:rPr>
+                <w:rStyle w:val="Hyperlink"/>
                 <w:noProof/>
               </w:rPr>
               <w:t>3.8.4. Đặc điểm trong ứng dụng</w:t>
@@ -4338,7 +4831,7 @@
               <w:rPr>
                 <w:noProof/>
               </w:rPr>
-              <w:instrText xml:space="preserve"> PAGEREF _Toc244028900 \h </w:instrText>
+              <w:instrText xml:space="preserve"> PAGEREF _Toc244203094 \h </w:instrText>
             </w:r>
             <w:r>
               <w:rPr>
@@ -4355,7 +4848,7 @@
               <w:rPr>
                 <w:noProof/>
               </w:rPr>
-              <w:t>29</w:t>
+              <w:t>30</w:t>
             </w:r>
             <w:r>
               <w:rPr>
@@ -4369,15 +4862,21 @@
           <w:pPr>
             <w:pStyle w:val="TOC2"/>
             <w:tabs>
-              <w:tab w:val="right" w:leader="dot" w:pos="9628"/>
+              <w:tab w:val="right" w:leader="dot" w:pos="9061"/>
             </w:tabs>
             <w:rPr>
+              <w:rFonts w:asciiTheme="minorHAnsi" w:eastAsiaTheme="minorEastAsia" w:hAnsiTheme="minorHAnsi" w:cstheme="minorBidi"/>
               <w:noProof/>
+              <w:kern w:val="2"/>
+              <w:sz w:val="24"/>
+              <w:szCs w:val="24"/>
+              <w14:ligatures w14:val="standardContextual"/>
             </w:rPr>
           </w:pPr>
-          <w:hyperlink w:anchor="_Toc244028901" w:history="1">
-            <w:r>
-              <w:rPr>
+          <w:hyperlink w:anchor="_Toc244203095" w:history="1">
+            <w:r>
+              <w:rPr>
+                <w:rStyle w:val="Hyperlink"/>
                 <w:noProof/>
               </w:rPr>
               <w:t>3.9. Thuật toán Alpha-Beta cải tiến</w:t>
@@ -4398,7 +4897,7 @@
               <w:rPr>
                 <w:noProof/>
               </w:rPr>
-              <w:instrText xml:space="preserve"> PAGEREF _Toc244028901 \h </w:instrText>
+              <w:instrText xml:space="preserve"> PAGEREF _Toc244203095 \h </w:instrText>
             </w:r>
             <w:r>
               <w:rPr>
@@ -4415,7 +4914,7 @@
               <w:rPr>
                 <w:noProof/>
               </w:rPr>
-              <w:t>29</w:t>
+              <w:t>30</w:t>
             </w:r>
             <w:r>
               <w:rPr>
@@ -4429,15 +4928,21 @@
           <w:pPr>
             <w:pStyle w:val="TOC3"/>
             <w:tabs>
-              <w:tab w:val="right" w:leader="dot" w:pos="9628"/>
+              <w:tab w:val="right" w:leader="dot" w:pos="9061"/>
             </w:tabs>
             <w:rPr>
+              <w:rFonts w:asciiTheme="minorHAnsi" w:eastAsiaTheme="minorEastAsia" w:hAnsiTheme="minorHAnsi" w:cstheme="minorBidi"/>
               <w:noProof/>
+              <w:kern w:val="2"/>
+              <w:sz w:val="24"/>
+              <w:szCs w:val="24"/>
+              <w14:ligatures w14:val="standardContextual"/>
             </w:rPr>
           </w:pPr>
-          <w:hyperlink w:anchor="_Toc244028902" w:history="1">
-            <w:r>
-              <w:rPr>
+          <w:hyperlink w:anchor="_Toc244203096" w:history="1">
+            <w:r>
+              <w:rPr>
+                <w:rStyle w:val="Hyperlink"/>
                 <w:noProof/>
               </w:rPr>
               <w:t>3.9.1. Tổng quan và cấu trúc lớp</w:t>
@@ -4458,7 +4963,7 @@
               <w:rPr>
                 <w:noProof/>
               </w:rPr>
-              <w:instrText xml:space="preserve"> PAGEREF _Toc244028902 \h </w:instrText>
+              <w:instrText xml:space="preserve"> PAGEREF _Toc244203096 \h </w:instrText>
             </w:r>
             <w:r>
               <w:rPr>
@@ -4475,7 +4980,7 @@
               <w:rPr>
                 <w:noProof/>
               </w:rPr>
-              <w:t>29</w:t>
+              <w:t>30</w:t>
             </w:r>
             <w:r>
               <w:rPr>
@@ -4489,15 +4994,21 @@
           <w:pPr>
             <w:pStyle w:val="TOC3"/>
             <w:tabs>
-              <w:tab w:val="right" w:leader="dot" w:pos="9628"/>
+              <w:tab w:val="right" w:leader="dot" w:pos="9061"/>
             </w:tabs>
             <w:rPr>
+              <w:rFonts w:asciiTheme="minorHAnsi" w:eastAsiaTheme="minorEastAsia" w:hAnsiTheme="minorHAnsi" w:cstheme="minorBidi"/>
               <w:noProof/>
+              <w:kern w:val="2"/>
+              <w:sz w:val="24"/>
+              <w:szCs w:val="24"/>
+              <w14:ligatures w14:val="standardContextual"/>
             </w:rPr>
           </w:pPr>
-          <w:hyperlink w:anchor="_Toc244028903" w:history="1">
-            <w:r>
-              <w:rPr>
+          <w:hyperlink w:anchor="_Toc244203097" w:history="1">
+            <w:r>
+              <w:rPr>
+                <w:rStyle w:val="Hyperlink"/>
                 <w:noProof/>
               </w:rPr>
               <w:t>3.9.2. Vòng lặp chính và các điểm can thiệp</w:t>
@@ -4518,7 +5029,7 @@
               <w:rPr>
                 <w:noProof/>
               </w:rPr>
-              <w:instrText xml:space="preserve"> PAGEREF _Toc244028903 \h </w:instrText>
+              <w:instrText xml:space="preserve"> PAGEREF _Toc244203097 \h </w:instrText>
             </w:r>
             <w:r>
               <w:rPr>
@@ -4535,7 +5046,7 @@
               <w:rPr>
                 <w:noProof/>
               </w:rPr>
-              <w:t>30</w:t>
+              <w:t>31</w:t>
             </w:r>
             <w:r>
               <w:rPr>
@@ -4549,15 +5060,21 @@
           <w:pPr>
             <w:pStyle w:val="TOC3"/>
             <w:tabs>
-              <w:tab w:val="right" w:leader="dot" w:pos="9628"/>
+              <w:tab w:val="right" w:leader="dot" w:pos="9061"/>
             </w:tabs>
             <w:rPr>
+              <w:rFonts w:asciiTheme="minorHAnsi" w:eastAsiaTheme="minorEastAsia" w:hAnsiTheme="minorHAnsi" w:cstheme="minorBidi"/>
               <w:noProof/>
+              <w:kern w:val="2"/>
+              <w:sz w:val="24"/>
+              <w:szCs w:val="24"/>
+              <w14:ligatures w14:val="standardContextual"/>
             </w:rPr>
           </w:pPr>
-          <w:hyperlink w:anchor="_Toc244028904" w:history="1">
-            <w:r>
-              <w:rPr>
+          <w:hyperlink w:anchor="_Toc244203098" w:history="1">
+            <w:r>
+              <w:rPr>
+                <w:rStyle w:val="Hyperlink"/>
                 <w:noProof/>
               </w:rPr>
               <w:t>3.9.3. Tìm kiếm sâu dần và quản lý thời gian</w:t>
@@ -4578,7 +5095,7 @@
               <w:rPr>
                 <w:noProof/>
               </w:rPr>
-              <w:instrText xml:space="preserve"> PAGEREF _Toc244028904 \h </w:instrText>
+              <w:instrText xml:space="preserve"> PAGEREF _Toc244203098 \h </w:instrText>
             </w:r>
             <w:r>
               <w:rPr>
@@ -4595,7 +5112,7 @@
               <w:rPr>
                 <w:noProof/>
               </w:rPr>
-              <w:t>30</w:t>
+              <w:t>32</w:t>
             </w:r>
             <w:r>
               <w:rPr>
@@ -4609,15 +5126,21 @@
           <w:pPr>
             <w:pStyle w:val="TOC3"/>
             <w:tabs>
-              <w:tab w:val="right" w:leader="dot" w:pos="9628"/>
+              <w:tab w:val="right" w:leader="dot" w:pos="9061"/>
             </w:tabs>
             <w:rPr>
+              <w:rFonts w:asciiTheme="minorHAnsi" w:eastAsiaTheme="minorEastAsia" w:hAnsiTheme="minorHAnsi" w:cstheme="minorBidi"/>
               <w:noProof/>
+              <w:kern w:val="2"/>
+              <w:sz w:val="24"/>
+              <w:szCs w:val="24"/>
+              <w14:ligatures w14:val="standardContextual"/>
             </w:rPr>
           </w:pPr>
-          <w:hyperlink w:anchor="_Toc244028905" w:history="1">
-            <w:r>
-              <w:rPr>
+          <w:hyperlink w:anchor="_Toc244203099" w:history="1">
+            <w:r>
+              <w:rPr>
+                <w:rStyle w:val="Hyperlink"/>
                 <w:noProof/>
               </w:rPr>
               <w:t>3.9.4. Trước khi duyệt một nút: known</w:t>
@@ -4638,7 +5161,7 @@
               <w:rPr>
                 <w:noProof/>
               </w:rPr>
-              <w:instrText xml:space="preserve"> PAGEREF _Toc244028905 \h </w:instrText>
+              <w:instrText xml:space="preserve"> PAGEREF _Toc244203099 \h </w:instrText>
             </w:r>
             <w:r>
               <w:rPr>
@@ -4655,7 +5178,7 @@
               <w:rPr>
                 <w:noProof/>
               </w:rPr>
-              <w:t>31</w:t>
+              <w:t>33</w:t>
             </w:r>
             <w:r>
               <w:rPr>
@@ -4669,15 +5192,21 @@
           <w:pPr>
             <w:pStyle w:val="TOC3"/>
             <w:tabs>
-              <w:tab w:val="right" w:leader="dot" w:pos="9628"/>
+              <w:tab w:val="right" w:leader="dot" w:pos="9061"/>
             </w:tabs>
             <w:rPr>
+              <w:rFonts w:asciiTheme="minorHAnsi" w:eastAsiaTheme="minorEastAsia" w:hAnsiTheme="minorHAnsi" w:cstheme="minorBidi"/>
               <w:noProof/>
+              <w:kern w:val="2"/>
+              <w:sz w:val="24"/>
+              <w:szCs w:val="24"/>
+              <w14:ligatures w14:val="standardContextual"/>
             </w:rPr>
           </w:pPr>
-          <w:hyperlink w:anchor="_Toc244028906" w:history="1">
-            <w:r>
-              <w:rPr>
+          <w:hyperlink w:anchor="_Toc244203100" w:history="1">
+            <w:r>
+              <w:rPr>
+                <w:rStyle w:val="Hyperlink"/>
                 <w:noProof/>
               </w:rPr>
               <w:t>3.9.5. Bảng chuyển vị và khoá Zobrist</w:t>
@@ -4698,7 +5227,7 @@
               <w:rPr>
                 <w:noProof/>
               </w:rPr>
-              <w:instrText xml:space="preserve"> PAGEREF _Toc244028906 \h </w:instrText>
+              <w:instrText xml:space="preserve"> PAGEREF _Toc244203100 \h </w:instrText>
             </w:r>
             <w:r>
               <w:rPr>
@@ -4715,7 +5244,7 @@
               <w:rPr>
                 <w:noProof/>
               </w:rPr>
-              <w:t>32</w:t>
+              <w:t>34</w:t>
             </w:r>
             <w:r>
               <w:rPr>
@@ -4729,15 +5258,21 @@
           <w:pPr>
             <w:pStyle w:val="TOC3"/>
             <w:tabs>
-              <w:tab w:val="right" w:leader="dot" w:pos="9628"/>
+              <w:tab w:val="right" w:leader="dot" w:pos="9061"/>
             </w:tabs>
             <w:rPr>
+              <w:rFonts w:asciiTheme="minorHAnsi" w:eastAsiaTheme="minorEastAsia" w:hAnsiTheme="minorHAnsi" w:cstheme="minorBidi"/>
               <w:noProof/>
+              <w:kern w:val="2"/>
+              <w:sz w:val="24"/>
+              <w:szCs w:val="24"/>
+              <w14:ligatures w14:val="standardContextual"/>
             </w:rPr>
           </w:pPr>
-          <w:hyperlink w:anchor="_Toc244028907" w:history="1">
-            <w:r>
-              <w:rPr>
+          <w:hyperlink w:anchor="_Toc244203101" w:history="1">
+            <w:r>
+              <w:rPr>
+                <w:rStyle w:val="Hyperlink"/>
                 <w:noProof/>
               </w:rPr>
               <w:t>3.9.6. Sắp xếp nước đi: actions</w:t>
@@ -4758,7 +5293,7 @@
               <w:rPr>
                 <w:noProof/>
               </w:rPr>
-              <w:instrText xml:space="preserve"> PAGEREF _Toc244028907 \h </w:instrText>
+              <w:instrText xml:space="preserve"> PAGEREF _Toc244203101 \h </w:instrText>
             </w:r>
             <w:r>
               <w:rPr>
@@ -4775,7 +5310,7 @@
               <w:rPr>
                 <w:noProof/>
               </w:rPr>
-              <w:t>33</w:t>
+              <w:t>34</w:t>
             </w:r>
             <w:r>
               <w:rPr>
@@ -4789,15 +5324,21 @@
           <w:pPr>
             <w:pStyle w:val="TOC3"/>
             <w:tabs>
-              <w:tab w:val="right" w:leader="dot" w:pos="9628"/>
+              <w:tab w:val="right" w:leader="dot" w:pos="9061"/>
             </w:tabs>
             <w:rPr>
+              <w:rFonts w:asciiTheme="minorHAnsi" w:eastAsiaTheme="minorEastAsia" w:hAnsiTheme="minorHAnsi" w:cstheme="minorBidi"/>
               <w:noProof/>
+              <w:kern w:val="2"/>
+              <w:sz w:val="24"/>
+              <w:szCs w:val="24"/>
+              <w14:ligatures w14:val="standardContextual"/>
             </w:rPr>
           </w:pPr>
-          <w:hyperlink w:anchor="_Toc244028908" w:history="1">
-            <w:r>
-              <w:rPr>
+          <w:hyperlink w:anchor="_Toc244203102" w:history="1">
+            <w:r>
+              <w:rPr>
+                <w:rStyle w:val="Hyperlink"/>
                 <w:noProof/>
               </w:rPr>
               <w:t>3.9.7. Sinh nước giả hợp lệ: legal</w:t>
@@ -4818,7 +5359,7 @@
               <w:rPr>
                 <w:noProof/>
               </w:rPr>
-              <w:instrText xml:space="preserve"> PAGEREF _Toc244028908 \h </w:instrText>
+              <w:instrText xml:space="preserve"> PAGEREF _Toc244203102 \h </w:instrText>
             </w:r>
             <w:r>
               <w:rPr>
@@ -4835,7 +5376,7 @@
               <w:rPr>
                 <w:noProof/>
               </w:rPr>
-              <w:t>33</w:t>
+              <w:t>35</w:t>
             </w:r>
             <w:r>
               <w:rPr>
@@ -4849,15 +5390,21 @@
           <w:pPr>
             <w:pStyle w:val="TOC3"/>
             <w:tabs>
-              <w:tab w:val="right" w:leader="dot" w:pos="9628"/>
+              <w:tab w:val="right" w:leader="dot" w:pos="9061"/>
             </w:tabs>
             <w:rPr>
+              <w:rFonts w:asciiTheme="minorHAnsi" w:eastAsiaTheme="minorEastAsia" w:hAnsiTheme="minorHAnsi" w:cstheme="minorBidi"/>
               <w:noProof/>
+              <w:kern w:val="2"/>
+              <w:sz w:val="24"/>
+              <w:szCs w:val="24"/>
+              <w14:ligatures w14:val="standardContextual"/>
             </w:rPr>
           </w:pPr>
-          <w:hyperlink w:anchor="_Toc244028909" w:history="1">
-            <w:r>
-              <w:rPr>
+          <w:hyperlink w:anchor="_Toc244203103" w:history="1">
+            <w:r>
+              <w:rPr>
+                <w:rStyle w:val="Hyperlink"/>
                 <w:noProof/>
               </w:rPr>
               <w:t>3.9.8. Nút lá: tìm kiếm tĩnh</w:t>
@@ -4878,7 +5425,7 @@
               <w:rPr>
                 <w:noProof/>
               </w:rPr>
-              <w:instrText xml:space="preserve"> PAGEREF _Toc244028909 \h </w:instrText>
+              <w:instrText xml:space="preserve"> PAGEREF _Toc244203103 \h </w:instrText>
             </w:r>
             <w:r>
               <w:rPr>
@@ -4895,7 +5442,7 @@
               <w:rPr>
                 <w:noProof/>
               </w:rPr>
-              <w:t>33</w:t>
+              <w:t>35</w:t>
             </w:r>
             <w:r>
               <w:rPr>
@@ -4909,15 +5456,21 @@
           <w:pPr>
             <w:pStyle w:val="TOC3"/>
             <w:tabs>
-              <w:tab w:val="right" w:leader="dot" w:pos="9628"/>
+              <w:tab w:val="right" w:leader="dot" w:pos="9061"/>
             </w:tabs>
             <w:rPr>
+              <w:rFonts w:asciiTheme="minorHAnsi" w:eastAsiaTheme="minorEastAsia" w:hAnsiTheme="minorHAnsi" w:cstheme="minorBidi"/>
               <w:noProof/>
+              <w:kern w:val="2"/>
+              <w:sz w:val="24"/>
+              <w:szCs w:val="24"/>
+              <w14:ligatures w14:val="standardContextual"/>
             </w:rPr>
           </w:pPr>
-          <w:hyperlink w:anchor="_Toc244028910" w:history="1">
-            <w:r>
-              <w:rPr>
+          <w:hyperlink w:anchor="_Toc244203104" w:history="1">
+            <w:r>
+              <w:rPr>
+                <w:rStyle w:val="Hyperlink"/>
                 <w:noProof/>
               </w:rPr>
               <w:t>3.9.9. Khi quay lui: cutoffBy và searched</w:t>
@@ -4938,7 +5491,7 @@
               <w:rPr>
                 <w:noProof/>
               </w:rPr>
-              <w:instrText xml:space="preserve"> PAGEREF _Toc244028910 \h </w:instrText>
+              <w:instrText xml:space="preserve"> PAGEREF _Toc244203104 \h </w:instrText>
             </w:r>
             <w:r>
               <w:rPr>
@@ -4955,7 +5508,7 @@
               <w:rPr>
                 <w:noProof/>
               </w:rPr>
-              <w:t>34</w:t>
+              <w:t>36</w:t>
             </w:r>
             <w:r>
               <w:rPr>
@@ -4969,15 +5522,21 @@
           <w:pPr>
             <w:pStyle w:val="TOC3"/>
             <w:tabs>
-              <w:tab w:val="right" w:leader="dot" w:pos="9628"/>
+              <w:tab w:val="right" w:leader="dot" w:pos="9061"/>
             </w:tabs>
             <w:rPr>
+              <w:rFonts w:asciiTheme="minorHAnsi" w:eastAsiaTheme="minorEastAsia" w:hAnsiTheme="minorHAnsi" w:cstheme="minorBidi"/>
               <w:noProof/>
+              <w:kern w:val="2"/>
+              <w:sz w:val="24"/>
+              <w:szCs w:val="24"/>
+              <w14:ligatures w14:val="standardContextual"/>
             </w:rPr>
           </w:pPr>
-          <w:hyperlink w:anchor="_Toc244028911" w:history="1">
-            <w:r>
-              <w:rPr>
+          <w:hyperlink w:anchor="_Toc244203105" w:history="1">
+            <w:r>
+              <w:rPr>
+                <w:rStyle w:val="Hyperlink"/>
                 <w:noProof/>
               </w:rPr>
               <w:t>3.9.10. So sánh bốn thuật toán trong mã nguồn</w:t>
@@ -4998,7 +5557,7 @@
               <w:rPr>
                 <w:noProof/>
               </w:rPr>
-              <w:instrText xml:space="preserve"> PAGEREF _Toc244028911 \h </w:instrText>
+              <w:instrText xml:space="preserve"> PAGEREF _Toc244203105 \h </w:instrText>
             </w:r>
             <w:r>
               <w:rPr>
@@ -5015,7 +5574,7 @@
               <w:rPr>
                 <w:noProof/>
               </w:rPr>
-              <w:t>34</w:t>
+              <w:t>36</w:t>
             </w:r>
             <w:r>
               <w:rPr>
@@ -5029,15 +5588,21 @@
           <w:pPr>
             <w:pStyle w:val="TOC2"/>
             <w:tabs>
-              <w:tab w:val="right" w:leader="dot" w:pos="9628"/>
+              <w:tab w:val="right" w:leader="dot" w:pos="9061"/>
             </w:tabs>
             <w:rPr>
+              <w:rFonts w:asciiTheme="minorHAnsi" w:eastAsiaTheme="minorEastAsia" w:hAnsiTheme="minorHAnsi" w:cstheme="minorBidi"/>
               <w:noProof/>
+              <w:kern w:val="2"/>
+              <w:sz w:val="24"/>
+              <w:szCs w:val="24"/>
+              <w14:ligatures w14:val="standardContextual"/>
             </w:rPr>
           </w:pPr>
-          <w:hyperlink w:anchor="_Toc244028912" w:history="1">
-            <w:r>
-              <w:rPr>
+          <w:hyperlink w:anchor="_Toc244203106" w:history="1">
+            <w:r>
+              <w:rPr>
+                <w:rStyle w:val="Hyperlink"/>
                 <w:noProof/>
               </w:rPr>
               <w:t>3.10. Máy chơi, cấp độ và lựa chọn thuật toán</w:t>
@@ -5058,7 +5623,7 @@
               <w:rPr>
                 <w:noProof/>
               </w:rPr>
-              <w:instrText xml:space="preserve"> PAGEREF _Toc244028912 \h </w:instrText>
+              <w:instrText xml:space="preserve"> PAGEREF _Toc244203106 \h </w:instrText>
             </w:r>
             <w:r>
               <w:rPr>
@@ -5075,7 +5640,7 @@
               <w:rPr>
                 <w:noProof/>
               </w:rPr>
-              <w:t>35</w:t>
+              <w:t>37</w:t>
             </w:r>
             <w:r>
               <w:rPr>
@@ -5089,15 +5654,21 @@
           <w:pPr>
             <w:pStyle w:val="TOC2"/>
             <w:tabs>
-              <w:tab w:val="right" w:leader="dot" w:pos="9628"/>
+              <w:tab w:val="right" w:leader="dot" w:pos="9061"/>
             </w:tabs>
             <w:rPr>
+              <w:rFonts w:asciiTheme="minorHAnsi" w:eastAsiaTheme="minorEastAsia" w:hAnsiTheme="minorHAnsi" w:cstheme="minorBidi"/>
               <w:noProof/>
+              <w:kern w:val="2"/>
+              <w:sz w:val="24"/>
+              <w:szCs w:val="24"/>
+              <w14:ligatures w14:val="standardContextual"/>
             </w:rPr>
           </w:pPr>
-          <w:hyperlink w:anchor="_Toc244028913" w:history="1">
-            <w:r>
-              <w:rPr>
+          <w:hyperlink w:anchor="_Toc244203107" w:history="1">
+            <w:r>
+              <w:rPr>
+                <w:rStyle w:val="Hyperlink"/>
                 <w:noProof/>
               </w:rPr>
               <w:t>3.11. Kiểm thử và kiểm chứng</w:t>
@@ -5118,7 +5689,7 @@
               <w:rPr>
                 <w:noProof/>
               </w:rPr>
-              <w:instrText xml:space="preserve"> PAGEREF _Toc244028913 \h </w:instrText>
+              <w:instrText xml:space="preserve"> PAGEREF _Toc244203107 \h </w:instrText>
             </w:r>
             <w:r>
               <w:rPr>
@@ -5135,7 +5706,7 @@
               <w:rPr>
                 <w:noProof/>
               </w:rPr>
-              <w:t>36</w:t>
+              <w:t>38</w:t>
             </w:r>
             <w:r>
               <w:rPr>
@@ -5149,15 +5720,21 @@
           <w:pPr>
             <w:pStyle w:val="TOC2"/>
             <w:tabs>
-              <w:tab w:val="right" w:leader="dot" w:pos="9628"/>
+              <w:tab w:val="right" w:leader="dot" w:pos="9061"/>
             </w:tabs>
             <w:rPr>
+              <w:rFonts w:asciiTheme="minorHAnsi" w:eastAsiaTheme="minorEastAsia" w:hAnsiTheme="minorHAnsi" w:cstheme="minorBidi"/>
               <w:noProof/>
+              <w:kern w:val="2"/>
+              <w:sz w:val="24"/>
+              <w:szCs w:val="24"/>
+              <w14:ligatures w14:val="standardContextual"/>
             </w:rPr>
           </w:pPr>
-          <w:hyperlink w:anchor="_Toc244028914" w:history="1">
-            <w:r>
-              <w:rPr>
+          <w:hyperlink w:anchor="_Toc244203108" w:history="1">
+            <w:r>
+              <w:rPr>
+                <w:rStyle w:val="Hyperlink"/>
                 <w:noProof/>
               </w:rPr>
               <w:t>3.12. Giao diện ứng dụng (hình ảnh demo)</w:t>
@@ -5178,7 +5755,7 @@
               <w:rPr>
                 <w:noProof/>
               </w:rPr>
-              <w:instrText xml:space="preserve"> PAGEREF _Toc244028914 \h </w:instrText>
+              <w:instrText xml:space="preserve"> PAGEREF _Toc244203108 \h </w:instrText>
             </w:r>
             <w:r>
               <w:rPr>
@@ -5195,7 +5772,7 @@
               <w:rPr>
                 <w:noProof/>
               </w:rPr>
-              <w:t>37</w:t>
+              <w:t>38</w:t>
             </w:r>
             <w:r>
               <w:rPr>
@@ -5209,15 +5786,23 @@
           <w:pPr>
             <w:pStyle w:val="TOC1"/>
             <w:tabs>
-              <w:tab w:val="right" w:leader="dot" w:pos="9628"/>
+              <w:tab w:val="right" w:leader="dot" w:pos="9061"/>
             </w:tabs>
             <w:rPr>
+              <w:rFonts w:asciiTheme="minorHAnsi" w:eastAsiaTheme="minorEastAsia" w:hAnsiTheme="minorHAnsi" w:cstheme="minorBidi"/>
+              <w:b w:val="0"/>
+              <w:bCs w:val="0"/>
               <w:noProof/>
+              <w:kern w:val="2"/>
+              <w:sz w:val="24"/>
+              <w:szCs w:val="24"/>
+              <w14:ligatures w14:val="standardContextual"/>
             </w:rPr>
           </w:pPr>
-          <w:hyperlink w:anchor="_Toc244028915" w:history="1">
-            <w:r>
-              <w:rPr>
+          <w:hyperlink w:anchor="_Toc244203109" w:history="1">
+            <w:r>
+              <w:rPr>
+                <w:rStyle w:val="Hyperlink"/>
                 <w:noProof/>
               </w:rPr>
               <w:t>CHƯƠNG 4. THỬ NGHIỆM VÀ ĐÁNH GIÁ</w:t>
@@ -5238,7 +5823,7 @@
               <w:rPr>
                 <w:noProof/>
               </w:rPr>
-              <w:instrText xml:space="preserve"> PAGEREF _Toc244028915 \h </w:instrText>
+              <w:instrText xml:space="preserve"> PAGEREF _Toc244203109 \h </w:instrText>
             </w:r>
             <w:r>
               <w:rPr>
@@ -5255,7 +5840,7 @@
               <w:rPr>
                 <w:noProof/>
               </w:rPr>
-              <w:t>40</w:t>
+              <w:t>42</w:t>
             </w:r>
             <w:r>
               <w:rPr>
@@ -5269,15 +5854,21 @@
           <w:pPr>
             <w:pStyle w:val="TOC2"/>
             <w:tabs>
-              <w:tab w:val="right" w:leader="dot" w:pos="9628"/>
+              <w:tab w:val="right" w:leader="dot" w:pos="9061"/>
             </w:tabs>
             <w:rPr>
+              <w:rFonts w:asciiTheme="minorHAnsi" w:eastAsiaTheme="minorEastAsia" w:hAnsiTheme="minorHAnsi" w:cstheme="minorBidi"/>
               <w:noProof/>
+              <w:kern w:val="2"/>
+              <w:sz w:val="24"/>
+              <w:szCs w:val="24"/>
+              <w14:ligatures w14:val="standardContextual"/>
             </w:rPr>
           </w:pPr>
-          <w:hyperlink w:anchor="_Toc244028916" w:history="1">
-            <w:r>
-              <w:rPr>
+          <w:hyperlink w:anchor="_Toc244203110" w:history="1">
+            <w:r>
+              <w:rPr>
+                <w:rStyle w:val="Hyperlink"/>
                 <w:noProof/>
               </w:rPr>
               <w:t>4.1. Môi trường thử nghiệm</w:t>
@@ -5298,7 +5889,7 @@
               <w:rPr>
                 <w:noProof/>
               </w:rPr>
-              <w:instrText xml:space="preserve"> PAGEREF _Toc244028916 \h </w:instrText>
+              <w:instrText xml:space="preserve"> PAGEREF _Toc244203110 \h </w:instrText>
             </w:r>
             <w:r>
               <w:rPr>
@@ -5315,7 +5906,7 @@
               <w:rPr>
                 <w:noProof/>
               </w:rPr>
-              <w:t>40</w:t>
+              <w:t>42</w:t>
             </w:r>
             <w:r>
               <w:rPr>
@@ -5329,15 +5920,21 @@
           <w:pPr>
             <w:pStyle w:val="TOC2"/>
             <w:tabs>
-              <w:tab w:val="right" w:leader="dot" w:pos="9628"/>
+              <w:tab w:val="right" w:leader="dot" w:pos="9061"/>
             </w:tabs>
             <w:rPr>
+              <w:rFonts w:asciiTheme="minorHAnsi" w:eastAsiaTheme="minorEastAsia" w:hAnsiTheme="minorHAnsi" w:cstheme="minorBidi"/>
               <w:noProof/>
+              <w:kern w:val="2"/>
+              <w:sz w:val="24"/>
+              <w:szCs w:val="24"/>
+              <w14:ligatures w14:val="standardContextual"/>
             </w:rPr>
           </w:pPr>
-          <w:hyperlink w:anchor="_Toc244028917" w:history="1">
-            <w:r>
-              <w:rPr>
+          <w:hyperlink w:anchor="_Toc244203111" w:history="1">
+            <w:r>
+              <w:rPr>
+                <w:rStyle w:val="Hyperlink"/>
                 <w:noProof/>
               </w:rPr>
               <w:t>4.2. Minimax, Negamax và Alpha-Beta</w:t>
@@ -5358,7 +5955,7 @@
               <w:rPr>
                 <w:noProof/>
               </w:rPr>
-              <w:instrText xml:space="preserve"> PAGEREF _Toc244028917 \h </w:instrText>
+              <w:instrText xml:space="preserve"> PAGEREF _Toc244203111 \h </w:instrText>
             </w:r>
             <w:r>
               <w:rPr>
@@ -5375,7 +5972,7 @@
               <w:rPr>
                 <w:noProof/>
               </w:rPr>
-              <w:t>40</w:t>
+              <w:t>42</w:t>
             </w:r>
             <w:r>
               <w:rPr>
@@ -5389,15 +5986,21 @@
           <w:pPr>
             <w:pStyle w:val="TOC2"/>
             <w:tabs>
-              <w:tab w:val="right" w:leader="dot" w:pos="9628"/>
+              <w:tab w:val="right" w:leader="dot" w:pos="9061"/>
             </w:tabs>
             <w:rPr>
+              <w:rFonts w:asciiTheme="minorHAnsi" w:eastAsiaTheme="minorEastAsia" w:hAnsiTheme="minorHAnsi" w:cstheme="minorBidi"/>
               <w:noProof/>
+              <w:kern w:val="2"/>
+              <w:sz w:val="24"/>
+              <w:szCs w:val="24"/>
+              <w14:ligatures w14:val="standardContextual"/>
             </w:rPr>
           </w:pPr>
-          <w:hyperlink w:anchor="_Toc244028918" w:history="1">
-            <w:r>
-              <w:rPr>
+          <w:hyperlink w:anchor="_Toc244203112" w:history="1">
+            <w:r>
+              <w:rPr>
+                <w:rStyle w:val="Hyperlink"/>
                 <w:noProof/>
               </w:rPr>
               <w:t>4.3. Alpha-Beta cải tiến theo độ sâu</w:t>
@@ -5418,7 +6021,7 @@
               <w:rPr>
                 <w:noProof/>
               </w:rPr>
-              <w:instrText xml:space="preserve"> PAGEREF _Toc244028918 \h </w:instrText>
+              <w:instrText xml:space="preserve"> PAGEREF _Toc244203112 \h </w:instrText>
             </w:r>
             <w:r>
               <w:rPr>
@@ -5435,7 +6038,7 @@
               <w:rPr>
                 <w:noProof/>
               </w:rPr>
-              <w:t>42</w:t>
+              <w:t>44</w:t>
             </w:r>
             <w:r>
               <w:rPr>
@@ -5449,15 +6052,21 @@
           <w:pPr>
             <w:pStyle w:val="TOC2"/>
             <w:tabs>
-              <w:tab w:val="right" w:leader="dot" w:pos="9628"/>
+              <w:tab w:val="right" w:leader="dot" w:pos="9061"/>
             </w:tabs>
             <w:rPr>
+              <w:rFonts w:asciiTheme="minorHAnsi" w:eastAsiaTheme="minorEastAsia" w:hAnsiTheme="minorHAnsi" w:cstheme="minorBidi"/>
               <w:noProof/>
+              <w:kern w:val="2"/>
+              <w:sz w:val="24"/>
+              <w:szCs w:val="24"/>
+              <w14:ligatures w14:val="standardContextual"/>
             </w:rPr>
           </w:pPr>
-          <w:hyperlink w:anchor="_Toc244028919" w:history="1">
-            <w:r>
-              <w:rPr>
+          <w:hyperlink w:anchor="_Toc244203113" w:history="1">
+            <w:r>
+              <w:rPr>
+                <w:rStyle w:val="Hyperlink"/>
                 <w:noProof/>
               </w:rPr>
               <w:t>4.4. Alpha-Beta thuần và Alpha-Beta cải tiến ở cùng độ sâu</w:t>
@@ -5478,7 +6087,7 @@
               <w:rPr>
                 <w:noProof/>
               </w:rPr>
-              <w:instrText xml:space="preserve"> PAGEREF _Toc244028919 \h </w:instrText>
+              <w:instrText xml:space="preserve"> PAGEREF _Toc244203113 \h </w:instrText>
             </w:r>
             <w:r>
               <w:rPr>
@@ -5495,7 +6104,7 @@
               <w:rPr>
                 <w:noProof/>
               </w:rPr>
-              <w:t>43</w:t>
+              <w:t>45</w:t>
             </w:r>
             <w:r>
               <w:rPr>
@@ -5509,15 +6118,21 @@
           <w:pPr>
             <w:pStyle w:val="TOC2"/>
             <w:tabs>
-              <w:tab w:val="right" w:leader="dot" w:pos="9628"/>
+              <w:tab w:val="right" w:leader="dot" w:pos="9061"/>
             </w:tabs>
             <w:rPr>
+              <w:rFonts w:asciiTheme="minorHAnsi" w:eastAsiaTheme="minorEastAsia" w:hAnsiTheme="minorHAnsi" w:cstheme="minorBidi"/>
               <w:noProof/>
+              <w:kern w:val="2"/>
+              <w:sz w:val="24"/>
+              <w:szCs w:val="24"/>
+              <w14:ligatures w14:val="standardContextual"/>
             </w:rPr>
           </w:pPr>
-          <w:hyperlink w:anchor="_Toc244028920" w:history="1">
-            <w:r>
-              <w:rPr>
+          <w:hyperlink w:anchor="_Toc244203114" w:history="1">
+            <w:r>
+              <w:rPr>
+                <w:rStyle w:val="Hyperlink"/>
                 <w:noProof/>
               </w:rPr>
               <w:t>4.5. Hiệu năng theo cấp độ</w:t>
@@ -5538,7 +6153,7 @@
               <w:rPr>
                 <w:noProof/>
               </w:rPr>
-              <w:instrText xml:space="preserve"> PAGEREF _Toc244028920 \h </w:instrText>
+              <w:instrText xml:space="preserve"> PAGEREF _Toc244203114 \h </w:instrText>
             </w:r>
             <w:r>
               <w:rPr>
@@ -5555,7 +6170,7 @@
               <w:rPr>
                 <w:noProof/>
               </w:rPr>
-              <w:t>44</w:t>
+              <w:t>46</w:t>
             </w:r>
             <w:r>
               <w:rPr>
@@ -5569,15 +6184,21 @@
           <w:pPr>
             <w:pStyle w:val="TOC2"/>
             <w:tabs>
-              <w:tab w:val="right" w:leader="dot" w:pos="9628"/>
+              <w:tab w:val="right" w:leader="dot" w:pos="9061"/>
             </w:tabs>
             <w:rPr>
+              <w:rFonts w:asciiTheme="minorHAnsi" w:eastAsiaTheme="minorEastAsia" w:hAnsiTheme="minorHAnsi" w:cstheme="minorBidi"/>
               <w:noProof/>
+              <w:kern w:val="2"/>
+              <w:sz w:val="24"/>
+              <w:szCs w:val="24"/>
+              <w14:ligatures w14:val="standardContextual"/>
             </w:rPr>
           </w:pPr>
-          <w:hyperlink w:anchor="_Toc244028921" w:history="1">
-            <w:r>
-              <w:rPr>
+          <w:hyperlink w:anchor="_Toc244203115" w:history="1">
+            <w:r>
+              <w:rPr>
+                <w:rStyle w:val="Hyperlink"/>
                 <w:noProof/>
               </w:rPr>
               <w:t>4.6. Đấu thử giữa các thuật toán</w:t>
@@ -5598,7 +6219,7 @@
               <w:rPr>
                 <w:noProof/>
               </w:rPr>
-              <w:instrText xml:space="preserve"> PAGEREF _Toc244028921 \h </w:instrText>
+              <w:instrText xml:space="preserve"> PAGEREF _Toc244203115 \h </w:instrText>
             </w:r>
             <w:r>
               <w:rPr>
@@ -5615,7 +6236,7 @@
               <w:rPr>
                 <w:noProof/>
               </w:rPr>
-              <w:t>44</w:t>
+              <w:t>46</w:t>
             </w:r>
             <w:r>
               <w:rPr>
@@ -5629,15 +6250,21 @@
           <w:pPr>
             <w:pStyle w:val="TOC2"/>
             <w:tabs>
-              <w:tab w:val="right" w:leader="dot" w:pos="9628"/>
+              <w:tab w:val="right" w:leader="dot" w:pos="9061"/>
             </w:tabs>
             <w:rPr>
+              <w:rFonts w:asciiTheme="minorHAnsi" w:eastAsiaTheme="minorEastAsia" w:hAnsiTheme="minorHAnsi" w:cstheme="minorBidi"/>
               <w:noProof/>
+              <w:kern w:val="2"/>
+              <w:sz w:val="24"/>
+              <w:szCs w:val="24"/>
+              <w14:ligatures w14:val="standardContextual"/>
             </w:rPr>
           </w:pPr>
-          <w:hyperlink w:anchor="_Toc244028922" w:history="1">
-            <w:r>
-              <w:rPr>
+          <w:hyperlink w:anchor="_Toc244203116" w:history="1">
+            <w:r>
+              <w:rPr>
+                <w:rStyle w:val="Hyperlink"/>
                 <w:noProof/>
               </w:rPr>
               <w:t>4.7. Đánh giá chung</w:t>
@@ -5658,7 +6285,7 @@
               <w:rPr>
                 <w:noProof/>
               </w:rPr>
-              <w:instrText xml:space="preserve"> PAGEREF _Toc244028922 \h </w:instrText>
+              <w:instrText xml:space="preserve"> PAGEREF _Toc244203116 \h </w:instrText>
             </w:r>
             <w:r>
               <w:rPr>
@@ -5675,7 +6302,7 @@
               <w:rPr>
                 <w:noProof/>
               </w:rPr>
-              <w:t>44</w:t>
+              <w:t>47</w:t>
             </w:r>
             <w:r>
               <w:rPr>
@@ -5689,15 +6316,23 @@
           <w:pPr>
             <w:pStyle w:val="TOC1"/>
             <w:tabs>
-              <w:tab w:val="right" w:leader="dot" w:pos="9628"/>
+              <w:tab w:val="right" w:leader="dot" w:pos="9061"/>
             </w:tabs>
             <w:rPr>
+              <w:rFonts w:asciiTheme="minorHAnsi" w:eastAsiaTheme="minorEastAsia" w:hAnsiTheme="minorHAnsi" w:cstheme="minorBidi"/>
+              <w:b w:val="0"/>
+              <w:bCs w:val="0"/>
               <w:noProof/>
+              <w:kern w:val="2"/>
+              <w:sz w:val="24"/>
+              <w:szCs w:val="24"/>
+              <w14:ligatures w14:val="standardContextual"/>
             </w:rPr>
           </w:pPr>
-          <w:hyperlink w:anchor="_Toc244028923" w:history="1">
-            <w:r>
-              <w:rPr>
+          <w:hyperlink w:anchor="_Toc244203117" w:history="1">
+            <w:r>
+              <w:rPr>
+                <w:rStyle w:val="Hyperlink"/>
                 <w:noProof/>
               </w:rPr>
               <w:t>CHƯƠNG 5. KẾT LUẬN VÀ HƯỚNG PHÁT TRIỂN</w:t>
@@ -5718,7 +6353,7 @@
               <w:rPr>
                 <w:noProof/>
               </w:rPr>
-              <w:instrText xml:space="preserve"> PAGEREF _Toc244028923 \h </w:instrText>
+              <w:instrText xml:space="preserve"> PAGEREF _Toc244203117 \h </w:instrText>
             </w:r>
             <w:r>
               <w:rPr>
@@ -5735,7 +6370,7 @@
               <w:rPr>
                 <w:noProof/>
               </w:rPr>
-              <w:t>46</w:t>
+              <w:t>48</w:t>
             </w:r>
             <w:r>
               <w:rPr>
@@ -5749,15 +6384,21 @@
           <w:pPr>
             <w:pStyle w:val="TOC2"/>
             <w:tabs>
-              <w:tab w:val="right" w:leader="dot" w:pos="9628"/>
+              <w:tab w:val="right" w:leader="dot" w:pos="9061"/>
             </w:tabs>
             <w:rPr>
+              <w:rFonts w:asciiTheme="minorHAnsi" w:eastAsiaTheme="minorEastAsia" w:hAnsiTheme="minorHAnsi" w:cstheme="minorBidi"/>
               <w:noProof/>
+              <w:kern w:val="2"/>
+              <w:sz w:val="24"/>
+              <w:szCs w:val="24"/>
+              <w14:ligatures w14:val="standardContextual"/>
             </w:rPr>
           </w:pPr>
-          <w:hyperlink w:anchor="_Toc244028924" w:history="1">
-            <w:r>
-              <w:rPr>
+          <w:hyperlink w:anchor="_Toc244203118" w:history="1">
+            <w:r>
+              <w:rPr>
+                <w:rStyle w:val="Hyperlink"/>
                 <w:noProof/>
               </w:rPr>
               <w:t>5.1. Kết luận</w:t>
@@ -5778,7 +6419,7 @@
               <w:rPr>
                 <w:noProof/>
               </w:rPr>
-              <w:instrText xml:space="preserve"> PAGEREF _Toc244028924 \h </w:instrText>
+              <w:instrText xml:space="preserve"> PAGEREF _Toc244203118 \h </w:instrText>
             </w:r>
             <w:r>
               <w:rPr>
@@ -5795,7 +6436,7 @@
               <w:rPr>
                 <w:noProof/>
               </w:rPr>
-              <w:t>46</w:t>
+              <w:t>48</w:t>
             </w:r>
             <w:r>
               <w:rPr>
@@ -5809,15 +6450,21 @@
           <w:pPr>
             <w:pStyle w:val="TOC2"/>
             <w:tabs>
-              <w:tab w:val="right" w:leader="dot" w:pos="9628"/>
+              <w:tab w:val="right" w:leader="dot" w:pos="9061"/>
             </w:tabs>
             <w:rPr>
+              <w:rFonts w:asciiTheme="minorHAnsi" w:eastAsiaTheme="minorEastAsia" w:hAnsiTheme="minorHAnsi" w:cstheme="minorBidi"/>
               <w:noProof/>
+              <w:kern w:val="2"/>
+              <w:sz w:val="24"/>
+              <w:szCs w:val="24"/>
+              <w14:ligatures w14:val="standardContextual"/>
             </w:rPr>
           </w:pPr>
-          <w:hyperlink w:anchor="_Toc244028925" w:history="1">
-            <w:r>
-              <w:rPr>
+          <w:hyperlink w:anchor="_Toc244203119" w:history="1">
+            <w:r>
+              <w:rPr>
+                <w:rStyle w:val="Hyperlink"/>
                 <w:noProof/>
               </w:rPr>
               <w:t>5.2. Hướng phát triển</w:t>
@@ -5838,7 +6485,7 @@
               <w:rPr>
                 <w:noProof/>
               </w:rPr>
-              <w:instrText xml:space="preserve"> PAGEREF _Toc244028925 \h </w:instrText>
+              <w:instrText xml:space="preserve"> PAGEREF _Toc244203119 \h </w:instrText>
             </w:r>
             <w:r>
               <w:rPr>
@@ -5855,7 +6502,7 @@
               <w:rPr>
                 <w:noProof/>
               </w:rPr>
-              <w:t>46</w:t>
+              <w:t>48</w:t>
             </w:r>
             <w:r>
               <w:rPr>
@@ -5869,15 +6516,23 @@
           <w:pPr>
             <w:pStyle w:val="TOC1"/>
             <w:tabs>
-              <w:tab w:val="right" w:leader="dot" w:pos="9628"/>
+              <w:tab w:val="right" w:leader="dot" w:pos="9061"/>
             </w:tabs>
             <w:rPr>
+              <w:rFonts w:asciiTheme="minorHAnsi" w:eastAsiaTheme="minorEastAsia" w:hAnsiTheme="minorHAnsi" w:cstheme="minorBidi"/>
+              <w:b w:val="0"/>
+              <w:bCs w:val="0"/>
               <w:noProof/>
+              <w:kern w:val="2"/>
+              <w:sz w:val="24"/>
+              <w:szCs w:val="24"/>
+              <w14:ligatures w14:val="standardContextual"/>
             </w:rPr>
           </w:pPr>
-          <w:hyperlink w:anchor="_Toc244028926" w:history="1">
-            <w:r>
-              <w:rPr>
+          <w:hyperlink w:anchor="_Toc244203120" w:history="1">
+            <w:r>
+              <w:rPr>
+                <w:rStyle w:val="Hyperlink"/>
                 <w:noProof/>
               </w:rPr>
               <w:t>TÀI LIỆU THAM KHẢO</w:t>
@@ -5898,7 +6553,7 @@
               <w:rPr>
                 <w:noProof/>
               </w:rPr>
-              <w:instrText xml:space="preserve"> PAGEREF _Toc244028926 \h </w:instrText>
+              <w:instrText xml:space="preserve"> PAGEREF _Toc244203120 \h </w:instrText>
             </w:r>
             <w:r>
               <w:rPr>
@@ -5915,7 +6570,7 @@
               <w:rPr>
                 <w:noProof/>
               </w:rPr>
-              <w:t>47</w:t>
+              <w:t>49</w:t>
             </w:r>
             <w:r>
               <w:rPr>
@@ -5943,12 +6598,629 @@
         <w:keepNext/>
         <w:pageBreakBefore/>
       </w:pPr>
-      <w:bookmarkStart w:id="0" w:name="_Toc244028843"/>
-      <w:r>
-        <w:lastRenderedPageBreak/>
+      <w:bookmarkStart w:id="0" w:name="_Toc244203035"/>
+      <w:r>
+        <w:t>PHÂN CÔNG NHIỆM VỤ</w:t>
+      </w:r>
+      <w:bookmarkEnd w:id="0"/>
+    </w:p>
+    <w:tbl>
+      <w:tblPr>
+        <w:tblW w:w="9026" w:type="dxa"/>
+        <w:jc w:val="center"/>
+        <w:tblBorders>
+          <w:top w:val="single" w:sz="4" w:space="0" w:color="auto"/>
+          <w:left w:val="single" w:sz="4" w:space="0" w:color="auto"/>
+          <w:bottom w:val="single" w:sz="4" w:space="0" w:color="auto"/>
+          <w:right w:val="single" w:sz="4" w:space="0" w:color="auto"/>
+          <w:insideH w:val="single" w:sz="4" w:space="0" w:color="auto"/>
+          <w:insideV w:val="single" w:sz="4" w:space="0" w:color="auto"/>
+        </w:tblBorders>
+        <w:tblLook w:val="04A0" w:firstRow="1" w:lastRow="0" w:firstColumn="1" w:lastColumn="0" w:noHBand="0" w:noVBand="1"/>
+      </w:tblPr>
+      <w:tblGrid>
+        <w:gridCol w:w="700"/>
+        <w:gridCol w:w="2200"/>
+        <w:gridCol w:w="1600"/>
+        <w:gridCol w:w="4526"/>
+      </w:tblGrid>
+      <w:tr>
+        <w:trPr>
+          <w:cantSplit/>
+          <w:tblHeader/>
+          <w:jc w:val="center"/>
+        </w:trPr>
+        <w:tc>
+          <w:tcPr>
+            <w:tcW w:w="700" w:type="dxa"/>
+            <w:tcBorders>
+              <w:top w:val="single" w:sz="4" w:space="0" w:color="808080"/>
+              <w:left w:val="single" w:sz="4" w:space="0" w:color="808080"/>
+              <w:bottom w:val="single" w:sz="4" w:space="0" w:color="808080"/>
+              <w:right w:val="single" w:sz="4" w:space="0" w:color="808080"/>
+            </w:tcBorders>
+            <w:shd w:val="clear" w:color="auto" w:fill="D9E2F3"/>
+            <w:tcMar>
+              <w:top w:w="60" w:type="dxa"/>
+              <w:left w:w="100" w:type="dxa"/>
+              <w:bottom w:w="60" w:type="dxa"/>
+              <w:right w:w="100" w:type="dxa"/>
+            </w:tcMar>
+            <w:vAlign w:val="center"/>
+          </w:tcPr>
+          <w:p>
+            <w:pPr>
+              <w:spacing w:line="260" w:lineRule="auto"/>
+              <w:jc w:val="center"/>
+            </w:pPr>
+            <w:r>
+              <w:rPr>
+                <w:b/>
+                <w:bCs/>
+                <w:sz w:val="22"/>
+                <w:szCs w:val="22"/>
+              </w:rPr>
+              <w:t>STT</w:t>
+            </w:r>
+          </w:p>
+        </w:tc>
+        <w:tc>
+          <w:tcPr>
+            <w:tcW w:w="2200" w:type="dxa"/>
+            <w:tcBorders>
+              <w:top w:val="single" w:sz="4" w:space="0" w:color="808080"/>
+              <w:left w:val="single" w:sz="4" w:space="0" w:color="808080"/>
+              <w:bottom w:val="single" w:sz="4" w:space="0" w:color="808080"/>
+              <w:right w:val="single" w:sz="4" w:space="0" w:color="808080"/>
+            </w:tcBorders>
+            <w:shd w:val="clear" w:color="auto" w:fill="D9E2F3"/>
+            <w:tcMar>
+              <w:top w:w="60" w:type="dxa"/>
+              <w:left w:w="100" w:type="dxa"/>
+              <w:bottom w:w="60" w:type="dxa"/>
+              <w:right w:w="100" w:type="dxa"/>
+            </w:tcMar>
+            <w:vAlign w:val="center"/>
+          </w:tcPr>
+          <w:p>
+            <w:pPr>
+              <w:spacing w:line="260" w:lineRule="auto"/>
+              <w:jc w:val="center"/>
+            </w:pPr>
+            <w:r>
+              <w:rPr>
+                <w:b/>
+                <w:bCs/>
+                <w:sz w:val="22"/>
+                <w:szCs w:val="22"/>
+              </w:rPr>
+              <w:t>Họ và tên</w:t>
+            </w:r>
+          </w:p>
+        </w:tc>
+        <w:tc>
+          <w:tcPr>
+            <w:tcW w:w="1600" w:type="dxa"/>
+            <w:tcBorders>
+              <w:top w:val="single" w:sz="4" w:space="0" w:color="808080"/>
+              <w:left w:val="single" w:sz="4" w:space="0" w:color="808080"/>
+              <w:bottom w:val="single" w:sz="4" w:space="0" w:color="808080"/>
+              <w:right w:val="single" w:sz="4" w:space="0" w:color="808080"/>
+            </w:tcBorders>
+            <w:shd w:val="clear" w:color="auto" w:fill="D9E2F3"/>
+            <w:tcMar>
+              <w:top w:w="60" w:type="dxa"/>
+              <w:left w:w="100" w:type="dxa"/>
+              <w:bottom w:w="60" w:type="dxa"/>
+              <w:right w:w="100" w:type="dxa"/>
+            </w:tcMar>
+            <w:vAlign w:val="center"/>
+          </w:tcPr>
+          <w:p>
+            <w:pPr>
+              <w:spacing w:line="260" w:lineRule="auto"/>
+              <w:jc w:val="center"/>
+            </w:pPr>
+            <w:r>
+              <w:rPr>
+                <w:b/>
+                <w:bCs/>
+                <w:sz w:val="22"/>
+                <w:szCs w:val="22"/>
+              </w:rPr>
+              <w:t>MSSV</w:t>
+            </w:r>
+          </w:p>
+        </w:tc>
+        <w:tc>
+          <w:tcPr>
+            <w:tcW w:w="4526" w:type="dxa"/>
+            <w:tcBorders>
+              <w:top w:val="single" w:sz="4" w:space="0" w:color="808080"/>
+              <w:left w:val="single" w:sz="4" w:space="0" w:color="808080"/>
+              <w:bottom w:val="single" w:sz="4" w:space="0" w:color="808080"/>
+              <w:right w:val="single" w:sz="4" w:space="0" w:color="808080"/>
+            </w:tcBorders>
+            <w:shd w:val="clear" w:color="auto" w:fill="D9E2F3"/>
+            <w:tcMar>
+              <w:top w:w="60" w:type="dxa"/>
+              <w:left w:w="100" w:type="dxa"/>
+              <w:bottom w:w="60" w:type="dxa"/>
+              <w:right w:w="100" w:type="dxa"/>
+            </w:tcMar>
+            <w:vAlign w:val="center"/>
+          </w:tcPr>
+          <w:p>
+            <w:pPr>
+              <w:spacing w:line="260" w:lineRule="auto"/>
+              <w:jc w:val="center"/>
+            </w:pPr>
+            <w:r>
+              <w:rPr>
+                <w:b/>
+                <w:bCs/>
+                <w:sz w:val="22"/>
+                <w:szCs w:val="22"/>
+              </w:rPr>
+              <w:t>Nhiệm vụ</w:t>
+            </w:r>
+          </w:p>
+        </w:tc>
+      </w:tr>
+      <w:tr>
+        <w:trPr>
+          <w:cantSplit/>
+          <w:jc w:val="center"/>
+        </w:trPr>
+        <w:tc>
+          <w:tcPr>
+            <w:tcW w:w="700" w:type="dxa"/>
+            <w:tcBorders>
+              <w:top w:val="single" w:sz="4" w:space="0" w:color="808080"/>
+              <w:left w:val="single" w:sz="4" w:space="0" w:color="808080"/>
+              <w:bottom w:val="single" w:sz="4" w:space="0" w:color="808080"/>
+              <w:right w:val="single" w:sz="4" w:space="0" w:color="808080"/>
+            </w:tcBorders>
+            <w:tcMar>
+              <w:top w:w="60" w:type="dxa"/>
+              <w:left w:w="100" w:type="dxa"/>
+              <w:bottom w:w="60" w:type="dxa"/>
+              <w:right w:w="100" w:type="dxa"/>
+            </w:tcMar>
+            <w:vAlign w:val="center"/>
+          </w:tcPr>
+          <w:p>
+            <w:pPr>
+              <w:spacing w:line="260" w:lineRule="auto"/>
+              <w:jc w:val="center"/>
+            </w:pPr>
+            <w:r>
+              <w:rPr>
+                <w:sz w:val="22"/>
+                <w:szCs w:val="22"/>
+              </w:rPr>
+              <w:t>1.</w:t>
+            </w:r>
+          </w:p>
+        </w:tc>
+        <w:tc>
+          <w:tcPr>
+            <w:tcW w:w="2200" w:type="dxa"/>
+            <w:tcBorders>
+              <w:top w:val="single" w:sz="4" w:space="0" w:color="808080"/>
+              <w:left w:val="single" w:sz="4" w:space="0" w:color="808080"/>
+              <w:bottom w:val="single" w:sz="4" w:space="0" w:color="808080"/>
+              <w:right w:val="single" w:sz="4" w:space="0" w:color="808080"/>
+            </w:tcBorders>
+            <w:tcMar>
+              <w:top w:w="60" w:type="dxa"/>
+              <w:left w:w="100" w:type="dxa"/>
+              <w:bottom w:w="60" w:type="dxa"/>
+              <w:right w:w="100" w:type="dxa"/>
+            </w:tcMar>
+            <w:vAlign w:val="center"/>
+          </w:tcPr>
+          <w:p>
+            <w:pPr>
+              <w:spacing w:line="260" w:lineRule="auto"/>
+            </w:pPr>
+            <w:r>
+              <w:rPr>
+                <w:sz w:val="22"/>
+                <w:szCs w:val="22"/>
+              </w:rPr>
+              <w:t>Lê Ngọc Khôi (trưởng nhóm)</w:t>
+            </w:r>
+          </w:p>
+        </w:tc>
+        <w:tc>
+          <w:tcPr>
+            <w:tcW w:w="1600" w:type="dxa"/>
+            <w:tcBorders>
+              <w:top w:val="single" w:sz="4" w:space="0" w:color="808080"/>
+              <w:left w:val="single" w:sz="4" w:space="0" w:color="808080"/>
+              <w:bottom w:val="single" w:sz="4" w:space="0" w:color="808080"/>
+              <w:right w:val="single" w:sz="4" w:space="0" w:color="808080"/>
+            </w:tcBorders>
+            <w:tcMar>
+              <w:top w:w="60" w:type="dxa"/>
+              <w:left w:w="100" w:type="dxa"/>
+              <w:bottom w:w="60" w:type="dxa"/>
+              <w:right w:w="100" w:type="dxa"/>
+            </w:tcMar>
+            <w:vAlign w:val="center"/>
+          </w:tcPr>
+          <w:p>
+            <w:pPr>
+              <w:spacing w:line="260" w:lineRule="auto"/>
+              <w:jc w:val="center"/>
+            </w:pPr>
+            <w:r>
+              <w:rPr>
+                <w:sz w:val="22"/>
+                <w:szCs w:val="22"/>
+              </w:rPr>
+              <w:t>B24DTCN061</w:t>
+            </w:r>
+          </w:p>
+        </w:tc>
+        <w:tc>
+          <w:tcPr>
+            <w:tcW w:w="4526" w:type="dxa"/>
+            <w:tcBorders>
+              <w:top w:val="single" w:sz="4" w:space="0" w:color="808080"/>
+              <w:left w:val="single" w:sz="4" w:space="0" w:color="808080"/>
+              <w:bottom w:val="single" w:sz="4" w:space="0" w:color="808080"/>
+              <w:right w:val="single" w:sz="4" w:space="0" w:color="808080"/>
+            </w:tcBorders>
+            <w:tcMar>
+              <w:top w:w="60" w:type="dxa"/>
+              <w:left w:w="100" w:type="dxa"/>
+              <w:bottom w:w="60" w:type="dxa"/>
+              <w:right w:w="100" w:type="dxa"/>
+            </w:tcMar>
+            <w:vAlign w:val="center"/>
+          </w:tcPr>
+          <w:p>
+            <w:pPr>
+              <w:spacing w:line="260" w:lineRule="auto"/>
+            </w:pPr>
+            <w:r>
+              <w:rPr>
+                <w:sz w:val="22"/>
+                <w:szCs w:val="22"/>
+              </w:rPr>
+              <w:t>Luật cờ tướng (chess/), giao diện ứng dụng Android (view/, theme/), hàm đánh giá (Evaluation), khung tìm kiếm dùng chung (GameState, GameSearch), thuật toán Minimax; quản lý repository GitHub; tổng hợp báo cáo</w:t>
+            </w:r>
+          </w:p>
+        </w:tc>
+      </w:tr>
+      <w:tr>
+        <w:trPr>
+          <w:cantSplit/>
+          <w:jc w:val="center"/>
+        </w:trPr>
+        <w:tc>
+          <w:tcPr>
+            <w:tcW w:w="700" w:type="dxa"/>
+            <w:tcBorders>
+              <w:top w:val="single" w:sz="4" w:space="0" w:color="808080"/>
+              <w:left w:val="single" w:sz="4" w:space="0" w:color="808080"/>
+              <w:bottom w:val="single" w:sz="4" w:space="0" w:color="808080"/>
+              <w:right w:val="single" w:sz="4" w:space="0" w:color="808080"/>
+            </w:tcBorders>
+            <w:tcMar>
+              <w:top w:w="60" w:type="dxa"/>
+              <w:left w:w="100" w:type="dxa"/>
+              <w:bottom w:w="60" w:type="dxa"/>
+              <w:right w:w="100" w:type="dxa"/>
+            </w:tcMar>
+            <w:vAlign w:val="center"/>
+          </w:tcPr>
+          <w:p>
+            <w:pPr>
+              <w:spacing w:line="260" w:lineRule="auto"/>
+              <w:jc w:val="center"/>
+            </w:pPr>
+            <w:r>
+              <w:rPr>
+                <w:sz w:val="22"/>
+                <w:szCs w:val="22"/>
+              </w:rPr>
+              <w:t>2.</w:t>
+            </w:r>
+          </w:p>
+        </w:tc>
+        <w:tc>
+          <w:tcPr>
+            <w:tcW w:w="2200" w:type="dxa"/>
+            <w:tcBorders>
+              <w:top w:val="single" w:sz="4" w:space="0" w:color="808080"/>
+              <w:left w:val="single" w:sz="4" w:space="0" w:color="808080"/>
+              <w:bottom w:val="single" w:sz="4" w:space="0" w:color="808080"/>
+              <w:right w:val="single" w:sz="4" w:space="0" w:color="808080"/>
+            </w:tcBorders>
+            <w:tcMar>
+              <w:top w:w="60" w:type="dxa"/>
+              <w:left w:w="100" w:type="dxa"/>
+              <w:bottom w:w="60" w:type="dxa"/>
+              <w:right w:w="100" w:type="dxa"/>
+            </w:tcMar>
+            <w:vAlign w:val="center"/>
+          </w:tcPr>
+          <w:p>
+            <w:pPr>
+              <w:spacing w:line="260" w:lineRule="auto"/>
+            </w:pPr>
+            <w:r>
+              <w:rPr>
+                <w:sz w:val="22"/>
+                <w:szCs w:val="22"/>
+              </w:rPr>
+              <w:t>Phạm Tuấn Anh</w:t>
+            </w:r>
+          </w:p>
+        </w:tc>
+        <w:tc>
+          <w:tcPr>
+            <w:tcW w:w="1600" w:type="dxa"/>
+            <w:tcBorders>
+              <w:top w:val="single" w:sz="4" w:space="0" w:color="808080"/>
+              <w:left w:val="single" w:sz="4" w:space="0" w:color="808080"/>
+              <w:bottom w:val="single" w:sz="4" w:space="0" w:color="808080"/>
+              <w:right w:val="single" w:sz="4" w:space="0" w:color="808080"/>
+            </w:tcBorders>
+            <w:tcMar>
+              <w:top w:w="60" w:type="dxa"/>
+              <w:left w:w="100" w:type="dxa"/>
+              <w:bottom w:w="60" w:type="dxa"/>
+              <w:right w:w="100" w:type="dxa"/>
+            </w:tcMar>
+            <w:vAlign w:val="center"/>
+          </w:tcPr>
+          <w:p>
+            <w:pPr>
+              <w:spacing w:line="260" w:lineRule="auto"/>
+              <w:jc w:val="center"/>
+            </w:pPr>
+            <w:r>
+              <w:rPr>
+                <w:sz w:val="22"/>
+                <w:szCs w:val="22"/>
+              </w:rPr>
+              <w:t>B24DTCN057</w:t>
+            </w:r>
+          </w:p>
+        </w:tc>
+        <w:tc>
+          <w:tcPr>
+            <w:tcW w:w="4526" w:type="dxa"/>
+            <w:tcBorders>
+              <w:top w:val="single" w:sz="4" w:space="0" w:color="808080"/>
+              <w:left w:val="single" w:sz="4" w:space="0" w:color="808080"/>
+              <w:bottom w:val="single" w:sz="4" w:space="0" w:color="808080"/>
+              <w:right w:val="single" w:sz="4" w:space="0" w:color="808080"/>
+            </w:tcBorders>
+            <w:tcMar>
+              <w:top w:w="60" w:type="dxa"/>
+              <w:left w:w="100" w:type="dxa"/>
+              <w:bottom w:w="60" w:type="dxa"/>
+              <w:right w:w="100" w:type="dxa"/>
+            </w:tcMar>
+            <w:vAlign w:val="center"/>
+          </w:tcPr>
+          <w:p>
+            <w:pPr>
+              <w:spacing w:line="260" w:lineRule="auto"/>
+            </w:pPr>
+            <w:r>
+              <w:rPr>
+                <w:sz w:val="22"/>
+                <w:szCs w:val="22"/>
+              </w:rPr>
+              <w:t>Cài đặt thuật toán Negamax và Alpha-Beta thuần; kiểm thử; viết báo cáo phần tương ứng</w:t>
+            </w:r>
+          </w:p>
+        </w:tc>
+      </w:tr>
+      <w:tr>
+        <w:trPr>
+          <w:cantSplit/>
+          <w:jc w:val="center"/>
+        </w:trPr>
+        <w:tc>
+          <w:tcPr>
+            <w:tcW w:w="700" w:type="dxa"/>
+            <w:tcBorders>
+              <w:top w:val="single" w:sz="4" w:space="0" w:color="808080"/>
+              <w:left w:val="single" w:sz="4" w:space="0" w:color="808080"/>
+              <w:bottom w:val="single" w:sz="4" w:space="0" w:color="808080"/>
+              <w:right w:val="single" w:sz="4" w:space="0" w:color="808080"/>
+            </w:tcBorders>
+            <w:tcMar>
+              <w:top w:w="60" w:type="dxa"/>
+              <w:left w:w="100" w:type="dxa"/>
+              <w:bottom w:w="60" w:type="dxa"/>
+              <w:right w:w="100" w:type="dxa"/>
+            </w:tcMar>
+            <w:vAlign w:val="center"/>
+          </w:tcPr>
+          <w:p>
+            <w:pPr>
+              <w:spacing w:line="260" w:lineRule="auto"/>
+              <w:jc w:val="center"/>
+            </w:pPr>
+            <w:r>
+              <w:rPr>
+                <w:sz w:val="22"/>
+                <w:szCs w:val="22"/>
+              </w:rPr>
+              <w:t>3.</w:t>
+            </w:r>
+          </w:p>
+        </w:tc>
+        <w:tc>
+          <w:tcPr>
+            <w:tcW w:w="2200" w:type="dxa"/>
+            <w:tcBorders>
+              <w:top w:val="single" w:sz="4" w:space="0" w:color="808080"/>
+              <w:left w:val="single" w:sz="4" w:space="0" w:color="808080"/>
+              <w:bottom w:val="single" w:sz="4" w:space="0" w:color="808080"/>
+              <w:right w:val="single" w:sz="4" w:space="0" w:color="808080"/>
+            </w:tcBorders>
+            <w:tcMar>
+              <w:top w:w="60" w:type="dxa"/>
+              <w:left w:w="100" w:type="dxa"/>
+              <w:bottom w:w="60" w:type="dxa"/>
+              <w:right w:w="100" w:type="dxa"/>
+            </w:tcMar>
+            <w:vAlign w:val="center"/>
+          </w:tcPr>
+          <w:p>
+            <w:pPr>
+              <w:spacing w:line="260" w:lineRule="auto"/>
+            </w:pPr>
+            <w:r>
+              <w:rPr>
+                <w:sz w:val="22"/>
+                <w:szCs w:val="22"/>
+              </w:rPr>
+              <w:t>Phạm Phước Hòa</w:t>
+            </w:r>
+          </w:p>
+        </w:tc>
+        <w:tc>
+          <w:tcPr>
+            <w:tcW w:w="1600" w:type="dxa"/>
+            <w:tcBorders>
+              <w:top w:val="single" w:sz="4" w:space="0" w:color="808080"/>
+              <w:left w:val="single" w:sz="4" w:space="0" w:color="808080"/>
+              <w:bottom w:val="single" w:sz="4" w:space="0" w:color="808080"/>
+              <w:right w:val="single" w:sz="4" w:space="0" w:color="808080"/>
+            </w:tcBorders>
+            <w:tcMar>
+              <w:top w:w="60" w:type="dxa"/>
+              <w:left w:w="100" w:type="dxa"/>
+              <w:bottom w:w="60" w:type="dxa"/>
+              <w:right w:w="100" w:type="dxa"/>
+            </w:tcMar>
+            <w:vAlign w:val="center"/>
+          </w:tcPr>
+          <w:p>
+            <w:pPr>
+              <w:spacing w:line="260" w:lineRule="auto"/>
+              <w:jc w:val="center"/>
+            </w:pPr>
+            <w:r>
+              <w:rPr>
+                <w:sz w:val="22"/>
+                <w:szCs w:val="22"/>
+              </w:rPr>
+              <w:t>B24DTCN060</w:t>
+            </w:r>
+          </w:p>
+        </w:tc>
+        <w:tc>
+          <w:tcPr>
+            <w:tcW w:w="4526" w:type="dxa"/>
+            <w:tcBorders>
+              <w:top w:val="single" w:sz="4" w:space="0" w:color="808080"/>
+              <w:left w:val="single" w:sz="4" w:space="0" w:color="808080"/>
+              <w:bottom w:val="single" w:sz="4" w:space="0" w:color="808080"/>
+              <w:right w:val="single" w:sz="4" w:space="0" w:color="808080"/>
+            </w:tcBorders>
+            <w:tcMar>
+              <w:top w:w="60" w:type="dxa"/>
+              <w:left w:w="100" w:type="dxa"/>
+              <w:bottom w:w="60" w:type="dxa"/>
+              <w:right w:w="100" w:type="dxa"/>
+            </w:tcMar>
+            <w:vAlign w:val="center"/>
+          </w:tcPr>
+          <w:p>
+            <w:pPr>
+              <w:spacing w:line="260" w:lineRule="auto"/>
+            </w:pPr>
+            <w:r>
+              <w:rPr>
+                <w:sz w:val="22"/>
+                <w:szCs w:val="22"/>
+              </w:rPr>
+              <w:t>Thuật toán Alpha-Beta cải tiến (ai/optimize/: tìm kiếm sâu dần, bảng chuyển vị Zobrist, null-move, quiescence); đo đạc và đấu thử giữa các thuật toán; quay video demo; viết báo cáo phần tương ứng</w:t>
+            </w:r>
+          </w:p>
+        </w:tc>
+      </w:tr>
+    </w:tbl>
+    <w:p>
+      <w:pPr>
+        <w:pStyle w:val="Heading1"/>
+        <w:keepNext/>
+      </w:pPr>
+      <w:bookmarkStart w:id="1" w:name="_Toc244099002"/>
+      <w:bookmarkStart w:id="2" w:name="_Toc244203036"/>
+      <w:r>
+        <w:t>MÃ NGUỒN VÀ VIDEO DEMO</w:t>
+      </w:r>
+      <w:bookmarkEnd w:id="1"/>
+      <w:bookmarkEnd w:id="2"/>
+    </w:p>
+    <w:p>
+      <w:pPr>
+        <w:spacing w:after="120" w:line="312" w:lineRule="auto"/>
+        <w:jc w:val="both"/>
+      </w:pPr>
+      <w:r>
+        <w:rPr>
+          <w:b/>
+          <w:bCs/>
+        </w:rPr>
+        <w:t xml:space="preserve">Mã nguồn (GitHub): </w:t>
+      </w:r>
+      <w:hyperlink r:id="rId8" w:history="1">
+        <w:r>
+          <w:rPr>
+            <w:rStyle w:val="Hyperlink"/>
+          </w:rPr>
+          <w:t>https://github.com/khoiln218/ChessAndroid</w:t>
+        </w:r>
+      </w:hyperlink>
+    </w:p>
+    <w:p>
+      <w:pPr>
+        <w:spacing w:after="120" w:line="312" w:lineRule="auto"/>
+        <w:jc w:val="both"/>
+      </w:pPr>
+      <w:r>
+        <w:rPr>
+          <w:b/>
+          <w:bCs/>
+        </w:rPr>
+        <w:t xml:space="preserve">Video demo: </w:t>
+      </w:r>
+      <w:hyperlink r:id="rId9" w:history="1">
+        <w:r>
+          <w:rPr>
+            <w:rStyle w:val="Hyperlink"/>
+          </w:rPr>
+          <w:t>https://www.youtube.com/watch?v=UyCF-ykqvng</w:t>
+        </w:r>
+      </w:hyperlink>
+      <w:r>
+        <w:t xml:space="preserve"> hoặc thư mục docs/video</w:t>
+      </w:r>
+    </w:p>
+    <w:p>
+      <w:pPr>
+        <w:pStyle w:val="Heading1"/>
+        <w:keepNext/>
+        <w:pageBreakBefore/>
+      </w:pPr>
+      <w:bookmarkStart w:id="3" w:name="_Toc244203037"/>
+      <w:r>
         <w:t>LỜI MỞ ĐẦU</w:t>
       </w:r>
-      <w:bookmarkEnd w:id="0"/>
+      <w:bookmarkEnd w:id="3"/>
     </w:p>
     <w:p>
       <w:pPr>
@@ -6237,7 +7509,6 @@
           <w:b/>
           <w:bCs/>
         </w:rPr>
-        <w:lastRenderedPageBreak/>
         <w:t>Chương 4 — Thử nghiệm và đánh giá:</w:t>
       </w:r>
       <w:r>
@@ -6268,23 +7539,22 @@
         <w:keepNext/>
         <w:pageBreakBefore/>
       </w:pPr>
-      <w:bookmarkStart w:id="1" w:name="_Toc244028844"/>
-      <w:r>
-        <w:lastRenderedPageBreak/>
+      <w:bookmarkStart w:id="4" w:name="_Toc244203038"/>
+      <w:r>
         <w:t>CHƯƠNG 1. TỔNG QUAN ĐỀ TÀI</w:t>
       </w:r>
-      <w:bookmarkEnd w:id="1"/>
+      <w:bookmarkEnd w:id="4"/>
     </w:p>
     <w:p>
       <w:pPr>
         <w:pStyle w:val="Heading2"/>
         <w:keepNext/>
       </w:pPr>
-      <w:bookmarkStart w:id="2" w:name="_Toc244028845"/>
+      <w:bookmarkStart w:id="5" w:name="_Toc244203039"/>
       <w:r>
         <w:t>1.1. Giới thiệu trò chơi Cờ Tướng</w:t>
       </w:r>
-      <w:bookmarkEnd w:id="2"/>
+      <w:bookmarkEnd w:id="5"/>
     </w:p>
     <w:p>
       <w:pPr>
@@ -7418,11 +8688,11 @@
         <w:pStyle w:val="Heading2"/>
         <w:keepNext/>
       </w:pPr>
-      <w:bookmarkStart w:id="3" w:name="_Toc244028846"/>
+      <w:bookmarkStart w:id="6" w:name="_Toc244203040"/>
       <w:r>
         <w:t>1.2. Mô hình hoá Cờ Tướng thành bài toán Trí tuệ nhân tạo</w:t>
       </w:r>
-      <w:bookmarkEnd w:id="3"/>
+      <w:bookmarkEnd w:id="6"/>
     </w:p>
     <w:p>
       <w:pPr>
@@ -7963,7 +9233,6 @@
                 <w:sz w:val="21"/>
                 <w:szCs w:val="21"/>
               </w:rPr>
-              <w:lastRenderedPageBreak/>
               <w:t>Tính tuần tự</w:t>
             </w:r>
           </w:p>
@@ -8149,11 +9418,11 @@
         <w:pStyle w:val="Heading2"/>
         <w:keepNext/>
       </w:pPr>
-      <w:bookmarkStart w:id="4" w:name="_Toc244028847"/>
+      <w:bookmarkStart w:id="7" w:name="_Toc244203041"/>
       <w:r>
         <w:t>1.3. Độ phức tạp của bài toán</w:t>
       </w:r>
-      <w:bookmarkEnd w:id="4"/>
+      <w:bookmarkEnd w:id="7"/>
     </w:p>
     <w:p>
       <w:pPr>
@@ -8290,11 +9559,11 @@
         <w:pStyle w:val="Heading2"/>
         <w:keepNext/>
       </w:pPr>
-      <w:bookmarkStart w:id="5" w:name="_Toc244028848"/>
+      <w:bookmarkStart w:id="8" w:name="_Toc244203042"/>
       <w:r>
         <w:t>1.4. Mục tiêu và phạm vi đề tài</w:t>
       </w:r>
-      <w:bookmarkEnd w:id="5"/>
+      <w:bookmarkEnd w:id="8"/>
     </w:p>
     <w:p>
       <w:pPr>
@@ -8411,7 +9680,6 @@
           <w:b/>
           <w:bCs/>
         </w:rPr>
-        <w:lastRenderedPageBreak/>
         <w:t>Công cụ:</w:t>
       </w:r>
       <w:r>
@@ -8456,23 +9724,22 @@
         <w:keepNext/>
         <w:pageBreakBefore/>
       </w:pPr>
-      <w:bookmarkStart w:id="6" w:name="_Toc244028849"/>
-      <w:r>
-        <w:lastRenderedPageBreak/>
+      <w:bookmarkStart w:id="9" w:name="_Toc244203043"/>
+      <w:r>
         <w:t>CHƯƠNG 2. CƠ SỞ LÝ THUYẾT</w:t>
       </w:r>
-      <w:bookmarkEnd w:id="6"/>
+      <w:bookmarkEnd w:id="9"/>
     </w:p>
     <w:p>
       <w:pPr>
         <w:pStyle w:val="Heading2"/>
         <w:keepNext/>
       </w:pPr>
-      <w:bookmarkStart w:id="7" w:name="_Toc244028850"/>
+      <w:bookmarkStart w:id="10" w:name="_Toc244203044"/>
       <w:r>
         <w:t>2.1. Bài toán tìm kiếm đối kháng</w:t>
       </w:r>
-      <w:bookmarkEnd w:id="7"/>
+      <w:bookmarkEnd w:id="10"/>
     </w:p>
     <w:p>
       <w:pPr>
@@ -9219,22 +10486,22 @@
         <w:pStyle w:val="Heading2"/>
         <w:keepNext/>
       </w:pPr>
-      <w:bookmarkStart w:id="8" w:name="_Toc244028851"/>
+      <w:bookmarkStart w:id="11" w:name="_Toc244203045"/>
       <w:r>
         <w:t>2.2. Thuật toán Minimax</w:t>
       </w:r>
-      <w:bookmarkEnd w:id="8"/>
+      <w:bookmarkEnd w:id="11"/>
     </w:p>
     <w:p>
       <w:pPr>
         <w:pStyle w:val="Heading3"/>
         <w:keepNext/>
       </w:pPr>
-      <w:bookmarkStart w:id="9" w:name="_Toc244028852"/>
+      <w:bookmarkStart w:id="12" w:name="_Toc244203046"/>
       <w:r>
         <w:t>2.2.1. Ý tưởng</w:t>
       </w:r>
-      <w:bookmarkEnd w:id="9"/>
+      <w:bookmarkEnd w:id="12"/>
     </w:p>
     <w:p>
       <w:pPr>
@@ -9336,11 +10603,11 @@
         <w:pStyle w:val="Heading3"/>
         <w:keepNext/>
       </w:pPr>
-      <w:bookmarkStart w:id="10" w:name="_Toc244028853"/>
+      <w:bookmarkStart w:id="13" w:name="_Toc244203047"/>
       <w:r>
         <w:t>2.2.2. Giả mã</w:t>
       </w:r>
-      <w:bookmarkEnd w:id="10"/>
+      <w:bookmarkEnd w:id="13"/>
     </w:p>
     <w:p>
       <w:pPr>
@@ -9544,11 +10811,11 @@
         <w:pStyle w:val="Heading3"/>
         <w:keepNext/>
       </w:pPr>
-      <w:bookmarkStart w:id="11" w:name="_Toc244028854"/>
+      <w:bookmarkStart w:id="14" w:name="_Toc244203048"/>
       <w:r>
         <w:t>2.2.3. Ví dụ minh hoạ</w:t>
       </w:r>
-      <w:bookmarkEnd w:id="11"/>
+      <w:bookmarkEnd w:id="14"/>
     </w:p>
     <w:p>
       <w:pPr>
@@ -9602,7 +10869,6 @@
           <w:sz w:val="17"/>
           <w:szCs w:val="17"/>
         </w:rPr>
-        <w:lastRenderedPageBreak/>
         <w:t xml:space="preserve">         B (MIN)=3     C (MIN)=2     D (MIN)=2</w:t>
       </w:r>
     </w:p>
@@ -9651,11 +10917,11 @@
         <w:pStyle w:val="Heading3"/>
         <w:keepNext/>
       </w:pPr>
-      <w:bookmarkStart w:id="12" w:name="_Toc244028855"/>
+      <w:bookmarkStart w:id="15" w:name="_Toc244203049"/>
       <w:r>
         <w:t>2.2.4. Đánh giá</w:t>
       </w:r>
-      <w:bookmarkEnd w:id="12"/>
+      <w:bookmarkEnd w:id="15"/>
     </w:p>
     <w:tbl>
       <w:tblPr>
@@ -10020,22 +11286,22 @@
         <w:pStyle w:val="Heading2"/>
         <w:keepNext/>
       </w:pPr>
-      <w:bookmarkStart w:id="13" w:name="_Toc244028856"/>
+      <w:bookmarkStart w:id="16" w:name="_Toc244203050"/>
       <w:r>
         <w:t>2.3. Thuật toán Negamax</w:t>
       </w:r>
-      <w:bookmarkEnd w:id="13"/>
+      <w:bookmarkEnd w:id="16"/>
     </w:p>
     <w:p>
       <w:pPr>
         <w:pStyle w:val="Heading3"/>
         <w:keepNext/>
       </w:pPr>
-      <w:bookmarkStart w:id="14" w:name="_Toc244028857"/>
+      <w:bookmarkStart w:id="17" w:name="_Toc244203051"/>
       <w:r>
         <w:t>2.3.1. Bài toán đặt ra</w:t>
       </w:r>
-      <w:bookmarkEnd w:id="14"/>
+      <w:bookmarkEnd w:id="17"/>
     </w:p>
     <w:p>
       <w:pPr>
@@ -10061,11 +11327,11 @@
         <w:pStyle w:val="Heading3"/>
         <w:keepNext/>
       </w:pPr>
-      <w:bookmarkStart w:id="15" w:name="_Toc244028858"/>
+      <w:bookmarkStart w:id="18" w:name="_Toc244203052"/>
       <w:r>
         <w:t>2.3.2. Cơ sở toán học</w:t>
       </w:r>
-      <w:bookmarkEnd w:id="15"/>
+      <w:bookmarkEnd w:id="18"/>
     </w:p>
     <w:p>
       <w:pPr>
@@ -10234,7 +11500,6 @@
           <w:i/>
           <w:iCs/>
         </w:rPr>
-        <w:lastRenderedPageBreak/>
         <w:t>Nút lá:</w:t>
       </w:r>
       <w:r>
@@ -10317,11 +11582,11 @@
         <w:pStyle w:val="Heading3"/>
         <w:keepNext/>
       </w:pPr>
-      <w:bookmarkStart w:id="16" w:name="_Toc244028859"/>
+      <w:bookmarkStart w:id="19" w:name="_Toc244203053"/>
       <w:r>
         <w:t>2.3.3. Giả mã</w:t>
       </w:r>
-      <w:bookmarkEnd w:id="16"/>
+      <w:bookmarkEnd w:id="19"/>
     </w:p>
     <w:p>
       <w:pPr>
@@ -10481,11 +11746,11 @@
         <w:pStyle w:val="Heading3"/>
         <w:keepNext/>
       </w:pPr>
-      <w:bookmarkStart w:id="17" w:name="_Toc244028860"/>
+      <w:bookmarkStart w:id="20" w:name="_Toc244203054"/>
       <w:r>
         <w:t>2.3.4. Ví dụ minh hoạ</w:t>
       </w:r>
-      <w:bookmarkEnd w:id="17"/>
+      <w:bookmarkEnd w:id="20"/>
     </w:p>
     <w:p>
       <w:pPr>
@@ -10572,11 +11837,11 @@
         <w:pStyle w:val="Heading3"/>
         <w:keepNext/>
       </w:pPr>
-      <w:bookmarkStart w:id="18" w:name="_Toc244028861"/>
+      <w:bookmarkStart w:id="21" w:name="_Toc244203055"/>
       <w:r>
         <w:t>2.3.5. Ưu điểm và điều kiện áp dụng</w:t>
       </w:r>
-      <w:bookmarkEnd w:id="18"/>
+      <w:bookmarkEnd w:id="21"/>
     </w:p>
     <w:p>
       <w:pPr>
@@ -10653,7 +11918,6 @@
           <w:b/>
           <w:bCs/>
         </w:rPr>
-        <w:lastRenderedPageBreak/>
         <w:t>Điều kiện:</w:t>
       </w:r>
     </w:p>
@@ -10710,22 +11974,22 @@
         <w:pStyle w:val="Heading2"/>
         <w:keepNext/>
       </w:pPr>
-      <w:bookmarkStart w:id="19" w:name="_Toc244028862"/>
+      <w:bookmarkStart w:id="22" w:name="_Toc244203056"/>
       <w:r>
         <w:t>2.4. Cắt tỉa Alpha-Beta dạng Negamax</w:t>
       </w:r>
-      <w:bookmarkEnd w:id="19"/>
+      <w:bookmarkEnd w:id="22"/>
     </w:p>
     <w:p>
       <w:pPr>
         <w:pStyle w:val="Heading3"/>
         <w:keepNext/>
       </w:pPr>
-      <w:bookmarkStart w:id="20" w:name="_Toc244028863"/>
+      <w:bookmarkStart w:id="23" w:name="_Toc244203057"/>
       <w:r>
         <w:t>2.4.1. Bài toán đặt ra</w:t>
       </w:r>
-      <w:bookmarkEnd w:id="20"/>
+      <w:bookmarkEnd w:id="23"/>
     </w:p>
     <w:p>
       <w:pPr>
@@ -10751,11 +12015,11 @@
         <w:pStyle w:val="Heading3"/>
         <w:keepNext/>
       </w:pPr>
-      <w:bookmarkStart w:id="21" w:name="_Toc244028864"/>
+      <w:bookmarkStart w:id="24" w:name="_Toc244203058"/>
       <w:r>
         <w:t>2.4.2. Ý tưởng</w:t>
       </w:r>
-      <w:bookmarkEnd w:id="21"/>
+      <w:bookmarkEnd w:id="24"/>
     </w:p>
     <w:p>
       <w:pPr>
@@ -10902,11 +12166,11 @@
         <w:pStyle w:val="Heading3"/>
         <w:keepNext/>
       </w:pPr>
-      <w:bookmarkStart w:id="22" w:name="_Toc244028865"/>
+      <w:bookmarkStart w:id="25" w:name="_Toc244203059"/>
       <w:r>
         <w:t>2.4.3. Giả mã</w:t>
       </w:r>
-      <w:bookmarkEnd w:id="22"/>
+      <w:bookmarkEnd w:id="25"/>
     </w:p>
     <w:p>
       <w:pPr>
@@ -11121,11 +12385,7 @@
         <w:t>có cùng vòng lặp</w:t>
       </w:r>
       <w:r>
-        <w:t xml:space="preserve">, chỉ khác ở việc Alpha-Beta mang theo cửa sổ (α, β) và dừng vòng lặp khi α ≥ β. Nếu thay điều kiện cắt bằng "không bao giờ cắt", NEGAMAX_AB trở thành đúng NEGAMAX. </w:t>
-      </w:r>
-      <w:r>
-        <w:lastRenderedPageBreak/>
-        <w:t xml:space="preserve">Chương 3 khai thác trực tiếp nhận xét này: Negamax và Alpha-Beta trong đề tài dùng chung </w:t>
+        <w:t xml:space="preserve">, chỉ khác ở việc Alpha-Beta mang theo cửa sổ (α, β) và dừng vòng lặp khi α ≥ β. Nếu thay điều kiện cắt bằng "không bao giờ cắt", NEGAMAX_AB trở thành đúng NEGAMAX. Chương 3 khai thác trực tiếp nhận xét này: Negamax và Alpha-Beta trong đề tài dùng chung </w:t>
       </w:r>
       <w:r>
         <w:rPr>
@@ -11475,11 +12735,11 @@
         <w:pStyle w:val="Heading3"/>
         <w:keepNext/>
       </w:pPr>
-      <w:bookmarkStart w:id="23" w:name="_Toc244028866"/>
+      <w:bookmarkStart w:id="26" w:name="_Toc244203060"/>
       <w:r>
         <w:t>2.4.4. Ví dụ minh hoạ từng bước</w:t>
       </w:r>
-      <w:bookmarkEnd w:id="23"/>
+      <w:bookmarkEnd w:id="26"/>
     </w:p>
     <w:p>
       <w:pPr>
@@ -12605,11 +13865,11 @@
         <w:pStyle w:val="Heading3"/>
         <w:keepNext/>
       </w:pPr>
-      <w:bookmarkStart w:id="24" w:name="_Toc244028867"/>
+      <w:bookmarkStart w:id="27" w:name="_Toc244203061"/>
       <w:r>
         <w:t>2.4.5. Độ phức tạp</w:t>
       </w:r>
-      <w:bookmarkEnd w:id="24"/>
+      <w:bookmarkEnd w:id="27"/>
     </w:p>
     <w:p>
       <w:pPr>
@@ -12702,7 +13962,6 @@
         <w:jc w:val="both"/>
       </w:pPr>
       <w:r>
-        <w:lastRenderedPageBreak/>
         <w:t xml:space="preserve">Nói cách khác, với thứ tự nước đi tốt, trong cùng thời gian Alpha-Beta có thể </w:t>
       </w:r>
       <w:r>
@@ -12721,11 +13980,11 @@
         <w:pStyle w:val="Heading2"/>
         <w:keepNext/>
       </w:pPr>
-      <w:bookmarkStart w:id="25" w:name="_Toc244028868"/>
+      <w:bookmarkStart w:id="28" w:name="_Toc244203062"/>
       <w:r>
         <w:t>2.5. Hàm đánh giá tĩnh</w:t>
       </w:r>
-      <w:bookmarkEnd w:id="25"/>
+      <w:bookmarkEnd w:id="28"/>
     </w:p>
     <w:p>
       <w:pPr>
@@ -12898,11 +14157,11 @@
         <w:pStyle w:val="Heading2"/>
         <w:keepNext/>
       </w:pPr>
-      <w:bookmarkStart w:id="26" w:name="_Toc244028869"/>
+      <w:bookmarkStart w:id="29" w:name="_Toc244203063"/>
       <w:r>
         <w:t>2.6. Alpha-Beta cải tiến: các bài toán khi áp dụng vào thực tế và kỹ thuật giải quyết</w:t>
       </w:r>
-      <w:bookmarkEnd w:id="26"/>
+      <w:bookmarkEnd w:id="29"/>
     </w:p>
     <w:p>
       <w:pPr>
@@ -12928,11 +14187,11 @@
         <w:pStyle w:val="Heading3"/>
         <w:keepNext/>
       </w:pPr>
-      <w:bookmarkStart w:id="27" w:name="_Toc244028870"/>
-      <w:r>
-        <w:t>2.6.1. Hiệu ứng đường chân trời → Tìm kiếm tĩnh (Quiescence Search)</w:t>
-      </w:r>
-      <w:bookmarkEnd w:id="27"/>
+      <w:bookmarkStart w:id="30" w:name="_Toc244203064"/>
+      <w:r>
+        <w:t>2.6.1. Tìm kiếm tĩnh (Quiescence Search)</w:t>
+      </w:r>
+      <w:bookmarkEnd w:id="30"/>
     </w:p>
     <w:p>
       <w:pPr>
@@ -13029,7 +14288,6 @@
           <w:sz w:val="17"/>
           <w:szCs w:val="17"/>
         </w:rPr>
-        <w:lastRenderedPageBreak/>
         <w:t xml:space="preserve">    if stand ≥ β: return stand</w:t>
       </w:r>
     </w:p>
@@ -13173,11 +14431,11 @@
         <w:pStyle w:val="Heading3"/>
         <w:keepNext/>
       </w:pPr>
-      <w:bookmarkStart w:id="28" w:name="_Toc244028871"/>
-      <w:r>
-        <w:t>2.6.2. Thứ tự nước đi → MVV-LVA, nước sát thủ, heuristic lịch sử, nước từ bảng băm</w:t>
-      </w:r>
-      <w:bookmarkEnd w:id="28"/>
+      <w:bookmarkStart w:id="31" w:name="_Toc244203065"/>
+      <w:r>
+        <w:t>2.6.2. Sắp xếp nước đi (MVV-LVA, nước sát thủ, heuristic lịch sử, nước từ bảng băm)</w:t>
+      </w:r>
+      <w:bookmarkEnd w:id="31"/>
     </w:p>
     <w:p>
       <w:pPr>
@@ -13770,11 +15028,11 @@
         <w:pStyle w:val="Heading3"/>
         <w:keepNext/>
       </w:pPr>
-      <w:bookmarkStart w:id="29" w:name="_Toc244028872"/>
-      <w:r>
-        <w:t>2.6.3. Trạng thái lặp lại (transposition) → Bảng chuyển vị với khoá Zobrist</w:t>
-      </w:r>
-      <w:bookmarkEnd w:id="29"/>
+      <w:bookmarkStart w:id="32" w:name="_Toc244203066"/>
+      <w:r>
+        <w:t>2.6.3. Bảng chuyển vị với khoá Zobrist</w:t>
+      </w:r>
+      <w:bookmarkEnd w:id="32"/>
     </w:p>
     <w:p>
       <w:pPr>
@@ -13863,7 +15121,6 @@
         <w:jc w:val="both"/>
       </w:pPr>
       <w:r>
-        <w:lastRenderedPageBreak/>
         <w:t xml:space="preserve">Nếu không dùng được điểm, vẫn lấy </w:t>
       </w:r>
       <w:r>
@@ -13917,11 +15174,11 @@
         <w:pStyle w:val="Heading3"/>
         <w:keepNext/>
       </w:pPr>
-      <w:bookmarkStart w:id="30" w:name="_Toc244028873"/>
-      <w:r>
-        <w:t>2.6.4. Giới hạn thời gian → Tìm kiếm sâu dần (Iterative Deepening)</w:t>
-      </w:r>
-      <w:bookmarkEnd w:id="30"/>
+      <w:bookmarkStart w:id="33" w:name="_Toc244203067"/>
+      <w:r>
+        <w:t>2.6.4. Tìm kiếm sâu dần (Iterative Deepening)</w:t>
+      </w:r>
+      <w:bookmarkEnd w:id="33"/>
     </w:p>
     <w:p>
       <w:pPr>
@@ -13970,11 +15227,11 @@
         <w:pStyle w:val="Heading3"/>
         <w:keepNext/>
       </w:pPr>
-      <w:bookmarkStart w:id="31" w:name="_Toc244028874"/>
-      <w:r>
-        <w:t>2.6.5. Cắt tỉa tiến → Null-move Pruning và bài toán Zugzwang</w:t>
-      </w:r>
-      <w:bookmarkEnd w:id="31"/>
+      <w:bookmarkStart w:id="34" w:name="_Toc244203068"/>
+      <w:r>
+        <w:t>2.6.5. Cắt tỉa Null-move (Null-move Pruning)</w:t>
+      </w:r>
+      <w:bookmarkEnd w:id="34"/>
     </w:p>
     <w:p>
       <w:pPr>
@@ -14062,12 +15319,11 @@
         <w:pStyle w:val="Heading3"/>
         <w:keepNext/>
       </w:pPr>
-      <w:bookmarkStart w:id="32" w:name="_Toc244028875"/>
-      <w:r>
-        <w:lastRenderedPageBreak/>
-        <w:t>2.6.6. Chọn đường chiếu hết ngắn nhất → Điểm chiếu hết theo khoảng cách</w:t>
-      </w:r>
-      <w:bookmarkEnd w:id="32"/>
+      <w:bookmarkStart w:id="35" w:name="_Toc244203069"/>
+      <w:r>
+        <w:t>2.6.6. Điểm chiếu hết theo khoảng cách</w:t>
+      </w:r>
+      <w:bookmarkEnd w:id="35"/>
     </w:p>
     <w:p>
       <w:pPr>
@@ -14116,11 +15372,11 @@
         <w:pStyle w:val="Heading3"/>
         <w:keepNext/>
       </w:pPr>
-      <w:bookmarkStart w:id="33" w:name="_Toc244028876"/>
-      <w:r>
-        <w:t>2.6.7. Lặp thế cờ, chiếu mãi → Phát hiện lặp trong cây tìm kiếm</w:t>
-      </w:r>
-      <w:bookmarkEnd w:id="33"/>
+      <w:bookmarkStart w:id="36" w:name="_Toc244203070"/>
+      <w:r>
+        <w:t>2.6.7. Phát hiện lặp thế cờ trong cây tìm kiếm</w:t>
+      </w:r>
+      <w:bookmarkEnd w:id="36"/>
     </w:p>
     <w:p>
       <w:pPr>
@@ -14170,34 +15426,33 @@
         <w:keepNext/>
         <w:pageBreakBefore/>
       </w:pPr>
-      <w:bookmarkStart w:id="34" w:name="_Toc244028877"/>
-      <w:r>
-        <w:lastRenderedPageBreak/>
+      <w:bookmarkStart w:id="37" w:name="_Toc244203071"/>
+      <w:r>
         <w:t>CHƯƠNG 3. THIẾT KẾ VÀ CÀI ĐẶT</w:t>
       </w:r>
-      <w:bookmarkEnd w:id="34"/>
+      <w:bookmarkEnd w:id="37"/>
     </w:p>
     <w:p>
       <w:pPr>
         <w:pStyle w:val="Heading2"/>
         <w:keepNext/>
       </w:pPr>
-      <w:bookmarkStart w:id="35" w:name="_Toc244028878"/>
+      <w:bookmarkStart w:id="38" w:name="_Toc244203072"/>
       <w:r>
         <w:t>3.1. Kiến trúc tổng thể</w:t>
       </w:r>
-      <w:bookmarkEnd w:id="35"/>
+      <w:bookmarkEnd w:id="38"/>
     </w:p>
     <w:p>
       <w:pPr>
         <w:pStyle w:val="Heading3"/>
         <w:keepNext/>
       </w:pPr>
-      <w:bookmarkStart w:id="36" w:name="_Toc244028879"/>
+      <w:bookmarkStart w:id="39" w:name="_Toc244203073"/>
       <w:r>
         <w:t>3.1.1. Các gói và vai trò</w:t>
       </w:r>
-      <w:bookmarkEnd w:id="36"/>
+      <w:bookmarkEnd w:id="39"/>
     </w:p>
     <w:p>
       <w:pPr>
@@ -15573,11 +16828,11 @@
         <w:pStyle w:val="Heading3"/>
         <w:keepNext/>
       </w:pPr>
-      <w:bookmarkStart w:id="37" w:name="_Toc244028880"/>
+      <w:bookmarkStart w:id="40" w:name="_Toc244203074"/>
       <w:r>
         <w:t>3.1.2. Luồng một lượt của máy</w:t>
       </w:r>
-      <w:bookmarkEnd w:id="37"/>
+      <w:bookmarkEnd w:id="40"/>
     </w:p>
     <w:p>
       <w:pPr>
@@ -15728,7 +16983,6 @@
         <w:jc w:val="both"/>
       </w:pPr>
       <w:r>
-        <w:lastRenderedPageBreak/>
         <w:t xml:space="preserve">Kết quả được gửi về luồng giao diện qua </w:t>
       </w:r>
       <w:r>
@@ -15790,11 +17044,11 @@
         <w:pStyle w:val="Heading2"/>
         <w:keepNext/>
       </w:pPr>
-      <w:bookmarkStart w:id="38" w:name="_Toc244028881"/>
+      <w:bookmarkStart w:id="41" w:name="_Toc244203075"/>
       <w:r>
         <w:t>3.2. Biểu diễn bàn cờ và nước đi</w:t>
       </w:r>
-      <w:bookmarkEnd w:id="38"/>
+      <w:bookmarkEnd w:id="41"/>
     </w:p>
     <w:p>
       <w:pPr>
@@ -17422,7 +18676,6 @@
           <w:sz w:val="17"/>
           <w:szCs w:val="17"/>
         </w:rPr>
-        <w:lastRenderedPageBreak/>
         <w:t>}</w:t>
       </w:r>
     </w:p>
@@ -17496,11 +18749,11 @@
         <w:pStyle w:val="Heading2"/>
         <w:keepNext/>
       </w:pPr>
-      <w:bookmarkStart w:id="39" w:name="_Toc244028882"/>
+      <w:bookmarkStart w:id="42" w:name="_Toc244203076"/>
       <w:r>
         <w:t>3.3. Luật chơi (Rules)</w:t>
       </w:r>
-      <w:bookmarkEnd w:id="39"/>
+      <w:bookmarkEnd w:id="42"/>
     </w:p>
     <w:p>
       <w:pPr>
@@ -18596,11 +19849,7 @@
         <w:t>mọi nước</w:t>
       </w:r>
       <w:r>
-        <w:t xml:space="preserve"> trong chu trình </w:t>
-      </w:r>
-      <w:r>
-        <w:lastRenderedPageBreak/>
-        <w:t>đều chiếu (trường chiếu) hoặc đều đuổi bắt một quân không được bảo vệ (trường bắt) thì bị xử thua; nếu cả hai hoặc không bên nào như vậy thì xử hoà.</w:t>
+        <w:t xml:space="preserve"> trong chu trình đều chiếu (trường chiếu) hoặc đều đuổi bắt một quân không được bảo vệ (trường bắt) thì bị xử thua; nếu cả hai hoặc không bên nào như vậy thì xử hoà.</w:t>
       </w:r>
     </w:p>
     <w:p>
@@ -18608,11 +19857,11 @@
         <w:pStyle w:val="Heading2"/>
         <w:keepNext/>
       </w:pPr>
-      <w:bookmarkStart w:id="40" w:name="_Toc244028883"/>
+      <w:bookmarkStart w:id="43" w:name="_Toc244203077"/>
       <w:r>
         <w:t>3.4. Hàm đánh giá (Evaluation)</w:t>
       </w:r>
-      <w:bookmarkEnd w:id="40"/>
+      <w:bookmarkEnd w:id="43"/>
     </w:p>
     <w:p>
       <w:pPr>
@@ -19036,23 +20285,22 @@
         <w:pStyle w:val="Heading2"/>
         <w:keepNext/>
       </w:pPr>
-      <w:bookmarkStart w:id="41" w:name="_Toc244028884"/>
-      <w:r>
-        <w:lastRenderedPageBreak/>
+      <w:bookmarkStart w:id="44" w:name="_Toc244203078"/>
+      <w:r>
         <w:t>3.5. Khung tìm kiếm dùng chung</w:t>
       </w:r>
-      <w:bookmarkEnd w:id="41"/>
+      <w:bookmarkEnd w:id="44"/>
     </w:p>
     <w:p>
       <w:pPr>
         <w:pStyle w:val="Heading3"/>
         <w:keepNext/>
       </w:pPr>
-      <w:bookmarkStart w:id="42" w:name="_Toc244028885"/>
+      <w:bookmarkStart w:id="45" w:name="_Toc244203079"/>
       <w:r>
         <w:t>3.5.1. Ý tưởng thiết kế</w:t>
       </w:r>
-      <w:bookmarkEnd w:id="42"/>
+      <w:bookmarkEnd w:id="45"/>
     </w:p>
     <w:p>
       <w:pPr>
@@ -19681,11 +20929,11 @@
         <w:pStyle w:val="Heading3"/>
         <w:keepNext/>
       </w:pPr>
-      <w:bookmarkStart w:id="43" w:name="_Toc244028886"/>
+      <w:bookmarkStart w:id="46" w:name="_Toc244203080"/>
       <w:r>
         <w:t>3.5.2. Giao diện trò chơi GameState</w:t>
       </w:r>
-      <w:bookmarkEnd w:id="43"/>
+      <w:bookmarkEnd w:id="46"/>
     </w:p>
     <w:p>
       <w:pPr>
@@ -19898,11 +21146,11 @@
         <w:pStyle w:val="Heading3"/>
         <w:keepNext/>
       </w:pPr>
-      <w:bookmarkStart w:id="44" w:name="_Toc244028887"/>
+      <w:bookmarkStart w:id="47" w:name="_Toc244203081"/>
       <w:r>
         <w:t>3.5.3. Thuật toán dùng chung GameSearch</w:t>
       </w:r>
-      <w:bookmarkEnd w:id="44"/>
+      <w:bookmarkEnd w:id="47"/>
     </w:p>
     <w:p>
       <w:pPr>
@@ -19992,7 +21240,6 @@
           <w:sz w:val="17"/>
           <w:szCs w:val="17"/>
         </w:rPr>
-        <w:lastRenderedPageBreak/>
         <w:t xml:space="preserve">    public interface Cutoff { boolean cut(int alpha, int beta); }</w:t>
       </w:r>
     </w:p>
@@ -20882,7 +22129,6 @@
           <w:b/>
           <w:bCs/>
         </w:rPr>
-        <w:lastRenderedPageBreak/>
         <w:t>cùng một nước</w:t>
       </w:r>
       <w:r>
@@ -20951,22 +22197,22 @@
         <w:pStyle w:val="Heading2"/>
         <w:keepNext/>
       </w:pPr>
-      <w:bookmarkStart w:id="45" w:name="_Toc244028888"/>
+      <w:bookmarkStart w:id="48" w:name="_Toc244203082"/>
       <w:r>
         <w:t>3.6. Thuật toán Minimax</w:t>
       </w:r>
-      <w:bookmarkEnd w:id="45"/>
+      <w:bookmarkEnd w:id="48"/>
     </w:p>
     <w:p>
       <w:pPr>
         <w:pStyle w:val="Heading3"/>
         <w:keepNext/>
       </w:pPr>
-      <w:bookmarkStart w:id="46" w:name="_Toc244028889"/>
+      <w:bookmarkStart w:id="49" w:name="_Toc244203083"/>
       <w:r>
         <w:t>3.6.1. Cài đặt</w:t>
       </w:r>
-      <w:bookmarkEnd w:id="46"/>
+      <w:bookmarkEnd w:id="49"/>
     </w:p>
     <w:p>
       <w:pPr>
@@ -21717,7 +22963,6 @@
         <w:jc w:val="both"/>
       </w:pPr>
       <w:r>
-        <w:lastRenderedPageBreak/>
         <w:t xml:space="preserve">Lời gọi theo kiểu giáo trình: </w:t>
       </w:r>
       <w:r>
@@ -21737,11 +22982,11 @@
         <w:pStyle w:val="Heading3"/>
         <w:keepNext/>
       </w:pPr>
-      <w:bookmarkStart w:id="47" w:name="_Toc244028890"/>
+      <w:bookmarkStart w:id="50" w:name="_Toc244203084"/>
       <w:r>
         <w:t>3.6.2. Quan hệ với khung dùng chung</w:t>
       </w:r>
-      <w:bookmarkEnd w:id="47"/>
+      <w:bookmarkEnd w:id="50"/>
     </w:p>
     <w:p>
       <w:pPr>
@@ -22106,11 +23351,11 @@
         <w:pStyle w:val="Heading3"/>
         <w:keepNext/>
       </w:pPr>
-      <w:bookmarkStart w:id="48" w:name="_Toc244028891"/>
+      <w:bookmarkStart w:id="51" w:name="_Toc244203085"/>
       <w:r>
         <w:t>3.6.3. Ví dụ và kiểm chứng tương đương với Negamax</w:t>
       </w:r>
-      <w:bookmarkEnd w:id="48"/>
+      <w:bookmarkEnd w:id="51"/>
     </w:p>
     <w:p>
       <w:pPr>
@@ -22205,23 +23450,22 @@
         <w:pStyle w:val="Heading2"/>
         <w:keepNext/>
       </w:pPr>
-      <w:bookmarkStart w:id="49" w:name="_Toc244028892"/>
-      <w:r>
-        <w:lastRenderedPageBreak/>
+      <w:bookmarkStart w:id="52" w:name="_Toc244203086"/>
+      <w:r>
         <w:t>3.7. Thuật toán Negamax</w:t>
       </w:r>
-      <w:bookmarkEnd w:id="49"/>
+      <w:bookmarkEnd w:id="52"/>
     </w:p>
     <w:p>
       <w:pPr>
         <w:pStyle w:val="Heading3"/>
         <w:keepNext/>
       </w:pPr>
-      <w:bookmarkStart w:id="50" w:name="_Toc244028893"/>
+      <w:bookmarkStart w:id="53" w:name="_Toc244203087"/>
       <w:r>
         <w:t>3.7.1. Cài đặt</w:t>
       </w:r>
-      <w:bookmarkEnd w:id="50"/>
+      <w:bookmarkEnd w:id="53"/>
     </w:p>
     <w:p>
       <w:pPr>
@@ -22455,11 +23699,11 @@
         <w:pStyle w:val="Heading3"/>
         <w:keepNext/>
       </w:pPr>
-      <w:bookmarkStart w:id="51" w:name="_Toc244028894"/>
+      <w:bookmarkStart w:id="54" w:name="_Toc244203088"/>
       <w:r>
         <w:t>3.7.2. Trạng thái cờ tướng cho thuật toán thuần: ChessState</w:t>
       </w:r>
-      <w:bookmarkEnd w:id="51"/>
+      <w:bookmarkEnd w:id="54"/>
     </w:p>
     <w:p>
       <w:pPr>
@@ -22930,7 +24174,6 @@
           <w:b/>
           <w:bCs/>
         </w:rPr>
-        <w:lastRenderedPageBreak/>
         <w:t>Thứ tự nước:</w:t>
       </w:r>
       <w:r>
@@ -22963,11 +24206,11 @@
         <w:pStyle w:val="Heading3"/>
         <w:keepNext/>
       </w:pPr>
-      <w:bookmarkStart w:id="52" w:name="_Toc244028895"/>
+      <w:bookmarkStart w:id="55" w:name="_Toc244203089"/>
       <w:r>
         <w:t>3.7.3. Ví dụ và đặc điểm</w:t>
       </w:r>
-      <w:bookmarkEnd w:id="52"/>
+      <w:bookmarkEnd w:id="55"/>
     </w:p>
     <w:p>
       <w:pPr>
@@ -23043,22 +24286,22 @@
         <w:pStyle w:val="Heading2"/>
         <w:keepNext/>
       </w:pPr>
-      <w:bookmarkStart w:id="53" w:name="_Toc244028896"/>
+      <w:bookmarkStart w:id="56" w:name="_Toc244203090"/>
       <w:r>
         <w:t>3.8. Thuật toán Alpha-Beta</w:t>
       </w:r>
-      <w:bookmarkEnd w:id="53"/>
+      <w:bookmarkEnd w:id="56"/>
     </w:p>
     <w:p>
       <w:pPr>
         <w:pStyle w:val="Heading3"/>
         <w:keepNext/>
       </w:pPr>
-      <w:bookmarkStart w:id="54" w:name="_Toc244028897"/>
+      <w:bookmarkStart w:id="57" w:name="_Toc244203091"/>
       <w:r>
         <w:t>3.8.1. Cài đặt</w:t>
       </w:r>
-      <w:bookmarkEnd w:id="54"/>
+      <w:bookmarkEnd w:id="57"/>
     </w:p>
     <w:p>
       <w:pPr>
@@ -23351,11 +24594,11 @@
         <w:pStyle w:val="Heading3"/>
         <w:keepNext/>
       </w:pPr>
-      <w:bookmarkStart w:id="55" w:name="_Toc244028898"/>
+      <w:bookmarkStart w:id="58" w:name="_Toc244203092"/>
       <w:r>
         <w:t>3.8.2. Thứ tự nước đi trong Alpha-Beta thuần</w:t>
       </w:r>
-      <w:bookmarkEnd w:id="55"/>
+      <w:bookmarkEnd w:id="58"/>
     </w:p>
     <w:p>
       <w:pPr>
@@ -23395,11 +24638,7 @@
         <w:t>moves()</w:t>
       </w:r>
       <w:r>
-        <w:t xml:space="preserve">. Các nước yên tĩnh (không ăn quân) có cùng điểm 0 và giữ nguyên thứ tự sinh ra nhờ phép sắp xếp ổn định. Đây là cải tiến duy nhất về thứ tự mà Alpha-Beta thuần có; các heuristic thứ tự </w:t>
-      </w:r>
-      <w:r>
-        <w:lastRenderedPageBreak/>
-        <w:t>còn lại (hash move, killer, history) chỉ có trong thuật toán cải tiến. Mục 4.2 đo riêng tác dụng của phép sắp xếp này bằng một biến thể không sắp xếp.</w:t>
+        <w:t>. Các nước yên tĩnh (không ăn quân) có cùng điểm 0 và giữ nguyên thứ tự sinh ra nhờ phép sắp xếp ổn định. Đây là cải tiến duy nhất về thứ tự mà Alpha-Beta thuần có; các heuristic thứ tự còn lại (hash move, killer, history) chỉ có trong thuật toán cải tiến. Mục 4.2 đo riêng tác dụng của phép sắp xếp này bằng một biến thể không sắp xếp.</w:t>
       </w:r>
     </w:p>
     <w:p>
@@ -23407,11 +24646,11 @@
         <w:pStyle w:val="Heading3"/>
         <w:keepNext/>
       </w:pPr>
-      <w:bookmarkStart w:id="56" w:name="_Toc244028899"/>
+      <w:bookmarkStart w:id="59" w:name="_Toc244203093"/>
       <w:r>
         <w:t>3.8.3. Ví dụ: vết chạy trên cây giáo trình</w:t>
       </w:r>
-      <w:bookmarkEnd w:id="56"/>
+      <w:bookmarkEnd w:id="59"/>
     </w:p>
     <w:p>
       <w:pPr>
@@ -25259,11 +26498,11 @@
         <w:pStyle w:val="Heading3"/>
         <w:keepNext/>
       </w:pPr>
-      <w:bookmarkStart w:id="57" w:name="_Toc244028900"/>
+      <w:bookmarkStart w:id="60" w:name="_Toc244203094"/>
       <w:r>
         <w:t>3.8.4. Đặc điểm trong ứng dụng</w:t>
       </w:r>
-      <w:bookmarkEnd w:id="57"/>
+      <w:bookmarkEnd w:id="60"/>
     </w:p>
     <w:p>
       <w:pPr>
@@ -25289,22 +26528,22 @@
         <w:pStyle w:val="Heading2"/>
         <w:keepNext/>
       </w:pPr>
-      <w:bookmarkStart w:id="58" w:name="_Toc244028901"/>
+      <w:bookmarkStart w:id="61" w:name="_Toc244203095"/>
       <w:r>
         <w:t>3.9. Thuật toán Alpha-Beta cải tiến</w:t>
       </w:r>
-      <w:bookmarkEnd w:id="58"/>
+      <w:bookmarkEnd w:id="61"/>
     </w:p>
     <w:p>
       <w:pPr>
         <w:pStyle w:val="Heading3"/>
         <w:keepNext/>
       </w:pPr>
-      <w:bookmarkStart w:id="59" w:name="_Toc244028902"/>
+      <w:bookmarkStart w:id="62" w:name="_Toc244203096"/>
       <w:r>
         <w:t>3.9.1. Tổng quan và cấu trúc lớp</w:t>
       </w:r>
-      <w:bookmarkEnd w:id="59"/>
+      <w:bookmarkEnd w:id="62"/>
     </w:p>
     <w:p>
       <w:pPr>
@@ -25828,7 +27067,6 @@
                 <w:sz w:val="21"/>
                 <w:szCs w:val="21"/>
               </w:rPr>
-              <w:lastRenderedPageBreak/>
               <w:t>—</w:t>
             </w:r>
           </w:p>
@@ -26277,11 +27515,11 @@
         <w:pStyle w:val="Heading3"/>
         <w:keepNext/>
       </w:pPr>
-      <w:bookmarkStart w:id="60" w:name="_Toc244028903"/>
+      <w:bookmarkStart w:id="63" w:name="_Toc244203097"/>
       <w:r>
         <w:t>3.9.2. Vòng lặp chính và các điểm can thiệp</w:t>
       </w:r>
-      <w:bookmarkEnd w:id="60"/>
+      <w:bookmarkEnd w:id="63"/>
     </w:p>
     <w:p>
       <w:pPr>
@@ -26696,7 +27934,6 @@
         <w:jc w:val="both"/>
       </w:pPr>
       <w:r>
-        <w:lastRenderedPageBreak/>
         <w:t xml:space="preserve">So với </w:t>
       </w:r>
       <w:r>
@@ -27438,11 +28675,11 @@
         <w:pStyle w:val="Heading3"/>
         <w:keepNext/>
       </w:pPr>
-      <w:bookmarkStart w:id="61" w:name="_Toc244028904"/>
+      <w:bookmarkStart w:id="64" w:name="_Toc244203098"/>
       <w:r>
         <w:t>3.9.3. Tìm kiếm sâu dần và quản lý thời gian</w:t>
       </w:r>
-      <w:bookmarkEnd w:id="61"/>
+      <w:bookmarkEnd w:id="64"/>
     </w:p>
     <w:p>
       <w:pPr>
@@ -27972,12 +29209,11 @@
         <w:pStyle w:val="Heading3"/>
         <w:keepNext/>
       </w:pPr>
-      <w:bookmarkStart w:id="62" w:name="_Toc244028905"/>
-      <w:r>
-        <w:lastRenderedPageBreak/>
+      <w:bookmarkStart w:id="65" w:name="_Toc244203099"/>
+      <w:r>
         <w:t>3.9.4. Trước khi duyệt một nút: known</w:t>
       </w:r>
-      <w:bookmarkEnd w:id="62"/>
+      <w:bookmarkEnd w:id="65"/>
     </w:p>
     <w:p>
       <w:pPr>
@@ -28605,7 +29841,6 @@
         <w:jc w:val="both"/>
       </w:pPr>
       <w:r>
-        <w:lastRenderedPageBreak/>
         <w:t>Nếu kết quả khi bỏ lượt vẫn ≥ β, nút bị cắt ngay. Riêng khi kết quả là điểm chiếu hết, hàm chỉ trả về β (cắt theo cận là đúng, nhưng "chiếu hết sau một nước không ai được đi" không phải chiếu hết thật).</w:t>
       </w:r>
     </w:p>
@@ -28614,11 +29849,11 @@
         <w:pStyle w:val="Heading3"/>
         <w:keepNext/>
       </w:pPr>
-      <w:bookmarkStart w:id="63" w:name="_Toc244028906"/>
+      <w:bookmarkStart w:id="66" w:name="_Toc244203100"/>
       <w:r>
         <w:t>3.9.5. Bảng chuyển vị và khoá Zobrist</w:t>
       </w:r>
-      <w:bookmarkEnd w:id="63"/>
+      <w:bookmarkEnd w:id="66"/>
     </w:p>
     <w:p>
       <w:pPr>
@@ -28928,11 +30163,11 @@
         <w:pStyle w:val="Heading3"/>
         <w:keepNext/>
       </w:pPr>
-      <w:bookmarkStart w:id="64" w:name="_Toc244028907"/>
+      <w:bookmarkStart w:id="67" w:name="_Toc244203101"/>
       <w:r>
         <w:t>3.9.6. Sắp xếp nước đi: actions</w:t>
       </w:r>
-      <w:bookmarkEnd w:id="64"/>
+      <w:bookmarkEnd w:id="67"/>
     </w:p>
     <w:p>
       <w:pPr>
@@ -29124,7 +30359,6 @@
           <w:sz w:val="22"/>
           <w:szCs w:val="22"/>
         </w:rPr>
-        <w:lastRenderedPageBreak/>
         <w:t>HISTORY_CAP = 2^20</w:t>
       </w:r>
       <w:r>
@@ -29158,11 +30392,11 @@
         <w:pStyle w:val="Heading3"/>
         <w:keepNext/>
       </w:pPr>
-      <w:bookmarkStart w:id="65" w:name="_Toc244028908"/>
+      <w:bookmarkStart w:id="68" w:name="_Toc244203102"/>
       <w:r>
         <w:t>3.9.7. Sinh nước giả hợp lệ: legal</w:t>
       </w:r>
-      <w:bookmarkEnd w:id="65"/>
+      <w:bookmarkEnd w:id="68"/>
     </w:p>
     <w:p>
       <w:pPr>
@@ -29307,11 +30541,11 @@
         <w:pStyle w:val="Heading3"/>
         <w:keepNext/>
       </w:pPr>
-      <w:bookmarkStart w:id="66" w:name="_Toc244028909"/>
+      <w:bookmarkStart w:id="69" w:name="_Toc244203103"/>
       <w:r>
         <w:t>3.9.8. Nút lá: tìm kiếm tĩnh</w:t>
       </w:r>
-      <w:bookmarkEnd w:id="66"/>
+      <w:bookmarkEnd w:id="69"/>
     </w:p>
     <w:p>
       <w:pPr>
@@ -29786,12 +31020,11 @@
         <w:pStyle w:val="Heading3"/>
         <w:keepNext/>
       </w:pPr>
-      <w:bookmarkStart w:id="67" w:name="_Toc244028910"/>
-      <w:r>
-        <w:lastRenderedPageBreak/>
+      <w:bookmarkStart w:id="70" w:name="_Toc244203104"/>
+      <w:r>
         <w:t>3.9.9. Khi quay lui: cutoffBy và searched</w:t>
       </w:r>
-      <w:bookmarkEnd w:id="67"/>
+      <w:bookmarkEnd w:id="70"/>
     </w:p>
     <w:p>
       <w:pPr>
@@ -29878,11 +31111,11 @@
         <w:pStyle w:val="Heading3"/>
         <w:keepNext/>
       </w:pPr>
-      <w:bookmarkStart w:id="68" w:name="_Toc244028911"/>
+      <w:bookmarkStart w:id="71" w:name="_Toc244203105"/>
       <w:r>
         <w:t>3.9.10. So sánh bốn thuật toán trong mã nguồn</w:t>
       </w:r>
-      <w:bookmarkEnd w:id="68"/>
+      <w:bookmarkEnd w:id="71"/>
     </w:p>
     <w:tbl>
       <w:tblPr>
@@ -31944,12 +33177,11 @@
         <w:pStyle w:val="Heading2"/>
         <w:keepNext/>
       </w:pPr>
-      <w:bookmarkStart w:id="69" w:name="_Toc244028912"/>
-      <w:r>
-        <w:lastRenderedPageBreak/>
+      <w:bookmarkStart w:id="72" w:name="_Toc244203106"/>
+      <w:r>
         <w:t>3.10. Máy chơi, cấp độ và lựa chọn thuật toán</w:t>
       </w:r>
-      <w:bookmarkEnd w:id="69"/>
+      <w:bookmarkEnd w:id="72"/>
     </w:p>
     <w:p>
       <w:pPr>
@@ -33061,7 +34293,6 @@
                 <w:sz w:val="21"/>
                 <w:szCs w:val="21"/>
               </w:rPr>
-              <w:lastRenderedPageBreak/>
               <w:t>Khó</w:t>
             </w:r>
           </w:p>
@@ -33421,11 +34652,11 @@
         <w:pStyle w:val="Heading2"/>
         <w:keepNext/>
       </w:pPr>
-      <w:bookmarkStart w:id="70" w:name="_Toc244028913"/>
+      <w:bookmarkStart w:id="73" w:name="_Toc244203107"/>
       <w:r>
         <w:t>3.11. Kiểm thử và kiểm chứng</w:t>
       </w:r>
-      <w:bookmarkEnd w:id="70"/>
+      <w:bookmarkEnd w:id="73"/>
     </w:p>
     <w:p>
       <w:pPr>
@@ -33611,11 +34842,11 @@
         <w:pStyle w:val="Heading2"/>
         <w:keepNext/>
       </w:pPr>
-      <w:bookmarkStart w:id="71" w:name="_Toc244028914"/>
+      <w:bookmarkStart w:id="74" w:name="_Toc244203108"/>
       <w:r>
         <w:t>3.12. Giao diện ứng dụng (hình ảnh demo)</w:t>
       </w:r>
-      <w:bookmarkEnd w:id="71"/>
+      <w:bookmarkEnd w:id="74"/>
     </w:p>
     <w:p>
       <w:pPr>
@@ -33676,13 +34907,12 @@
           <w:b/>
           <w:bCs/>
         </w:rPr>
-        <w:lastRenderedPageBreak/>
         <w:t>Video demo.</w:t>
       </w:r>
       <w:r>
         <w:t xml:space="preserve"> Toàn bộ quá trình sử dụng ứng dụng — chọn thuật toán, chọn cấp độ, chơi một ván với máy — được quay lại trong video demo tại: </w:t>
       </w:r>
-      <w:hyperlink r:id="rId8" w:history="1">
+      <w:hyperlink r:id="rId10" w:history="1">
         <w:r>
           <w:rPr>
             <w:rStyle w:val="Hyperlink"/>
@@ -33827,140 +35057,6 @@
                   <wp:extent cx="1924050" cy="3905250"/>
                   <wp:effectExtent l="0" t="0" r="0" b="0"/>
                   <wp:docPr id="1" name="Picture 1"/>
-                  <wp:cNvGraphicFramePr>
-                    <a:graphicFrameLocks xmlns:a="http://schemas.openxmlformats.org/drawingml/2006/main" noChangeAspect="1"/>
-                  </wp:cNvGraphicFramePr>
-                  <a:graphic xmlns:a="http://schemas.openxmlformats.org/drawingml/2006/main">
-                    <a:graphicData uri="http://schemas.openxmlformats.org/drawingml/2006/picture">
-                      <pic:pic xmlns:pic="http://schemas.openxmlformats.org/drawingml/2006/picture">
-                        <pic:nvPicPr>
-                          <pic:cNvPr id="0" name=""/>
-                          <pic:cNvPicPr>
-                            <a:picLocks noChangeAspect="1" noChangeArrowheads="1"/>
-                          </pic:cNvPicPr>
-                        </pic:nvPicPr>
-                        <pic:blipFill>
-                          <a:blip r:embed="rId9"/>
-                          <a:srcRect/>
-                          <a:stretch>
-                            <a:fillRect/>
-                          </a:stretch>
-                        </pic:blipFill>
-                        <pic:spPr bwMode="auto">
-                          <a:xfrm>
-                            <a:off x="0" y="0"/>
-                            <a:ext cx="1924050" cy="3905250"/>
-                          </a:xfrm>
-                          <a:prstGeom prst="rect">
-                            <a:avLst/>
-                          </a:prstGeom>
-                        </pic:spPr>
-                      </pic:pic>
-                    </a:graphicData>
-                  </a:graphic>
-                </wp:inline>
-              </w:drawing>
-            </w:r>
-          </w:p>
-        </w:tc>
-        <w:tc>
-          <w:tcPr>
-            <w:tcW w:w="3212" w:type="dxa"/>
-            <w:tcBorders>
-              <w:top w:val="none" w:sz="0" w:space="0" w:color="FFFFFF"/>
-              <w:left w:val="none" w:sz="0" w:space="0" w:color="FFFFFF"/>
-              <w:bottom w:val="none" w:sz="0" w:space="0" w:color="FFFFFF"/>
-              <w:right w:val="none" w:sz="0" w:space="0" w:color="FFFFFF"/>
-            </w:tcBorders>
-            <w:tcMar>
-              <w:top w:w="40" w:type="dxa"/>
-              <w:left w:w="60" w:type="dxa"/>
-              <w:bottom w:w="40" w:type="dxa"/>
-              <w:right w:w="60" w:type="dxa"/>
-            </w:tcMar>
-          </w:tcPr>
-          <w:p>
-            <w:pPr>
-              <w:keepNext/>
-              <w:spacing w:after="60"/>
-              <w:jc w:val="center"/>
-            </w:pPr>
-            <w:r>
-              <w:rPr>
-                <w:noProof/>
-              </w:rPr>
-              <w:drawing>
-                <wp:inline distT="0" distB="0" distL="0" distR="0" wp14:anchorId="3F454093" wp14:editId="5ECB2297">
-                  <wp:extent cx="1924050" cy="3905250"/>
-                  <wp:effectExtent l="0" t="0" r="0" b="0"/>
-                  <wp:docPr id="1140380124" name="Picture 1140380124"/>
-                  <wp:cNvGraphicFramePr>
-                    <a:graphicFrameLocks xmlns:a="http://schemas.openxmlformats.org/drawingml/2006/main" noChangeAspect="1"/>
-                  </wp:cNvGraphicFramePr>
-                  <a:graphic xmlns:a="http://schemas.openxmlformats.org/drawingml/2006/main">
-                    <a:graphicData uri="http://schemas.openxmlformats.org/drawingml/2006/picture">
-                      <pic:pic xmlns:pic="http://schemas.openxmlformats.org/drawingml/2006/picture">
-                        <pic:nvPicPr>
-                          <pic:cNvPr id="0" name=""/>
-                          <pic:cNvPicPr>
-                            <a:picLocks noChangeAspect="1" noChangeArrowheads="1"/>
-                          </pic:cNvPicPr>
-                        </pic:nvPicPr>
-                        <pic:blipFill>
-                          <a:blip r:embed="rId10"/>
-                          <a:srcRect/>
-                          <a:stretch>
-                            <a:fillRect/>
-                          </a:stretch>
-                        </pic:blipFill>
-                        <pic:spPr bwMode="auto">
-                          <a:xfrm>
-                            <a:off x="0" y="0"/>
-                            <a:ext cx="1924050" cy="3905250"/>
-                          </a:xfrm>
-                          <a:prstGeom prst="rect">
-                            <a:avLst/>
-                          </a:prstGeom>
-                        </pic:spPr>
-                      </pic:pic>
-                    </a:graphicData>
-                  </a:graphic>
-                </wp:inline>
-              </w:drawing>
-            </w:r>
-          </w:p>
-        </w:tc>
-        <w:tc>
-          <w:tcPr>
-            <w:tcW w:w="3214" w:type="dxa"/>
-            <w:tcBorders>
-              <w:top w:val="none" w:sz="0" w:space="0" w:color="FFFFFF"/>
-              <w:left w:val="none" w:sz="0" w:space="0" w:color="FFFFFF"/>
-              <w:bottom w:val="none" w:sz="0" w:space="0" w:color="FFFFFF"/>
-              <w:right w:val="none" w:sz="0" w:space="0" w:color="FFFFFF"/>
-            </w:tcBorders>
-            <w:tcMar>
-              <w:top w:w="40" w:type="dxa"/>
-              <w:left w:w="60" w:type="dxa"/>
-              <w:bottom w:w="40" w:type="dxa"/>
-              <w:right w:w="60" w:type="dxa"/>
-            </w:tcMar>
-          </w:tcPr>
-          <w:p>
-            <w:pPr>
-              <w:keepNext/>
-              <w:spacing w:after="60"/>
-              <w:jc w:val="center"/>
-            </w:pPr>
-            <w:r>
-              <w:rPr>
-                <w:noProof/>
-              </w:rPr>
-              <w:drawing>
-                <wp:inline distT="0" distB="0" distL="0" distR="0" wp14:anchorId="31FAD6DE" wp14:editId="7F11DE95">
-                  <wp:extent cx="1924050" cy="3905250"/>
-                  <wp:effectExtent l="0" t="0" r="0" b="0"/>
-                  <wp:docPr id="1540092608" name="Picture 1540092608"/>
                   <wp:cNvGraphicFramePr>
                     <a:graphicFrameLocks xmlns:a="http://schemas.openxmlformats.org/drawingml/2006/main" noChangeAspect="1"/>
                   </wp:cNvGraphicFramePr>
@@ -33997,6 +35093,140 @@
             </w:r>
           </w:p>
         </w:tc>
+        <w:tc>
+          <w:tcPr>
+            <w:tcW w:w="3212" w:type="dxa"/>
+            <w:tcBorders>
+              <w:top w:val="none" w:sz="0" w:space="0" w:color="FFFFFF"/>
+              <w:left w:val="none" w:sz="0" w:space="0" w:color="FFFFFF"/>
+              <w:bottom w:val="none" w:sz="0" w:space="0" w:color="FFFFFF"/>
+              <w:right w:val="none" w:sz="0" w:space="0" w:color="FFFFFF"/>
+            </w:tcBorders>
+            <w:tcMar>
+              <w:top w:w="40" w:type="dxa"/>
+              <w:left w:w="60" w:type="dxa"/>
+              <w:bottom w:w="40" w:type="dxa"/>
+              <w:right w:w="60" w:type="dxa"/>
+            </w:tcMar>
+          </w:tcPr>
+          <w:p>
+            <w:pPr>
+              <w:keepNext/>
+              <w:spacing w:after="60"/>
+              <w:jc w:val="center"/>
+            </w:pPr>
+            <w:r>
+              <w:rPr>
+                <w:noProof/>
+              </w:rPr>
+              <w:drawing>
+                <wp:inline distT="0" distB="0" distL="0" distR="0" wp14:anchorId="3F454093" wp14:editId="5ECB2297">
+                  <wp:extent cx="1924050" cy="3905250"/>
+                  <wp:effectExtent l="0" t="0" r="0" b="0"/>
+                  <wp:docPr id="1140380124" name="Picture 1140380124"/>
+                  <wp:cNvGraphicFramePr>
+                    <a:graphicFrameLocks xmlns:a="http://schemas.openxmlformats.org/drawingml/2006/main" noChangeAspect="1"/>
+                  </wp:cNvGraphicFramePr>
+                  <a:graphic xmlns:a="http://schemas.openxmlformats.org/drawingml/2006/main">
+                    <a:graphicData uri="http://schemas.openxmlformats.org/drawingml/2006/picture">
+                      <pic:pic xmlns:pic="http://schemas.openxmlformats.org/drawingml/2006/picture">
+                        <pic:nvPicPr>
+                          <pic:cNvPr id="0" name=""/>
+                          <pic:cNvPicPr>
+                            <a:picLocks noChangeAspect="1" noChangeArrowheads="1"/>
+                          </pic:cNvPicPr>
+                        </pic:nvPicPr>
+                        <pic:blipFill>
+                          <a:blip r:embed="rId12"/>
+                          <a:srcRect/>
+                          <a:stretch>
+                            <a:fillRect/>
+                          </a:stretch>
+                        </pic:blipFill>
+                        <pic:spPr bwMode="auto">
+                          <a:xfrm>
+                            <a:off x="0" y="0"/>
+                            <a:ext cx="1924050" cy="3905250"/>
+                          </a:xfrm>
+                          <a:prstGeom prst="rect">
+                            <a:avLst/>
+                          </a:prstGeom>
+                        </pic:spPr>
+                      </pic:pic>
+                    </a:graphicData>
+                  </a:graphic>
+                </wp:inline>
+              </w:drawing>
+            </w:r>
+          </w:p>
+        </w:tc>
+        <w:tc>
+          <w:tcPr>
+            <w:tcW w:w="3214" w:type="dxa"/>
+            <w:tcBorders>
+              <w:top w:val="none" w:sz="0" w:space="0" w:color="FFFFFF"/>
+              <w:left w:val="none" w:sz="0" w:space="0" w:color="FFFFFF"/>
+              <w:bottom w:val="none" w:sz="0" w:space="0" w:color="FFFFFF"/>
+              <w:right w:val="none" w:sz="0" w:space="0" w:color="FFFFFF"/>
+            </w:tcBorders>
+            <w:tcMar>
+              <w:top w:w="40" w:type="dxa"/>
+              <w:left w:w="60" w:type="dxa"/>
+              <w:bottom w:w="40" w:type="dxa"/>
+              <w:right w:w="60" w:type="dxa"/>
+            </w:tcMar>
+          </w:tcPr>
+          <w:p>
+            <w:pPr>
+              <w:keepNext/>
+              <w:spacing w:after="60"/>
+              <w:jc w:val="center"/>
+            </w:pPr>
+            <w:r>
+              <w:rPr>
+                <w:noProof/>
+              </w:rPr>
+              <w:drawing>
+                <wp:inline distT="0" distB="0" distL="0" distR="0" wp14:anchorId="31FAD6DE" wp14:editId="7F11DE95">
+                  <wp:extent cx="1924050" cy="3905250"/>
+                  <wp:effectExtent l="0" t="0" r="0" b="0"/>
+                  <wp:docPr id="1540092608" name="Picture 1540092608"/>
+                  <wp:cNvGraphicFramePr>
+                    <a:graphicFrameLocks xmlns:a="http://schemas.openxmlformats.org/drawingml/2006/main" noChangeAspect="1"/>
+                  </wp:cNvGraphicFramePr>
+                  <a:graphic xmlns:a="http://schemas.openxmlformats.org/drawingml/2006/main">
+                    <a:graphicData uri="http://schemas.openxmlformats.org/drawingml/2006/picture">
+                      <pic:pic xmlns:pic="http://schemas.openxmlformats.org/drawingml/2006/picture">
+                        <pic:nvPicPr>
+                          <pic:cNvPr id="0" name=""/>
+                          <pic:cNvPicPr>
+                            <a:picLocks noChangeAspect="1" noChangeArrowheads="1"/>
+                          </pic:cNvPicPr>
+                        </pic:nvPicPr>
+                        <pic:blipFill>
+                          <a:blip r:embed="rId13"/>
+                          <a:srcRect/>
+                          <a:stretch>
+                            <a:fillRect/>
+                          </a:stretch>
+                        </pic:blipFill>
+                        <pic:spPr bwMode="auto">
+                          <a:xfrm>
+                            <a:off x="0" y="0"/>
+                            <a:ext cx="1924050" cy="3905250"/>
+                          </a:xfrm>
+                          <a:prstGeom prst="rect">
+                            <a:avLst/>
+                          </a:prstGeom>
+                        </pic:spPr>
+                      </pic:pic>
+                    </a:graphicData>
+                  </a:graphic>
+                </wp:inline>
+              </w:drawing>
+            </w:r>
+          </w:p>
+        </w:tc>
       </w:tr>
       <w:tr>
         <w:trPr>
@@ -34204,146 +35434,11 @@
               <w:rPr>
                 <w:noProof/>
               </w:rPr>
-              <w:lastRenderedPageBreak/>
               <w:drawing>
                 <wp:inline distT="0" distB="0" distL="0" distR="0" wp14:anchorId="6B94F575" wp14:editId="4C9988F5">
                   <wp:extent cx="1924050" cy="2990850"/>
                   <wp:effectExtent l="0" t="0" r="0" b="0"/>
                   <wp:docPr id="1294873167" name="Picture 1294873167"/>
-                  <wp:cNvGraphicFramePr>
-                    <a:graphicFrameLocks xmlns:a="http://schemas.openxmlformats.org/drawingml/2006/main" noChangeAspect="1"/>
-                  </wp:cNvGraphicFramePr>
-                  <a:graphic xmlns:a="http://schemas.openxmlformats.org/drawingml/2006/main">
-                    <a:graphicData uri="http://schemas.openxmlformats.org/drawingml/2006/picture">
-                      <pic:pic xmlns:pic="http://schemas.openxmlformats.org/drawingml/2006/picture">
-                        <pic:nvPicPr>
-                          <pic:cNvPr id="0" name=""/>
-                          <pic:cNvPicPr>
-                            <a:picLocks noChangeAspect="1" noChangeArrowheads="1"/>
-                          </pic:cNvPicPr>
-                        </pic:nvPicPr>
-                        <pic:blipFill>
-                          <a:blip r:embed="rId12"/>
-                          <a:srcRect/>
-                          <a:stretch>
-                            <a:fillRect/>
-                          </a:stretch>
-                        </pic:blipFill>
-                        <pic:spPr bwMode="auto">
-                          <a:xfrm>
-                            <a:off x="0" y="0"/>
-                            <a:ext cx="1924050" cy="2990850"/>
-                          </a:xfrm>
-                          <a:prstGeom prst="rect">
-                            <a:avLst/>
-                          </a:prstGeom>
-                        </pic:spPr>
-                      </pic:pic>
-                    </a:graphicData>
-                  </a:graphic>
-                </wp:inline>
-              </w:drawing>
-            </w:r>
-          </w:p>
-        </w:tc>
-        <w:tc>
-          <w:tcPr>
-            <w:tcW w:w="3212" w:type="dxa"/>
-            <w:tcBorders>
-              <w:top w:val="none" w:sz="0" w:space="0" w:color="FFFFFF"/>
-              <w:left w:val="none" w:sz="0" w:space="0" w:color="FFFFFF"/>
-              <w:bottom w:val="none" w:sz="0" w:space="0" w:color="FFFFFF"/>
-              <w:right w:val="none" w:sz="0" w:space="0" w:color="FFFFFF"/>
-            </w:tcBorders>
-            <w:tcMar>
-              <w:top w:w="40" w:type="dxa"/>
-              <w:left w:w="60" w:type="dxa"/>
-              <w:bottom w:w="40" w:type="dxa"/>
-              <w:right w:w="60" w:type="dxa"/>
-            </w:tcMar>
-          </w:tcPr>
-          <w:p>
-            <w:pPr>
-              <w:keepNext/>
-              <w:spacing w:after="60"/>
-              <w:jc w:val="center"/>
-            </w:pPr>
-            <w:r>
-              <w:rPr>
-                <w:noProof/>
-              </w:rPr>
-              <w:drawing>
-                <wp:inline distT="0" distB="0" distL="0" distR="0" wp14:anchorId="3927F7CB" wp14:editId="4D5A09F3">
-                  <wp:extent cx="1924050" cy="2990850"/>
-                  <wp:effectExtent l="0" t="0" r="0" b="0"/>
-                  <wp:docPr id="1262530847" name="Picture 1262530847"/>
-                  <wp:cNvGraphicFramePr>
-                    <a:graphicFrameLocks xmlns:a="http://schemas.openxmlformats.org/drawingml/2006/main" noChangeAspect="1"/>
-                  </wp:cNvGraphicFramePr>
-                  <a:graphic xmlns:a="http://schemas.openxmlformats.org/drawingml/2006/main">
-                    <a:graphicData uri="http://schemas.openxmlformats.org/drawingml/2006/picture">
-                      <pic:pic xmlns:pic="http://schemas.openxmlformats.org/drawingml/2006/picture">
-                        <pic:nvPicPr>
-                          <pic:cNvPr id="0" name=""/>
-                          <pic:cNvPicPr>
-                            <a:picLocks noChangeAspect="1" noChangeArrowheads="1"/>
-                          </pic:cNvPicPr>
-                        </pic:nvPicPr>
-                        <pic:blipFill>
-                          <a:blip r:embed="rId13"/>
-                          <a:srcRect/>
-                          <a:stretch>
-                            <a:fillRect/>
-                          </a:stretch>
-                        </pic:blipFill>
-                        <pic:spPr bwMode="auto">
-                          <a:xfrm>
-                            <a:off x="0" y="0"/>
-                            <a:ext cx="1924050" cy="2990850"/>
-                          </a:xfrm>
-                          <a:prstGeom prst="rect">
-                            <a:avLst/>
-                          </a:prstGeom>
-                        </pic:spPr>
-                      </pic:pic>
-                    </a:graphicData>
-                  </a:graphic>
-                </wp:inline>
-              </w:drawing>
-            </w:r>
-          </w:p>
-        </w:tc>
-        <w:tc>
-          <w:tcPr>
-            <w:tcW w:w="3214" w:type="dxa"/>
-            <w:tcBorders>
-              <w:top w:val="none" w:sz="0" w:space="0" w:color="FFFFFF"/>
-              <w:left w:val="none" w:sz="0" w:space="0" w:color="FFFFFF"/>
-              <w:bottom w:val="none" w:sz="0" w:space="0" w:color="FFFFFF"/>
-              <w:right w:val="none" w:sz="0" w:space="0" w:color="FFFFFF"/>
-            </w:tcBorders>
-            <w:tcMar>
-              <w:top w:w="40" w:type="dxa"/>
-              <w:left w:w="60" w:type="dxa"/>
-              <w:bottom w:w="40" w:type="dxa"/>
-              <w:right w:w="60" w:type="dxa"/>
-            </w:tcMar>
-          </w:tcPr>
-          <w:p>
-            <w:pPr>
-              <w:keepNext/>
-              <w:spacing w:after="60"/>
-              <w:jc w:val="center"/>
-            </w:pPr>
-            <w:r>
-              <w:rPr>
-                <w:noProof/>
-              </w:rPr>
-              <w:drawing>
-                <wp:inline distT="0" distB="0" distL="0" distR="0" wp14:anchorId="123C9C00" wp14:editId="3A3974FB">
-                  <wp:extent cx="1924050" cy="2990850"/>
-                  <wp:effectExtent l="0" t="0" r="0" b="0"/>
-                  <wp:docPr id="327512509" name="Picture 327512509"/>
                   <wp:cNvGraphicFramePr>
                     <a:graphicFrameLocks xmlns:a="http://schemas.openxmlformats.org/drawingml/2006/main" noChangeAspect="1"/>
                   </wp:cNvGraphicFramePr>
@@ -34380,11 +35475,6 @@
             </w:r>
           </w:p>
         </w:tc>
-      </w:tr>
-      <w:tr>
-        <w:trPr>
-          <w:cantSplit/>
-        </w:trPr>
         <w:tc>
           <w:tcPr>
             <w:tcW w:w="3212" w:type="dxa"/>
@@ -34403,151 +35493,6 @@
           </w:tcPr>
           <w:p>
             <w:pPr>
-              <w:spacing w:after="60"/>
-              <w:jc w:val="center"/>
-            </w:pPr>
-            <w:r>
-              <w:rPr>
-                <w:i/>
-                <w:iCs/>
-                <w:sz w:val="21"/>
-                <w:szCs w:val="21"/>
-              </w:rPr>
-              <w:t>Hình 3.4. Ván mới, chờ người chơi sẵn sàng</w:t>
-            </w:r>
-          </w:p>
-        </w:tc>
-        <w:tc>
-          <w:tcPr>
-            <w:tcW w:w="3212" w:type="dxa"/>
-            <w:tcBorders>
-              <w:top w:val="none" w:sz="0" w:space="0" w:color="FFFFFF"/>
-              <w:left w:val="none" w:sz="0" w:space="0" w:color="FFFFFF"/>
-              <w:bottom w:val="none" w:sz="0" w:space="0" w:color="FFFFFF"/>
-              <w:right w:val="none" w:sz="0" w:space="0" w:color="FFFFFF"/>
-            </w:tcBorders>
-            <w:tcMar>
-              <w:top w:w="40" w:type="dxa"/>
-              <w:left w:w="60" w:type="dxa"/>
-              <w:bottom w:w="40" w:type="dxa"/>
-              <w:right w:w="60" w:type="dxa"/>
-            </w:tcMar>
-          </w:tcPr>
-          <w:p>
-            <w:pPr>
-              <w:spacing w:after="60"/>
-              <w:jc w:val="center"/>
-            </w:pPr>
-            <w:r>
-              <w:rPr>
-                <w:i/>
-                <w:iCs/>
-                <w:sz w:val="21"/>
-                <w:szCs w:val="21"/>
-              </w:rPr>
-              <w:t>Hình 3.5. Chọn Pháo: các ô đi được và quân ăn được</w:t>
-            </w:r>
-          </w:p>
-        </w:tc>
-        <w:tc>
-          <w:tcPr>
-            <w:tcW w:w="3214" w:type="dxa"/>
-            <w:tcBorders>
-              <w:top w:val="none" w:sz="0" w:space="0" w:color="FFFFFF"/>
-              <w:left w:val="none" w:sz="0" w:space="0" w:color="FFFFFF"/>
-              <w:bottom w:val="none" w:sz="0" w:space="0" w:color="FFFFFF"/>
-              <w:right w:val="none" w:sz="0" w:space="0" w:color="FFFFFF"/>
-            </w:tcBorders>
-            <w:tcMar>
-              <w:top w:w="40" w:type="dxa"/>
-              <w:left w:w="60" w:type="dxa"/>
-              <w:bottom w:w="40" w:type="dxa"/>
-              <w:right w:w="60" w:type="dxa"/>
-            </w:tcMar>
-          </w:tcPr>
-          <w:p>
-            <w:pPr>
-              <w:spacing w:after="60"/>
-              <w:jc w:val="center"/>
-            </w:pPr>
-            <w:r>
-              <w:rPr>
-                <w:i/>
-                <w:iCs/>
-                <w:sz w:val="21"/>
-                <w:szCs w:val="21"/>
-              </w:rPr>
-              <w:t>Hình 3.6. Máy đang tìm nước (cấp Cực khó)</w:t>
-            </w:r>
-          </w:p>
-        </w:tc>
-      </w:tr>
-    </w:tbl>
-    <w:p>
-      <w:pPr>
-        <w:spacing w:after="60"/>
-      </w:pPr>
-    </w:p>
-    <w:p>
-      <w:pPr>
-        <w:spacing w:after="120" w:line="312" w:lineRule="auto"/>
-        <w:jc w:val="both"/>
-      </w:pPr>
-      <w:r>
-        <w:rPr>
-          <w:b/>
-          <w:bCs/>
-        </w:rPr>
-        <w:t>Trong ván và kết thúc ván.</w:t>
-      </w:r>
-      <w:r>
-        <w:t xml:space="preserve"> Nút bánh răng trên thẻ của máy mở menu cài đặt trong ván (Hình 3.8): chỉ đổi được cấp độ và bàn cờ, vì thuật toán và bên đi trước đã được chọn trước khi vào ván. Khi ván kết thúc — chiếu bí, hết giờ, trường chiếu, trường bắt hoặc hoà do lặp thế cờ — thẻ kết quả hiện lý do kết thúc (Hình 3.9: người chơi dùng hết 3 phút cho một lượt).</w:t>
-      </w:r>
-    </w:p>
-    <w:tbl>
-      <w:tblPr>
-        <w:tblW w:w="9638" w:type="dxa"/>
-        <w:tblBorders>
-          <w:top w:val="single" w:sz="4" w:space="0" w:color="auto"/>
-          <w:left w:val="single" w:sz="4" w:space="0" w:color="auto"/>
-          <w:bottom w:val="single" w:sz="4" w:space="0" w:color="auto"/>
-          <w:right w:val="single" w:sz="4" w:space="0" w:color="auto"/>
-          <w:insideH w:val="single" w:sz="4" w:space="0" w:color="auto"/>
-          <w:insideV w:val="single" w:sz="4" w:space="0" w:color="auto"/>
-        </w:tblBorders>
-        <w:tblCellMar>
-          <w:left w:w="10" w:type="dxa"/>
-          <w:right w:w="10" w:type="dxa"/>
-        </w:tblCellMar>
-        <w:tblLook w:val="04A0" w:firstRow="1" w:lastRow="0" w:firstColumn="1" w:lastColumn="0" w:noHBand="0" w:noVBand="1"/>
-      </w:tblPr>
-      <w:tblGrid>
-        <w:gridCol w:w="3212"/>
-        <w:gridCol w:w="3212"/>
-        <w:gridCol w:w="3214"/>
-      </w:tblGrid>
-      <w:tr>
-        <w:trPr>
-          <w:cantSplit/>
-        </w:trPr>
-        <w:tc>
-          <w:tcPr>
-            <w:tcW w:w="3212" w:type="dxa"/>
-            <w:tcBorders>
-              <w:top w:val="none" w:sz="0" w:space="0" w:color="FFFFFF"/>
-              <w:left w:val="none" w:sz="0" w:space="0" w:color="FFFFFF"/>
-              <w:bottom w:val="none" w:sz="0" w:space="0" w:color="FFFFFF"/>
-              <w:right w:val="none" w:sz="0" w:space="0" w:color="FFFFFF"/>
-            </w:tcBorders>
-            <w:tcMar>
-              <w:top w:w="40" w:type="dxa"/>
-              <w:left w:w="60" w:type="dxa"/>
-              <w:bottom w:w="40" w:type="dxa"/>
-              <w:right w:w="60" w:type="dxa"/>
-            </w:tcMar>
-          </w:tcPr>
-          <w:p>
-            <w:pPr>
               <w:keepNext/>
               <w:spacing w:after="60"/>
               <w:jc w:val="center"/>
@@ -34556,12 +35501,11 @@
               <w:rPr>
                 <w:noProof/>
               </w:rPr>
-              <w:lastRenderedPageBreak/>
               <w:drawing>
-                <wp:inline distT="0" distB="0" distL="0" distR="0" wp14:anchorId="494997E0" wp14:editId="27544C49">
+                <wp:inline distT="0" distB="0" distL="0" distR="0" wp14:anchorId="3927F7CB" wp14:editId="4D5A09F3">
                   <wp:extent cx="1924050" cy="2990850"/>
                   <wp:effectExtent l="0" t="0" r="0" b="0"/>
-                  <wp:docPr id="23076769" name="Picture 23076769"/>
+                  <wp:docPr id="1262530847" name="Picture 1262530847"/>
                   <wp:cNvGraphicFramePr>
                     <a:graphicFrameLocks xmlns:a="http://schemas.openxmlformats.org/drawingml/2006/main" noChangeAspect="1"/>
                   </wp:cNvGraphicFramePr>
@@ -34600,7 +35544,7 @@
         </w:tc>
         <w:tc>
           <w:tcPr>
-            <w:tcW w:w="3212" w:type="dxa"/>
+            <w:tcW w:w="3214" w:type="dxa"/>
             <w:tcBorders>
               <w:top w:val="none" w:sz="0" w:space="0" w:color="FFFFFF"/>
               <w:left w:val="none" w:sz="0" w:space="0" w:color="FFFFFF"/>
@@ -34625,10 +35569,10 @@
                 <w:noProof/>
               </w:rPr>
               <w:drawing>
-                <wp:inline distT="0" distB="0" distL="0" distR="0" wp14:anchorId="67FF532D" wp14:editId="4926CA33">
+                <wp:inline distT="0" distB="0" distL="0" distR="0" wp14:anchorId="123C9C00" wp14:editId="3A3974FB">
                   <wp:extent cx="1924050" cy="2990850"/>
                   <wp:effectExtent l="0" t="0" r="0" b="0"/>
-                  <wp:docPr id="1215302530" name="Picture 1215302530"/>
+                  <wp:docPr id="327512509" name="Picture 327512509"/>
                   <wp:cNvGraphicFramePr>
                     <a:graphicFrameLocks xmlns:a="http://schemas.openxmlformats.org/drawingml/2006/main" noChangeAspect="1"/>
                   </wp:cNvGraphicFramePr>
@@ -34665,9 +35609,14 @@
             </w:r>
           </w:p>
         </w:tc>
-        <w:tc>
-          <w:tcPr>
-            <w:tcW w:w="3214" w:type="dxa"/>
+      </w:tr>
+      <w:tr>
+        <w:trPr>
+          <w:cantSplit/>
+        </w:trPr>
+        <w:tc>
+          <w:tcPr>
+            <w:tcW w:w="3212" w:type="dxa"/>
             <w:tcBorders>
               <w:top w:val="none" w:sz="0" w:space="0" w:color="FFFFFF"/>
               <w:left w:val="none" w:sz="0" w:space="0" w:color="FFFFFF"/>
@@ -34683,6 +35632,151 @@
           </w:tcPr>
           <w:p>
             <w:pPr>
+              <w:spacing w:after="60"/>
+              <w:jc w:val="center"/>
+            </w:pPr>
+            <w:r>
+              <w:rPr>
+                <w:i/>
+                <w:iCs/>
+                <w:sz w:val="21"/>
+                <w:szCs w:val="21"/>
+              </w:rPr>
+              <w:t>Hình 3.4. Ván mới, chờ người chơi sẵn sàng</w:t>
+            </w:r>
+          </w:p>
+        </w:tc>
+        <w:tc>
+          <w:tcPr>
+            <w:tcW w:w="3212" w:type="dxa"/>
+            <w:tcBorders>
+              <w:top w:val="none" w:sz="0" w:space="0" w:color="FFFFFF"/>
+              <w:left w:val="none" w:sz="0" w:space="0" w:color="FFFFFF"/>
+              <w:bottom w:val="none" w:sz="0" w:space="0" w:color="FFFFFF"/>
+              <w:right w:val="none" w:sz="0" w:space="0" w:color="FFFFFF"/>
+            </w:tcBorders>
+            <w:tcMar>
+              <w:top w:w="40" w:type="dxa"/>
+              <w:left w:w="60" w:type="dxa"/>
+              <w:bottom w:w="40" w:type="dxa"/>
+              <w:right w:w="60" w:type="dxa"/>
+            </w:tcMar>
+          </w:tcPr>
+          <w:p>
+            <w:pPr>
+              <w:spacing w:after="60"/>
+              <w:jc w:val="center"/>
+            </w:pPr>
+            <w:r>
+              <w:rPr>
+                <w:i/>
+                <w:iCs/>
+                <w:sz w:val="21"/>
+                <w:szCs w:val="21"/>
+              </w:rPr>
+              <w:t>Hình 3.5. Chọn Pháo: các ô đi được và quân ăn được</w:t>
+            </w:r>
+          </w:p>
+        </w:tc>
+        <w:tc>
+          <w:tcPr>
+            <w:tcW w:w="3214" w:type="dxa"/>
+            <w:tcBorders>
+              <w:top w:val="none" w:sz="0" w:space="0" w:color="FFFFFF"/>
+              <w:left w:val="none" w:sz="0" w:space="0" w:color="FFFFFF"/>
+              <w:bottom w:val="none" w:sz="0" w:space="0" w:color="FFFFFF"/>
+              <w:right w:val="none" w:sz="0" w:space="0" w:color="FFFFFF"/>
+            </w:tcBorders>
+            <w:tcMar>
+              <w:top w:w="40" w:type="dxa"/>
+              <w:left w:w="60" w:type="dxa"/>
+              <w:bottom w:w="40" w:type="dxa"/>
+              <w:right w:w="60" w:type="dxa"/>
+            </w:tcMar>
+          </w:tcPr>
+          <w:p>
+            <w:pPr>
+              <w:spacing w:after="60"/>
+              <w:jc w:val="center"/>
+            </w:pPr>
+            <w:r>
+              <w:rPr>
+                <w:i/>
+                <w:iCs/>
+                <w:sz w:val="21"/>
+                <w:szCs w:val="21"/>
+              </w:rPr>
+              <w:t>Hình 3.6. Máy đang tìm nước (cấp Cực khó)</w:t>
+            </w:r>
+          </w:p>
+        </w:tc>
+      </w:tr>
+    </w:tbl>
+    <w:p>
+      <w:pPr>
+        <w:spacing w:after="60"/>
+      </w:pPr>
+    </w:p>
+    <w:p>
+      <w:pPr>
+        <w:spacing w:after="120" w:line="312" w:lineRule="auto"/>
+        <w:jc w:val="both"/>
+      </w:pPr>
+      <w:r>
+        <w:rPr>
+          <w:b/>
+          <w:bCs/>
+        </w:rPr>
+        <w:t>Trong ván và kết thúc ván.</w:t>
+      </w:r>
+      <w:r>
+        <w:t xml:space="preserve"> Nút bánh răng trên thẻ của máy mở menu cài đặt trong ván (Hình 3.8): chỉ đổi được cấp độ và bàn cờ, vì thuật toán và bên đi trước đã được chọn trước khi vào ván. Khi ván kết thúc — chiếu bí, hết giờ, trường chiếu, trường bắt hoặc hoà do lặp thế cờ — thẻ kết quả hiện lý do kết thúc (Hình 3.9: người chơi dùng hết 3 phút cho một lượt).</w:t>
+      </w:r>
+    </w:p>
+    <w:tbl>
+      <w:tblPr>
+        <w:tblW w:w="9638" w:type="dxa"/>
+        <w:tblBorders>
+          <w:top w:val="single" w:sz="4" w:space="0" w:color="auto"/>
+          <w:left w:val="single" w:sz="4" w:space="0" w:color="auto"/>
+          <w:bottom w:val="single" w:sz="4" w:space="0" w:color="auto"/>
+          <w:right w:val="single" w:sz="4" w:space="0" w:color="auto"/>
+          <w:insideH w:val="single" w:sz="4" w:space="0" w:color="auto"/>
+          <w:insideV w:val="single" w:sz="4" w:space="0" w:color="auto"/>
+        </w:tblBorders>
+        <w:tblCellMar>
+          <w:left w:w="10" w:type="dxa"/>
+          <w:right w:w="10" w:type="dxa"/>
+        </w:tblCellMar>
+        <w:tblLook w:val="04A0" w:firstRow="1" w:lastRow="0" w:firstColumn="1" w:lastColumn="0" w:noHBand="0" w:noVBand="1"/>
+      </w:tblPr>
+      <w:tblGrid>
+        <w:gridCol w:w="3212"/>
+        <w:gridCol w:w="3212"/>
+        <w:gridCol w:w="3214"/>
+      </w:tblGrid>
+      <w:tr>
+        <w:trPr>
+          <w:cantSplit/>
+        </w:trPr>
+        <w:tc>
+          <w:tcPr>
+            <w:tcW w:w="3212" w:type="dxa"/>
+            <w:tcBorders>
+              <w:top w:val="none" w:sz="0" w:space="0" w:color="FFFFFF"/>
+              <w:left w:val="none" w:sz="0" w:space="0" w:color="FFFFFF"/>
+              <w:bottom w:val="none" w:sz="0" w:space="0" w:color="FFFFFF"/>
+              <w:right w:val="none" w:sz="0" w:space="0" w:color="FFFFFF"/>
+            </w:tcBorders>
+            <w:tcMar>
+              <w:top w:w="40" w:type="dxa"/>
+              <w:left w:w="60" w:type="dxa"/>
+              <w:bottom w:w="40" w:type="dxa"/>
+              <w:right w:w="60" w:type="dxa"/>
+            </w:tcMar>
+          </w:tcPr>
+          <w:p>
+            <w:pPr>
               <w:keepNext/>
               <w:spacing w:after="60"/>
               <w:jc w:val="center"/>
@@ -34692,10 +35786,10 @@
                 <w:noProof/>
               </w:rPr>
               <w:drawing>
-                <wp:inline distT="0" distB="0" distL="0" distR="0" wp14:anchorId="7027F319" wp14:editId="47A5E77D">
-                  <wp:extent cx="1924050" cy="3905250"/>
+                <wp:inline distT="0" distB="0" distL="0" distR="0" wp14:anchorId="494997E0" wp14:editId="27544C49">
+                  <wp:extent cx="1924050" cy="2990850"/>
                   <wp:effectExtent l="0" t="0" r="0" b="0"/>
-                  <wp:docPr id="1276404071" name="Picture 1276404071"/>
+                  <wp:docPr id="23076769" name="Picture 23076769"/>
                   <wp:cNvGraphicFramePr>
                     <a:graphicFrameLocks xmlns:a="http://schemas.openxmlformats.org/drawingml/2006/main" noChangeAspect="1"/>
                   </wp:cNvGraphicFramePr>
@@ -34718,6 +35812,140 @@
                         <pic:spPr bwMode="auto">
                           <a:xfrm>
                             <a:off x="0" y="0"/>
+                            <a:ext cx="1924050" cy="2990850"/>
+                          </a:xfrm>
+                          <a:prstGeom prst="rect">
+                            <a:avLst/>
+                          </a:prstGeom>
+                        </pic:spPr>
+                      </pic:pic>
+                    </a:graphicData>
+                  </a:graphic>
+                </wp:inline>
+              </w:drawing>
+            </w:r>
+          </w:p>
+        </w:tc>
+        <w:tc>
+          <w:tcPr>
+            <w:tcW w:w="3212" w:type="dxa"/>
+            <w:tcBorders>
+              <w:top w:val="none" w:sz="0" w:space="0" w:color="FFFFFF"/>
+              <w:left w:val="none" w:sz="0" w:space="0" w:color="FFFFFF"/>
+              <w:bottom w:val="none" w:sz="0" w:space="0" w:color="FFFFFF"/>
+              <w:right w:val="none" w:sz="0" w:space="0" w:color="FFFFFF"/>
+            </w:tcBorders>
+            <w:tcMar>
+              <w:top w:w="40" w:type="dxa"/>
+              <w:left w:w="60" w:type="dxa"/>
+              <w:bottom w:w="40" w:type="dxa"/>
+              <w:right w:w="60" w:type="dxa"/>
+            </w:tcMar>
+          </w:tcPr>
+          <w:p>
+            <w:pPr>
+              <w:keepNext/>
+              <w:spacing w:after="60"/>
+              <w:jc w:val="center"/>
+            </w:pPr>
+            <w:r>
+              <w:rPr>
+                <w:noProof/>
+              </w:rPr>
+              <w:drawing>
+                <wp:inline distT="0" distB="0" distL="0" distR="0" wp14:anchorId="67FF532D" wp14:editId="4926CA33">
+                  <wp:extent cx="1924050" cy="2990850"/>
+                  <wp:effectExtent l="0" t="0" r="0" b="0"/>
+                  <wp:docPr id="1215302530" name="Picture 1215302530"/>
+                  <wp:cNvGraphicFramePr>
+                    <a:graphicFrameLocks xmlns:a="http://schemas.openxmlformats.org/drawingml/2006/main" noChangeAspect="1"/>
+                  </wp:cNvGraphicFramePr>
+                  <a:graphic xmlns:a="http://schemas.openxmlformats.org/drawingml/2006/main">
+                    <a:graphicData uri="http://schemas.openxmlformats.org/drawingml/2006/picture">
+                      <pic:pic xmlns:pic="http://schemas.openxmlformats.org/drawingml/2006/picture">
+                        <pic:nvPicPr>
+                          <pic:cNvPr id="0" name=""/>
+                          <pic:cNvPicPr>
+                            <a:picLocks noChangeAspect="1" noChangeArrowheads="1"/>
+                          </pic:cNvPicPr>
+                        </pic:nvPicPr>
+                        <pic:blipFill>
+                          <a:blip r:embed="rId18"/>
+                          <a:srcRect/>
+                          <a:stretch>
+                            <a:fillRect/>
+                          </a:stretch>
+                        </pic:blipFill>
+                        <pic:spPr bwMode="auto">
+                          <a:xfrm>
+                            <a:off x="0" y="0"/>
+                            <a:ext cx="1924050" cy="2990850"/>
+                          </a:xfrm>
+                          <a:prstGeom prst="rect">
+                            <a:avLst/>
+                          </a:prstGeom>
+                        </pic:spPr>
+                      </pic:pic>
+                    </a:graphicData>
+                  </a:graphic>
+                </wp:inline>
+              </w:drawing>
+            </w:r>
+          </w:p>
+        </w:tc>
+        <w:tc>
+          <w:tcPr>
+            <w:tcW w:w="3214" w:type="dxa"/>
+            <w:tcBorders>
+              <w:top w:val="none" w:sz="0" w:space="0" w:color="FFFFFF"/>
+              <w:left w:val="none" w:sz="0" w:space="0" w:color="FFFFFF"/>
+              <w:bottom w:val="none" w:sz="0" w:space="0" w:color="FFFFFF"/>
+              <w:right w:val="none" w:sz="0" w:space="0" w:color="FFFFFF"/>
+            </w:tcBorders>
+            <w:tcMar>
+              <w:top w:w="40" w:type="dxa"/>
+              <w:left w:w="60" w:type="dxa"/>
+              <w:bottom w:w="40" w:type="dxa"/>
+              <w:right w:w="60" w:type="dxa"/>
+            </w:tcMar>
+          </w:tcPr>
+          <w:p>
+            <w:pPr>
+              <w:keepNext/>
+              <w:spacing w:after="60"/>
+              <w:jc w:val="center"/>
+            </w:pPr>
+            <w:r>
+              <w:rPr>
+                <w:noProof/>
+              </w:rPr>
+              <w:drawing>
+                <wp:inline distT="0" distB="0" distL="0" distR="0" wp14:anchorId="7027F319" wp14:editId="47A5E77D">
+                  <wp:extent cx="1924050" cy="3905250"/>
+                  <wp:effectExtent l="0" t="0" r="0" b="0"/>
+                  <wp:docPr id="1276404071" name="Picture 1276404071"/>
+                  <wp:cNvGraphicFramePr>
+                    <a:graphicFrameLocks xmlns:a="http://schemas.openxmlformats.org/drawingml/2006/main" noChangeAspect="1"/>
+                  </wp:cNvGraphicFramePr>
+                  <a:graphic xmlns:a="http://schemas.openxmlformats.org/drawingml/2006/main">
+                    <a:graphicData uri="http://schemas.openxmlformats.org/drawingml/2006/picture">
+                      <pic:pic xmlns:pic="http://schemas.openxmlformats.org/drawingml/2006/picture">
+                        <pic:nvPicPr>
+                          <pic:cNvPr id="0" name=""/>
+                          <pic:cNvPicPr>
+                            <a:picLocks noChangeAspect="1" noChangeArrowheads="1"/>
+                          </pic:cNvPicPr>
+                        </pic:nvPicPr>
+                        <pic:blipFill>
+                          <a:blip r:embed="rId19"/>
+                          <a:srcRect/>
+                          <a:stretch>
+                            <a:fillRect/>
+                          </a:stretch>
+                        </pic:blipFill>
+                        <pic:spPr bwMode="auto">
+                          <a:xfrm>
+                            <a:off x="0" y="0"/>
                             <a:ext cx="1924050" cy="3905250"/>
                           </a:xfrm>
                           <a:prstGeom prst="rect">
@@ -34925,23 +36153,22 @@
         <w:keepNext/>
         <w:pageBreakBefore/>
       </w:pPr>
-      <w:bookmarkStart w:id="72" w:name="_Toc244028915"/>
-      <w:r>
-        <w:lastRenderedPageBreak/>
+      <w:bookmarkStart w:id="75" w:name="_Toc244203109"/>
+      <w:r>
         <w:t>CHƯƠNG 4. THỬ NGHIỆM VÀ ĐÁNH GIÁ</w:t>
       </w:r>
-      <w:bookmarkEnd w:id="72"/>
+      <w:bookmarkEnd w:id="75"/>
     </w:p>
     <w:p>
       <w:pPr>
         <w:pStyle w:val="Heading2"/>
         <w:keepNext/>
       </w:pPr>
-      <w:bookmarkStart w:id="73" w:name="_Toc244028916"/>
+      <w:bookmarkStart w:id="76" w:name="_Toc244203110"/>
       <w:r>
         <w:t>4.1. Môi trường thử nghiệm</w:t>
       </w:r>
-      <w:bookmarkEnd w:id="73"/>
+      <w:bookmarkEnd w:id="76"/>
     </w:p>
     <w:p>
       <w:pPr>
@@ -35116,11 +36343,11 @@
         <w:pStyle w:val="Heading2"/>
         <w:keepNext/>
       </w:pPr>
-      <w:bookmarkStart w:id="74" w:name="_Toc244028917"/>
+      <w:bookmarkStart w:id="77" w:name="_Toc244203111"/>
       <w:r>
         <w:t>4.2. Minimax, Negamax và Alpha-Beta</w:t>
       </w:r>
-      <w:bookmarkEnd w:id="74"/>
+      <w:bookmarkEnd w:id="77"/>
     </w:p>
     <w:p>
       <w:pPr>
@@ -36889,7 +38116,6 @@
                 <w:sz w:val="21"/>
                 <w:szCs w:val="21"/>
               </w:rPr>
-              <w:lastRenderedPageBreak/>
               <w:t>Trung cuộc</w:t>
             </w:r>
           </w:p>
@@ -40467,7 +41693,6 @@
         <w:jc w:val="both"/>
       </w:pPr>
       <w:r>
-        <w:lastRenderedPageBreak/>
         <w:t xml:space="preserve">Số nút của Negamax tăng xấp xỉ </w:t>
       </w:r>
       <w:r>
@@ -40646,11 +41871,11 @@
         <w:pStyle w:val="Heading2"/>
         <w:keepNext/>
       </w:pPr>
-      <w:bookmarkStart w:id="75" w:name="_Toc244028918"/>
+      <w:bookmarkStart w:id="78" w:name="_Toc244203112"/>
       <w:r>
         <w:t>4.3. Alpha-Beta cải tiến theo độ sâu</w:t>
       </w:r>
-      <w:bookmarkEnd w:id="75"/>
+      <w:bookmarkEnd w:id="78"/>
     </w:p>
     <w:p>
       <w:pPr>
@@ -43015,7 +44240,6 @@
                 <w:sz w:val="21"/>
                 <w:szCs w:val="21"/>
               </w:rPr>
-              <w:lastRenderedPageBreak/>
               <w:t>6</w:t>
             </w:r>
           </w:p>
@@ -43598,11 +44822,11 @@
         <w:pStyle w:val="Heading2"/>
         <w:keepNext/>
       </w:pPr>
-      <w:bookmarkStart w:id="76" w:name="_Toc244028919"/>
+      <w:bookmarkStart w:id="79" w:name="_Toc244203113"/>
       <w:r>
         <w:t>4.4. Alpha-Beta thuần và Alpha-Beta cải tiến ở cùng độ sâu</w:t>
       </w:r>
-      <w:bookmarkEnd w:id="76"/>
+      <w:bookmarkEnd w:id="79"/>
     </w:p>
     <w:tbl>
       <w:tblPr>
@@ -44750,7 +45974,6 @@
         <w:jc w:val="both"/>
       </w:pPr>
       <w:r>
-        <w:lastRenderedPageBreak/>
         <w:t>Ở độ sâu 4, hai thuật toán tương đương: cây còn nhỏ nên các kỹ thuật cải tiến chưa kịp phát huy tác dụng, trong khi thuật toán cải tiến phải trả thêm chi phí tìm kiếm tĩnh, các lần lặp nông và khởi động JVM (mục 4.1).</w:t>
       </w:r>
     </w:p>
@@ -44793,11 +46016,11 @@
         <w:pStyle w:val="Heading2"/>
         <w:keepNext/>
       </w:pPr>
-      <w:bookmarkStart w:id="77" w:name="_Toc244028920"/>
+      <w:bookmarkStart w:id="80" w:name="_Toc244203114"/>
       <w:r>
         <w:t>4.5. Hiệu năng theo cấp độ</w:t>
       </w:r>
-      <w:bookmarkEnd w:id="77"/>
+      <w:bookmarkEnd w:id="80"/>
     </w:p>
     <w:p>
       <w:pPr>
@@ -45938,11 +47161,11 @@
         <w:pStyle w:val="Heading2"/>
         <w:keepNext/>
       </w:pPr>
-      <w:bookmarkStart w:id="78" w:name="_Toc244028921"/>
+      <w:bookmarkStart w:id="81" w:name="_Toc244203115"/>
       <w:r>
         <w:t>4.6. Đấu thử giữa các thuật toán</w:t>
       </w:r>
-      <w:bookmarkEnd w:id="78"/>
+      <w:bookmarkEnd w:id="81"/>
     </w:p>
     <w:p>
       <w:pPr>
@@ -46680,11 +47903,7 @@
         <w:jc w:val="both"/>
       </w:pPr>
       <w:r>
-        <w:t xml:space="preserve">Alpha-Beta cải tiến thắng cả 4 ván bằng chiếu bí, ở cả hai màu quân. Ở độ sâu 6, nó còn đi nhanh hơn đối thủ 12–33 lần mỗi nước (trong đó có phần đóng góp của bảng chuyển vị được giữ giữa các nước). Với cùng độ sâu và cùng hàm đánh giá, khác biệt về kết quả chỉ có thể đến từ các kỹ thuật cải tiến; tìm kiếm tĩnh là ứng viên rõ nhất, vì nó giúp tránh những nước ăn quân "thấy lợi trước mắt" ở nước cuối của đường chân trời. Bốn ván là </w:t>
-      </w:r>
-      <w:r>
-        <w:lastRenderedPageBreak/>
-        <w:t>quá ít để đo chênh lệch sức mạnh một cách định lượng, nhưng đủ cho thấy các kỹ thuật cải tiến không làm quyết định kém đi.</w:t>
+        <w:t>Alpha-Beta cải tiến thắng cả 4 ván bằng chiếu bí, ở cả hai màu quân. Ở độ sâu 6, nó còn đi nhanh hơn đối thủ 12–33 lần mỗi nước (trong đó có phần đóng góp của bảng chuyển vị được giữ giữa các nước). Với cùng độ sâu và cùng hàm đánh giá, khác biệt về kết quả chỉ có thể đến từ các kỹ thuật cải tiến; tìm kiếm tĩnh là ứng viên rõ nhất, vì nó giúp tránh những nước ăn quân "thấy lợi trước mắt" ở nước cuối của đường chân trời. Bốn ván là quá ít để đo chênh lệch sức mạnh một cách định lượng, nhưng đủ cho thấy các kỹ thuật cải tiến không làm quyết định kém đi.</w:t>
       </w:r>
     </w:p>
     <w:p>
@@ -46692,11 +47911,11 @@
         <w:pStyle w:val="Heading2"/>
         <w:keepNext/>
       </w:pPr>
-      <w:bookmarkStart w:id="79" w:name="_Toc244028922"/>
+      <w:bookmarkStart w:id="82" w:name="_Toc244203116"/>
       <w:r>
         <w:t>4.7. Đánh giá chung</w:t>
       </w:r>
-      <w:bookmarkEnd w:id="79"/>
+      <w:bookmarkEnd w:id="82"/>
     </w:p>
     <w:p>
       <w:pPr>
@@ -46894,23 +48113,22 @@
         <w:keepNext/>
         <w:pageBreakBefore/>
       </w:pPr>
-      <w:bookmarkStart w:id="80" w:name="_Toc244028923"/>
-      <w:r>
-        <w:lastRenderedPageBreak/>
+      <w:bookmarkStart w:id="83" w:name="_Toc244203117"/>
+      <w:r>
         <w:t>CHƯƠNG 5. KẾT LUẬN VÀ HƯỚNG PHÁT TRIỂN</w:t>
       </w:r>
-      <w:bookmarkEnd w:id="80"/>
+      <w:bookmarkEnd w:id="83"/>
     </w:p>
     <w:p>
       <w:pPr>
         <w:pStyle w:val="Heading2"/>
         <w:keepNext/>
       </w:pPr>
-      <w:bookmarkStart w:id="81" w:name="_Toc244028924"/>
+      <w:bookmarkStart w:id="84" w:name="_Toc244203118"/>
       <w:r>
         <w:t>5.1. Kết luận</w:t>
       </w:r>
-      <w:bookmarkEnd w:id="81"/>
+      <w:bookmarkEnd w:id="84"/>
     </w:p>
     <w:p>
       <w:pPr>
@@ -46955,11 +48173,11 @@
         <w:pStyle w:val="Heading2"/>
         <w:keepNext/>
       </w:pPr>
-      <w:bookmarkStart w:id="82" w:name="_Toc244028925"/>
+      <w:bookmarkStart w:id="85" w:name="_Toc244203119"/>
       <w:r>
         <w:t>5.2. Hướng phát triển</w:t>
       </w:r>
-      <w:bookmarkEnd w:id="82"/>
+      <w:bookmarkEnd w:id="85"/>
     </w:p>
     <w:p>
       <w:pPr>
@@ -47147,12 +48365,11 @@
         <w:keepNext/>
         <w:pageBreakBefore/>
       </w:pPr>
-      <w:bookmarkStart w:id="83" w:name="_Toc244028926"/>
-      <w:r>
-        <w:lastRenderedPageBreak/>
+      <w:bookmarkStart w:id="86" w:name="_Toc244203120"/>
+      <w:r>
         <w:t>TÀI LIỆU THAM KHẢO</w:t>
       </w:r>
-      <w:bookmarkEnd w:id="83"/>
+      <w:bookmarkEnd w:id="86"/>
     </w:p>
     <w:p>
       <w:pPr>
@@ -47325,56 +48542,12 @@
       <w:r>
         <w:t xml:space="preserve">Chess Programming Wiki — các mục Negamax, Alpha-Beta, Quiescence Search, Transposition Table, Null Move Pruning, Killer Heuristic, History Heuristic: </w:t>
       </w:r>
-      <w:hyperlink r:id="rId18" w:history="1">
+      <w:hyperlink r:id="rId20" w:history="1">
         <w:r>
           <w:rPr>
             <w:rStyle w:val="Hyperlink"/>
           </w:rPr>
           <w:t>https://www.chessprogramming.org</w:t>
-        </w:r>
-      </w:hyperlink>
-    </w:p>
-    <w:p>
-      <w:pPr>
-        <w:pStyle w:val="ListParagraph"/>
-        <w:numPr>
-          <w:ilvl w:val="0"/>
-          <w:numId w:val="8"/>
-        </w:numPr>
-        <w:spacing w:after="60" w:line="300" w:lineRule="auto"/>
-        <w:jc w:val="both"/>
-      </w:pPr>
-      <w:r>
-        <w:t xml:space="preserve">Mã nguồn đề tài: </w:t>
-      </w:r>
-      <w:hyperlink r:id="rId19" w:history="1">
-        <w:r>
-          <w:rPr>
-            <w:rStyle w:val="Hyperlink"/>
-          </w:rPr>
-          <w:t>https://github.com/khoiln218/ChessAndroid</w:t>
-        </w:r>
-      </w:hyperlink>
-    </w:p>
-    <w:p>
-      <w:pPr>
-        <w:pStyle w:val="ListParagraph"/>
-        <w:numPr>
-          <w:ilvl w:val="0"/>
-          <w:numId w:val="8"/>
-        </w:numPr>
-        <w:spacing w:after="60" w:line="300" w:lineRule="auto"/>
-        <w:jc w:val="both"/>
-      </w:pPr>
-      <w:r>
-        <w:t xml:space="preserve">Video demo ứng dụng: </w:t>
-      </w:r>
-      <w:hyperlink r:id="rId20" w:history="1">
-        <w:r>
-          <w:rPr>
-            <w:rStyle w:val="Hyperlink"/>
-          </w:rPr>
-          <w:t>https://www.youtube.com/watch?v=UyCF-ykqvng</w:t>
         </w:r>
       </w:hyperlink>
     </w:p>
